--- a/public/templates/recruit_training_template.docx
+++ b/public/templates/recruit_training_template.docx
@@ -138,12 +138,13 @@
                       <w:tab w:val="left" w:pos="3285"/>
                     </w:tabs>
                     <w:rPr>
-                      <w:rFonts w:asciiTheme="minorEastAsia" w:eastAsiaTheme="minorEastAsia" w:hAnsiTheme="minorEastAsia" w:hint="eastAsia"/>
+                      <w:rFonts w:asciiTheme="minorEastAsia" w:eastAsiaTheme="minorEastAsia" w:hAnsiTheme="minorEastAsia"/>
                       <w:b/>
                       <w:color w:val="000000" w:themeColor="text1"/>
                       <w:sz w:val="36"/>
                     </w:rPr>
                   </w:pPr>
+                  <w:proofErr w:type="gramStart"/>
                   <w:r>
                     <w:rPr>
                       <w:rFonts w:asciiTheme="minorEastAsia" w:eastAsiaTheme="minorEastAsia" w:hAnsiTheme="minorEastAsia" w:hint="eastAsia"/>
@@ -160,7 +161,17 @@
                       <w:sz w:val="24"/>
                       <w:szCs w:val="24"/>
                     </w:rPr>
-                    <w:t xml:space="preserve"> : </w:t>
+                    <w:t xml:space="preserve"> :</w:t>
+                  </w:r>
+                  <w:proofErr w:type="gramEnd"/>
+                  <w:r>
+                    <w:rPr>
+                      <w:rFonts w:asciiTheme="minorEastAsia" w:eastAsiaTheme="minorEastAsia" w:hAnsiTheme="minorEastAsia" w:hint="eastAsia"/>
+                      <w:b/>
+                      <w:sz w:val="24"/>
+                      <w:szCs w:val="24"/>
+                    </w:rPr>
+                    <w:t xml:space="preserve"> </w:t>
                   </w:r>
                   <w:r>
                     <w:rPr>
@@ -190,7 +201,18 @@
                       <w:sz w:val="24"/>
                       <w:szCs w:val="24"/>
                     </w:rPr>
-                    <w:t>}}{{</w:t>
+                    <w:t>}</w:t>
+                  </w:r>
+                  <w:proofErr w:type="gramStart"/>
+                  <w:r>
+                    <w:rPr>
+                      <w:rFonts w:asciiTheme="minorEastAsia" w:eastAsiaTheme="minorEastAsia" w:hAnsiTheme="minorEastAsia"/>
+                      <w:b/>
+                      <w:color w:val="000000" w:themeColor="text1"/>
+                      <w:sz w:val="24"/>
+                      <w:szCs w:val="24"/>
+                    </w:rPr>
+                    <w:t>}</w:t>
                   </w:r>
                   <w:r>
                     <w:rPr>
@@ -200,8 +222,9 @@
                       <w:sz w:val="24"/>
                       <w:szCs w:val="24"/>
                     </w:rPr>
-                    <w:t>교육</w:t>
-                  </w:r>
+                    <w:t xml:space="preserve"> ,</w:t>
+                  </w:r>
+                  <w:proofErr w:type="gramEnd"/>
                   <w:r>
                     <w:rPr>
                       <w:rFonts w:asciiTheme="minorEastAsia" w:eastAsiaTheme="minorEastAsia" w:hAnsiTheme="minorEastAsia" w:hint="eastAsia"/>
@@ -210,7 +233,27 @@
                       <w:sz w:val="24"/>
                       <w:szCs w:val="24"/>
                     </w:rPr>
-                    <w:t>시간</w:t>
+                    <w:t xml:space="preserve"> </w:t>
+                  </w:r>
+                  <w:r>
+                    <w:rPr>
+                      <w:rFonts w:asciiTheme="minorEastAsia" w:eastAsiaTheme="minorEastAsia" w:hAnsiTheme="minorEastAsia"/>
+                      <w:b/>
+                      <w:color w:val="000000" w:themeColor="text1"/>
+                      <w:sz w:val="24"/>
+                      <w:szCs w:val="24"/>
+                    </w:rPr>
+                    <w:t>{{</w:t>
+                  </w:r>
+                  <w:r>
+                    <w:rPr>
+                      <w:rFonts w:asciiTheme="minorEastAsia" w:eastAsiaTheme="minorEastAsia" w:hAnsiTheme="minorEastAsia" w:hint="eastAsia"/>
+                      <w:b/>
+                      <w:color w:val="000000" w:themeColor="text1"/>
+                      <w:sz w:val="24"/>
+                      <w:szCs w:val="24"/>
+                    </w:rPr>
+                    <w:t>교육시간</w:t>
                   </w:r>
                   <w:r>
                     <w:rPr>
@@ -468,7 +511,7 @@
                       <w:sz w:val="16"/>
                       <w:szCs w:val="16"/>
                     </w:rPr>
-                    <w:t>자서명%}</w:t>
+                    <w:t>서명%}</w:t>
                   </w:r>
                 </w:p>
               </w:tc>
@@ -499,7 +542,25 @@
                       <w:sz w:val="16"/>
                       <w:szCs w:val="16"/>
                     </w:rPr>
-                    <w:t>{%관리자서명%}</w:t>
+                    <w:t>{%</w:t>
+                  </w:r>
+                  <w:r>
+                    <w:rPr>
+                      <w:rFonts w:asciiTheme="minorEastAsia" w:eastAsiaTheme="minorEastAsia" w:hAnsiTheme="minorEastAsia" w:hint="eastAsia"/>
+                      <w:b/>
+                      <w:sz w:val="16"/>
+                      <w:szCs w:val="16"/>
+                    </w:rPr>
+                    <w:t>소장</w:t>
+                  </w:r>
+                  <w:r>
+                    <w:rPr>
+                      <w:rFonts w:asciiTheme="minorEastAsia" w:eastAsiaTheme="minorEastAsia" w:hAnsiTheme="minorEastAsia"/>
+                      <w:b/>
+                      <w:sz w:val="16"/>
+                      <w:szCs w:val="16"/>
+                    </w:rPr>
+                    <w:t>서명%}</w:t>
                   </w:r>
                 </w:p>
               </w:tc>
@@ -636,6 +697,7 @@
                     </w:rPr>
                     <w:t xml:space="preserve">5. </w:t>
                   </w:r>
+                  <w:proofErr w:type="gramStart"/>
                   <w:r>
                     <w:rPr>
                       <w:rFonts w:asciiTheme="minorEastAsia" w:eastAsiaTheme="minorEastAsia" w:hAnsiTheme="minorEastAsia" w:hint="eastAsia"/>
@@ -655,7 +717,15 @@
                       <w:rFonts w:asciiTheme="minorEastAsia" w:eastAsiaTheme="minorEastAsia" w:hAnsiTheme="minorEastAsia"/>
                       <w:szCs w:val="20"/>
                     </w:rPr>
-                    <w:t xml:space="preserve">     </w:t>
+                    <w:t xml:space="preserve">  </w:t>
+                  </w:r>
+                  <w:proofErr w:type="gramEnd"/>
+                  <w:r>
+                    <w:rPr>
+                      <w:rFonts w:asciiTheme="minorEastAsia" w:eastAsiaTheme="minorEastAsia" w:hAnsiTheme="minorEastAsia"/>
+                      <w:szCs w:val="20"/>
+                    </w:rPr>
+                    <w:t xml:space="preserve">   </w:t>
                   </w:r>
                   <w:r>
                     <w:rPr>
@@ -1271,16 +1341,7 @@
                       <w:color w:val="000000" w:themeColor="text1"/>
                       <w:szCs w:val="20"/>
                     </w:rPr>
-                    <w:t>참석</w:t>
-                  </w:r>
-                  <w:r>
-                    <w:rPr>
-                      <w:rFonts w:asciiTheme="minorEastAsia" w:eastAsiaTheme="minorEastAsia" w:hAnsiTheme="minorEastAsia" w:hint="eastAsia"/>
-                      <w:bCs/>
-                      <w:color w:val="000000" w:themeColor="text1"/>
-                      <w:szCs w:val="20"/>
-                    </w:rPr>
-                    <w:t>계</w:t>
+                    <w:t>참석계</w:t>
                   </w:r>
                   <w:r>
                     <w:rPr>
@@ -1323,16 +1384,7 @@
                       <w:color w:val="000000" w:themeColor="text1"/>
                       <w:szCs w:val="20"/>
                     </w:rPr>
-                    <w:t>참석</w:t>
-                  </w:r>
-                  <w:r>
-                    <w:rPr>
-                      <w:rFonts w:asciiTheme="minorEastAsia" w:eastAsiaTheme="minorEastAsia" w:hAnsiTheme="minorEastAsia" w:hint="eastAsia"/>
-                      <w:bCs/>
-                      <w:color w:val="000000" w:themeColor="text1"/>
-                      <w:szCs w:val="20"/>
-                    </w:rPr>
-                    <w:t>남</w:t>
+                    <w:t>참석남</w:t>
                   </w:r>
                   <w:r>
                     <w:rPr>
@@ -1375,16 +1427,7 @@
                       <w:color w:val="000000" w:themeColor="text1"/>
                       <w:szCs w:val="20"/>
                     </w:rPr>
-                    <w:t>참석</w:t>
-                  </w:r>
-                  <w:r>
-                    <w:rPr>
-                      <w:rFonts w:asciiTheme="minorEastAsia" w:eastAsiaTheme="minorEastAsia" w:hAnsiTheme="minorEastAsia" w:hint="eastAsia"/>
-                      <w:bCs/>
-                      <w:color w:val="000000" w:themeColor="text1"/>
-                      <w:szCs w:val="20"/>
-                    </w:rPr>
-                    <w:t>여</w:t>
+                    <w:t>참석여</w:t>
                   </w:r>
                   <w:r>
                     <w:rPr>
@@ -1504,16 +1547,7 @@
                       <w:color w:val="000000" w:themeColor="text1"/>
                       <w:szCs w:val="20"/>
                     </w:rPr>
-                    <w:t>불참</w:t>
-                  </w:r>
-                  <w:r>
-                    <w:rPr>
-                      <w:rFonts w:asciiTheme="minorEastAsia" w:eastAsiaTheme="minorEastAsia" w:hAnsiTheme="minorEastAsia" w:hint="eastAsia"/>
-                      <w:bCs/>
-                      <w:color w:val="000000" w:themeColor="text1"/>
-                      <w:szCs w:val="20"/>
-                    </w:rPr>
-                    <w:t>계</w:t>
+                    <w:t>불참계</w:t>
                   </w:r>
                   <w:r>
                     <w:rPr>
@@ -1556,16 +1590,7 @@
                       <w:color w:val="000000" w:themeColor="text1"/>
                       <w:szCs w:val="20"/>
                     </w:rPr>
-                    <w:t>불참</w:t>
-                  </w:r>
-                  <w:r>
-                    <w:rPr>
-                      <w:rFonts w:asciiTheme="minorEastAsia" w:eastAsiaTheme="minorEastAsia" w:hAnsiTheme="minorEastAsia" w:hint="eastAsia"/>
-                      <w:bCs/>
-                      <w:color w:val="000000" w:themeColor="text1"/>
-                      <w:szCs w:val="20"/>
-                    </w:rPr>
-                    <w:t>남</w:t>
+                    <w:t>불참남</w:t>
                   </w:r>
                   <w:r>
                     <w:rPr>
@@ -1608,16 +1633,7 @@
                       <w:color w:val="000000" w:themeColor="text1"/>
                       <w:szCs w:val="20"/>
                     </w:rPr>
-                    <w:t>불참</w:t>
-                  </w:r>
-                  <w:r>
-                    <w:rPr>
-                      <w:rFonts w:asciiTheme="minorEastAsia" w:eastAsiaTheme="minorEastAsia" w:hAnsiTheme="minorEastAsia" w:hint="eastAsia"/>
-                      <w:bCs/>
-                      <w:color w:val="000000" w:themeColor="text1"/>
-                      <w:szCs w:val="20"/>
-                    </w:rPr>
-                    <w:t>여</w:t>
+                    <w:t>불참여</w:t>
                   </w:r>
                   <w:r>
                     <w:rPr>
@@ -2006,6 +2022,7 @@
                     </w:rPr>
                     <w:t xml:space="preserve"> </w:t>
                   </w:r>
+                  <w:proofErr w:type="gramStart"/>
                   <w:r>
                     <w:rPr>
                       <w:rFonts w:cs="DINPro-Medium"/>
@@ -2014,7 +2031,18 @@
                       <w:sz w:val="24"/>
                       <w:szCs w:val="24"/>
                     </w:rPr>
-                    <w:t>기계.기구의 위험성과 작업의 순서 및 동선에 관한 사항</w:t>
+                    <w:t>기계.기구의</w:t>
+                  </w:r>
+                  <w:proofErr w:type="gramEnd"/>
+                  <w:r>
+                    <w:rPr>
+                      <w:rFonts w:cs="DINPro-Medium"/>
+                      <w:color w:val="000000"/>
+                      <w:kern w:val="0"/>
+                      <w:sz w:val="24"/>
+                      <w:szCs w:val="24"/>
+                    </w:rPr>
+                    <w:t xml:space="preserve"> 위험성과 작업의 순서 및 동선에 관한 사항</w:t>
                   </w:r>
                 </w:p>
                 <w:p>
@@ -2601,6 +2629,7 @@
               </w:rPr>
               <w:t xml:space="preserve">  </w:t>
             </w:r>
+            <w:proofErr w:type="gramStart"/>
             <w:r>
               <w:rPr>
                 <w:rFonts w:asciiTheme="minorEastAsia" w:eastAsiaTheme="minorEastAsia" w:hAnsiTheme="minorEastAsia" w:hint="eastAsia"/>
@@ -2615,7 +2644,16 @@
                 <w:sz w:val="22"/>
                 <w:szCs w:val="22"/>
               </w:rPr>
-              <w:t xml:space="preserve"> : </w:t>
+              <w:t xml:space="preserve"> :</w:t>
+            </w:r>
+            <w:proofErr w:type="gramEnd"/>
+            <w:r>
+              <w:rPr>
+                <w:rFonts w:asciiTheme="minorEastAsia" w:eastAsiaTheme="minorEastAsia" w:hAnsiTheme="minorEastAsia" w:hint="eastAsia"/>
+                <w:sz w:val="22"/>
+                <w:szCs w:val="22"/>
+              </w:rPr>
+              <w:t xml:space="preserve"> </w:t>
             </w:r>
             <w:r>
               <w:rPr>
@@ -2747,6 +2785,7 @@
                 <w:sz w:val="24"/>
               </w:rPr>
             </w:pPr>
+            <w:proofErr w:type="gramStart"/>
             <w:r>
               <w:rPr>
                 <w:rFonts w:asciiTheme="minorEastAsia" w:eastAsiaTheme="minorEastAsia" w:hAnsiTheme="minorEastAsia" w:hint="eastAsia"/>
@@ -2755,6 +2794,7 @@
               </w:rPr>
               <w:t>성  명</w:t>
             </w:r>
+            <w:proofErr w:type="gramEnd"/>
           </w:p>
         </w:tc>
         <w:tc>
@@ -2781,6 +2821,7 @@
                 <w:sz w:val="24"/>
               </w:rPr>
             </w:pPr>
+            <w:proofErr w:type="gramStart"/>
             <w:r>
               <w:rPr>
                 <w:rFonts w:asciiTheme="minorEastAsia" w:eastAsiaTheme="minorEastAsia" w:hAnsiTheme="minorEastAsia" w:hint="eastAsia"/>
@@ -2789,6 +2830,7 @@
               </w:rPr>
               <w:t>확  인</w:t>
             </w:r>
+            <w:proofErr w:type="gramEnd"/>
           </w:p>
         </w:tc>
         <w:tc>
@@ -2883,6 +2925,7 @@
                 <w:sz w:val="24"/>
               </w:rPr>
             </w:pPr>
+            <w:proofErr w:type="gramStart"/>
             <w:r>
               <w:rPr>
                 <w:rFonts w:asciiTheme="minorEastAsia" w:eastAsiaTheme="minorEastAsia" w:hAnsiTheme="minorEastAsia" w:hint="eastAsia"/>
@@ -2891,6 +2934,7 @@
               </w:rPr>
               <w:t>성  명</w:t>
             </w:r>
+            <w:proofErr w:type="gramEnd"/>
           </w:p>
         </w:tc>
         <w:tc>
@@ -2917,6 +2961,7 @@
                 <w:sz w:val="24"/>
               </w:rPr>
             </w:pPr>
+            <w:proofErr w:type="gramStart"/>
             <w:r>
               <w:rPr>
                 <w:rFonts w:asciiTheme="minorEastAsia" w:eastAsiaTheme="minorEastAsia" w:hAnsiTheme="minorEastAsia" w:hint="eastAsia"/>
@@ -2925,6 +2970,7 @@
               </w:rPr>
               <w:t>확  인</w:t>
             </w:r>
+            <w:proofErr w:type="gramEnd"/>
           </w:p>
         </w:tc>
       </w:tr>
@@ -3063,7 +3109,7 @@
                 <w:sz w:val="18"/>
                 <w:szCs w:val="18"/>
               </w:rPr>
-              <w:t>이름</w:t>
+              <w:t>#이름</w:t>
             </w:r>
             <w:r>
               <w:rPr>
@@ -3208,7 +3254,6 @@
               <w:bottom w:val="single" w:sz="6" w:space="0" w:color="auto"/>
               <w:right w:val="single" w:sz="6" w:space="0" w:color="auto"/>
             </w:tcBorders>
-            <w:vAlign w:val="center"/>
           </w:tcPr>
           <w:p>
             <w:pPr>
@@ -3240,7 +3285,7 @@
                 <w:sz w:val="18"/>
                 <w:szCs w:val="18"/>
               </w:rPr>
-              <w:t>이름</w:t>
+              <w:t>#이름</w:t>
             </w:r>
             <w:r>
               <w:rPr>
@@ -3391,6 +3436,60 @@
               <w:bottom w:val="single" w:sz="6" w:space="0" w:color="auto"/>
               <w:right w:val="single" w:sz="6" w:space="0" w:color="auto"/>
             </w:tcBorders>
+          </w:tcPr>
+          <w:p>
+            <w:pPr>
+              <w:pStyle w:val="a7"/>
+              <w:spacing w:line="240" w:lineRule="auto"/>
+              <w:jc w:val="center"/>
+              <w:rPr>
+                <w:rFonts w:asciiTheme="minorEastAsia" w:eastAsiaTheme="minorEastAsia" w:hAnsiTheme="minorEastAsia"/>
+                <w:b/>
+                <w:sz w:val="24"/>
+                <w:szCs w:val="24"/>
+              </w:rPr>
+            </w:pPr>
+            <w:r>
+              <w:rPr>
+                <w:rFonts w:asciiTheme="minorEastAsia" w:eastAsiaTheme="minorEastAsia" w:hAnsiTheme="minorEastAsia"/>
+                <w:bCs/>
+                <w:color w:val="000000" w:themeColor="text1"/>
+                <w:sz w:val="18"/>
+                <w:szCs w:val="18"/>
+              </w:rPr>
+              <w:t>{{</w:t>
+            </w:r>
+            <w:r>
+              <w:rPr>
+                <w:rFonts w:asciiTheme="minorEastAsia" w:eastAsiaTheme="minorEastAsia" w:hAnsiTheme="minorEastAsia" w:hint="eastAsia"/>
+                <w:bCs/>
+                <w:color w:val="000000" w:themeColor="text1"/>
+                <w:sz w:val="18"/>
+                <w:szCs w:val="18"/>
+              </w:rPr>
+              <w:t>#이름</w:t>
+            </w:r>
+            <w:r>
+              <w:rPr>
+                <w:rFonts w:asciiTheme="minorEastAsia" w:eastAsiaTheme="minorEastAsia" w:hAnsiTheme="minorEastAsia"/>
+                <w:bCs/>
+                <w:color w:val="000000" w:themeColor="text1"/>
+                <w:sz w:val="18"/>
+                <w:szCs w:val="18"/>
+              </w:rPr>
+              <w:t>}}</w:t>
+            </w:r>
+          </w:p>
+        </w:tc>
+        <w:tc>
+          <w:tcPr>
+            <w:tcW w:w="1563" w:type="dxa"/>
+            <w:tcBorders>
+              <w:top w:val="single" w:sz="6" w:space="0" w:color="auto"/>
+              <w:left w:val="single" w:sz="6" w:space="0" w:color="auto"/>
+              <w:bottom w:val="single" w:sz="6" w:space="0" w:color="auto"/>
+              <w:right w:val="double" w:sz="4" w:space="0" w:color="auto"/>
+            </w:tcBorders>
             <w:vAlign w:val="center"/>
           </w:tcPr>
           <w:p>
@@ -3408,6 +3507,73 @@
             <w:r>
               <w:rPr>
                 <w:rFonts w:asciiTheme="minorEastAsia" w:eastAsiaTheme="minorEastAsia" w:hAnsiTheme="minorEastAsia"/>
+                <w:b/>
+                <w:sz w:val="18"/>
+                <w:szCs w:val="18"/>
+              </w:rPr>
+              <w:t>{%근로자서명%}</w:t>
+            </w:r>
+          </w:p>
+        </w:tc>
+        <w:tc>
+          <w:tcPr>
+            <w:tcW w:w="723" w:type="dxa"/>
+            <w:tcBorders>
+              <w:top w:val="single" w:sz="6" w:space="0" w:color="auto"/>
+              <w:left w:val="double" w:sz="4" w:space="0" w:color="auto"/>
+              <w:bottom w:val="single" w:sz="6" w:space="0" w:color="auto"/>
+              <w:right w:val="single" w:sz="4" w:space="0" w:color="auto"/>
+            </w:tcBorders>
+            <w:vAlign w:val="center"/>
+          </w:tcPr>
+          <w:p>
+            <w:pPr>
+              <w:pStyle w:val="a7"/>
+              <w:spacing w:line="240" w:lineRule="auto"/>
+              <w:jc w:val="center"/>
+              <w:rPr>
+                <w:rFonts w:asciiTheme="minorEastAsia" w:eastAsiaTheme="minorEastAsia" w:hAnsiTheme="minorEastAsia"/>
+                <w:b/>
+                <w:sz w:val="24"/>
+                <w:szCs w:val="24"/>
+              </w:rPr>
+            </w:pPr>
+            <w:r>
+              <w:rPr>
+                <w:rFonts w:asciiTheme="minorEastAsia" w:eastAsiaTheme="minorEastAsia" w:hAnsiTheme="minorEastAsia" w:hint="eastAsia"/>
+                <w:b/>
+                <w:sz w:val="24"/>
+                <w:szCs w:val="24"/>
+              </w:rPr>
+              <w:t>27</w:t>
+            </w:r>
+          </w:p>
+        </w:tc>
+        <w:tc>
+          <w:tcPr>
+            <w:tcW w:w="844" w:type="dxa"/>
+            <w:tcBorders>
+              <w:top w:val="single" w:sz="6" w:space="0" w:color="auto"/>
+              <w:left w:val="single" w:sz="4" w:space="0" w:color="auto"/>
+              <w:bottom w:val="single" w:sz="6" w:space="0" w:color="auto"/>
+              <w:right w:val="single" w:sz="6" w:space="0" w:color="auto"/>
+            </w:tcBorders>
+          </w:tcPr>
+          <w:p>
+            <w:pPr>
+              <w:pStyle w:val="a7"/>
+              <w:spacing w:line="240" w:lineRule="auto"/>
+              <w:jc w:val="center"/>
+              <w:rPr>
+                <w:rFonts w:asciiTheme="minorEastAsia" w:eastAsiaTheme="minorEastAsia" w:hAnsiTheme="minorEastAsia"/>
+                <w:b/>
+                <w:sz w:val="24"/>
+                <w:szCs w:val="24"/>
+              </w:rPr>
+            </w:pPr>
+            <w:r>
+              <w:rPr>
+                <w:rFonts w:asciiTheme="minorEastAsia" w:eastAsiaTheme="minorEastAsia" w:hAnsiTheme="minorEastAsia"/>
                 <w:bCs/>
                 <w:color w:val="000000" w:themeColor="text1"/>
                 <w:sz w:val="18"/>
@@ -3423,7 +3589,7 @@
                 <w:sz w:val="18"/>
                 <w:szCs w:val="18"/>
               </w:rPr>
-              <w:t>이름</w:t>
+              <w:t>직군</w:t>
             </w:r>
             <w:r>
               <w:rPr>
@@ -3439,79 +3605,11 @@
         </w:tc>
         <w:tc>
           <w:tcPr>
-            <w:tcW w:w="1563" w:type="dxa"/>
+            <w:tcW w:w="1790" w:type="dxa"/>
             <w:tcBorders>
               <w:top w:val="single" w:sz="6" w:space="0" w:color="auto"/>
               <w:left w:val="single" w:sz="6" w:space="0" w:color="auto"/>
               <w:bottom w:val="single" w:sz="6" w:space="0" w:color="auto"/>
-              <w:right w:val="double" w:sz="4" w:space="0" w:color="auto"/>
-            </w:tcBorders>
-            <w:vAlign w:val="center"/>
-          </w:tcPr>
-          <w:p>
-            <w:pPr>
-              <w:pStyle w:val="a7"/>
-              <w:spacing w:line="240" w:lineRule="auto"/>
-              <w:jc w:val="center"/>
-              <w:rPr>
-                <w:rFonts w:asciiTheme="minorEastAsia" w:eastAsiaTheme="minorEastAsia" w:hAnsiTheme="minorEastAsia"/>
-                <w:b/>
-                <w:sz w:val="24"/>
-                <w:szCs w:val="24"/>
-              </w:rPr>
-            </w:pPr>
-            <w:r>
-              <w:rPr>
-                <w:rFonts w:asciiTheme="minorEastAsia" w:eastAsiaTheme="minorEastAsia" w:hAnsiTheme="minorEastAsia"/>
-                <w:b/>
-                <w:sz w:val="18"/>
-                <w:szCs w:val="18"/>
-              </w:rPr>
-              <w:t>{%근로자서명%}</w:t>
-            </w:r>
-          </w:p>
-        </w:tc>
-        <w:tc>
-          <w:tcPr>
-            <w:tcW w:w="723" w:type="dxa"/>
-            <w:tcBorders>
-              <w:top w:val="single" w:sz="6" w:space="0" w:color="auto"/>
-              <w:left w:val="double" w:sz="4" w:space="0" w:color="auto"/>
-              <w:bottom w:val="single" w:sz="6" w:space="0" w:color="auto"/>
-              <w:right w:val="single" w:sz="4" w:space="0" w:color="auto"/>
-            </w:tcBorders>
-            <w:vAlign w:val="center"/>
-          </w:tcPr>
-          <w:p>
-            <w:pPr>
-              <w:pStyle w:val="a7"/>
-              <w:spacing w:line="240" w:lineRule="auto"/>
-              <w:jc w:val="center"/>
-              <w:rPr>
-                <w:rFonts w:asciiTheme="minorEastAsia" w:eastAsiaTheme="minorEastAsia" w:hAnsiTheme="minorEastAsia"/>
-                <w:b/>
-                <w:sz w:val="24"/>
-                <w:szCs w:val="24"/>
-              </w:rPr>
-            </w:pPr>
-            <w:r>
-              <w:rPr>
-                <w:rFonts w:asciiTheme="minorEastAsia" w:eastAsiaTheme="minorEastAsia" w:hAnsiTheme="minorEastAsia" w:hint="eastAsia"/>
-                <w:b/>
-                <w:sz w:val="24"/>
-                <w:szCs w:val="24"/>
-              </w:rPr>
-              <w:t>27</w:t>
-            </w:r>
-          </w:p>
-        </w:tc>
-        <w:tc>
-          <w:tcPr>
-            <w:tcW w:w="844" w:type="dxa"/>
-            <w:tcBorders>
-              <w:top w:val="single" w:sz="6" w:space="0" w:color="auto"/>
-              <w:left w:val="single" w:sz="4" w:space="0" w:color="auto"/>
-              <w:bottom w:val="single" w:sz="6" w:space="0" w:color="auto"/>
               <w:right w:val="single" w:sz="6" w:space="0" w:color="auto"/>
             </w:tcBorders>
           </w:tcPr>
@@ -3545,62 +3643,7 @@
                 <w:sz w:val="18"/>
                 <w:szCs w:val="18"/>
               </w:rPr>
-              <w:t>직군</w:t>
-            </w:r>
-            <w:r>
-              <w:rPr>
-                <w:rFonts w:asciiTheme="minorEastAsia" w:eastAsiaTheme="minorEastAsia" w:hAnsiTheme="minorEastAsia"/>
-                <w:bCs/>
-                <w:color w:val="000000" w:themeColor="text1"/>
-                <w:sz w:val="18"/>
-                <w:szCs w:val="18"/>
-              </w:rPr>
-              <w:t>}}</w:t>
-            </w:r>
-          </w:p>
-        </w:tc>
-        <w:tc>
-          <w:tcPr>
-            <w:tcW w:w="1790" w:type="dxa"/>
-            <w:tcBorders>
-              <w:top w:val="single" w:sz="6" w:space="0" w:color="auto"/>
-              <w:left w:val="single" w:sz="6" w:space="0" w:color="auto"/>
-              <w:bottom w:val="single" w:sz="6" w:space="0" w:color="auto"/>
-              <w:right w:val="single" w:sz="6" w:space="0" w:color="auto"/>
-            </w:tcBorders>
-            <w:vAlign w:val="center"/>
-          </w:tcPr>
-          <w:p>
-            <w:pPr>
-              <w:pStyle w:val="a7"/>
-              <w:spacing w:line="240" w:lineRule="auto"/>
-              <w:jc w:val="center"/>
-              <w:rPr>
-                <w:rFonts w:asciiTheme="minorEastAsia" w:eastAsiaTheme="minorEastAsia" w:hAnsiTheme="minorEastAsia"/>
-                <w:b/>
-                <w:sz w:val="24"/>
-                <w:szCs w:val="24"/>
-              </w:rPr>
-            </w:pPr>
-            <w:r>
-              <w:rPr>
-                <w:rFonts w:asciiTheme="minorEastAsia" w:eastAsiaTheme="minorEastAsia" w:hAnsiTheme="minorEastAsia"/>
-                <w:bCs/>
-                <w:color w:val="000000" w:themeColor="text1"/>
-                <w:sz w:val="18"/>
-                <w:szCs w:val="18"/>
-              </w:rPr>
-              <w:t>{{</w:t>
-            </w:r>
-            <w:r>
-              <w:rPr>
-                <w:rFonts w:asciiTheme="minorEastAsia" w:eastAsiaTheme="minorEastAsia" w:hAnsiTheme="minorEastAsia" w:hint="eastAsia"/>
-                <w:bCs/>
-                <w:color w:val="000000" w:themeColor="text1"/>
-                <w:sz w:val="18"/>
-                <w:szCs w:val="18"/>
-              </w:rPr>
-              <w:t>이름</w:t>
+              <w:t>#이름</w:t>
             </w:r>
             <w:r>
               <w:rPr>
@@ -3652,7 +3695,7 @@
       <w:tr>
         <w:trPr>
           <w:cantSplit/>
-          <w:trHeight w:val="583"/>
+          <w:trHeight w:val="124"/>
         </w:trPr>
         <w:tc>
           <w:tcPr>
@@ -3697,6 +3740,7 @@
               <w:bottom w:val="single" w:sz="6" w:space="0" w:color="auto"/>
               <w:right w:val="single" w:sz="6" w:space="0" w:color="auto"/>
             </w:tcBorders>
+            <w:vAlign w:val="center"/>
           </w:tcPr>
           <w:p>
             <w:pPr>
@@ -3751,6 +3795,60 @@
               <w:bottom w:val="single" w:sz="6" w:space="0" w:color="auto"/>
               <w:right w:val="single" w:sz="6" w:space="0" w:color="auto"/>
             </w:tcBorders>
+          </w:tcPr>
+          <w:p>
+            <w:pPr>
+              <w:pStyle w:val="a7"/>
+              <w:spacing w:line="240" w:lineRule="auto"/>
+              <w:jc w:val="center"/>
+              <w:rPr>
+                <w:rFonts w:asciiTheme="minorEastAsia" w:eastAsiaTheme="minorEastAsia" w:hAnsiTheme="minorEastAsia"/>
+                <w:b/>
+                <w:sz w:val="24"/>
+                <w:szCs w:val="24"/>
+              </w:rPr>
+            </w:pPr>
+            <w:r>
+              <w:rPr>
+                <w:rFonts w:asciiTheme="minorEastAsia" w:eastAsiaTheme="minorEastAsia" w:hAnsiTheme="minorEastAsia"/>
+                <w:bCs/>
+                <w:color w:val="000000" w:themeColor="text1"/>
+                <w:sz w:val="18"/>
+                <w:szCs w:val="18"/>
+              </w:rPr>
+              <w:t>{{</w:t>
+            </w:r>
+            <w:r>
+              <w:rPr>
+                <w:rFonts w:asciiTheme="minorEastAsia" w:eastAsiaTheme="minorEastAsia" w:hAnsiTheme="minorEastAsia" w:hint="eastAsia"/>
+                <w:bCs/>
+                <w:color w:val="000000" w:themeColor="text1"/>
+                <w:sz w:val="18"/>
+                <w:szCs w:val="18"/>
+              </w:rPr>
+              <w:t>#이름</w:t>
+            </w:r>
+            <w:r>
+              <w:rPr>
+                <w:rFonts w:asciiTheme="minorEastAsia" w:eastAsiaTheme="minorEastAsia" w:hAnsiTheme="minorEastAsia"/>
+                <w:bCs/>
+                <w:color w:val="000000" w:themeColor="text1"/>
+                <w:sz w:val="18"/>
+                <w:szCs w:val="18"/>
+              </w:rPr>
+              <w:t>}}</w:t>
+            </w:r>
+          </w:p>
+        </w:tc>
+        <w:tc>
+          <w:tcPr>
+            <w:tcW w:w="1563" w:type="dxa"/>
+            <w:tcBorders>
+              <w:top w:val="single" w:sz="6" w:space="0" w:color="auto"/>
+              <w:left w:val="single" w:sz="6" w:space="0" w:color="auto"/>
+              <w:bottom w:val="single" w:sz="6" w:space="0" w:color="auto"/>
+              <w:right w:val="double" w:sz="4" w:space="0" w:color="auto"/>
+            </w:tcBorders>
             <w:vAlign w:val="center"/>
           </w:tcPr>
           <w:p>
@@ -3768,6 +3866,74 @@
             <w:r>
               <w:rPr>
                 <w:rFonts w:asciiTheme="minorEastAsia" w:eastAsiaTheme="minorEastAsia" w:hAnsiTheme="minorEastAsia"/>
+                <w:b/>
+                <w:sz w:val="18"/>
+                <w:szCs w:val="18"/>
+              </w:rPr>
+              <w:t>{%근로자서명%}</w:t>
+            </w:r>
+          </w:p>
+        </w:tc>
+        <w:tc>
+          <w:tcPr>
+            <w:tcW w:w="723" w:type="dxa"/>
+            <w:tcBorders>
+              <w:top w:val="single" w:sz="6" w:space="0" w:color="auto"/>
+              <w:left w:val="double" w:sz="4" w:space="0" w:color="auto"/>
+              <w:bottom w:val="single" w:sz="6" w:space="0" w:color="auto"/>
+              <w:right w:val="single" w:sz="4" w:space="0" w:color="auto"/>
+            </w:tcBorders>
+            <w:vAlign w:val="center"/>
+          </w:tcPr>
+          <w:p>
+            <w:pPr>
+              <w:pStyle w:val="a7"/>
+              <w:spacing w:line="240" w:lineRule="auto"/>
+              <w:jc w:val="center"/>
+              <w:rPr>
+                <w:rFonts w:asciiTheme="minorEastAsia" w:eastAsiaTheme="minorEastAsia" w:hAnsiTheme="minorEastAsia"/>
+                <w:b/>
+                <w:sz w:val="24"/>
+                <w:szCs w:val="24"/>
+              </w:rPr>
+            </w:pPr>
+            <w:r>
+              <w:rPr>
+                <w:rFonts w:asciiTheme="minorEastAsia" w:eastAsiaTheme="minorEastAsia" w:hAnsiTheme="minorEastAsia" w:hint="eastAsia"/>
+                <w:b/>
+                <w:sz w:val="24"/>
+                <w:szCs w:val="24"/>
+              </w:rPr>
+              <w:t>28</w:t>
+            </w:r>
+          </w:p>
+        </w:tc>
+        <w:tc>
+          <w:tcPr>
+            <w:tcW w:w="844" w:type="dxa"/>
+            <w:tcBorders>
+              <w:top w:val="single" w:sz="6" w:space="0" w:color="auto"/>
+              <w:left w:val="single" w:sz="4" w:space="0" w:color="auto"/>
+              <w:bottom w:val="single" w:sz="6" w:space="0" w:color="auto"/>
+              <w:right w:val="single" w:sz="6" w:space="0" w:color="auto"/>
+            </w:tcBorders>
+            <w:vAlign w:val="center"/>
+          </w:tcPr>
+          <w:p>
+            <w:pPr>
+              <w:pStyle w:val="a7"/>
+              <w:spacing w:line="240" w:lineRule="auto"/>
+              <w:jc w:val="center"/>
+              <w:rPr>
+                <w:rFonts w:asciiTheme="minorEastAsia" w:eastAsiaTheme="minorEastAsia" w:hAnsiTheme="minorEastAsia"/>
+                <w:b/>
+                <w:sz w:val="24"/>
+                <w:szCs w:val="24"/>
+              </w:rPr>
+            </w:pPr>
+            <w:r>
+              <w:rPr>
+                <w:rFonts w:asciiTheme="minorEastAsia" w:eastAsiaTheme="minorEastAsia" w:hAnsiTheme="minorEastAsia"/>
                 <w:bCs/>
                 <w:color w:val="000000" w:themeColor="text1"/>
                 <w:sz w:val="18"/>
@@ -3783,7 +3949,7 @@
                 <w:sz w:val="18"/>
                 <w:szCs w:val="18"/>
               </w:rPr>
-              <w:t>이름</w:t>
+              <w:t>직군</w:t>
             </w:r>
             <w:r>
               <w:rPr>
@@ -3799,79 +3965,11 @@
         </w:tc>
         <w:tc>
           <w:tcPr>
-            <w:tcW w:w="1563" w:type="dxa"/>
+            <w:tcW w:w="1790" w:type="dxa"/>
             <w:tcBorders>
               <w:top w:val="single" w:sz="6" w:space="0" w:color="auto"/>
               <w:left w:val="single" w:sz="6" w:space="0" w:color="auto"/>
               <w:bottom w:val="single" w:sz="6" w:space="0" w:color="auto"/>
-              <w:right w:val="double" w:sz="4" w:space="0" w:color="auto"/>
-            </w:tcBorders>
-            <w:vAlign w:val="center"/>
-          </w:tcPr>
-          <w:p>
-            <w:pPr>
-              <w:pStyle w:val="a7"/>
-              <w:spacing w:line="240" w:lineRule="auto"/>
-              <w:jc w:val="center"/>
-              <w:rPr>
-                <w:rFonts w:asciiTheme="minorEastAsia" w:eastAsiaTheme="minorEastAsia" w:hAnsiTheme="minorEastAsia"/>
-                <w:b/>
-                <w:sz w:val="24"/>
-                <w:szCs w:val="24"/>
-              </w:rPr>
-            </w:pPr>
-            <w:r>
-              <w:rPr>
-                <w:rFonts w:asciiTheme="minorEastAsia" w:eastAsiaTheme="minorEastAsia" w:hAnsiTheme="minorEastAsia"/>
-                <w:b/>
-                <w:sz w:val="18"/>
-                <w:szCs w:val="18"/>
-              </w:rPr>
-              <w:t>{%근로자서명%}</w:t>
-            </w:r>
-          </w:p>
-        </w:tc>
-        <w:tc>
-          <w:tcPr>
-            <w:tcW w:w="723" w:type="dxa"/>
-            <w:tcBorders>
-              <w:top w:val="single" w:sz="6" w:space="0" w:color="auto"/>
-              <w:left w:val="double" w:sz="4" w:space="0" w:color="auto"/>
-              <w:bottom w:val="single" w:sz="6" w:space="0" w:color="auto"/>
-              <w:right w:val="single" w:sz="4" w:space="0" w:color="auto"/>
-            </w:tcBorders>
-            <w:vAlign w:val="center"/>
-          </w:tcPr>
-          <w:p>
-            <w:pPr>
-              <w:pStyle w:val="a7"/>
-              <w:spacing w:line="240" w:lineRule="auto"/>
-              <w:jc w:val="center"/>
-              <w:rPr>
-                <w:rFonts w:asciiTheme="minorEastAsia" w:eastAsiaTheme="minorEastAsia" w:hAnsiTheme="minorEastAsia"/>
-                <w:b/>
-                <w:sz w:val="24"/>
-                <w:szCs w:val="24"/>
-              </w:rPr>
-            </w:pPr>
-            <w:r>
-              <w:rPr>
-                <w:rFonts w:asciiTheme="minorEastAsia" w:eastAsiaTheme="minorEastAsia" w:hAnsiTheme="minorEastAsia" w:hint="eastAsia"/>
-                <w:b/>
-                <w:sz w:val="24"/>
-                <w:szCs w:val="24"/>
-              </w:rPr>
-              <w:t>28</w:t>
-            </w:r>
-          </w:p>
-        </w:tc>
-        <w:tc>
-          <w:tcPr>
-            <w:tcW w:w="844" w:type="dxa"/>
-            <w:tcBorders>
-              <w:top w:val="single" w:sz="6" w:space="0" w:color="auto"/>
-              <w:left w:val="single" w:sz="4" w:space="0" w:color="auto"/>
-              <w:bottom w:val="single" w:sz="6" w:space="0" w:color="auto"/>
               <w:right w:val="single" w:sz="6" w:space="0" w:color="auto"/>
             </w:tcBorders>
           </w:tcPr>
@@ -3905,62 +4003,7 @@
                 <w:sz w:val="18"/>
                 <w:szCs w:val="18"/>
               </w:rPr>
-              <w:t>직군</w:t>
-            </w:r>
-            <w:r>
-              <w:rPr>
-                <w:rFonts w:asciiTheme="minorEastAsia" w:eastAsiaTheme="minorEastAsia" w:hAnsiTheme="minorEastAsia"/>
-                <w:bCs/>
-                <w:color w:val="000000" w:themeColor="text1"/>
-                <w:sz w:val="18"/>
-                <w:szCs w:val="18"/>
-              </w:rPr>
-              <w:t>}}</w:t>
-            </w:r>
-          </w:p>
-        </w:tc>
-        <w:tc>
-          <w:tcPr>
-            <w:tcW w:w="1790" w:type="dxa"/>
-            <w:tcBorders>
-              <w:top w:val="single" w:sz="6" w:space="0" w:color="auto"/>
-              <w:left w:val="single" w:sz="6" w:space="0" w:color="auto"/>
-              <w:bottom w:val="single" w:sz="6" w:space="0" w:color="auto"/>
-              <w:right w:val="single" w:sz="6" w:space="0" w:color="auto"/>
-            </w:tcBorders>
-            <w:vAlign w:val="center"/>
-          </w:tcPr>
-          <w:p>
-            <w:pPr>
-              <w:pStyle w:val="a7"/>
-              <w:spacing w:line="240" w:lineRule="auto"/>
-              <w:jc w:val="center"/>
-              <w:rPr>
-                <w:rFonts w:asciiTheme="minorEastAsia" w:eastAsiaTheme="minorEastAsia" w:hAnsiTheme="minorEastAsia"/>
-                <w:b/>
-                <w:sz w:val="24"/>
-                <w:szCs w:val="24"/>
-              </w:rPr>
-            </w:pPr>
-            <w:r>
-              <w:rPr>
-                <w:rFonts w:asciiTheme="minorEastAsia" w:eastAsiaTheme="minorEastAsia" w:hAnsiTheme="minorEastAsia"/>
-                <w:bCs/>
-                <w:color w:val="000000" w:themeColor="text1"/>
-                <w:sz w:val="18"/>
-                <w:szCs w:val="18"/>
-              </w:rPr>
-              <w:t>{{</w:t>
-            </w:r>
-            <w:r>
-              <w:rPr>
-                <w:rFonts w:asciiTheme="minorEastAsia" w:eastAsiaTheme="minorEastAsia" w:hAnsiTheme="minorEastAsia" w:hint="eastAsia"/>
-                <w:bCs/>
-                <w:color w:val="000000" w:themeColor="text1"/>
-                <w:sz w:val="18"/>
-                <w:szCs w:val="18"/>
-              </w:rPr>
-              <w:t>이름</w:t>
+              <w:t>#이름</w:t>
             </w:r>
             <w:r>
               <w:rPr>
@@ -4111,6 +4154,60 @@
               <w:bottom w:val="single" w:sz="6" w:space="0" w:color="auto"/>
               <w:right w:val="single" w:sz="6" w:space="0" w:color="auto"/>
             </w:tcBorders>
+          </w:tcPr>
+          <w:p>
+            <w:pPr>
+              <w:pStyle w:val="a7"/>
+              <w:spacing w:line="240" w:lineRule="auto"/>
+              <w:jc w:val="center"/>
+              <w:rPr>
+                <w:rFonts w:asciiTheme="minorEastAsia" w:eastAsiaTheme="minorEastAsia" w:hAnsiTheme="minorEastAsia"/>
+                <w:b/>
+                <w:sz w:val="24"/>
+                <w:szCs w:val="24"/>
+              </w:rPr>
+            </w:pPr>
+            <w:r>
+              <w:rPr>
+                <w:rFonts w:asciiTheme="minorEastAsia" w:eastAsiaTheme="minorEastAsia" w:hAnsiTheme="minorEastAsia"/>
+                <w:bCs/>
+                <w:color w:val="000000" w:themeColor="text1"/>
+                <w:sz w:val="18"/>
+                <w:szCs w:val="18"/>
+              </w:rPr>
+              <w:t>{{</w:t>
+            </w:r>
+            <w:r>
+              <w:rPr>
+                <w:rFonts w:asciiTheme="minorEastAsia" w:eastAsiaTheme="minorEastAsia" w:hAnsiTheme="minorEastAsia" w:hint="eastAsia"/>
+                <w:bCs/>
+                <w:color w:val="000000" w:themeColor="text1"/>
+                <w:sz w:val="18"/>
+                <w:szCs w:val="18"/>
+              </w:rPr>
+              <w:t>#이름</w:t>
+            </w:r>
+            <w:r>
+              <w:rPr>
+                <w:rFonts w:asciiTheme="minorEastAsia" w:eastAsiaTheme="minorEastAsia" w:hAnsiTheme="minorEastAsia"/>
+                <w:bCs/>
+                <w:color w:val="000000" w:themeColor="text1"/>
+                <w:sz w:val="18"/>
+                <w:szCs w:val="18"/>
+              </w:rPr>
+              <w:t>}}</w:t>
+            </w:r>
+          </w:p>
+        </w:tc>
+        <w:tc>
+          <w:tcPr>
+            <w:tcW w:w="1563" w:type="dxa"/>
+            <w:tcBorders>
+              <w:top w:val="single" w:sz="6" w:space="0" w:color="auto"/>
+              <w:left w:val="single" w:sz="6" w:space="0" w:color="auto"/>
+              <w:bottom w:val="single" w:sz="6" w:space="0" w:color="auto"/>
+              <w:right w:val="double" w:sz="4" w:space="0" w:color="auto"/>
+            </w:tcBorders>
             <w:vAlign w:val="center"/>
           </w:tcPr>
           <w:p>
@@ -4128,6 +4225,73 @@
             <w:r>
               <w:rPr>
                 <w:rFonts w:asciiTheme="minorEastAsia" w:eastAsiaTheme="minorEastAsia" w:hAnsiTheme="minorEastAsia"/>
+                <w:b/>
+                <w:sz w:val="18"/>
+                <w:szCs w:val="18"/>
+              </w:rPr>
+              <w:t>{%근로자서명%}</w:t>
+            </w:r>
+          </w:p>
+        </w:tc>
+        <w:tc>
+          <w:tcPr>
+            <w:tcW w:w="723" w:type="dxa"/>
+            <w:tcBorders>
+              <w:top w:val="single" w:sz="6" w:space="0" w:color="auto"/>
+              <w:left w:val="double" w:sz="4" w:space="0" w:color="auto"/>
+              <w:bottom w:val="single" w:sz="6" w:space="0" w:color="auto"/>
+              <w:right w:val="single" w:sz="4" w:space="0" w:color="auto"/>
+            </w:tcBorders>
+            <w:vAlign w:val="center"/>
+          </w:tcPr>
+          <w:p>
+            <w:pPr>
+              <w:pStyle w:val="a7"/>
+              <w:spacing w:line="240" w:lineRule="auto"/>
+              <w:jc w:val="center"/>
+              <w:rPr>
+                <w:rFonts w:asciiTheme="minorEastAsia" w:eastAsiaTheme="minorEastAsia" w:hAnsiTheme="minorEastAsia"/>
+                <w:b/>
+                <w:sz w:val="24"/>
+                <w:szCs w:val="24"/>
+              </w:rPr>
+            </w:pPr>
+            <w:r>
+              <w:rPr>
+                <w:rFonts w:asciiTheme="minorEastAsia" w:eastAsiaTheme="minorEastAsia" w:hAnsiTheme="minorEastAsia" w:hint="eastAsia"/>
+                <w:b/>
+                <w:sz w:val="24"/>
+                <w:szCs w:val="24"/>
+              </w:rPr>
+              <w:t>29</w:t>
+            </w:r>
+          </w:p>
+        </w:tc>
+        <w:tc>
+          <w:tcPr>
+            <w:tcW w:w="844" w:type="dxa"/>
+            <w:tcBorders>
+              <w:top w:val="single" w:sz="6" w:space="0" w:color="auto"/>
+              <w:left w:val="single" w:sz="4" w:space="0" w:color="auto"/>
+              <w:bottom w:val="single" w:sz="6" w:space="0" w:color="auto"/>
+              <w:right w:val="single" w:sz="6" w:space="0" w:color="auto"/>
+            </w:tcBorders>
+          </w:tcPr>
+          <w:p>
+            <w:pPr>
+              <w:pStyle w:val="a7"/>
+              <w:spacing w:line="240" w:lineRule="auto"/>
+              <w:jc w:val="center"/>
+              <w:rPr>
+                <w:rFonts w:asciiTheme="minorEastAsia" w:eastAsiaTheme="minorEastAsia" w:hAnsiTheme="minorEastAsia"/>
+                <w:b/>
+                <w:sz w:val="24"/>
+                <w:szCs w:val="24"/>
+              </w:rPr>
+            </w:pPr>
+            <w:r>
+              <w:rPr>
+                <w:rFonts w:asciiTheme="minorEastAsia" w:eastAsiaTheme="minorEastAsia" w:hAnsiTheme="minorEastAsia"/>
                 <w:bCs/>
                 <w:color w:val="000000" w:themeColor="text1"/>
                 <w:sz w:val="18"/>
@@ -4143,7 +4307,7 @@
                 <w:sz w:val="18"/>
                 <w:szCs w:val="18"/>
               </w:rPr>
-              <w:t>이름</w:t>
+              <w:t>직군</w:t>
             </w:r>
             <w:r>
               <w:rPr>
@@ -4159,79 +4323,11 @@
         </w:tc>
         <w:tc>
           <w:tcPr>
-            <w:tcW w:w="1563" w:type="dxa"/>
+            <w:tcW w:w="1790" w:type="dxa"/>
             <w:tcBorders>
               <w:top w:val="single" w:sz="6" w:space="0" w:color="auto"/>
               <w:left w:val="single" w:sz="6" w:space="0" w:color="auto"/>
               <w:bottom w:val="single" w:sz="6" w:space="0" w:color="auto"/>
-              <w:right w:val="double" w:sz="4" w:space="0" w:color="auto"/>
-            </w:tcBorders>
-            <w:vAlign w:val="center"/>
-          </w:tcPr>
-          <w:p>
-            <w:pPr>
-              <w:pStyle w:val="a7"/>
-              <w:spacing w:line="240" w:lineRule="auto"/>
-              <w:jc w:val="center"/>
-              <w:rPr>
-                <w:rFonts w:asciiTheme="minorEastAsia" w:eastAsiaTheme="minorEastAsia" w:hAnsiTheme="minorEastAsia"/>
-                <w:b/>
-                <w:sz w:val="24"/>
-                <w:szCs w:val="24"/>
-              </w:rPr>
-            </w:pPr>
-            <w:r>
-              <w:rPr>
-                <w:rFonts w:asciiTheme="minorEastAsia" w:eastAsiaTheme="minorEastAsia" w:hAnsiTheme="minorEastAsia"/>
-                <w:b/>
-                <w:sz w:val="18"/>
-                <w:szCs w:val="18"/>
-              </w:rPr>
-              <w:t>{%근로자서명%}</w:t>
-            </w:r>
-          </w:p>
-        </w:tc>
-        <w:tc>
-          <w:tcPr>
-            <w:tcW w:w="723" w:type="dxa"/>
-            <w:tcBorders>
-              <w:top w:val="single" w:sz="6" w:space="0" w:color="auto"/>
-              <w:left w:val="double" w:sz="4" w:space="0" w:color="auto"/>
-              <w:bottom w:val="single" w:sz="6" w:space="0" w:color="auto"/>
-              <w:right w:val="single" w:sz="4" w:space="0" w:color="auto"/>
-            </w:tcBorders>
-            <w:vAlign w:val="center"/>
-          </w:tcPr>
-          <w:p>
-            <w:pPr>
-              <w:pStyle w:val="a7"/>
-              <w:spacing w:line="240" w:lineRule="auto"/>
-              <w:jc w:val="center"/>
-              <w:rPr>
-                <w:rFonts w:asciiTheme="minorEastAsia" w:eastAsiaTheme="minorEastAsia" w:hAnsiTheme="minorEastAsia"/>
-                <w:b/>
-                <w:sz w:val="24"/>
-                <w:szCs w:val="24"/>
-              </w:rPr>
-            </w:pPr>
-            <w:r>
-              <w:rPr>
-                <w:rFonts w:asciiTheme="minorEastAsia" w:eastAsiaTheme="minorEastAsia" w:hAnsiTheme="minorEastAsia" w:hint="eastAsia"/>
-                <w:b/>
-                <w:sz w:val="24"/>
-                <w:szCs w:val="24"/>
-              </w:rPr>
-              <w:t>29</w:t>
-            </w:r>
-          </w:p>
-        </w:tc>
-        <w:tc>
-          <w:tcPr>
-            <w:tcW w:w="844" w:type="dxa"/>
-            <w:tcBorders>
-              <w:top w:val="single" w:sz="6" w:space="0" w:color="auto"/>
-              <w:left w:val="single" w:sz="4" w:space="0" w:color="auto"/>
-              <w:bottom w:val="single" w:sz="6" w:space="0" w:color="auto"/>
               <w:right w:val="single" w:sz="6" w:space="0" w:color="auto"/>
             </w:tcBorders>
           </w:tcPr>
@@ -4265,62 +4361,7 @@
                 <w:sz w:val="18"/>
                 <w:szCs w:val="18"/>
               </w:rPr>
-              <w:t>직군</w:t>
-            </w:r>
-            <w:r>
-              <w:rPr>
-                <w:rFonts w:asciiTheme="minorEastAsia" w:eastAsiaTheme="minorEastAsia" w:hAnsiTheme="minorEastAsia"/>
-                <w:bCs/>
-                <w:color w:val="000000" w:themeColor="text1"/>
-                <w:sz w:val="18"/>
-                <w:szCs w:val="18"/>
-              </w:rPr>
-              <w:t>}}</w:t>
-            </w:r>
-          </w:p>
-        </w:tc>
-        <w:tc>
-          <w:tcPr>
-            <w:tcW w:w="1790" w:type="dxa"/>
-            <w:tcBorders>
-              <w:top w:val="single" w:sz="6" w:space="0" w:color="auto"/>
-              <w:left w:val="single" w:sz="6" w:space="0" w:color="auto"/>
-              <w:bottom w:val="single" w:sz="6" w:space="0" w:color="auto"/>
-              <w:right w:val="single" w:sz="6" w:space="0" w:color="auto"/>
-            </w:tcBorders>
-            <w:vAlign w:val="center"/>
-          </w:tcPr>
-          <w:p>
-            <w:pPr>
-              <w:pStyle w:val="a7"/>
-              <w:spacing w:line="240" w:lineRule="auto"/>
-              <w:jc w:val="center"/>
-              <w:rPr>
-                <w:rFonts w:asciiTheme="minorEastAsia" w:eastAsiaTheme="minorEastAsia" w:hAnsiTheme="minorEastAsia"/>
-                <w:b/>
-                <w:sz w:val="24"/>
-                <w:szCs w:val="24"/>
-              </w:rPr>
-            </w:pPr>
-            <w:r>
-              <w:rPr>
-                <w:rFonts w:asciiTheme="minorEastAsia" w:eastAsiaTheme="minorEastAsia" w:hAnsiTheme="minorEastAsia"/>
-                <w:bCs/>
-                <w:color w:val="000000" w:themeColor="text1"/>
-                <w:sz w:val="18"/>
-                <w:szCs w:val="18"/>
-              </w:rPr>
-              <w:t>{{</w:t>
-            </w:r>
-            <w:r>
-              <w:rPr>
-                <w:rFonts w:asciiTheme="minorEastAsia" w:eastAsiaTheme="minorEastAsia" w:hAnsiTheme="minorEastAsia" w:hint="eastAsia"/>
-                <w:bCs/>
-                <w:color w:val="000000" w:themeColor="text1"/>
-                <w:sz w:val="18"/>
-                <w:szCs w:val="18"/>
-              </w:rPr>
-              <w:t>이름</w:t>
+              <w:t>#이름</w:t>
             </w:r>
             <w:r>
               <w:rPr>
@@ -4471,6 +4512,60 @@
               <w:bottom w:val="single" w:sz="6" w:space="0" w:color="auto"/>
               <w:right w:val="single" w:sz="6" w:space="0" w:color="auto"/>
             </w:tcBorders>
+          </w:tcPr>
+          <w:p>
+            <w:pPr>
+              <w:pStyle w:val="a7"/>
+              <w:spacing w:line="240" w:lineRule="auto"/>
+              <w:jc w:val="center"/>
+              <w:rPr>
+                <w:rFonts w:asciiTheme="minorEastAsia" w:eastAsiaTheme="minorEastAsia" w:hAnsiTheme="minorEastAsia"/>
+                <w:b/>
+                <w:sz w:val="24"/>
+                <w:szCs w:val="24"/>
+              </w:rPr>
+            </w:pPr>
+            <w:r>
+              <w:rPr>
+                <w:rFonts w:asciiTheme="minorEastAsia" w:eastAsiaTheme="minorEastAsia" w:hAnsiTheme="minorEastAsia"/>
+                <w:bCs/>
+                <w:color w:val="000000" w:themeColor="text1"/>
+                <w:sz w:val="18"/>
+                <w:szCs w:val="18"/>
+              </w:rPr>
+              <w:t>{{</w:t>
+            </w:r>
+            <w:r>
+              <w:rPr>
+                <w:rFonts w:asciiTheme="minorEastAsia" w:eastAsiaTheme="minorEastAsia" w:hAnsiTheme="minorEastAsia" w:hint="eastAsia"/>
+                <w:bCs/>
+                <w:color w:val="000000" w:themeColor="text1"/>
+                <w:sz w:val="18"/>
+                <w:szCs w:val="18"/>
+              </w:rPr>
+              <w:t>#이름</w:t>
+            </w:r>
+            <w:r>
+              <w:rPr>
+                <w:rFonts w:asciiTheme="minorEastAsia" w:eastAsiaTheme="minorEastAsia" w:hAnsiTheme="minorEastAsia"/>
+                <w:bCs/>
+                <w:color w:val="000000" w:themeColor="text1"/>
+                <w:sz w:val="18"/>
+                <w:szCs w:val="18"/>
+              </w:rPr>
+              <w:t>}}</w:t>
+            </w:r>
+          </w:p>
+        </w:tc>
+        <w:tc>
+          <w:tcPr>
+            <w:tcW w:w="1563" w:type="dxa"/>
+            <w:tcBorders>
+              <w:top w:val="single" w:sz="6" w:space="0" w:color="auto"/>
+              <w:left w:val="single" w:sz="6" w:space="0" w:color="auto"/>
+              <w:bottom w:val="single" w:sz="6" w:space="0" w:color="auto"/>
+              <w:right w:val="double" w:sz="4" w:space="0" w:color="auto"/>
+            </w:tcBorders>
             <w:vAlign w:val="center"/>
           </w:tcPr>
           <w:p>
@@ -4488,6 +4583,73 @@
             <w:r>
               <w:rPr>
                 <w:rFonts w:asciiTheme="minorEastAsia" w:eastAsiaTheme="minorEastAsia" w:hAnsiTheme="minorEastAsia"/>
+                <w:b/>
+                <w:sz w:val="18"/>
+                <w:szCs w:val="18"/>
+              </w:rPr>
+              <w:t>{%근로자서명%}</w:t>
+            </w:r>
+          </w:p>
+        </w:tc>
+        <w:tc>
+          <w:tcPr>
+            <w:tcW w:w="723" w:type="dxa"/>
+            <w:tcBorders>
+              <w:top w:val="single" w:sz="6" w:space="0" w:color="auto"/>
+              <w:left w:val="double" w:sz="4" w:space="0" w:color="auto"/>
+              <w:bottom w:val="single" w:sz="6" w:space="0" w:color="auto"/>
+              <w:right w:val="single" w:sz="4" w:space="0" w:color="auto"/>
+            </w:tcBorders>
+            <w:vAlign w:val="center"/>
+          </w:tcPr>
+          <w:p>
+            <w:pPr>
+              <w:pStyle w:val="a7"/>
+              <w:spacing w:line="240" w:lineRule="auto"/>
+              <w:jc w:val="center"/>
+              <w:rPr>
+                <w:rFonts w:asciiTheme="minorEastAsia" w:eastAsiaTheme="minorEastAsia" w:hAnsiTheme="minorEastAsia"/>
+                <w:b/>
+                <w:sz w:val="24"/>
+                <w:szCs w:val="24"/>
+              </w:rPr>
+            </w:pPr>
+            <w:r>
+              <w:rPr>
+                <w:rFonts w:asciiTheme="minorEastAsia" w:eastAsiaTheme="minorEastAsia" w:hAnsiTheme="minorEastAsia" w:hint="eastAsia"/>
+                <w:b/>
+                <w:sz w:val="24"/>
+                <w:szCs w:val="24"/>
+              </w:rPr>
+              <w:t>30</w:t>
+            </w:r>
+          </w:p>
+        </w:tc>
+        <w:tc>
+          <w:tcPr>
+            <w:tcW w:w="844" w:type="dxa"/>
+            <w:tcBorders>
+              <w:top w:val="single" w:sz="6" w:space="0" w:color="auto"/>
+              <w:left w:val="single" w:sz="4" w:space="0" w:color="auto"/>
+              <w:bottom w:val="single" w:sz="6" w:space="0" w:color="auto"/>
+              <w:right w:val="single" w:sz="6" w:space="0" w:color="auto"/>
+            </w:tcBorders>
+          </w:tcPr>
+          <w:p>
+            <w:pPr>
+              <w:pStyle w:val="a7"/>
+              <w:spacing w:line="240" w:lineRule="auto"/>
+              <w:jc w:val="center"/>
+              <w:rPr>
+                <w:rFonts w:asciiTheme="minorEastAsia" w:eastAsiaTheme="minorEastAsia" w:hAnsiTheme="minorEastAsia"/>
+                <w:b/>
+                <w:sz w:val="24"/>
+                <w:szCs w:val="24"/>
+              </w:rPr>
+            </w:pPr>
+            <w:r>
+              <w:rPr>
+                <w:rFonts w:asciiTheme="minorEastAsia" w:eastAsiaTheme="minorEastAsia" w:hAnsiTheme="minorEastAsia"/>
                 <w:bCs/>
                 <w:color w:val="000000" w:themeColor="text1"/>
                 <w:sz w:val="18"/>
@@ -4503,7 +4665,7 @@
                 <w:sz w:val="18"/>
                 <w:szCs w:val="18"/>
               </w:rPr>
-              <w:t>이름</w:t>
+              <w:t>직군</w:t>
             </w:r>
             <w:r>
               <w:rPr>
@@ -4519,79 +4681,11 @@
         </w:tc>
         <w:tc>
           <w:tcPr>
-            <w:tcW w:w="1563" w:type="dxa"/>
+            <w:tcW w:w="1790" w:type="dxa"/>
             <w:tcBorders>
               <w:top w:val="single" w:sz="6" w:space="0" w:color="auto"/>
               <w:left w:val="single" w:sz="6" w:space="0" w:color="auto"/>
               <w:bottom w:val="single" w:sz="6" w:space="0" w:color="auto"/>
-              <w:right w:val="double" w:sz="4" w:space="0" w:color="auto"/>
-            </w:tcBorders>
-            <w:vAlign w:val="center"/>
-          </w:tcPr>
-          <w:p>
-            <w:pPr>
-              <w:pStyle w:val="a7"/>
-              <w:spacing w:line="240" w:lineRule="auto"/>
-              <w:jc w:val="center"/>
-              <w:rPr>
-                <w:rFonts w:asciiTheme="minorEastAsia" w:eastAsiaTheme="minorEastAsia" w:hAnsiTheme="minorEastAsia"/>
-                <w:b/>
-                <w:sz w:val="24"/>
-                <w:szCs w:val="24"/>
-              </w:rPr>
-            </w:pPr>
-            <w:r>
-              <w:rPr>
-                <w:rFonts w:asciiTheme="minorEastAsia" w:eastAsiaTheme="minorEastAsia" w:hAnsiTheme="minorEastAsia"/>
-                <w:b/>
-                <w:sz w:val="18"/>
-                <w:szCs w:val="18"/>
-              </w:rPr>
-              <w:t>{%근로자서명%}</w:t>
-            </w:r>
-          </w:p>
-        </w:tc>
-        <w:tc>
-          <w:tcPr>
-            <w:tcW w:w="723" w:type="dxa"/>
-            <w:tcBorders>
-              <w:top w:val="single" w:sz="6" w:space="0" w:color="auto"/>
-              <w:left w:val="double" w:sz="4" w:space="0" w:color="auto"/>
-              <w:bottom w:val="single" w:sz="6" w:space="0" w:color="auto"/>
-              <w:right w:val="single" w:sz="4" w:space="0" w:color="auto"/>
-            </w:tcBorders>
-            <w:vAlign w:val="center"/>
-          </w:tcPr>
-          <w:p>
-            <w:pPr>
-              <w:pStyle w:val="a7"/>
-              <w:spacing w:line="240" w:lineRule="auto"/>
-              <w:jc w:val="center"/>
-              <w:rPr>
-                <w:rFonts w:asciiTheme="minorEastAsia" w:eastAsiaTheme="minorEastAsia" w:hAnsiTheme="minorEastAsia"/>
-                <w:b/>
-                <w:sz w:val="24"/>
-                <w:szCs w:val="24"/>
-              </w:rPr>
-            </w:pPr>
-            <w:r>
-              <w:rPr>
-                <w:rFonts w:asciiTheme="minorEastAsia" w:eastAsiaTheme="minorEastAsia" w:hAnsiTheme="minorEastAsia" w:hint="eastAsia"/>
-                <w:b/>
-                <w:sz w:val="24"/>
-                <w:szCs w:val="24"/>
-              </w:rPr>
-              <w:t>30</w:t>
-            </w:r>
-          </w:p>
-        </w:tc>
-        <w:tc>
-          <w:tcPr>
-            <w:tcW w:w="844" w:type="dxa"/>
-            <w:tcBorders>
-              <w:top w:val="single" w:sz="6" w:space="0" w:color="auto"/>
-              <w:left w:val="single" w:sz="4" w:space="0" w:color="auto"/>
-              <w:bottom w:val="single" w:sz="6" w:space="0" w:color="auto"/>
               <w:right w:val="single" w:sz="6" w:space="0" w:color="auto"/>
             </w:tcBorders>
           </w:tcPr>
@@ -4625,62 +4719,7 @@
                 <w:sz w:val="18"/>
                 <w:szCs w:val="18"/>
               </w:rPr>
-              <w:t>직군</w:t>
-            </w:r>
-            <w:r>
-              <w:rPr>
-                <w:rFonts w:asciiTheme="minorEastAsia" w:eastAsiaTheme="minorEastAsia" w:hAnsiTheme="minorEastAsia"/>
-                <w:bCs/>
-                <w:color w:val="000000" w:themeColor="text1"/>
-                <w:sz w:val="18"/>
-                <w:szCs w:val="18"/>
-              </w:rPr>
-              <w:t>}}</w:t>
-            </w:r>
-          </w:p>
-        </w:tc>
-        <w:tc>
-          <w:tcPr>
-            <w:tcW w:w="1790" w:type="dxa"/>
-            <w:tcBorders>
-              <w:top w:val="single" w:sz="6" w:space="0" w:color="auto"/>
-              <w:left w:val="single" w:sz="6" w:space="0" w:color="auto"/>
-              <w:bottom w:val="single" w:sz="6" w:space="0" w:color="auto"/>
-              <w:right w:val="single" w:sz="6" w:space="0" w:color="auto"/>
-            </w:tcBorders>
-            <w:vAlign w:val="center"/>
-          </w:tcPr>
-          <w:p>
-            <w:pPr>
-              <w:pStyle w:val="a7"/>
-              <w:spacing w:line="240" w:lineRule="auto"/>
-              <w:jc w:val="center"/>
-              <w:rPr>
-                <w:rFonts w:asciiTheme="minorEastAsia" w:eastAsiaTheme="minorEastAsia" w:hAnsiTheme="minorEastAsia"/>
-                <w:b/>
-                <w:sz w:val="24"/>
-                <w:szCs w:val="24"/>
-              </w:rPr>
-            </w:pPr>
-            <w:r>
-              <w:rPr>
-                <w:rFonts w:asciiTheme="minorEastAsia" w:eastAsiaTheme="minorEastAsia" w:hAnsiTheme="minorEastAsia"/>
-                <w:bCs/>
-                <w:color w:val="000000" w:themeColor="text1"/>
-                <w:sz w:val="18"/>
-                <w:szCs w:val="18"/>
-              </w:rPr>
-              <w:t>{{</w:t>
-            </w:r>
-            <w:r>
-              <w:rPr>
-                <w:rFonts w:asciiTheme="minorEastAsia" w:eastAsiaTheme="minorEastAsia" w:hAnsiTheme="minorEastAsia" w:hint="eastAsia"/>
-                <w:bCs/>
-                <w:color w:val="000000" w:themeColor="text1"/>
-                <w:sz w:val="18"/>
-                <w:szCs w:val="18"/>
-              </w:rPr>
-              <w:t>이름</w:t>
+              <w:t>#이름</w:t>
             </w:r>
             <w:r>
               <w:rPr>
@@ -4831,6 +4870,60 @@
               <w:bottom w:val="single" w:sz="6" w:space="0" w:color="auto"/>
               <w:right w:val="single" w:sz="6" w:space="0" w:color="auto"/>
             </w:tcBorders>
+          </w:tcPr>
+          <w:p>
+            <w:pPr>
+              <w:pStyle w:val="a7"/>
+              <w:spacing w:line="240" w:lineRule="auto"/>
+              <w:jc w:val="center"/>
+              <w:rPr>
+                <w:rFonts w:asciiTheme="minorEastAsia" w:eastAsiaTheme="minorEastAsia" w:hAnsiTheme="minorEastAsia"/>
+                <w:b/>
+                <w:sz w:val="24"/>
+                <w:szCs w:val="24"/>
+              </w:rPr>
+            </w:pPr>
+            <w:r>
+              <w:rPr>
+                <w:rFonts w:asciiTheme="minorEastAsia" w:eastAsiaTheme="minorEastAsia" w:hAnsiTheme="minorEastAsia"/>
+                <w:bCs/>
+                <w:color w:val="000000" w:themeColor="text1"/>
+                <w:sz w:val="18"/>
+                <w:szCs w:val="18"/>
+              </w:rPr>
+              <w:t>{{</w:t>
+            </w:r>
+            <w:r>
+              <w:rPr>
+                <w:rFonts w:asciiTheme="minorEastAsia" w:eastAsiaTheme="minorEastAsia" w:hAnsiTheme="minorEastAsia" w:hint="eastAsia"/>
+                <w:bCs/>
+                <w:color w:val="000000" w:themeColor="text1"/>
+                <w:sz w:val="18"/>
+                <w:szCs w:val="18"/>
+              </w:rPr>
+              <w:t>#이름</w:t>
+            </w:r>
+            <w:r>
+              <w:rPr>
+                <w:rFonts w:asciiTheme="minorEastAsia" w:eastAsiaTheme="minorEastAsia" w:hAnsiTheme="minorEastAsia"/>
+                <w:bCs/>
+                <w:color w:val="000000" w:themeColor="text1"/>
+                <w:sz w:val="18"/>
+                <w:szCs w:val="18"/>
+              </w:rPr>
+              <w:t>}}</w:t>
+            </w:r>
+          </w:p>
+        </w:tc>
+        <w:tc>
+          <w:tcPr>
+            <w:tcW w:w="1563" w:type="dxa"/>
+            <w:tcBorders>
+              <w:top w:val="single" w:sz="6" w:space="0" w:color="auto"/>
+              <w:left w:val="single" w:sz="6" w:space="0" w:color="auto"/>
+              <w:bottom w:val="single" w:sz="6" w:space="0" w:color="auto"/>
+              <w:right w:val="double" w:sz="4" w:space="0" w:color="auto"/>
+            </w:tcBorders>
             <w:vAlign w:val="center"/>
           </w:tcPr>
           <w:p>
@@ -4848,6 +4941,73 @@
             <w:r>
               <w:rPr>
                 <w:rFonts w:asciiTheme="minorEastAsia" w:eastAsiaTheme="minorEastAsia" w:hAnsiTheme="minorEastAsia"/>
+                <w:b/>
+                <w:sz w:val="18"/>
+                <w:szCs w:val="18"/>
+              </w:rPr>
+              <w:t>{%근로자서명%}</w:t>
+            </w:r>
+          </w:p>
+        </w:tc>
+        <w:tc>
+          <w:tcPr>
+            <w:tcW w:w="723" w:type="dxa"/>
+            <w:tcBorders>
+              <w:top w:val="single" w:sz="6" w:space="0" w:color="auto"/>
+              <w:left w:val="double" w:sz="4" w:space="0" w:color="auto"/>
+              <w:bottom w:val="single" w:sz="6" w:space="0" w:color="auto"/>
+              <w:right w:val="single" w:sz="4" w:space="0" w:color="auto"/>
+            </w:tcBorders>
+            <w:vAlign w:val="center"/>
+          </w:tcPr>
+          <w:p>
+            <w:pPr>
+              <w:pStyle w:val="a7"/>
+              <w:spacing w:line="240" w:lineRule="auto"/>
+              <w:jc w:val="center"/>
+              <w:rPr>
+                <w:rFonts w:asciiTheme="minorEastAsia" w:eastAsiaTheme="minorEastAsia" w:hAnsiTheme="minorEastAsia"/>
+                <w:b/>
+                <w:sz w:val="24"/>
+                <w:szCs w:val="24"/>
+              </w:rPr>
+            </w:pPr>
+            <w:r>
+              <w:rPr>
+                <w:rFonts w:asciiTheme="minorEastAsia" w:eastAsiaTheme="minorEastAsia" w:hAnsiTheme="minorEastAsia" w:hint="eastAsia"/>
+                <w:b/>
+                <w:sz w:val="24"/>
+                <w:szCs w:val="24"/>
+              </w:rPr>
+              <w:t>31</w:t>
+            </w:r>
+          </w:p>
+        </w:tc>
+        <w:tc>
+          <w:tcPr>
+            <w:tcW w:w="844" w:type="dxa"/>
+            <w:tcBorders>
+              <w:top w:val="single" w:sz="6" w:space="0" w:color="auto"/>
+              <w:left w:val="single" w:sz="4" w:space="0" w:color="auto"/>
+              <w:bottom w:val="single" w:sz="6" w:space="0" w:color="auto"/>
+              <w:right w:val="single" w:sz="6" w:space="0" w:color="auto"/>
+            </w:tcBorders>
+          </w:tcPr>
+          <w:p>
+            <w:pPr>
+              <w:pStyle w:val="a7"/>
+              <w:spacing w:line="240" w:lineRule="auto"/>
+              <w:jc w:val="center"/>
+              <w:rPr>
+                <w:rFonts w:asciiTheme="minorEastAsia" w:eastAsiaTheme="minorEastAsia" w:hAnsiTheme="minorEastAsia"/>
+                <w:b/>
+                <w:sz w:val="24"/>
+                <w:szCs w:val="24"/>
+              </w:rPr>
+            </w:pPr>
+            <w:r>
+              <w:rPr>
+                <w:rFonts w:asciiTheme="minorEastAsia" w:eastAsiaTheme="minorEastAsia" w:hAnsiTheme="minorEastAsia"/>
                 <w:bCs/>
                 <w:color w:val="000000" w:themeColor="text1"/>
                 <w:sz w:val="18"/>
@@ -4863,7 +5023,7 @@
                 <w:sz w:val="18"/>
                 <w:szCs w:val="18"/>
               </w:rPr>
-              <w:t>이름</w:t>
+              <w:t>직군</w:t>
             </w:r>
             <w:r>
               <w:rPr>
@@ -4879,79 +5039,11 @@
         </w:tc>
         <w:tc>
           <w:tcPr>
-            <w:tcW w:w="1563" w:type="dxa"/>
+            <w:tcW w:w="1790" w:type="dxa"/>
             <w:tcBorders>
               <w:top w:val="single" w:sz="6" w:space="0" w:color="auto"/>
               <w:left w:val="single" w:sz="6" w:space="0" w:color="auto"/>
               <w:bottom w:val="single" w:sz="6" w:space="0" w:color="auto"/>
-              <w:right w:val="double" w:sz="4" w:space="0" w:color="auto"/>
-            </w:tcBorders>
-            <w:vAlign w:val="center"/>
-          </w:tcPr>
-          <w:p>
-            <w:pPr>
-              <w:pStyle w:val="a7"/>
-              <w:spacing w:line="240" w:lineRule="auto"/>
-              <w:jc w:val="center"/>
-              <w:rPr>
-                <w:rFonts w:asciiTheme="minorEastAsia" w:eastAsiaTheme="minorEastAsia" w:hAnsiTheme="minorEastAsia"/>
-                <w:b/>
-                <w:sz w:val="24"/>
-                <w:szCs w:val="24"/>
-              </w:rPr>
-            </w:pPr>
-            <w:r>
-              <w:rPr>
-                <w:rFonts w:asciiTheme="minorEastAsia" w:eastAsiaTheme="minorEastAsia" w:hAnsiTheme="minorEastAsia"/>
-                <w:b/>
-                <w:sz w:val="18"/>
-                <w:szCs w:val="18"/>
-              </w:rPr>
-              <w:t>{%근로자서명%}</w:t>
-            </w:r>
-          </w:p>
-        </w:tc>
-        <w:tc>
-          <w:tcPr>
-            <w:tcW w:w="723" w:type="dxa"/>
-            <w:tcBorders>
-              <w:top w:val="single" w:sz="6" w:space="0" w:color="auto"/>
-              <w:left w:val="double" w:sz="4" w:space="0" w:color="auto"/>
-              <w:bottom w:val="single" w:sz="6" w:space="0" w:color="auto"/>
-              <w:right w:val="single" w:sz="4" w:space="0" w:color="auto"/>
-            </w:tcBorders>
-            <w:vAlign w:val="center"/>
-          </w:tcPr>
-          <w:p>
-            <w:pPr>
-              <w:pStyle w:val="a7"/>
-              <w:spacing w:line="240" w:lineRule="auto"/>
-              <w:jc w:val="center"/>
-              <w:rPr>
-                <w:rFonts w:asciiTheme="minorEastAsia" w:eastAsiaTheme="minorEastAsia" w:hAnsiTheme="minorEastAsia"/>
-                <w:b/>
-                <w:sz w:val="24"/>
-                <w:szCs w:val="24"/>
-              </w:rPr>
-            </w:pPr>
-            <w:r>
-              <w:rPr>
-                <w:rFonts w:asciiTheme="minorEastAsia" w:eastAsiaTheme="minorEastAsia" w:hAnsiTheme="minorEastAsia" w:hint="eastAsia"/>
-                <w:b/>
-                <w:sz w:val="24"/>
-                <w:szCs w:val="24"/>
-              </w:rPr>
-              <w:t>31</w:t>
-            </w:r>
-          </w:p>
-        </w:tc>
-        <w:tc>
-          <w:tcPr>
-            <w:tcW w:w="844" w:type="dxa"/>
-            <w:tcBorders>
-              <w:top w:val="single" w:sz="6" w:space="0" w:color="auto"/>
-              <w:left w:val="single" w:sz="4" w:space="0" w:color="auto"/>
-              <w:bottom w:val="single" w:sz="6" w:space="0" w:color="auto"/>
               <w:right w:val="single" w:sz="6" w:space="0" w:color="auto"/>
             </w:tcBorders>
           </w:tcPr>
@@ -4985,62 +5077,7 @@
                 <w:sz w:val="18"/>
                 <w:szCs w:val="18"/>
               </w:rPr>
-              <w:t>직군</w:t>
-            </w:r>
-            <w:r>
-              <w:rPr>
-                <w:rFonts w:asciiTheme="minorEastAsia" w:eastAsiaTheme="minorEastAsia" w:hAnsiTheme="minorEastAsia"/>
-                <w:bCs/>
-                <w:color w:val="000000" w:themeColor="text1"/>
-                <w:sz w:val="18"/>
-                <w:szCs w:val="18"/>
-              </w:rPr>
-              <w:t>}}</w:t>
-            </w:r>
-          </w:p>
-        </w:tc>
-        <w:tc>
-          <w:tcPr>
-            <w:tcW w:w="1790" w:type="dxa"/>
-            <w:tcBorders>
-              <w:top w:val="single" w:sz="6" w:space="0" w:color="auto"/>
-              <w:left w:val="single" w:sz="6" w:space="0" w:color="auto"/>
-              <w:bottom w:val="single" w:sz="6" w:space="0" w:color="auto"/>
-              <w:right w:val="single" w:sz="6" w:space="0" w:color="auto"/>
-            </w:tcBorders>
-            <w:vAlign w:val="center"/>
-          </w:tcPr>
-          <w:p>
-            <w:pPr>
-              <w:pStyle w:val="a7"/>
-              <w:spacing w:line="240" w:lineRule="auto"/>
-              <w:jc w:val="center"/>
-              <w:rPr>
-                <w:rFonts w:asciiTheme="minorEastAsia" w:eastAsiaTheme="minorEastAsia" w:hAnsiTheme="minorEastAsia"/>
-                <w:b/>
-                <w:sz w:val="24"/>
-                <w:szCs w:val="24"/>
-              </w:rPr>
-            </w:pPr>
-            <w:r>
-              <w:rPr>
-                <w:rFonts w:asciiTheme="minorEastAsia" w:eastAsiaTheme="minorEastAsia" w:hAnsiTheme="minorEastAsia"/>
-                <w:bCs/>
-                <w:color w:val="000000" w:themeColor="text1"/>
-                <w:sz w:val="18"/>
-                <w:szCs w:val="18"/>
-              </w:rPr>
-              <w:t>{{</w:t>
-            </w:r>
-            <w:r>
-              <w:rPr>
-                <w:rFonts w:asciiTheme="minorEastAsia" w:eastAsiaTheme="minorEastAsia" w:hAnsiTheme="minorEastAsia" w:hint="eastAsia"/>
-                <w:bCs/>
-                <w:color w:val="000000" w:themeColor="text1"/>
-                <w:sz w:val="18"/>
-                <w:szCs w:val="18"/>
-              </w:rPr>
-              <w:t>이름</w:t>
+              <w:t>#이름</w:t>
             </w:r>
             <w:r>
               <w:rPr>
@@ -5191,6 +5228,60 @@
               <w:bottom w:val="single" w:sz="6" w:space="0" w:color="auto"/>
               <w:right w:val="single" w:sz="6" w:space="0" w:color="auto"/>
             </w:tcBorders>
+          </w:tcPr>
+          <w:p>
+            <w:pPr>
+              <w:pStyle w:val="a7"/>
+              <w:spacing w:line="240" w:lineRule="auto"/>
+              <w:jc w:val="center"/>
+              <w:rPr>
+                <w:rFonts w:asciiTheme="minorEastAsia" w:eastAsiaTheme="minorEastAsia" w:hAnsiTheme="minorEastAsia"/>
+                <w:b/>
+                <w:sz w:val="24"/>
+                <w:szCs w:val="24"/>
+              </w:rPr>
+            </w:pPr>
+            <w:r>
+              <w:rPr>
+                <w:rFonts w:asciiTheme="minorEastAsia" w:eastAsiaTheme="minorEastAsia" w:hAnsiTheme="minorEastAsia"/>
+                <w:bCs/>
+                <w:color w:val="000000" w:themeColor="text1"/>
+                <w:sz w:val="18"/>
+                <w:szCs w:val="18"/>
+              </w:rPr>
+              <w:t>{{</w:t>
+            </w:r>
+            <w:r>
+              <w:rPr>
+                <w:rFonts w:asciiTheme="minorEastAsia" w:eastAsiaTheme="minorEastAsia" w:hAnsiTheme="minorEastAsia" w:hint="eastAsia"/>
+                <w:bCs/>
+                <w:color w:val="000000" w:themeColor="text1"/>
+                <w:sz w:val="18"/>
+                <w:szCs w:val="18"/>
+              </w:rPr>
+              <w:t>#이름</w:t>
+            </w:r>
+            <w:r>
+              <w:rPr>
+                <w:rFonts w:asciiTheme="minorEastAsia" w:eastAsiaTheme="minorEastAsia" w:hAnsiTheme="minorEastAsia"/>
+                <w:bCs/>
+                <w:color w:val="000000" w:themeColor="text1"/>
+                <w:sz w:val="18"/>
+                <w:szCs w:val="18"/>
+              </w:rPr>
+              <w:t>}}</w:t>
+            </w:r>
+          </w:p>
+        </w:tc>
+        <w:tc>
+          <w:tcPr>
+            <w:tcW w:w="1563" w:type="dxa"/>
+            <w:tcBorders>
+              <w:top w:val="single" w:sz="6" w:space="0" w:color="auto"/>
+              <w:left w:val="single" w:sz="6" w:space="0" w:color="auto"/>
+              <w:bottom w:val="single" w:sz="6" w:space="0" w:color="auto"/>
+              <w:right w:val="double" w:sz="4" w:space="0" w:color="auto"/>
+            </w:tcBorders>
             <w:vAlign w:val="center"/>
           </w:tcPr>
           <w:p>
@@ -5208,6 +5299,73 @@
             <w:r>
               <w:rPr>
                 <w:rFonts w:asciiTheme="minorEastAsia" w:eastAsiaTheme="minorEastAsia" w:hAnsiTheme="minorEastAsia"/>
+                <w:b/>
+                <w:sz w:val="18"/>
+                <w:szCs w:val="18"/>
+              </w:rPr>
+              <w:t>{%근로자서명%}</w:t>
+            </w:r>
+          </w:p>
+        </w:tc>
+        <w:tc>
+          <w:tcPr>
+            <w:tcW w:w="723" w:type="dxa"/>
+            <w:tcBorders>
+              <w:top w:val="single" w:sz="6" w:space="0" w:color="auto"/>
+              <w:left w:val="double" w:sz="4" w:space="0" w:color="auto"/>
+              <w:bottom w:val="single" w:sz="6" w:space="0" w:color="auto"/>
+              <w:right w:val="single" w:sz="4" w:space="0" w:color="auto"/>
+            </w:tcBorders>
+            <w:vAlign w:val="center"/>
+          </w:tcPr>
+          <w:p>
+            <w:pPr>
+              <w:pStyle w:val="a7"/>
+              <w:spacing w:line="240" w:lineRule="auto"/>
+              <w:jc w:val="center"/>
+              <w:rPr>
+                <w:rFonts w:asciiTheme="minorEastAsia" w:eastAsiaTheme="minorEastAsia" w:hAnsiTheme="minorEastAsia"/>
+                <w:b/>
+                <w:sz w:val="24"/>
+                <w:szCs w:val="24"/>
+              </w:rPr>
+            </w:pPr>
+            <w:r>
+              <w:rPr>
+                <w:rFonts w:asciiTheme="minorEastAsia" w:eastAsiaTheme="minorEastAsia" w:hAnsiTheme="minorEastAsia" w:hint="eastAsia"/>
+                <w:b/>
+                <w:sz w:val="24"/>
+                <w:szCs w:val="24"/>
+              </w:rPr>
+              <w:t>32</w:t>
+            </w:r>
+          </w:p>
+        </w:tc>
+        <w:tc>
+          <w:tcPr>
+            <w:tcW w:w="844" w:type="dxa"/>
+            <w:tcBorders>
+              <w:top w:val="single" w:sz="6" w:space="0" w:color="auto"/>
+              <w:left w:val="single" w:sz="4" w:space="0" w:color="auto"/>
+              <w:bottom w:val="single" w:sz="6" w:space="0" w:color="auto"/>
+              <w:right w:val="single" w:sz="6" w:space="0" w:color="auto"/>
+            </w:tcBorders>
+          </w:tcPr>
+          <w:p>
+            <w:pPr>
+              <w:pStyle w:val="a7"/>
+              <w:spacing w:line="240" w:lineRule="auto"/>
+              <w:jc w:val="center"/>
+              <w:rPr>
+                <w:rFonts w:asciiTheme="minorEastAsia" w:eastAsiaTheme="minorEastAsia" w:hAnsiTheme="minorEastAsia"/>
+                <w:b/>
+                <w:sz w:val="24"/>
+                <w:szCs w:val="24"/>
+              </w:rPr>
+            </w:pPr>
+            <w:r>
+              <w:rPr>
+                <w:rFonts w:asciiTheme="minorEastAsia" w:eastAsiaTheme="minorEastAsia" w:hAnsiTheme="minorEastAsia"/>
                 <w:bCs/>
                 <w:color w:val="000000" w:themeColor="text1"/>
                 <w:sz w:val="18"/>
@@ -5223,7 +5381,7 @@
                 <w:sz w:val="18"/>
                 <w:szCs w:val="18"/>
               </w:rPr>
-              <w:t>이름</w:t>
+              <w:t>직군</w:t>
             </w:r>
             <w:r>
               <w:rPr>
@@ -5239,79 +5397,11 @@
         </w:tc>
         <w:tc>
           <w:tcPr>
-            <w:tcW w:w="1563" w:type="dxa"/>
+            <w:tcW w:w="1790" w:type="dxa"/>
             <w:tcBorders>
               <w:top w:val="single" w:sz="6" w:space="0" w:color="auto"/>
               <w:left w:val="single" w:sz="6" w:space="0" w:color="auto"/>
               <w:bottom w:val="single" w:sz="6" w:space="0" w:color="auto"/>
-              <w:right w:val="double" w:sz="4" w:space="0" w:color="auto"/>
-            </w:tcBorders>
-            <w:vAlign w:val="center"/>
-          </w:tcPr>
-          <w:p>
-            <w:pPr>
-              <w:pStyle w:val="a7"/>
-              <w:spacing w:line="240" w:lineRule="auto"/>
-              <w:jc w:val="center"/>
-              <w:rPr>
-                <w:rFonts w:asciiTheme="minorEastAsia" w:eastAsiaTheme="minorEastAsia" w:hAnsiTheme="minorEastAsia"/>
-                <w:b/>
-                <w:sz w:val="24"/>
-                <w:szCs w:val="24"/>
-              </w:rPr>
-            </w:pPr>
-            <w:r>
-              <w:rPr>
-                <w:rFonts w:asciiTheme="minorEastAsia" w:eastAsiaTheme="minorEastAsia" w:hAnsiTheme="minorEastAsia"/>
-                <w:b/>
-                <w:sz w:val="18"/>
-                <w:szCs w:val="18"/>
-              </w:rPr>
-              <w:t>{%근로자서명%}</w:t>
-            </w:r>
-          </w:p>
-        </w:tc>
-        <w:tc>
-          <w:tcPr>
-            <w:tcW w:w="723" w:type="dxa"/>
-            <w:tcBorders>
-              <w:top w:val="single" w:sz="6" w:space="0" w:color="auto"/>
-              <w:left w:val="double" w:sz="4" w:space="0" w:color="auto"/>
-              <w:bottom w:val="single" w:sz="6" w:space="0" w:color="auto"/>
-              <w:right w:val="single" w:sz="4" w:space="0" w:color="auto"/>
-            </w:tcBorders>
-            <w:vAlign w:val="center"/>
-          </w:tcPr>
-          <w:p>
-            <w:pPr>
-              <w:pStyle w:val="a7"/>
-              <w:spacing w:line="240" w:lineRule="auto"/>
-              <w:jc w:val="center"/>
-              <w:rPr>
-                <w:rFonts w:asciiTheme="minorEastAsia" w:eastAsiaTheme="minorEastAsia" w:hAnsiTheme="minorEastAsia"/>
-                <w:b/>
-                <w:sz w:val="24"/>
-                <w:szCs w:val="24"/>
-              </w:rPr>
-            </w:pPr>
-            <w:r>
-              <w:rPr>
-                <w:rFonts w:asciiTheme="minorEastAsia" w:eastAsiaTheme="minorEastAsia" w:hAnsiTheme="minorEastAsia" w:hint="eastAsia"/>
-                <w:b/>
-                <w:sz w:val="24"/>
-                <w:szCs w:val="24"/>
-              </w:rPr>
-              <w:t>32</w:t>
-            </w:r>
-          </w:p>
-        </w:tc>
-        <w:tc>
-          <w:tcPr>
-            <w:tcW w:w="844" w:type="dxa"/>
-            <w:tcBorders>
-              <w:top w:val="single" w:sz="6" w:space="0" w:color="auto"/>
-              <w:left w:val="single" w:sz="4" w:space="0" w:color="auto"/>
-              <w:bottom w:val="single" w:sz="6" w:space="0" w:color="auto"/>
               <w:right w:val="single" w:sz="6" w:space="0" w:color="auto"/>
             </w:tcBorders>
           </w:tcPr>
@@ -5345,62 +5435,7 @@
                 <w:sz w:val="18"/>
                 <w:szCs w:val="18"/>
               </w:rPr>
-              <w:t>직군</w:t>
-            </w:r>
-            <w:r>
-              <w:rPr>
-                <w:rFonts w:asciiTheme="minorEastAsia" w:eastAsiaTheme="minorEastAsia" w:hAnsiTheme="minorEastAsia"/>
-                <w:bCs/>
-                <w:color w:val="000000" w:themeColor="text1"/>
-                <w:sz w:val="18"/>
-                <w:szCs w:val="18"/>
-              </w:rPr>
-              <w:t>}}</w:t>
-            </w:r>
-          </w:p>
-        </w:tc>
-        <w:tc>
-          <w:tcPr>
-            <w:tcW w:w="1790" w:type="dxa"/>
-            <w:tcBorders>
-              <w:top w:val="single" w:sz="6" w:space="0" w:color="auto"/>
-              <w:left w:val="single" w:sz="6" w:space="0" w:color="auto"/>
-              <w:bottom w:val="single" w:sz="6" w:space="0" w:color="auto"/>
-              <w:right w:val="single" w:sz="6" w:space="0" w:color="auto"/>
-            </w:tcBorders>
-            <w:vAlign w:val="center"/>
-          </w:tcPr>
-          <w:p>
-            <w:pPr>
-              <w:pStyle w:val="a7"/>
-              <w:spacing w:line="240" w:lineRule="auto"/>
-              <w:jc w:val="center"/>
-              <w:rPr>
-                <w:rFonts w:asciiTheme="minorEastAsia" w:eastAsiaTheme="minorEastAsia" w:hAnsiTheme="minorEastAsia"/>
-                <w:b/>
-                <w:sz w:val="24"/>
-                <w:szCs w:val="24"/>
-              </w:rPr>
-            </w:pPr>
-            <w:r>
-              <w:rPr>
-                <w:rFonts w:asciiTheme="minorEastAsia" w:eastAsiaTheme="minorEastAsia" w:hAnsiTheme="minorEastAsia"/>
-                <w:bCs/>
-                <w:color w:val="000000" w:themeColor="text1"/>
-                <w:sz w:val="18"/>
-                <w:szCs w:val="18"/>
-              </w:rPr>
-              <w:t>{{</w:t>
-            </w:r>
-            <w:r>
-              <w:rPr>
-                <w:rFonts w:asciiTheme="minorEastAsia" w:eastAsiaTheme="minorEastAsia" w:hAnsiTheme="minorEastAsia" w:hint="eastAsia"/>
-                <w:bCs/>
-                <w:color w:val="000000" w:themeColor="text1"/>
-                <w:sz w:val="18"/>
-                <w:szCs w:val="18"/>
-              </w:rPr>
-              <w:t>이름</w:t>
+              <w:t>#이름</w:t>
             </w:r>
             <w:r>
               <w:rPr>
@@ -5551,6 +5586,60 @@
               <w:bottom w:val="single" w:sz="6" w:space="0" w:color="auto"/>
               <w:right w:val="single" w:sz="6" w:space="0" w:color="auto"/>
             </w:tcBorders>
+          </w:tcPr>
+          <w:p>
+            <w:pPr>
+              <w:pStyle w:val="a7"/>
+              <w:spacing w:line="240" w:lineRule="auto"/>
+              <w:jc w:val="center"/>
+              <w:rPr>
+                <w:rFonts w:asciiTheme="minorEastAsia" w:eastAsiaTheme="minorEastAsia" w:hAnsiTheme="minorEastAsia"/>
+                <w:b/>
+                <w:sz w:val="24"/>
+                <w:szCs w:val="24"/>
+              </w:rPr>
+            </w:pPr>
+            <w:r>
+              <w:rPr>
+                <w:rFonts w:asciiTheme="minorEastAsia" w:eastAsiaTheme="minorEastAsia" w:hAnsiTheme="minorEastAsia"/>
+                <w:bCs/>
+                <w:color w:val="000000" w:themeColor="text1"/>
+                <w:sz w:val="18"/>
+                <w:szCs w:val="18"/>
+              </w:rPr>
+              <w:t>{{</w:t>
+            </w:r>
+            <w:r>
+              <w:rPr>
+                <w:rFonts w:asciiTheme="minorEastAsia" w:eastAsiaTheme="minorEastAsia" w:hAnsiTheme="minorEastAsia" w:hint="eastAsia"/>
+                <w:bCs/>
+                <w:color w:val="000000" w:themeColor="text1"/>
+                <w:sz w:val="18"/>
+                <w:szCs w:val="18"/>
+              </w:rPr>
+              <w:t>#이름</w:t>
+            </w:r>
+            <w:r>
+              <w:rPr>
+                <w:rFonts w:asciiTheme="minorEastAsia" w:eastAsiaTheme="minorEastAsia" w:hAnsiTheme="minorEastAsia"/>
+                <w:bCs/>
+                <w:color w:val="000000" w:themeColor="text1"/>
+                <w:sz w:val="18"/>
+                <w:szCs w:val="18"/>
+              </w:rPr>
+              <w:t>}}</w:t>
+            </w:r>
+          </w:p>
+        </w:tc>
+        <w:tc>
+          <w:tcPr>
+            <w:tcW w:w="1563" w:type="dxa"/>
+            <w:tcBorders>
+              <w:top w:val="single" w:sz="6" w:space="0" w:color="auto"/>
+              <w:left w:val="single" w:sz="6" w:space="0" w:color="auto"/>
+              <w:bottom w:val="single" w:sz="6" w:space="0" w:color="auto"/>
+              <w:right w:val="double" w:sz="4" w:space="0" w:color="auto"/>
+            </w:tcBorders>
             <w:vAlign w:val="center"/>
           </w:tcPr>
           <w:p>
@@ -5568,6 +5657,73 @@
             <w:r>
               <w:rPr>
                 <w:rFonts w:asciiTheme="minorEastAsia" w:eastAsiaTheme="minorEastAsia" w:hAnsiTheme="minorEastAsia"/>
+                <w:b/>
+                <w:sz w:val="18"/>
+                <w:szCs w:val="18"/>
+              </w:rPr>
+              <w:t>{%근로자서명%}</w:t>
+            </w:r>
+          </w:p>
+        </w:tc>
+        <w:tc>
+          <w:tcPr>
+            <w:tcW w:w="723" w:type="dxa"/>
+            <w:tcBorders>
+              <w:top w:val="single" w:sz="6" w:space="0" w:color="auto"/>
+              <w:left w:val="double" w:sz="4" w:space="0" w:color="auto"/>
+              <w:bottom w:val="single" w:sz="6" w:space="0" w:color="auto"/>
+              <w:right w:val="single" w:sz="4" w:space="0" w:color="auto"/>
+            </w:tcBorders>
+            <w:vAlign w:val="center"/>
+          </w:tcPr>
+          <w:p>
+            <w:pPr>
+              <w:pStyle w:val="a7"/>
+              <w:spacing w:line="240" w:lineRule="auto"/>
+              <w:jc w:val="center"/>
+              <w:rPr>
+                <w:rFonts w:asciiTheme="minorEastAsia" w:eastAsiaTheme="minorEastAsia" w:hAnsiTheme="minorEastAsia"/>
+                <w:b/>
+                <w:sz w:val="24"/>
+                <w:szCs w:val="24"/>
+              </w:rPr>
+            </w:pPr>
+            <w:r>
+              <w:rPr>
+                <w:rFonts w:asciiTheme="minorEastAsia" w:eastAsiaTheme="minorEastAsia" w:hAnsiTheme="minorEastAsia" w:hint="eastAsia"/>
+                <w:b/>
+                <w:sz w:val="24"/>
+                <w:szCs w:val="24"/>
+              </w:rPr>
+              <w:t>33</w:t>
+            </w:r>
+          </w:p>
+        </w:tc>
+        <w:tc>
+          <w:tcPr>
+            <w:tcW w:w="844" w:type="dxa"/>
+            <w:tcBorders>
+              <w:top w:val="single" w:sz="6" w:space="0" w:color="auto"/>
+              <w:left w:val="single" w:sz="4" w:space="0" w:color="auto"/>
+              <w:bottom w:val="single" w:sz="6" w:space="0" w:color="auto"/>
+              <w:right w:val="single" w:sz="6" w:space="0" w:color="auto"/>
+            </w:tcBorders>
+          </w:tcPr>
+          <w:p>
+            <w:pPr>
+              <w:pStyle w:val="a7"/>
+              <w:spacing w:line="240" w:lineRule="auto"/>
+              <w:jc w:val="center"/>
+              <w:rPr>
+                <w:rFonts w:asciiTheme="minorEastAsia" w:eastAsiaTheme="minorEastAsia" w:hAnsiTheme="minorEastAsia"/>
+                <w:b/>
+                <w:sz w:val="24"/>
+                <w:szCs w:val="24"/>
+              </w:rPr>
+            </w:pPr>
+            <w:r>
+              <w:rPr>
+                <w:rFonts w:asciiTheme="minorEastAsia" w:eastAsiaTheme="minorEastAsia" w:hAnsiTheme="minorEastAsia"/>
                 <w:bCs/>
                 <w:color w:val="000000" w:themeColor="text1"/>
                 <w:sz w:val="18"/>
@@ -5583,7 +5739,7 @@
                 <w:sz w:val="18"/>
                 <w:szCs w:val="18"/>
               </w:rPr>
-              <w:t>이름</w:t>
+              <w:t>직군</w:t>
             </w:r>
             <w:r>
               <w:rPr>
@@ -5599,79 +5755,11 @@
         </w:tc>
         <w:tc>
           <w:tcPr>
-            <w:tcW w:w="1563" w:type="dxa"/>
+            <w:tcW w:w="1790" w:type="dxa"/>
             <w:tcBorders>
               <w:top w:val="single" w:sz="6" w:space="0" w:color="auto"/>
               <w:left w:val="single" w:sz="6" w:space="0" w:color="auto"/>
               <w:bottom w:val="single" w:sz="6" w:space="0" w:color="auto"/>
-              <w:right w:val="double" w:sz="4" w:space="0" w:color="auto"/>
-            </w:tcBorders>
-            <w:vAlign w:val="center"/>
-          </w:tcPr>
-          <w:p>
-            <w:pPr>
-              <w:pStyle w:val="a7"/>
-              <w:spacing w:line="240" w:lineRule="auto"/>
-              <w:jc w:val="center"/>
-              <w:rPr>
-                <w:rFonts w:asciiTheme="minorEastAsia" w:eastAsiaTheme="minorEastAsia" w:hAnsiTheme="minorEastAsia"/>
-                <w:b/>
-                <w:sz w:val="24"/>
-                <w:szCs w:val="24"/>
-              </w:rPr>
-            </w:pPr>
-            <w:r>
-              <w:rPr>
-                <w:rFonts w:asciiTheme="minorEastAsia" w:eastAsiaTheme="minorEastAsia" w:hAnsiTheme="minorEastAsia"/>
-                <w:b/>
-                <w:sz w:val="18"/>
-                <w:szCs w:val="18"/>
-              </w:rPr>
-              <w:t>{%근로자서명%}</w:t>
-            </w:r>
-          </w:p>
-        </w:tc>
-        <w:tc>
-          <w:tcPr>
-            <w:tcW w:w="723" w:type="dxa"/>
-            <w:tcBorders>
-              <w:top w:val="single" w:sz="6" w:space="0" w:color="auto"/>
-              <w:left w:val="double" w:sz="4" w:space="0" w:color="auto"/>
-              <w:bottom w:val="single" w:sz="6" w:space="0" w:color="auto"/>
-              <w:right w:val="single" w:sz="4" w:space="0" w:color="auto"/>
-            </w:tcBorders>
-            <w:vAlign w:val="center"/>
-          </w:tcPr>
-          <w:p>
-            <w:pPr>
-              <w:pStyle w:val="a7"/>
-              <w:spacing w:line="240" w:lineRule="auto"/>
-              <w:jc w:val="center"/>
-              <w:rPr>
-                <w:rFonts w:asciiTheme="minorEastAsia" w:eastAsiaTheme="minorEastAsia" w:hAnsiTheme="minorEastAsia"/>
-                <w:b/>
-                <w:sz w:val="24"/>
-                <w:szCs w:val="24"/>
-              </w:rPr>
-            </w:pPr>
-            <w:r>
-              <w:rPr>
-                <w:rFonts w:asciiTheme="minorEastAsia" w:eastAsiaTheme="minorEastAsia" w:hAnsiTheme="minorEastAsia" w:hint="eastAsia"/>
-                <w:b/>
-                <w:sz w:val="24"/>
-                <w:szCs w:val="24"/>
-              </w:rPr>
-              <w:t>33</w:t>
-            </w:r>
-          </w:p>
-        </w:tc>
-        <w:tc>
-          <w:tcPr>
-            <w:tcW w:w="844" w:type="dxa"/>
-            <w:tcBorders>
-              <w:top w:val="single" w:sz="6" w:space="0" w:color="auto"/>
-              <w:left w:val="single" w:sz="4" w:space="0" w:color="auto"/>
-              <w:bottom w:val="single" w:sz="6" w:space="0" w:color="auto"/>
               <w:right w:val="single" w:sz="6" w:space="0" w:color="auto"/>
             </w:tcBorders>
           </w:tcPr>
@@ -5705,62 +5793,7 @@
                 <w:sz w:val="18"/>
                 <w:szCs w:val="18"/>
               </w:rPr>
-              <w:t>직군</w:t>
-            </w:r>
-            <w:r>
-              <w:rPr>
-                <w:rFonts w:asciiTheme="minorEastAsia" w:eastAsiaTheme="minorEastAsia" w:hAnsiTheme="minorEastAsia"/>
-                <w:bCs/>
-                <w:color w:val="000000" w:themeColor="text1"/>
-                <w:sz w:val="18"/>
-                <w:szCs w:val="18"/>
-              </w:rPr>
-              <w:t>}}</w:t>
-            </w:r>
-          </w:p>
-        </w:tc>
-        <w:tc>
-          <w:tcPr>
-            <w:tcW w:w="1790" w:type="dxa"/>
-            <w:tcBorders>
-              <w:top w:val="single" w:sz="6" w:space="0" w:color="auto"/>
-              <w:left w:val="single" w:sz="6" w:space="0" w:color="auto"/>
-              <w:bottom w:val="single" w:sz="6" w:space="0" w:color="auto"/>
-              <w:right w:val="single" w:sz="6" w:space="0" w:color="auto"/>
-            </w:tcBorders>
-            <w:vAlign w:val="center"/>
-          </w:tcPr>
-          <w:p>
-            <w:pPr>
-              <w:pStyle w:val="a7"/>
-              <w:spacing w:line="240" w:lineRule="auto"/>
-              <w:jc w:val="center"/>
-              <w:rPr>
-                <w:rFonts w:asciiTheme="minorEastAsia" w:eastAsiaTheme="minorEastAsia" w:hAnsiTheme="minorEastAsia"/>
-                <w:b/>
-                <w:sz w:val="24"/>
-                <w:szCs w:val="24"/>
-              </w:rPr>
-            </w:pPr>
-            <w:r>
-              <w:rPr>
-                <w:rFonts w:asciiTheme="minorEastAsia" w:eastAsiaTheme="minorEastAsia" w:hAnsiTheme="minorEastAsia"/>
-                <w:bCs/>
-                <w:color w:val="000000" w:themeColor="text1"/>
-                <w:sz w:val="18"/>
-                <w:szCs w:val="18"/>
-              </w:rPr>
-              <w:t>{{</w:t>
-            </w:r>
-            <w:r>
-              <w:rPr>
-                <w:rFonts w:asciiTheme="minorEastAsia" w:eastAsiaTheme="minorEastAsia" w:hAnsiTheme="minorEastAsia" w:hint="eastAsia"/>
-                <w:bCs/>
-                <w:color w:val="000000" w:themeColor="text1"/>
-                <w:sz w:val="18"/>
-                <w:szCs w:val="18"/>
-              </w:rPr>
-              <w:t>이름</w:t>
+              <w:t>#이름</w:t>
             </w:r>
             <w:r>
               <w:rPr>
@@ -5911,6 +5944,60 @@
               <w:bottom w:val="single" w:sz="6" w:space="0" w:color="auto"/>
               <w:right w:val="single" w:sz="6" w:space="0" w:color="auto"/>
             </w:tcBorders>
+          </w:tcPr>
+          <w:p>
+            <w:pPr>
+              <w:pStyle w:val="a7"/>
+              <w:spacing w:line="240" w:lineRule="auto"/>
+              <w:jc w:val="center"/>
+              <w:rPr>
+                <w:rFonts w:asciiTheme="minorEastAsia" w:eastAsiaTheme="minorEastAsia" w:hAnsiTheme="minorEastAsia"/>
+                <w:b/>
+                <w:sz w:val="24"/>
+                <w:szCs w:val="24"/>
+              </w:rPr>
+            </w:pPr>
+            <w:r>
+              <w:rPr>
+                <w:rFonts w:asciiTheme="minorEastAsia" w:eastAsiaTheme="minorEastAsia" w:hAnsiTheme="minorEastAsia"/>
+                <w:bCs/>
+                <w:color w:val="000000" w:themeColor="text1"/>
+                <w:sz w:val="18"/>
+                <w:szCs w:val="18"/>
+              </w:rPr>
+              <w:t>{{</w:t>
+            </w:r>
+            <w:r>
+              <w:rPr>
+                <w:rFonts w:asciiTheme="minorEastAsia" w:eastAsiaTheme="minorEastAsia" w:hAnsiTheme="minorEastAsia" w:hint="eastAsia"/>
+                <w:bCs/>
+                <w:color w:val="000000" w:themeColor="text1"/>
+                <w:sz w:val="18"/>
+                <w:szCs w:val="18"/>
+              </w:rPr>
+              <w:t>#이름</w:t>
+            </w:r>
+            <w:r>
+              <w:rPr>
+                <w:rFonts w:asciiTheme="minorEastAsia" w:eastAsiaTheme="minorEastAsia" w:hAnsiTheme="minorEastAsia"/>
+                <w:bCs/>
+                <w:color w:val="000000" w:themeColor="text1"/>
+                <w:sz w:val="18"/>
+                <w:szCs w:val="18"/>
+              </w:rPr>
+              <w:t>}}</w:t>
+            </w:r>
+          </w:p>
+        </w:tc>
+        <w:tc>
+          <w:tcPr>
+            <w:tcW w:w="1563" w:type="dxa"/>
+            <w:tcBorders>
+              <w:top w:val="single" w:sz="6" w:space="0" w:color="auto"/>
+              <w:left w:val="single" w:sz="6" w:space="0" w:color="auto"/>
+              <w:bottom w:val="single" w:sz="6" w:space="0" w:color="auto"/>
+              <w:right w:val="double" w:sz="4" w:space="0" w:color="auto"/>
+            </w:tcBorders>
             <w:vAlign w:val="center"/>
           </w:tcPr>
           <w:p>
@@ -5928,6 +6015,73 @@
             <w:r>
               <w:rPr>
                 <w:rFonts w:asciiTheme="minorEastAsia" w:eastAsiaTheme="minorEastAsia" w:hAnsiTheme="minorEastAsia"/>
+                <w:b/>
+                <w:sz w:val="18"/>
+                <w:szCs w:val="18"/>
+              </w:rPr>
+              <w:t>{%근로자서명%}</w:t>
+            </w:r>
+          </w:p>
+        </w:tc>
+        <w:tc>
+          <w:tcPr>
+            <w:tcW w:w="723" w:type="dxa"/>
+            <w:tcBorders>
+              <w:top w:val="single" w:sz="6" w:space="0" w:color="auto"/>
+              <w:left w:val="double" w:sz="4" w:space="0" w:color="auto"/>
+              <w:bottom w:val="single" w:sz="6" w:space="0" w:color="auto"/>
+              <w:right w:val="single" w:sz="4" w:space="0" w:color="auto"/>
+            </w:tcBorders>
+            <w:vAlign w:val="center"/>
+          </w:tcPr>
+          <w:p>
+            <w:pPr>
+              <w:pStyle w:val="a7"/>
+              <w:spacing w:line="240" w:lineRule="auto"/>
+              <w:jc w:val="center"/>
+              <w:rPr>
+                <w:rFonts w:asciiTheme="minorEastAsia" w:eastAsiaTheme="minorEastAsia" w:hAnsiTheme="minorEastAsia"/>
+                <w:b/>
+                <w:sz w:val="24"/>
+                <w:szCs w:val="24"/>
+              </w:rPr>
+            </w:pPr>
+            <w:r>
+              <w:rPr>
+                <w:rFonts w:asciiTheme="minorEastAsia" w:eastAsiaTheme="minorEastAsia" w:hAnsiTheme="minorEastAsia" w:hint="eastAsia"/>
+                <w:b/>
+                <w:sz w:val="24"/>
+                <w:szCs w:val="24"/>
+              </w:rPr>
+              <w:t>34</w:t>
+            </w:r>
+          </w:p>
+        </w:tc>
+        <w:tc>
+          <w:tcPr>
+            <w:tcW w:w="844" w:type="dxa"/>
+            <w:tcBorders>
+              <w:top w:val="single" w:sz="6" w:space="0" w:color="auto"/>
+              <w:left w:val="single" w:sz="4" w:space="0" w:color="auto"/>
+              <w:bottom w:val="single" w:sz="6" w:space="0" w:color="auto"/>
+              <w:right w:val="single" w:sz="6" w:space="0" w:color="auto"/>
+            </w:tcBorders>
+          </w:tcPr>
+          <w:p>
+            <w:pPr>
+              <w:pStyle w:val="a7"/>
+              <w:spacing w:line="240" w:lineRule="auto"/>
+              <w:jc w:val="center"/>
+              <w:rPr>
+                <w:rFonts w:asciiTheme="minorEastAsia" w:eastAsiaTheme="minorEastAsia" w:hAnsiTheme="minorEastAsia"/>
+                <w:b/>
+                <w:sz w:val="24"/>
+                <w:szCs w:val="24"/>
+              </w:rPr>
+            </w:pPr>
+            <w:r>
+              <w:rPr>
+                <w:rFonts w:asciiTheme="minorEastAsia" w:eastAsiaTheme="minorEastAsia" w:hAnsiTheme="minorEastAsia"/>
                 <w:bCs/>
                 <w:color w:val="000000" w:themeColor="text1"/>
                 <w:sz w:val="18"/>
@@ -5943,7 +6097,7 @@
                 <w:sz w:val="18"/>
                 <w:szCs w:val="18"/>
               </w:rPr>
-              <w:t>이름</w:t>
+              <w:t>직군</w:t>
             </w:r>
             <w:r>
               <w:rPr>
@@ -5959,79 +6113,11 @@
         </w:tc>
         <w:tc>
           <w:tcPr>
-            <w:tcW w:w="1563" w:type="dxa"/>
+            <w:tcW w:w="1790" w:type="dxa"/>
             <w:tcBorders>
               <w:top w:val="single" w:sz="6" w:space="0" w:color="auto"/>
               <w:left w:val="single" w:sz="6" w:space="0" w:color="auto"/>
               <w:bottom w:val="single" w:sz="6" w:space="0" w:color="auto"/>
-              <w:right w:val="double" w:sz="4" w:space="0" w:color="auto"/>
-            </w:tcBorders>
-            <w:vAlign w:val="center"/>
-          </w:tcPr>
-          <w:p>
-            <w:pPr>
-              <w:pStyle w:val="a7"/>
-              <w:spacing w:line="240" w:lineRule="auto"/>
-              <w:jc w:val="center"/>
-              <w:rPr>
-                <w:rFonts w:asciiTheme="minorEastAsia" w:eastAsiaTheme="minorEastAsia" w:hAnsiTheme="minorEastAsia"/>
-                <w:b/>
-                <w:sz w:val="24"/>
-                <w:szCs w:val="24"/>
-              </w:rPr>
-            </w:pPr>
-            <w:r>
-              <w:rPr>
-                <w:rFonts w:asciiTheme="minorEastAsia" w:eastAsiaTheme="minorEastAsia" w:hAnsiTheme="minorEastAsia"/>
-                <w:b/>
-                <w:sz w:val="18"/>
-                <w:szCs w:val="18"/>
-              </w:rPr>
-              <w:t>{%근로자서명%}</w:t>
-            </w:r>
-          </w:p>
-        </w:tc>
-        <w:tc>
-          <w:tcPr>
-            <w:tcW w:w="723" w:type="dxa"/>
-            <w:tcBorders>
-              <w:top w:val="single" w:sz="6" w:space="0" w:color="auto"/>
-              <w:left w:val="double" w:sz="4" w:space="0" w:color="auto"/>
-              <w:bottom w:val="single" w:sz="6" w:space="0" w:color="auto"/>
-              <w:right w:val="single" w:sz="4" w:space="0" w:color="auto"/>
-            </w:tcBorders>
-            <w:vAlign w:val="center"/>
-          </w:tcPr>
-          <w:p>
-            <w:pPr>
-              <w:pStyle w:val="a7"/>
-              <w:spacing w:line="240" w:lineRule="auto"/>
-              <w:jc w:val="center"/>
-              <w:rPr>
-                <w:rFonts w:asciiTheme="minorEastAsia" w:eastAsiaTheme="minorEastAsia" w:hAnsiTheme="minorEastAsia"/>
-                <w:b/>
-                <w:sz w:val="24"/>
-                <w:szCs w:val="24"/>
-              </w:rPr>
-            </w:pPr>
-            <w:r>
-              <w:rPr>
-                <w:rFonts w:asciiTheme="minorEastAsia" w:eastAsiaTheme="minorEastAsia" w:hAnsiTheme="minorEastAsia" w:hint="eastAsia"/>
-                <w:b/>
-                <w:sz w:val="24"/>
-                <w:szCs w:val="24"/>
-              </w:rPr>
-              <w:t>34</w:t>
-            </w:r>
-          </w:p>
-        </w:tc>
-        <w:tc>
-          <w:tcPr>
-            <w:tcW w:w="844" w:type="dxa"/>
-            <w:tcBorders>
-              <w:top w:val="single" w:sz="6" w:space="0" w:color="auto"/>
-              <w:left w:val="single" w:sz="4" w:space="0" w:color="auto"/>
-              <w:bottom w:val="single" w:sz="6" w:space="0" w:color="auto"/>
               <w:right w:val="single" w:sz="6" w:space="0" w:color="auto"/>
             </w:tcBorders>
           </w:tcPr>
@@ -6065,62 +6151,7 @@
                 <w:sz w:val="18"/>
                 <w:szCs w:val="18"/>
               </w:rPr>
-              <w:t>직군</w:t>
-            </w:r>
-            <w:r>
-              <w:rPr>
-                <w:rFonts w:asciiTheme="minorEastAsia" w:eastAsiaTheme="minorEastAsia" w:hAnsiTheme="minorEastAsia"/>
-                <w:bCs/>
-                <w:color w:val="000000" w:themeColor="text1"/>
-                <w:sz w:val="18"/>
-                <w:szCs w:val="18"/>
-              </w:rPr>
-              <w:t>}}</w:t>
-            </w:r>
-          </w:p>
-        </w:tc>
-        <w:tc>
-          <w:tcPr>
-            <w:tcW w:w="1790" w:type="dxa"/>
-            <w:tcBorders>
-              <w:top w:val="single" w:sz="6" w:space="0" w:color="auto"/>
-              <w:left w:val="single" w:sz="6" w:space="0" w:color="auto"/>
-              <w:bottom w:val="single" w:sz="6" w:space="0" w:color="auto"/>
-              <w:right w:val="single" w:sz="6" w:space="0" w:color="auto"/>
-            </w:tcBorders>
-            <w:vAlign w:val="center"/>
-          </w:tcPr>
-          <w:p>
-            <w:pPr>
-              <w:pStyle w:val="a7"/>
-              <w:spacing w:line="240" w:lineRule="auto"/>
-              <w:jc w:val="center"/>
-              <w:rPr>
-                <w:rFonts w:asciiTheme="minorEastAsia" w:eastAsiaTheme="minorEastAsia" w:hAnsiTheme="minorEastAsia"/>
-                <w:b/>
-                <w:sz w:val="24"/>
-                <w:szCs w:val="24"/>
-              </w:rPr>
-            </w:pPr>
-            <w:r>
-              <w:rPr>
-                <w:rFonts w:asciiTheme="minorEastAsia" w:eastAsiaTheme="minorEastAsia" w:hAnsiTheme="minorEastAsia"/>
-                <w:bCs/>
-                <w:color w:val="000000" w:themeColor="text1"/>
-                <w:sz w:val="18"/>
-                <w:szCs w:val="18"/>
-              </w:rPr>
-              <w:t>{{</w:t>
-            </w:r>
-            <w:r>
-              <w:rPr>
-                <w:rFonts w:asciiTheme="minorEastAsia" w:eastAsiaTheme="minorEastAsia" w:hAnsiTheme="minorEastAsia" w:hint="eastAsia"/>
-                <w:bCs/>
-                <w:color w:val="000000" w:themeColor="text1"/>
-                <w:sz w:val="18"/>
-                <w:szCs w:val="18"/>
-              </w:rPr>
-              <w:t>이름</w:t>
+              <w:t>#이름</w:t>
             </w:r>
             <w:r>
               <w:rPr>
@@ -6271,6 +6302,60 @@
               <w:bottom w:val="single" w:sz="6" w:space="0" w:color="auto"/>
               <w:right w:val="single" w:sz="6" w:space="0" w:color="auto"/>
             </w:tcBorders>
+          </w:tcPr>
+          <w:p>
+            <w:pPr>
+              <w:pStyle w:val="a7"/>
+              <w:spacing w:line="240" w:lineRule="auto"/>
+              <w:jc w:val="center"/>
+              <w:rPr>
+                <w:rFonts w:asciiTheme="minorEastAsia" w:eastAsiaTheme="minorEastAsia" w:hAnsiTheme="minorEastAsia"/>
+                <w:b/>
+                <w:sz w:val="24"/>
+                <w:szCs w:val="24"/>
+              </w:rPr>
+            </w:pPr>
+            <w:r>
+              <w:rPr>
+                <w:rFonts w:asciiTheme="minorEastAsia" w:eastAsiaTheme="minorEastAsia" w:hAnsiTheme="minorEastAsia"/>
+                <w:bCs/>
+                <w:color w:val="000000" w:themeColor="text1"/>
+                <w:sz w:val="18"/>
+                <w:szCs w:val="18"/>
+              </w:rPr>
+              <w:t>{{</w:t>
+            </w:r>
+            <w:r>
+              <w:rPr>
+                <w:rFonts w:asciiTheme="minorEastAsia" w:eastAsiaTheme="minorEastAsia" w:hAnsiTheme="minorEastAsia" w:hint="eastAsia"/>
+                <w:bCs/>
+                <w:color w:val="000000" w:themeColor="text1"/>
+                <w:sz w:val="18"/>
+                <w:szCs w:val="18"/>
+              </w:rPr>
+              <w:t>#이름</w:t>
+            </w:r>
+            <w:r>
+              <w:rPr>
+                <w:rFonts w:asciiTheme="minorEastAsia" w:eastAsiaTheme="minorEastAsia" w:hAnsiTheme="minorEastAsia"/>
+                <w:bCs/>
+                <w:color w:val="000000" w:themeColor="text1"/>
+                <w:sz w:val="18"/>
+                <w:szCs w:val="18"/>
+              </w:rPr>
+              <w:t>}}</w:t>
+            </w:r>
+          </w:p>
+        </w:tc>
+        <w:tc>
+          <w:tcPr>
+            <w:tcW w:w="1563" w:type="dxa"/>
+            <w:tcBorders>
+              <w:top w:val="single" w:sz="6" w:space="0" w:color="auto"/>
+              <w:left w:val="single" w:sz="6" w:space="0" w:color="auto"/>
+              <w:bottom w:val="single" w:sz="6" w:space="0" w:color="auto"/>
+              <w:right w:val="double" w:sz="4" w:space="0" w:color="auto"/>
+            </w:tcBorders>
             <w:vAlign w:val="center"/>
           </w:tcPr>
           <w:p>
@@ -6288,6 +6373,73 @@
             <w:r>
               <w:rPr>
                 <w:rFonts w:asciiTheme="minorEastAsia" w:eastAsiaTheme="minorEastAsia" w:hAnsiTheme="minorEastAsia"/>
+                <w:b/>
+                <w:sz w:val="18"/>
+                <w:szCs w:val="18"/>
+              </w:rPr>
+              <w:t>{%근로자서명%}</w:t>
+            </w:r>
+          </w:p>
+        </w:tc>
+        <w:tc>
+          <w:tcPr>
+            <w:tcW w:w="723" w:type="dxa"/>
+            <w:tcBorders>
+              <w:top w:val="single" w:sz="6" w:space="0" w:color="auto"/>
+              <w:left w:val="double" w:sz="4" w:space="0" w:color="auto"/>
+              <w:bottom w:val="single" w:sz="6" w:space="0" w:color="auto"/>
+              <w:right w:val="single" w:sz="4" w:space="0" w:color="auto"/>
+            </w:tcBorders>
+            <w:vAlign w:val="center"/>
+          </w:tcPr>
+          <w:p>
+            <w:pPr>
+              <w:pStyle w:val="a7"/>
+              <w:spacing w:line="240" w:lineRule="auto"/>
+              <w:jc w:val="center"/>
+              <w:rPr>
+                <w:rFonts w:asciiTheme="minorEastAsia" w:eastAsiaTheme="minorEastAsia" w:hAnsiTheme="minorEastAsia"/>
+                <w:b/>
+                <w:sz w:val="24"/>
+                <w:szCs w:val="24"/>
+              </w:rPr>
+            </w:pPr>
+            <w:r>
+              <w:rPr>
+                <w:rFonts w:asciiTheme="minorEastAsia" w:eastAsiaTheme="minorEastAsia" w:hAnsiTheme="minorEastAsia" w:hint="eastAsia"/>
+                <w:b/>
+                <w:sz w:val="24"/>
+                <w:szCs w:val="24"/>
+              </w:rPr>
+              <w:t>35</w:t>
+            </w:r>
+          </w:p>
+        </w:tc>
+        <w:tc>
+          <w:tcPr>
+            <w:tcW w:w="844" w:type="dxa"/>
+            <w:tcBorders>
+              <w:top w:val="single" w:sz="6" w:space="0" w:color="auto"/>
+              <w:left w:val="single" w:sz="4" w:space="0" w:color="auto"/>
+              <w:bottom w:val="single" w:sz="6" w:space="0" w:color="auto"/>
+              <w:right w:val="single" w:sz="6" w:space="0" w:color="auto"/>
+            </w:tcBorders>
+          </w:tcPr>
+          <w:p>
+            <w:pPr>
+              <w:pStyle w:val="a7"/>
+              <w:spacing w:line="240" w:lineRule="auto"/>
+              <w:jc w:val="center"/>
+              <w:rPr>
+                <w:rFonts w:asciiTheme="minorEastAsia" w:eastAsiaTheme="minorEastAsia" w:hAnsiTheme="minorEastAsia"/>
+                <w:b/>
+                <w:sz w:val="24"/>
+                <w:szCs w:val="24"/>
+              </w:rPr>
+            </w:pPr>
+            <w:r>
+              <w:rPr>
+                <w:rFonts w:asciiTheme="minorEastAsia" w:eastAsiaTheme="minorEastAsia" w:hAnsiTheme="minorEastAsia"/>
                 <w:bCs/>
                 <w:color w:val="000000" w:themeColor="text1"/>
                 <w:sz w:val="18"/>
@@ -6303,7 +6455,7 @@
                 <w:sz w:val="18"/>
                 <w:szCs w:val="18"/>
               </w:rPr>
-              <w:t>이름</w:t>
+              <w:t>직군</w:t>
             </w:r>
             <w:r>
               <w:rPr>
@@ -6319,79 +6471,11 @@
         </w:tc>
         <w:tc>
           <w:tcPr>
-            <w:tcW w:w="1563" w:type="dxa"/>
+            <w:tcW w:w="1790" w:type="dxa"/>
             <w:tcBorders>
               <w:top w:val="single" w:sz="6" w:space="0" w:color="auto"/>
               <w:left w:val="single" w:sz="6" w:space="0" w:color="auto"/>
               <w:bottom w:val="single" w:sz="6" w:space="0" w:color="auto"/>
-              <w:right w:val="double" w:sz="4" w:space="0" w:color="auto"/>
-            </w:tcBorders>
-            <w:vAlign w:val="center"/>
-          </w:tcPr>
-          <w:p>
-            <w:pPr>
-              <w:pStyle w:val="a7"/>
-              <w:spacing w:line="240" w:lineRule="auto"/>
-              <w:jc w:val="center"/>
-              <w:rPr>
-                <w:rFonts w:asciiTheme="minorEastAsia" w:eastAsiaTheme="minorEastAsia" w:hAnsiTheme="minorEastAsia"/>
-                <w:b/>
-                <w:sz w:val="24"/>
-                <w:szCs w:val="24"/>
-              </w:rPr>
-            </w:pPr>
-            <w:r>
-              <w:rPr>
-                <w:rFonts w:asciiTheme="minorEastAsia" w:eastAsiaTheme="minorEastAsia" w:hAnsiTheme="minorEastAsia"/>
-                <w:b/>
-                <w:sz w:val="18"/>
-                <w:szCs w:val="18"/>
-              </w:rPr>
-              <w:t>{%근로자서명%}</w:t>
-            </w:r>
-          </w:p>
-        </w:tc>
-        <w:tc>
-          <w:tcPr>
-            <w:tcW w:w="723" w:type="dxa"/>
-            <w:tcBorders>
-              <w:top w:val="single" w:sz="6" w:space="0" w:color="auto"/>
-              <w:left w:val="double" w:sz="4" w:space="0" w:color="auto"/>
-              <w:bottom w:val="single" w:sz="6" w:space="0" w:color="auto"/>
-              <w:right w:val="single" w:sz="4" w:space="0" w:color="auto"/>
-            </w:tcBorders>
-            <w:vAlign w:val="center"/>
-          </w:tcPr>
-          <w:p>
-            <w:pPr>
-              <w:pStyle w:val="a7"/>
-              <w:spacing w:line="240" w:lineRule="auto"/>
-              <w:jc w:val="center"/>
-              <w:rPr>
-                <w:rFonts w:asciiTheme="minorEastAsia" w:eastAsiaTheme="minorEastAsia" w:hAnsiTheme="minorEastAsia"/>
-                <w:b/>
-                <w:sz w:val="24"/>
-                <w:szCs w:val="24"/>
-              </w:rPr>
-            </w:pPr>
-            <w:r>
-              <w:rPr>
-                <w:rFonts w:asciiTheme="minorEastAsia" w:eastAsiaTheme="minorEastAsia" w:hAnsiTheme="minorEastAsia" w:hint="eastAsia"/>
-                <w:b/>
-                <w:sz w:val="24"/>
-                <w:szCs w:val="24"/>
-              </w:rPr>
-              <w:t>35</w:t>
-            </w:r>
-          </w:p>
-        </w:tc>
-        <w:tc>
-          <w:tcPr>
-            <w:tcW w:w="844" w:type="dxa"/>
-            <w:tcBorders>
-              <w:top w:val="single" w:sz="6" w:space="0" w:color="auto"/>
-              <w:left w:val="single" w:sz="4" w:space="0" w:color="auto"/>
-              <w:bottom w:val="single" w:sz="6" w:space="0" w:color="auto"/>
               <w:right w:val="single" w:sz="6" w:space="0" w:color="auto"/>
             </w:tcBorders>
           </w:tcPr>
@@ -6425,62 +6509,7 @@
                 <w:sz w:val="18"/>
                 <w:szCs w:val="18"/>
               </w:rPr>
-              <w:t>직군</w:t>
-            </w:r>
-            <w:r>
-              <w:rPr>
-                <w:rFonts w:asciiTheme="minorEastAsia" w:eastAsiaTheme="minorEastAsia" w:hAnsiTheme="minorEastAsia"/>
-                <w:bCs/>
-                <w:color w:val="000000" w:themeColor="text1"/>
-                <w:sz w:val="18"/>
-                <w:szCs w:val="18"/>
-              </w:rPr>
-              <w:t>}}</w:t>
-            </w:r>
-          </w:p>
-        </w:tc>
-        <w:tc>
-          <w:tcPr>
-            <w:tcW w:w="1790" w:type="dxa"/>
-            <w:tcBorders>
-              <w:top w:val="single" w:sz="6" w:space="0" w:color="auto"/>
-              <w:left w:val="single" w:sz="6" w:space="0" w:color="auto"/>
-              <w:bottom w:val="single" w:sz="6" w:space="0" w:color="auto"/>
-              <w:right w:val="single" w:sz="6" w:space="0" w:color="auto"/>
-            </w:tcBorders>
-            <w:vAlign w:val="center"/>
-          </w:tcPr>
-          <w:p>
-            <w:pPr>
-              <w:pStyle w:val="a7"/>
-              <w:spacing w:line="240" w:lineRule="auto"/>
-              <w:jc w:val="center"/>
-              <w:rPr>
-                <w:rFonts w:asciiTheme="minorEastAsia" w:eastAsiaTheme="minorEastAsia" w:hAnsiTheme="minorEastAsia"/>
-                <w:b/>
-                <w:sz w:val="24"/>
-                <w:szCs w:val="24"/>
-              </w:rPr>
-            </w:pPr>
-            <w:r>
-              <w:rPr>
-                <w:rFonts w:asciiTheme="minorEastAsia" w:eastAsiaTheme="minorEastAsia" w:hAnsiTheme="minorEastAsia"/>
-                <w:bCs/>
-                <w:color w:val="000000" w:themeColor="text1"/>
-                <w:sz w:val="18"/>
-                <w:szCs w:val="18"/>
-              </w:rPr>
-              <w:t>{{</w:t>
-            </w:r>
-            <w:r>
-              <w:rPr>
-                <w:rFonts w:asciiTheme="minorEastAsia" w:eastAsiaTheme="minorEastAsia" w:hAnsiTheme="minorEastAsia" w:hint="eastAsia"/>
-                <w:bCs/>
-                <w:color w:val="000000" w:themeColor="text1"/>
-                <w:sz w:val="18"/>
-                <w:szCs w:val="18"/>
-              </w:rPr>
-              <w:t>이름</w:t>
+              <w:t>#이름</w:t>
             </w:r>
             <w:r>
               <w:rPr>
@@ -6631,6 +6660,60 @@
               <w:bottom w:val="single" w:sz="6" w:space="0" w:color="auto"/>
               <w:right w:val="single" w:sz="6" w:space="0" w:color="auto"/>
             </w:tcBorders>
+          </w:tcPr>
+          <w:p>
+            <w:pPr>
+              <w:pStyle w:val="a7"/>
+              <w:spacing w:line="240" w:lineRule="auto"/>
+              <w:jc w:val="center"/>
+              <w:rPr>
+                <w:rFonts w:asciiTheme="minorEastAsia" w:eastAsiaTheme="minorEastAsia" w:hAnsiTheme="minorEastAsia"/>
+                <w:b/>
+                <w:sz w:val="24"/>
+                <w:szCs w:val="24"/>
+              </w:rPr>
+            </w:pPr>
+            <w:r>
+              <w:rPr>
+                <w:rFonts w:asciiTheme="minorEastAsia" w:eastAsiaTheme="minorEastAsia" w:hAnsiTheme="minorEastAsia"/>
+                <w:bCs/>
+                <w:color w:val="000000" w:themeColor="text1"/>
+                <w:sz w:val="18"/>
+                <w:szCs w:val="18"/>
+              </w:rPr>
+              <w:t>{{</w:t>
+            </w:r>
+            <w:r>
+              <w:rPr>
+                <w:rFonts w:asciiTheme="minorEastAsia" w:eastAsiaTheme="minorEastAsia" w:hAnsiTheme="minorEastAsia" w:hint="eastAsia"/>
+                <w:bCs/>
+                <w:color w:val="000000" w:themeColor="text1"/>
+                <w:sz w:val="18"/>
+                <w:szCs w:val="18"/>
+              </w:rPr>
+              <w:t>#이름</w:t>
+            </w:r>
+            <w:r>
+              <w:rPr>
+                <w:rFonts w:asciiTheme="minorEastAsia" w:eastAsiaTheme="minorEastAsia" w:hAnsiTheme="minorEastAsia"/>
+                <w:bCs/>
+                <w:color w:val="000000" w:themeColor="text1"/>
+                <w:sz w:val="18"/>
+                <w:szCs w:val="18"/>
+              </w:rPr>
+              <w:t>}}</w:t>
+            </w:r>
+          </w:p>
+        </w:tc>
+        <w:tc>
+          <w:tcPr>
+            <w:tcW w:w="1563" w:type="dxa"/>
+            <w:tcBorders>
+              <w:top w:val="single" w:sz="6" w:space="0" w:color="auto"/>
+              <w:left w:val="single" w:sz="6" w:space="0" w:color="auto"/>
+              <w:bottom w:val="single" w:sz="6" w:space="0" w:color="auto"/>
+              <w:right w:val="double" w:sz="4" w:space="0" w:color="auto"/>
+            </w:tcBorders>
             <w:vAlign w:val="center"/>
           </w:tcPr>
           <w:p>
@@ -6648,6 +6731,73 @@
             <w:r>
               <w:rPr>
                 <w:rFonts w:asciiTheme="minorEastAsia" w:eastAsiaTheme="minorEastAsia" w:hAnsiTheme="minorEastAsia"/>
+                <w:b/>
+                <w:sz w:val="18"/>
+                <w:szCs w:val="18"/>
+              </w:rPr>
+              <w:t>{%근로자서명%}</w:t>
+            </w:r>
+          </w:p>
+        </w:tc>
+        <w:tc>
+          <w:tcPr>
+            <w:tcW w:w="723" w:type="dxa"/>
+            <w:tcBorders>
+              <w:top w:val="single" w:sz="6" w:space="0" w:color="auto"/>
+              <w:left w:val="double" w:sz="4" w:space="0" w:color="auto"/>
+              <w:bottom w:val="single" w:sz="6" w:space="0" w:color="auto"/>
+              <w:right w:val="single" w:sz="4" w:space="0" w:color="auto"/>
+            </w:tcBorders>
+            <w:vAlign w:val="center"/>
+          </w:tcPr>
+          <w:p>
+            <w:pPr>
+              <w:pStyle w:val="a7"/>
+              <w:spacing w:line="240" w:lineRule="auto"/>
+              <w:jc w:val="center"/>
+              <w:rPr>
+                <w:rFonts w:asciiTheme="minorEastAsia" w:eastAsiaTheme="minorEastAsia" w:hAnsiTheme="minorEastAsia"/>
+                <w:b/>
+                <w:sz w:val="24"/>
+                <w:szCs w:val="24"/>
+              </w:rPr>
+            </w:pPr>
+            <w:r>
+              <w:rPr>
+                <w:rFonts w:asciiTheme="minorEastAsia" w:eastAsiaTheme="minorEastAsia" w:hAnsiTheme="minorEastAsia" w:hint="eastAsia"/>
+                <w:b/>
+                <w:sz w:val="24"/>
+                <w:szCs w:val="24"/>
+              </w:rPr>
+              <w:t>36</w:t>
+            </w:r>
+          </w:p>
+        </w:tc>
+        <w:tc>
+          <w:tcPr>
+            <w:tcW w:w="844" w:type="dxa"/>
+            <w:tcBorders>
+              <w:top w:val="single" w:sz="6" w:space="0" w:color="auto"/>
+              <w:left w:val="single" w:sz="4" w:space="0" w:color="auto"/>
+              <w:bottom w:val="single" w:sz="6" w:space="0" w:color="auto"/>
+              <w:right w:val="single" w:sz="6" w:space="0" w:color="auto"/>
+            </w:tcBorders>
+          </w:tcPr>
+          <w:p>
+            <w:pPr>
+              <w:pStyle w:val="a7"/>
+              <w:spacing w:line="240" w:lineRule="auto"/>
+              <w:jc w:val="center"/>
+              <w:rPr>
+                <w:rFonts w:asciiTheme="minorEastAsia" w:eastAsiaTheme="minorEastAsia" w:hAnsiTheme="minorEastAsia"/>
+                <w:b/>
+                <w:sz w:val="24"/>
+                <w:szCs w:val="24"/>
+              </w:rPr>
+            </w:pPr>
+            <w:r>
+              <w:rPr>
+                <w:rFonts w:asciiTheme="minorEastAsia" w:eastAsiaTheme="minorEastAsia" w:hAnsiTheme="minorEastAsia"/>
                 <w:bCs/>
                 <w:color w:val="000000" w:themeColor="text1"/>
                 <w:sz w:val="18"/>
@@ -6663,7 +6813,7 @@
                 <w:sz w:val="18"/>
                 <w:szCs w:val="18"/>
               </w:rPr>
-              <w:t>이름</w:t>
+              <w:t>직군</w:t>
             </w:r>
             <w:r>
               <w:rPr>
@@ -6679,79 +6829,11 @@
         </w:tc>
         <w:tc>
           <w:tcPr>
-            <w:tcW w:w="1563" w:type="dxa"/>
+            <w:tcW w:w="1790" w:type="dxa"/>
             <w:tcBorders>
               <w:top w:val="single" w:sz="6" w:space="0" w:color="auto"/>
               <w:left w:val="single" w:sz="6" w:space="0" w:color="auto"/>
               <w:bottom w:val="single" w:sz="6" w:space="0" w:color="auto"/>
-              <w:right w:val="double" w:sz="4" w:space="0" w:color="auto"/>
-            </w:tcBorders>
-            <w:vAlign w:val="center"/>
-          </w:tcPr>
-          <w:p>
-            <w:pPr>
-              <w:pStyle w:val="a7"/>
-              <w:spacing w:line="240" w:lineRule="auto"/>
-              <w:jc w:val="center"/>
-              <w:rPr>
-                <w:rFonts w:asciiTheme="minorEastAsia" w:eastAsiaTheme="minorEastAsia" w:hAnsiTheme="minorEastAsia"/>
-                <w:b/>
-                <w:sz w:val="24"/>
-                <w:szCs w:val="24"/>
-              </w:rPr>
-            </w:pPr>
-            <w:r>
-              <w:rPr>
-                <w:rFonts w:asciiTheme="minorEastAsia" w:eastAsiaTheme="minorEastAsia" w:hAnsiTheme="minorEastAsia"/>
-                <w:b/>
-                <w:sz w:val="18"/>
-                <w:szCs w:val="18"/>
-              </w:rPr>
-              <w:t>{%근로자서명%}</w:t>
-            </w:r>
-          </w:p>
-        </w:tc>
-        <w:tc>
-          <w:tcPr>
-            <w:tcW w:w="723" w:type="dxa"/>
-            <w:tcBorders>
-              <w:top w:val="single" w:sz="6" w:space="0" w:color="auto"/>
-              <w:left w:val="double" w:sz="4" w:space="0" w:color="auto"/>
-              <w:bottom w:val="single" w:sz="6" w:space="0" w:color="auto"/>
-              <w:right w:val="single" w:sz="4" w:space="0" w:color="auto"/>
-            </w:tcBorders>
-            <w:vAlign w:val="center"/>
-          </w:tcPr>
-          <w:p>
-            <w:pPr>
-              <w:pStyle w:val="a7"/>
-              <w:spacing w:line="240" w:lineRule="auto"/>
-              <w:jc w:val="center"/>
-              <w:rPr>
-                <w:rFonts w:asciiTheme="minorEastAsia" w:eastAsiaTheme="minorEastAsia" w:hAnsiTheme="minorEastAsia"/>
-                <w:b/>
-                <w:sz w:val="24"/>
-                <w:szCs w:val="24"/>
-              </w:rPr>
-            </w:pPr>
-            <w:r>
-              <w:rPr>
-                <w:rFonts w:asciiTheme="minorEastAsia" w:eastAsiaTheme="minorEastAsia" w:hAnsiTheme="minorEastAsia" w:hint="eastAsia"/>
-                <w:b/>
-                <w:sz w:val="24"/>
-                <w:szCs w:val="24"/>
-              </w:rPr>
-              <w:t>36</w:t>
-            </w:r>
-          </w:p>
-        </w:tc>
-        <w:tc>
-          <w:tcPr>
-            <w:tcW w:w="844" w:type="dxa"/>
-            <w:tcBorders>
-              <w:top w:val="single" w:sz="6" w:space="0" w:color="auto"/>
-              <w:left w:val="single" w:sz="4" w:space="0" w:color="auto"/>
-              <w:bottom w:val="single" w:sz="6" w:space="0" w:color="auto"/>
               <w:right w:val="single" w:sz="6" w:space="0" w:color="auto"/>
             </w:tcBorders>
           </w:tcPr>
@@ -6785,62 +6867,7 @@
                 <w:sz w:val="18"/>
                 <w:szCs w:val="18"/>
               </w:rPr>
-              <w:t>직군</w:t>
-            </w:r>
-            <w:r>
-              <w:rPr>
-                <w:rFonts w:asciiTheme="minorEastAsia" w:eastAsiaTheme="minorEastAsia" w:hAnsiTheme="minorEastAsia"/>
-                <w:bCs/>
-                <w:color w:val="000000" w:themeColor="text1"/>
-                <w:sz w:val="18"/>
-                <w:szCs w:val="18"/>
-              </w:rPr>
-              <w:t>}}</w:t>
-            </w:r>
-          </w:p>
-        </w:tc>
-        <w:tc>
-          <w:tcPr>
-            <w:tcW w:w="1790" w:type="dxa"/>
-            <w:tcBorders>
-              <w:top w:val="single" w:sz="6" w:space="0" w:color="auto"/>
-              <w:left w:val="single" w:sz="6" w:space="0" w:color="auto"/>
-              <w:bottom w:val="single" w:sz="6" w:space="0" w:color="auto"/>
-              <w:right w:val="single" w:sz="6" w:space="0" w:color="auto"/>
-            </w:tcBorders>
-            <w:vAlign w:val="center"/>
-          </w:tcPr>
-          <w:p>
-            <w:pPr>
-              <w:pStyle w:val="a7"/>
-              <w:spacing w:line="240" w:lineRule="auto"/>
-              <w:jc w:val="center"/>
-              <w:rPr>
-                <w:rFonts w:asciiTheme="minorEastAsia" w:eastAsiaTheme="minorEastAsia" w:hAnsiTheme="minorEastAsia"/>
-                <w:b/>
-                <w:sz w:val="24"/>
-                <w:szCs w:val="24"/>
-              </w:rPr>
-            </w:pPr>
-            <w:r>
-              <w:rPr>
-                <w:rFonts w:asciiTheme="minorEastAsia" w:eastAsiaTheme="minorEastAsia" w:hAnsiTheme="minorEastAsia"/>
-                <w:bCs/>
-                <w:color w:val="000000" w:themeColor="text1"/>
-                <w:sz w:val="18"/>
-                <w:szCs w:val="18"/>
-              </w:rPr>
-              <w:t>{{</w:t>
-            </w:r>
-            <w:r>
-              <w:rPr>
-                <w:rFonts w:asciiTheme="minorEastAsia" w:eastAsiaTheme="minorEastAsia" w:hAnsiTheme="minorEastAsia" w:hint="eastAsia"/>
-                <w:bCs/>
-                <w:color w:val="000000" w:themeColor="text1"/>
-                <w:sz w:val="18"/>
-                <w:szCs w:val="18"/>
-              </w:rPr>
-              <w:t>이름</w:t>
+              <w:t>#이름</w:t>
             </w:r>
             <w:r>
               <w:rPr>
@@ -6991,6 +7018,60 @@
               <w:bottom w:val="single" w:sz="6" w:space="0" w:color="auto"/>
               <w:right w:val="single" w:sz="6" w:space="0" w:color="auto"/>
             </w:tcBorders>
+          </w:tcPr>
+          <w:p>
+            <w:pPr>
+              <w:pStyle w:val="a7"/>
+              <w:spacing w:line="240" w:lineRule="auto"/>
+              <w:jc w:val="center"/>
+              <w:rPr>
+                <w:rFonts w:asciiTheme="minorEastAsia" w:eastAsiaTheme="minorEastAsia" w:hAnsiTheme="minorEastAsia"/>
+                <w:b/>
+                <w:sz w:val="24"/>
+                <w:szCs w:val="24"/>
+              </w:rPr>
+            </w:pPr>
+            <w:r>
+              <w:rPr>
+                <w:rFonts w:asciiTheme="minorEastAsia" w:eastAsiaTheme="minorEastAsia" w:hAnsiTheme="minorEastAsia"/>
+                <w:bCs/>
+                <w:color w:val="000000" w:themeColor="text1"/>
+                <w:sz w:val="18"/>
+                <w:szCs w:val="18"/>
+              </w:rPr>
+              <w:t>{{</w:t>
+            </w:r>
+            <w:r>
+              <w:rPr>
+                <w:rFonts w:asciiTheme="minorEastAsia" w:eastAsiaTheme="minorEastAsia" w:hAnsiTheme="minorEastAsia" w:hint="eastAsia"/>
+                <w:bCs/>
+                <w:color w:val="000000" w:themeColor="text1"/>
+                <w:sz w:val="18"/>
+                <w:szCs w:val="18"/>
+              </w:rPr>
+              <w:t>#이름</w:t>
+            </w:r>
+            <w:r>
+              <w:rPr>
+                <w:rFonts w:asciiTheme="minorEastAsia" w:eastAsiaTheme="minorEastAsia" w:hAnsiTheme="minorEastAsia"/>
+                <w:bCs/>
+                <w:color w:val="000000" w:themeColor="text1"/>
+                <w:sz w:val="18"/>
+                <w:szCs w:val="18"/>
+              </w:rPr>
+              <w:t>}}</w:t>
+            </w:r>
+          </w:p>
+        </w:tc>
+        <w:tc>
+          <w:tcPr>
+            <w:tcW w:w="1563" w:type="dxa"/>
+            <w:tcBorders>
+              <w:top w:val="single" w:sz="6" w:space="0" w:color="auto"/>
+              <w:left w:val="single" w:sz="6" w:space="0" w:color="auto"/>
+              <w:bottom w:val="single" w:sz="6" w:space="0" w:color="auto"/>
+              <w:right w:val="double" w:sz="4" w:space="0" w:color="auto"/>
+            </w:tcBorders>
             <w:vAlign w:val="center"/>
           </w:tcPr>
           <w:p>
@@ -7008,6 +7089,73 @@
             <w:r>
               <w:rPr>
                 <w:rFonts w:asciiTheme="minorEastAsia" w:eastAsiaTheme="minorEastAsia" w:hAnsiTheme="minorEastAsia"/>
+                <w:b/>
+                <w:sz w:val="18"/>
+                <w:szCs w:val="18"/>
+              </w:rPr>
+              <w:t>{%근로자서명%}</w:t>
+            </w:r>
+          </w:p>
+        </w:tc>
+        <w:tc>
+          <w:tcPr>
+            <w:tcW w:w="723" w:type="dxa"/>
+            <w:tcBorders>
+              <w:top w:val="single" w:sz="6" w:space="0" w:color="auto"/>
+              <w:left w:val="double" w:sz="4" w:space="0" w:color="auto"/>
+              <w:bottom w:val="single" w:sz="6" w:space="0" w:color="auto"/>
+              <w:right w:val="single" w:sz="4" w:space="0" w:color="auto"/>
+            </w:tcBorders>
+            <w:vAlign w:val="center"/>
+          </w:tcPr>
+          <w:p>
+            <w:pPr>
+              <w:pStyle w:val="a7"/>
+              <w:spacing w:line="240" w:lineRule="auto"/>
+              <w:jc w:val="center"/>
+              <w:rPr>
+                <w:rFonts w:asciiTheme="minorEastAsia" w:eastAsiaTheme="minorEastAsia" w:hAnsiTheme="minorEastAsia"/>
+                <w:b/>
+                <w:sz w:val="24"/>
+                <w:szCs w:val="24"/>
+              </w:rPr>
+            </w:pPr>
+            <w:r>
+              <w:rPr>
+                <w:rFonts w:asciiTheme="minorEastAsia" w:eastAsiaTheme="minorEastAsia" w:hAnsiTheme="minorEastAsia" w:hint="eastAsia"/>
+                <w:b/>
+                <w:sz w:val="24"/>
+                <w:szCs w:val="24"/>
+              </w:rPr>
+              <w:t>37</w:t>
+            </w:r>
+          </w:p>
+        </w:tc>
+        <w:tc>
+          <w:tcPr>
+            <w:tcW w:w="844" w:type="dxa"/>
+            <w:tcBorders>
+              <w:top w:val="single" w:sz="6" w:space="0" w:color="auto"/>
+              <w:left w:val="single" w:sz="4" w:space="0" w:color="auto"/>
+              <w:bottom w:val="single" w:sz="6" w:space="0" w:color="auto"/>
+              <w:right w:val="single" w:sz="6" w:space="0" w:color="auto"/>
+            </w:tcBorders>
+          </w:tcPr>
+          <w:p>
+            <w:pPr>
+              <w:pStyle w:val="a7"/>
+              <w:spacing w:line="240" w:lineRule="auto"/>
+              <w:jc w:val="center"/>
+              <w:rPr>
+                <w:rFonts w:asciiTheme="minorEastAsia" w:eastAsiaTheme="minorEastAsia" w:hAnsiTheme="minorEastAsia"/>
+                <w:b/>
+                <w:sz w:val="24"/>
+                <w:szCs w:val="24"/>
+              </w:rPr>
+            </w:pPr>
+            <w:r>
+              <w:rPr>
+                <w:rFonts w:asciiTheme="minorEastAsia" w:eastAsiaTheme="minorEastAsia" w:hAnsiTheme="minorEastAsia"/>
                 <w:bCs/>
                 <w:color w:val="000000" w:themeColor="text1"/>
                 <w:sz w:val="18"/>
@@ -7023,7 +7171,7 @@
                 <w:sz w:val="18"/>
                 <w:szCs w:val="18"/>
               </w:rPr>
-              <w:t>이름</w:t>
+              <w:t>직군</w:t>
             </w:r>
             <w:r>
               <w:rPr>
@@ -7039,79 +7187,11 @@
         </w:tc>
         <w:tc>
           <w:tcPr>
-            <w:tcW w:w="1563" w:type="dxa"/>
+            <w:tcW w:w="1790" w:type="dxa"/>
             <w:tcBorders>
               <w:top w:val="single" w:sz="6" w:space="0" w:color="auto"/>
               <w:left w:val="single" w:sz="6" w:space="0" w:color="auto"/>
               <w:bottom w:val="single" w:sz="6" w:space="0" w:color="auto"/>
-              <w:right w:val="double" w:sz="4" w:space="0" w:color="auto"/>
-            </w:tcBorders>
-            <w:vAlign w:val="center"/>
-          </w:tcPr>
-          <w:p>
-            <w:pPr>
-              <w:pStyle w:val="a7"/>
-              <w:spacing w:line="240" w:lineRule="auto"/>
-              <w:jc w:val="center"/>
-              <w:rPr>
-                <w:rFonts w:asciiTheme="minorEastAsia" w:eastAsiaTheme="minorEastAsia" w:hAnsiTheme="minorEastAsia"/>
-                <w:b/>
-                <w:sz w:val="24"/>
-                <w:szCs w:val="24"/>
-              </w:rPr>
-            </w:pPr>
-            <w:r>
-              <w:rPr>
-                <w:rFonts w:asciiTheme="minorEastAsia" w:eastAsiaTheme="minorEastAsia" w:hAnsiTheme="minorEastAsia"/>
-                <w:b/>
-                <w:sz w:val="18"/>
-                <w:szCs w:val="18"/>
-              </w:rPr>
-              <w:t>{%근로자서명%}</w:t>
-            </w:r>
-          </w:p>
-        </w:tc>
-        <w:tc>
-          <w:tcPr>
-            <w:tcW w:w="723" w:type="dxa"/>
-            <w:tcBorders>
-              <w:top w:val="single" w:sz="6" w:space="0" w:color="auto"/>
-              <w:left w:val="double" w:sz="4" w:space="0" w:color="auto"/>
-              <w:bottom w:val="single" w:sz="6" w:space="0" w:color="auto"/>
-              <w:right w:val="single" w:sz="4" w:space="0" w:color="auto"/>
-            </w:tcBorders>
-            <w:vAlign w:val="center"/>
-          </w:tcPr>
-          <w:p>
-            <w:pPr>
-              <w:pStyle w:val="a7"/>
-              <w:spacing w:line="240" w:lineRule="auto"/>
-              <w:jc w:val="center"/>
-              <w:rPr>
-                <w:rFonts w:asciiTheme="minorEastAsia" w:eastAsiaTheme="minorEastAsia" w:hAnsiTheme="minorEastAsia"/>
-                <w:b/>
-                <w:sz w:val="24"/>
-                <w:szCs w:val="24"/>
-              </w:rPr>
-            </w:pPr>
-            <w:r>
-              <w:rPr>
-                <w:rFonts w:asciiTheme="minorEastAsia" w:eastAsiaTheme="minorEastAsia" w:hAnsiTheme="minorEastAsia" w:hint="eastAsia"/>
-                <w:b/>
-                <w:sz w:val="24"/>
-                <w:szCs w:val="24"/>
-              </w:rPr>
-              <w:t>37</w:t>
-            </w:r>
-          </w:p>
-        </w:tc>
-        <w:tc>
-          <w:tcPr>
-            <w:tcW w:w="844" w:type="dxa"/>
-            <w:tcBorders>
-              <w:top w:val="single" w:sz="6" w:space="0" w:color="auto"/>
-              <w:left w:val="single" w:sz="4" w:space="0" w:color="auto"/>
-              <w:bottom w:val="single" w:sz="6" w:space="0" w:color="auto"/>
               <w:right w:val="single" w:sz="6" w:space="0" w:color="auto"/>
             </w:tcBorders>
           </w:tcPr>
@@ -7145,62 +7225,7 @@
                 <w:sz w:val="18"/>
                 <w:szCs w:val="18"/>
               </w:rPr>
-              <w:t>직군</w:t>
-            </w:r>
-            <w:r>
-              <w:rPr>
-                <w:rFonts w:asciiTheme="minorEastAsia" w:eastAsiaTheme="minorEastAsia" w:hAnsiTheme="minorEastAsia"/>
-                <w:bCs/>
-                <w:color w:val="000000" w:themeColor="text1"/>
-                <w:sz w:val="18"/>
-                <w:szCs w:val="18"/>
-              </w:rPr>
-              <w:t>}}</w:t>
-            </w:r>
-          </w:p>
-        </w:tc>
-        <w:tc>
-          <w:tcPr>
-            <w:tcW w:w="1790" w:type="dxa"/>
-            <w:tcBorders>
-              <w:top w:val="single" w:sz="6" w:space="0" w:color="auto"/>
-              <w:left w:val="single" w:sz="6" w:space="0" w:color="auto"/>
-              <w:bottom w:val="single" w:sz="6" w:space="0" w:color="auto"/>
-              <w:right w:val="single" w:sz="6" w:space="0" w:color="auto"/>
-            </w:tcBorders>
-            <w:vAlign w:val="center"/>
-          </w:tcPr>
-          <w:p>
-            <w:pPr>
-              <w:pStyle w:val="a7"/>
-              <w:spacing w:line="240" w:lineRule="auto"/>
-              <w:jc w:val="center"/>
-              <w:rPr>
-                <w:rFonts w:asciiTheme="minorEastAsia" w:eastAsiaTheme="minorEastAsia" w:hAnsiTheme="minorEastAsia"/>
-                <w:b/>
-                <w:sz w:val="24"/>
-                <w:szCs w:val="24"/>
-              </w:rPr>
-            </w:pPr>
-            <w:r>
-              <w:rPr>
-                <w:rFonts w:asciiTheme="minorEastAsia" w:eastAsiaTheme="minorEastAsia" w:hAnsiTheme="minorEastAsia"/>
-                <w:bCs/>
-                <w:color w:val="000000" w:themeColor="text1"/>
-                <w:sz w:val="18"/>
-                <w:szCs w:val="18"/>
-              </w:rPr>
-              <w:t>{{</w:t>
-            </w:r>
-            <w:r>
-              <w:rPr>
-                <w:rFonts w:asciiTheme="minorEastAsia" w:eastAsiaTheme="minorEastAsia" w:hAnsiTheme="minorEastAsia" w:hint="eastAsia"/>
-                <w:bCs/>
-                <w:color w:val="000000" w:themeColor="text1"/>
-                <w:sz w:val="18"/>
-                <w:szCs w:val="18"/>
-              </w:rPr>
-              <w:t>이름</w:t>
+              <w:t>#이름</w:t>
             </w:r>
             <w:r>
               <w:rPr>
@@ -7351,6 +7376,60 @@
               <w:bottom w:val="single" w:sz="6" w:space="0" w:color="auto"/>
               <w:right w:val="single" w:sz="6" w:space="0" w:color="auto"/>
             </w:tcBorders>
+          </w:tcPr>
+          <w:p>
+            <w:pPr>
+              <w:pStyle w:val="a7"/>
+              <w:spacing w:line="240" w:lineRule="auto"/>
+              <w:jc w:val="center"/>
+              <w:rPr>
+                <w:rFonts w:asciiTheme="minorEastAsia" w:eastAsiaTheme="minorEastAsia" w:hAnsiTheme="minorEastAsia"/>
+                <w:b/>
+                <w:sz w:val="24"/>
+                <w:szCs w:val="24"/>
+              </w:rPr>
+            </w:pPr>
+            <w:r>
+              <w:rPr>
+                <w:rFonts w:asciiTheme="minorEastAsia" w:eastAsiaTheme="minorEastAsia" w:hAnsiTheme="minorEastAsia"/>
+                <w:bCs/>
+                <w:color w:val="000000" w:themeColor="text1"/>
+                <w:sz w:val="18"/>
+                <w:szCs w:val="18"/>
+              </w:rPr>
+              <w:t>{{</w:t>
+            </w:r>
+            <w:r>
+              <w:rPr>
+                <w:rFonts w:asciiTheme="minorEastAsia" w:eastAsiaTheme="minorEastAsia" w:hAnsiTheme="minorEastAsia" w:hint="eastAsia"/>
+                <w:bCs/>
+                <w:color w:val="000000" w:themeColor="text1"/>
+                <w:sz w:val="18"/>
+                <w:szCs w:val="18"/>
+              </w:rPr>
+              <w:t>#이름</w:t>
+            </w:r>
+            <w:r>
+              <w:rPr>
+                <w:rFonts w:asciiTheme="minorEastAsia" w:eastAsiaTheme="minorEastAsia" w:hAnsiTheme="minorEastAsia"/>
+                <w:bCs/>
+                <w:color w:val="000000" w:themeColor="text1"/>
+                <w:sz w:val="18"/>
+                <w:szCs w:val="18"/>
+              </w:rPr>
+              <w:t>}}</w:t>
+            </w:r>
+          </w:p>
+        </w:tc>
+        <w:tc>
+          <w:tcPr>
+            <w:tcW w:w="1563" w:type="dxa"/>
+            <w:tcBorders>
+              <w:top w:val="single" w:sz="6" w:space="0" w:color="auto"/>
+              <w:left w:val="single" w:sz="6" w:space="0" w:color="auto"/>
+              <w:bottom w:val="single" w:sz="6" w:space="0" w:color="auto"/>
+              <w:right w:val="double" w:sz="4" w:space="0" w:color="auto"/>
+            </w:tcBorders>
             <w:vAlign w:val="center"/>
           </w:tcPr>
           <w:p>
@@ -7368,6 +7447,73 @@
             <w:r>
               <w:rPr>
                 <w:rFonts w:asciiTheme="minorEastAsia" w:eastAsiaTheme="minorEastAsia" w:hAnsiTheme="minorEastAsia"/>
+                <w:b/>
+                <w:sz w:val="18"/>
+                <w:szCs w:val="18"/>
+              </w:rPr>
+              <w:t>{%근로자서명%}</w:t>
+            </w:r>
+          </w:p>
+        </w:tc>
+        <w:tc>
+          <w:tcPr>
+            <w:tcW w:w="723" w:type="dxa"/>
+            <w:tcBorders>
+              <w:top w:val="single" w:sz="6" w:space="0" w:color="auto"/>
+              <w:left w:val="double" w:sz="4" w:space="0" w:color="auto"/>
+              <w:bottom w:val="single" w:sz="6" w:space="0" w:color="auto"/>
+              <w:right w:val="single" w:sz="4" w:space="0" w:color="auto"/>
+            </w:tcBorders>
+            <w:vAlign w:val="center"/>
+          </w:tcPr>
+          <w:p>
+            <w:pPr>
+              <w:pStyle w:val="a7"/>
+              <w:spacing w:line="240" w:lineRule="auto"/>
+              <w:jc w:val="center"/>
+              <w:rPr>
+                <w:rFonts w:asciiTheme="minorEastAsia" w:eastAsiaTheme="minorEastAsia" w:hAnsiTheme="minorEastAsia"/>
+                <w:b/>
+                <w:sz w:val="24"/>
+                <w:szCs w:val="24"/>
+              </w:rPr>
+            </w:pPr>
+            <w:r>
+              <w:rPr>
+                <w:rFonts w:asciiTheme="minorEastAsia" w:eastAsiaTheme="minorEastAsia" w:hAnsiTheme="minorEastAsia" w:hint="eastAsia"/>
+                <w:b/>
+                <w:sz w:val="24"/>
+                <w:szCs w:val="24"/>
+              </w:rPr>
+              <w:t>38</w:t>
+            </w:r>
+          </w:p>
+        </w:tc>
+        <w:tc>
+          <w:tcPr>
+            <w:tcW w:w="844" w:type="dxa"/>
+            <w:tcBorders>
+              <w:top w:val="single" w:sz="6" w:space="0" w:color="auto"/>
+              <w:left w:val="single" w:sz="4" w:space="0" w:color="auto"/>
+              <w:bottom w:val="single" w:sz="6" w:space="0" w:color="auto"/>
+              <w:right w:val="single" w:sz="6" w:space="0" w:color="auto"/>
+            </w:tcBorders>
+          </w:tcPr>
+          <w:p>
+            <w:pPr>
+              <w:pStyle w:val="a7"/>
+              <w:spacing w:line="240" w:lineRule="auto"/>
+              <w:jc w:val="center"/>
+              <w:rPr>
+                <w:rFonts w:asciiTheme="minorEastAsia" w:eastAsiaTheme="minorEastAsia" w:hAnsiTheme="minorEastAsia"/>
+                <w:b/>
+                <w:sz w:val="24"/>
+                <w:szCs w:val="24"/>
+              </w:rPr>
+            </w:pPr>
+            <w:r>
+              <w:rPr>
+                <w:rFonts w:asciiTheme="minorEastAsia" w:eastAsiaTheme="minorEastAsia" w:hAnsiTheme="minorEastAsia"/>
                 <w:bCs/>
                 <w:color w:val="000000" w:themeColor="text1"/>
                 <w:sz w:val="18"/>
@@ -7383,7 +7529,7 @@
                 <w:sz w:val="18"/>
                 <w:szCs w:val="18"/>
               </w:rPr>
-              <w:t>이름</w:t>
+              <w:t>직군</w:t>
             </w:r>
             <w:r>
               <w:rPr>
@@ -7399,79 +7545,11 @@
         </w:tc>
         <w:tc>
           <w:tcPr>
-            <w:tcW w:w="1563" w:type="dxa"/>
+            <w:tcW w:w="1790" w:type="dxa"/>
             <w:tcBorders>
               <w:top w:val="single" w:sz="6" w:space="0" w:color="auto"/>
               <w:left w:val="single" w:sz="6" w:space="0" w:color="auto"/>
               <w:bottom w:val="single" w:sz="6" w:space="0" w:color="auto"/>
-              <w:right w:val="double" w:sz="4" w:space="0" w:color="auto"/>
-            </w:tcBorders>
-            <w:vAlign w:val="center"/>
-          </w:tcPr>
-          <w:p>
-            <w:pPr>
-              <w:pStyle w:val="a7"/>
-              <w:spacing w:line="240" w:lineRule="auto"/>
-              <w:jc w:val="center"/>
-              <w:rPr>
-                <w:rFonts w:asciiTheme="minorEastAsia" w:eastAsiaTheme="minorEastAsia" w:hAnsiTheme="minorEastAsia"/>
-                <w:b/>
-                <w:sz w:val="24"/>
-                <w:szCs w:val="24"/>
-              </w:rPr>
-            </w:pPr>
-            <w:r>
-              <w:rPr>
-                <w:rFonts w:asciiTheme="minorEastAsia" w:eastAsiaTheme="minorEastAsia" w:hAnsiTheme="minorEastAsia"/>
-                <w:b/>
-                <w:sz w:val="18"/>
-                <w:szCs w:val="18"/>
-              </w:rPr>
-              <w:t>{%근로자서명%}</w:t>
-            </w:r>
-          </w:p>
-        </w:tc>
-        <w:tc>
-          <w:tcPr>
-            <w:tcW w:w="723" w:type="dxa"/>
-            <w:tcBorders>
-              <w:top w:val="single" w:sz="6" w:space="0" w:color="auto"/>
-              <w:left w:val="double" w:sz="4" w:space="0" w:color="auto"/>
-              <w:bottom w:val="single" w:sz="6" w:space="0" w:color="auto"/>
-              <w:right w:val="single" w:sz="4" w:space="0" w:color="auto"/>
-            </w:tcBorders>
-            <w:vAlign w:val="center"/>
-          </w:tcPr>
-          <w:p>
-            <w:pPr>
-              <w:pStyle w:val="a7"/>
-              <w:spacing w:line="240" w:lineRule="auto"/>
-              <w:jc w:val="center"/>
-              <w:rPr>
-                <w:rFonts w:asciiTheme="minorEastAsia" w:eastAsiaTheme="minorEastAsia" w:hAnsiTheme="minorEastAsia"/>
-                <w:b/>
-                <w:sz w:val="24"/>
-                <w:szCs w:val="24"/>
-              </w:rPr>
-            </w:pPr>
-            <w:r>
-              <w:rPr>
-                <w:rFonts w:asciiTheme="minorEastAsia" w:eastAsiaTheme="minorEastAsia" w:hAnsiTheme="minorEastAsia" w:hint="eastAsia"/>
-                <w:b/>
-                <w:sz w:val="24"/>
-                <w:szCs w:val="24"/>
-              </w:rPr>
-              <w:t>38</w:t>
-            </w:r>
-          </w:p>
-        </w:tc>
-        <w:tc>
-          <w:tcPr>
-            <w:tcW w:w="844" w:type="dxa"/>
-            <w:tcBorders>
-              <w:top w:val="single" w:sz="6" w:space="0" w:color="auto"/>
-              <w:left w:val="single" w:sz="4" w:space="0" w:color="auto"/>
-              <w:bottom w:val="single" w:sz="6" w:space="0" w:color="auto"/>
               <w:right w:val="single" w:sz="6" w:space="0" w:color="auto"/>
             </w:tcBorders>
           </w:tcPr>
@@ -7505,62 +7583,7 @@
                 <w:sz w:val="18"/>
                 <w:szCs w:val="18"/>
               </w:rPr>
-              <w:t>직군</w:t>
-            </w:r>
-            <w:r>
-              <w:rPr>
-                <w:rFonts w:asciiTheme="minorEastAsia" w:eastAsiaTheme="minorEastAsia" w:hAnsiTheme="minorEastAsia"/>
-                <w:bCs/>
-                <w:color w:val="000000" w:themeColor="text1"/>
-                <w:sz w:val="18"/>
-                <w:szCs w:val="18"/>
-              </w:rPr>
-              <w:t>}}</w:t>
-            </w:r>
-          </w:p>
-        </w:tc>
-        <w:tc>
-          <w:tcPr>
-            <w:tcW w:w="1790" w:type="dxa"/>
-            <w:tcBorders>
-              <w:top w:val="single" w:sz="6" w:space="0" w:color="auto"/>
-              <w:left w:val="single" w:sz="6" w:space="0" w:color="auto"/>
-              <w:bottom w:val="single" w:sz="6" w:space="0" w:color="auto"/>
-              <w:right w:val="single" w:sz="6" w:space="0" w:color="auto"/>
-            </w:tcBorders>
-            <w:vAlign w:val="center"/>
-          </w:tcPr>
-          <w:p>
-            <w:pPr>
-              <w:pStyle w:val="a7"/>
-              <w:spacing w:line="240" w:lineRule="auto"/>
-              <w:jc w:val="center"/>
-              <w:rPr>
-                <w:rFonts w:asciiTheme="minorEastAsia" w:eastAsiaTheme="minorEastAsia" w:hAnsiTheme="minorEastAsia"/>
-                <w:b/>
-                <w:sz w:val="24"/>
-                <w:szCs w:val="24"/>
-              </w:rPr>
-            </w:pPr>
-            <w:r>
-              <w:rPr>
-                <w:rFonts w:asciiTheme="minorEastAsia" w:eastAsiaTheme="minorEastAsia" w:hAnsiTheme="minorEastAsia"/>
-                <w:bCs/>
-                <w:color w:val="000000" w:themeColor="text1"/>
-                <w:sz w:val="18"/>
-                <w:szCs w:val="18"/>
-              </w:rPr>
-              <w:t>{{</w:t>
-            </w:r>
-            <w:r>
-              <w:rPr>
-                <w:rFonts w:asciiTheme="minorEastAsia" w:eastAsiaTheme="minorEastAsia" w:hAnsiTheme="minorEastAsia" w:hint="eastAsia"/>
-                <w:bCs/>
-                <w:color w:val="000000" w:themeColor="text1"/>
-                <w:sz w:val="18"/>
-                <w:szCs w:val="18"/>
-              </w:rPr>
-              <w:t>이름</w:t>
+              <w:t>#이름</w:t>
             </w:r>
             <w:r>
               <w:rPr>
@@ -7711,6 +7734,60 @@
               <w:bottom w:val="single" w:sz="6" w:space="0" w:color="auto"/>
               <w:right w:val="single" w:sz="6" w:space="0" w:color="auto"/>
             </w:tcBorders>
+          </w:tcPr>
+          <w:p>
+            <w:pPr>
+              <w:pStyle w:val="a7"/>
+              <w:spacing w:line="240" w:lineRule="auto"/>
+              <w:jc w:val="center"/>
+              <w:rPr>
+                <w:rFonts w:asciiTheme="minorEastAsia" w:eastAsiaTheme="minorEastAsia" w:hAnsiTheme="minorEastAsia"/>
+                <w:b/>
+                <w:sz w:val="24"/>
+                <w:szCs w:val="24"/>
+              </w:rPr>
+            </w:pPr>
+            <w:r>
+              <w:rPr>
+                <w:rFonts w:asciiTheme="minorEastAsia" w:eastAsiaTheme="minorEastAsia" w:hAnsiTheme="minorEastAsia"/>
+                <w:bCs/>
+                <w:color w:val="000000" w:themeColor="text1"/>
+                <w:sz w:val="18"/>
+                <w:szCs w:val="18"/>
+              </w:rPr>
+              <w:t>{{</w:t>
+            </w:r>
+            <w:r>
+              <w:rPr>
+                <w:rFonts w:asciiTheme="minorEastAsia" w:eastAsiaTheme="minorEastAsia" w:hAnsiTheme="minorEastAsia" w:hint="eastAsia"/>
+                <w:bCs/>
+                <w:color w:val="000000" w:themeColor="text1"/>
+                <w:sz w:val="18"/>
+                <w:szCs w:val="18"/>
+              </w:rPr>
+              <w:t>#이름</w:t>
+            </w:r>
+            <w:r>
+              <w:rPr>
+                <w:rFonts w:asciiTheme="minorEastAsia" w:eastAsiaTheme="minorEastAsia" w:hAnsiTheme="minorEastAsia"/>
+                <w:bCs/>
+                <w:color w:val="000000" w:themeColor="text1"/>
+                <w:sz w:val="18"/>
+                <w:szCs w:val="18"/>
+              </w:rPr>
+              <w:t>}}</w:t>
+            </w:r>
+          </w:p>
+        </w:tc>
+        <w:tc>
+          <w:tcPr>
+            <w:tcW w:w="1563" w:type="dxa"/>
+            <w:tcBorders>
+              <w:top w:val="single" w:sz="6" w:space="0" w:color="auto"/>
+              <w:left w:val="single" w:sz="6" w:space="0" w:color="auto"/>
+              <w:bottom w:val="single" w:sz="6" w:space="0" w:color="auto"/>
+              <w:right w:val="double" w:sz="4" w:space="0" w:color="auto"/>
+            </w:tcBorders>
             <w:vAlign w:val="center"/>
           </w:tcPr>
           <w:p>
@@ -7728,6 +7805,73 @@
             <w:r>
               <w:rPr>
                 <w:rFonts w:asciiTheme="minorEastAsia" w:eastAsiaTheme="minorEastAsia" w:hAnsiTheme="minorEastAsia"/>
+                <w:b/>
+                <w:sz w:val="18"/>
+                <w:szCs w:val="18"/>
+              </w:rPr>
+              <w:t>{%근로자서명%}</w:t>
+            </w:r>
+          </w:p>
+        </w:tc>
+        <w:tc>
+          <w:tcPr>
+            <w:tcW w:w="723" w:type="dxa"/>
+            <w:tcBorders>
+              <w:top w:val="single" w:sz="6" w:space="0" w:color="auto"/>
+              <w:left w:val="double" w:sz="4" w:space="0" w:color="auto"/>
+              <w:bottom w:val="single" w:sz="6" w:space="0" w:color="auto"/>
+              <w:right w:val="single" w:sz="4" w:space="0" w:color="auto"/>
+            </w:tcBorders>
+            <w:vAlign w:val="center"/>
+          </w:tcPr>
+          <w:p>
+            <w:pPr>
+              <w:pStyle w:val="a7"/>
+              <w:spacing w:line="240" w:lineRule="auto"/>
+              <w:jc w:val="center"/>
+              <w:rPr>
+                <w:rFonts w:asciiTheme="minorEastAsia" w:eastAsiaTheme="minorEastAsia" w:hAnsiTheme="minorEastAsia"/>
+                <w:b/>
+                <w:sz w:val="24"/>
+                <w:szCs w:val="24"/>
+              </w:rPr>
+            </w:pPr>
+            <w:r>
+              <w:rPr>
+                <w:rFonts w:asciiTheme="minorEastAsia" w:eastAsiaTheme="minorEastAsia" w:hAnsiTheme="minorEastAsia" w:hint="eastAsia"/>
+                <w:b/>
+                <w:sz w:val="24"/>
+                <w:szCs w:val="24"/>
+              </w:rPr>
+              <w:t>39</w:t>
+            </w:r>
+          </w:p>
+        </w:tc>
+        <w:tc>
+          <w:tcPr>
+            <w:tcW w:w="844" w:type="dxa"/>
+            <w:tcBorders>
+              <w:top w:val="single" w:sz="6" w:space="0" w:color="auto"/>
+              <w:left w:val="single" w:sz="4" w:space="0" w:color="auto"/>
+              <w:bottom w:val="single" w:sz="6" w:space="0" w:color="auto"/>
+              <w:right w:val="single" w:sz="6" w:space="0" w:color="auto"/>
+            </w:tcBorders>
+          </w:tcPr>
+          <w:p>
+            <w:pPr>
+              <w:pStyle w:val="a7"/>
+              <w:spacing w:line="240" w:lineRule="auto"/>
+              <w:jc w:val="center"/>
+              <w:rPr>
+                <w:rFonts w:asciiTheme="minorEastAsia" w:eastAsiaTheme="minorEastAsia" w:hAnsiTheme="minorEastAsia"/>
+                <w:b/>
+                <w:sz w:val="24"/>
+                <w:szCs w:val="24"/>
+              </w:rPr>
+            </w:pPr>
+            <w:r>
+              <w:rPr>
+                <w:rFonts w:asciiTheme="minorEastAsia" w:eastAsiaTheme="minorEastAsia" w:hAnsiTheme="minorEastAsia"/>
                 <w:bCs/>
                 <w:color w:val="000000" w:themeColor="text1"/>
                 <w:sz w:val="18"/>
@@ -7743,7 +7887,7 @@
                 <w:sz w:val="18"/>
                 <w:szCs w:val="18"/>
               </w:rPr>
-              <w:t>이름</w:t>
+              <w:t>직군</w:t>
             </w:r>
             <w:r>
               <w:rPr>
@@ -7759,79 +7903,11 @@
         </w:tc>
         <w:tc>
           <w:tcPr>
-            <w:tcW w:w="1563" w:type="dxa"/>
+            <w:tcW w:w="1790" w:type="dxa"/>
             <w:tcBorders>
               <w:top w:val="single" w:sz="6" w:space="0" w:color="auto"/>
               <w:left w:val="single" w:sz="6" w:space="0" w:color="auto"/>
               <w:bottom w:val="single" w:sz="6" w:space="0" w:color="auto"/>
-              <w:right w:val="double" w:sz="4" w:space="0" w:color="auto"/>
-            </w:tcBorders>
-            <w:vAlign w:val="center"/>
-          </w:tcPr>
-          <w:p>
-            <w:pPr>
-              <w:pStyle w:val="a7"/>
-              <w:spacing w:line="240" w:lineRule="auto"/>
-              <w:jc w:val="center"/>
-              <w:rPr>
-                <w:rFonts w:asciiTheme="minorEastAsia" w:eastAsiaTheme="minorEastAsia" w:hAnsiTheme="minorEastAsia"/>
-                <w:b/>
-                <w:sz w:val="24"/>
-                <w:szCs w:val="24"/>
-              </w:rPr>
-            </w:pPr>
-            <w:r>
-              <w:rPr>
-                <w:rFonts w:asciiTheme="minorEastAsia" w:eastAsiaTheme="minorEastAsia" w:hAnsiTheme="minorEastAsia"/>
-                <w:b/>
-                <w:sz w:val="18"/>
-                <w:szCs w:val="18"/>
-              </w:rPr>
-              <w:t>{%근로자서명%}</w:t>
-            </w:r>
-          </w:p>
-        </w:tc>
-        <w:tc>
-          <w:tcPr>
-            <w:tcW w:w="723" w:type="dxa"/>
-            <w:tcBorders>
-              <w:top w:val="single" w:sz="6" w:space="0" w:color="auto"/>
-              <w:left w:val="double" w:sz="4" w:space="0" w:color="auto"/>
-              <w:bottom w:val="single" w:sz="6" w:space="0" w:color="auto"/>
-              <w:right w:val="single" w:sz="4" w:space="0" w:color="auto"/>
-            </w:tcBorders>
-            <w:vAlign w:val="center"/>
-          </w:tcPr>
-          <w:p>
-            <w:pPr>
-              <w:pStyle w:val="a7"/>
-              <w:spacing w:line="240" w:lineRule="auto"/>
-              <w:jc w:val="center"/>
-              <w:rPr>
-                <w:rFonts w:asciiTheme="minorEastAsia" w:eastAsiaTheme="minorEastAsia" w:hAnsiTheme="minorEastAsia"/>
-                <w:b/>
-                <w:sz w:val="24"/>
-                <w:szCs w:val="24"/>
-              </w:rPr>
-            </w:pPr>
-            <w:r>
-              <w:rPr>
-                <w:rFonts w:asciiTheme="minorEastAsia" w:eastAsiaTheme="minorEastAsia" w:hAnsiTheme="minorEastAsia" w:hint="eastAsia"/>
-                <w:b/>
-                <w:sz w:val="24"/>
-                <w:szCs w:val="24"/>
-              </w:rPr>
-              <w:t>39</w:t>
-            </w:r>
-          </w:p>
-        </w:tc>
-        <w:tc>
-          <w:tcPr>
-            <w:tcW w:w="844" w:type="dxa"/>
-            <w:tcBorders>
-              <w:top w:val="single" w:sz="6" w:space="0" w:color="auto"/>
-              <w:left w:val="single" w:sz="4" w:space="0" w:color="auto"/>
-              <w:bottom w:val="single" w:sz="6" w:space="0" w:color="auto"/>
               <w:right w:val="single" w:sz="6" w:space="0" w:color="auto"/>
             </w:tcBorders>
           </w:tcPr>
@@ -7865,62 +7941,7 @@
                 <w:sz w:val="18"/>
                 <w:szCs w:val="18"/>
               </w:rPr>
-              <w:t>직군</w:t>
-            </w:r>
-            <w:r>
-              <w:rPr>
-                <w:rFonts w:asciiTheme="minorEastAsia" w:eastAsiaTheme="minorEastAsia" w:hAnsiTheme="minorEastAsia"/>
-                <w:bCs/>
-                <w:color w:val="000000" w:themeColor="text1"/>
-                <w:sz w:val="18"/>
-                <w:szCs w:val="18"/>
-              </w:rPr>
-              <w:t>}}</w:t>
-            </w:r>
-          </w:p>
-        </w:tc>
-        <w:tc>
-          <w:tcPr>
-            <w:tcW w:w="1790" w:type="dxa"/>
-            <w:tcBorders>
-              <w:top w:val="single" w:sz="6" w:space="0" w:color="auto"/>
-              <w:left w:val="single" w:sz="6" w:space="0" w:color="auto"/>
-              <w:bottom w:val="single" w:sz="6" w:space="0" w:color="auto"/>
-              <w:right w:val="single" w:sz="6" w:space="0" w:color="auto"/>
-            </w:tcBorders>
-            <w:vAlign w:val="center"/>
-          </w:tcPr>
-          <w:p>
-            <w:pPr>
-              <w:pStyle w:val="a7"/>
-              <w:spacing w:line="240" w:lineRule="auto"/>
-              <w:jc w:val="center"/>
-              <w:rPr>
-                <w:rFonts w:asciiTheme="minorEastAsia" w:eastAsiaTheme="minorEastAsia" w:hAnsiTheme="minorEastAsia"/>
-                <w:b/>
-                <w:sz w:val="24"/>
-                <w:szCs w:val="24"/>
-              </w:rPr>
-            </w:pPr>
-            <w:r>
-              <w:rPr>
-                <w:rFonts w:asciiTheme="minorEastAsia" w:eastAsiaTheme="minorEastAsia" w:hAnsiTheme="minorEastAsia"/>
-                <w:bCs/>
-                <w:color w:val="000000" w:themeColor="text1"/>
-                <w:sz w:val="18"/>
-                <w:szCs w:val="18"/>
-              </w:rPr>
-              <w:t>{{</w:t>
-            </w:r>
-            <w:r>
-              <w:rPr>
-                <w:rFonts w:asciiTheme="minorEastAsia" w:eastAsiaTheme="minorEastAsia" w:hAnsiTheme="minorEastAsia" w:hint="eastAsia"/>
-                <w:bCs/>
-                <w:color w:val="000000" w:themeColor="text1"/>
-                <w:sz w:val="18"/>
-                <w:szCs w:val="18"/>
-              </w:rPr>
-              <w:t>이름</w:t>
+              <w:t>#이름</w:t>
             </w:r>
             <w:r>
               <w:rPr>
@@ -8071,6 +8092,60 @@
               <w:bottom w:val="single" w:sz="6" w:space="0" w:color="auto"/>
               <w:right w:val="single" w:sz="6" w:space="0" w:color="auto"/>
             </w:tcBorders>
+          </w:tcPr>
+          <w:p>
+            <w:pPr>
+              <w:pStyle w:val="a7"/>
+              <w:spacing w:line="240" w:lineRule="auto"/>
+              <w:jc w:val="center"/>
+              <w:rPr>
+                <w:rFonts w:asciiTheme="minorEastAsia" w:eastAsiaTheme="minorEastAsia" w:hAnsiTheme="minorEastAsia"/>
+                <w:b/>
+                <w:sz w:val="24"/>
+                <w:szCs w:val="24"/>
+              </w:rPr>
+            </w:pPr>
+            <w:r>
+              <w:rPr>
+                <w:rFonts w:asciiTheme="minorEastAsia" w:eastAsiaTheme="minorEastAsia" w:hAnsiTheme="minorEastAsia"/>
+                <w:bCs/>
+                <w:color w:val="000000" w:themeColor="text1"/>
+                <w:sz w:val="18"/>
+                <w:szCs w:val="18"/>
+              </w:rPr>
+              <w:t>{{</w:t>
+            </w:r>
+            <w:r>
+              <w:rPr>
+                <w:rFonts w:asciiTheme="minorEastAsia" w:eastAsiaTheme="minorEastAsia" w:hAnsiTheme="minorEastAsia" w:hint="eastAsia"/>
+                <w:bCs/>
+                <w:color w:val="000000" w:themeColor="text1"/>
+                <w:sz w:val="18"/>
+                <w:szCs w:val="18"/>
+              </w:rPr>
+              <w:t>#이름</w:t>
+            </w:r>
+            <w:r>
+              <w:rPr>
+                <w:rFonts w:asciiTheme="minorEastAsia" w:eastAsiaTheme="minorEastAsia" w:hAnsiTheme="minorEastAsia"/>
+                <w:bCs/>
+                <w:color w:val="000000" w:themeColor="text1"/>
+                <w:sz w:val="18"/>
+                <w:szCs w:val="18"/>
+              </w:rPr>
+              <w:t>}}</w:t>
+            </w:r>
+          </w:p>
+        </w:tc>
+        <w:tc>
+          <w:tcPr>
+            <w:tcW w:w="1563" w:type="dxa"/>
+            <w:tcBorders>
+              <w:top w:val="single" w:sz="6" w:space="0" w:color="auto"/>
+              <w:left w:val="single" w:sz="6" w:space="0" w:color="auto"/>
+              <w:bottom w:val="single" w:sz="6" w:space="0" w:color="auto"/>
+              <w:right w:val="double" w:sz="4" w:space="0" w:color="auto"/>
+            </w:tcBorders>
             <w:vAlign w:val="center"/>
           </w:tcPr>
           <w:p>
@@ -8088,6 +8163,73 @@
             <w:r>
               <w:rPr>
                 <w:rFonts w:asciiTheme="minorEastAsia" w:eastAsiaTheme="minorEastAsia" w:hAnsiTheme="minorEastAsia"/>
+                <w:b/>
+                <w:sz w:val="18"/>
+                <w:szCs w:val="18"/>
+              </w:rPr>
+              <w:t>{%근로자서명%}</w:t>
+            </w:r>
+          </w:p>
+        </w:tc>
+        <w:tc>
+          <w:tcPr>
+            <w:tcW w:w="723" w:type="dxa"/>
+            <w:tcBorders>
+              <w:top w:val="single" w:sz="6" w:space="0" w:color="auto"/>
+              <w:left w:val="double" w:sz="4" w:space="0" w:color="auto"/>
+              <w:bottom w:val="single" w:sz="6" w:space="0" w:color="auto"/>
+              <w:right w:val="single" w:sz="4" w:space="0" w:color="auto"/>
+            </w:tcBorders>
+            <w:vAlign w:val="center"/>
+          </w:tcPr>
+          <w:p>
+            <w:pPr>
+              <w:pStyle w:val="a7"/>
+              <w:spacing w:line="240" w:lineRule="auto"/>
+              <w:jc w:val="center"/>
+              <w:rPr>
+                <w:rFonts w:asciiTheme="minorEastAsia" w:eastAsiaTheme="minorEastAsia" w:hAnsiTheme="minorEastAsia"/>
+                <w:b/>
+                <w:sz w:val="24"/>
+                <w:szCs w:val="24"/>
+              </w:rPr>
+            </w:pPr>
+            <w:r>
+              <w:rPr>
+                <w:rFonts w:asciiTheme="minorEastAsia" w:eastAsiaTheme="minorEastAsia" w:hAnsiTheme="minorEastAsia" w:hint="eastAsia"/>
+                <w:b/>
+                <w:sz w:val="24"/>
+                <w:szCs w:val="24"/>
+              </w:rPr>
+              <w:t>40</w:t>
+            </w:r>
+          </w:p>
+        </w:tc>
+        <w:tc>
+          <w:tcPr>
+            <w:tcW w:w="844" w:type="dxa"/>
+            <w:tcBorders>
+              <w:top w:val="single" w:sz="6" w:space="0" w:color="auto"/>
+              <w:left w:val="single" w:sz="4" w:space="0" w:color="auto"/>
+              <w:bottom w:val="single" w:sz="6" w:space="0" w:color="auto"/>
+              <w:right w:val="single" w:sz="6" w:space="0" w:color="auto"/>
+            </w:tcBorders>
+          </w:tcPr>
+          <w:p>
+            <w:pPr>
+              <w:pStyle w:val="a7"/>
+              <w:spacing w:line="240" w:lineRule="auto"/>
+              <w:jc w:val="center"/>
+              <w:rPr>
+                <w:rFonts w:asciiTheme="minorEastAsia" w:eastAsiaTheme="minorEastAsia" w:hAnsiTheme="minorEastAsia"/>
+                <w:b/>
+                <w:sz w:val="24"/>
+                <w:szCs w:val="24"/>
+              </w:rPr>
+            </w:pPr>
+            <w:r>
+              <w:rPr>
+                <w:rFonts w:asciiTheme="minorEastAsia" w:eastAsiaTheme="minorEastAsia" w:hAnsiTheme="minorEastAsia"/>
                 <w:bCs/>
                 <w:color w:val="000000" w:themeColor="text1"/>
                 <w:sz w:val="18"/>
@@ -8103,7 +8245,7 @@
                 <w:sz w:val="18"/>
                 <w:szCs w:val="18"/>
               </w:rPr>
-              <w:t>이름</w:t>
+              <w:t>직군</w:t>
             </w:r>
             <w:r>
               <w:rPr>
@@ -8119,79 +8261,11 @@
         </w:tc>
         <w:tc>
           <w:tcPr>
-            <w:tcW w:w="1563" w:type="dxa"/>
+            <w:tcW w:w="1790" w:type="dxa"/>
             <w:tcBorders>
               <w:top w:val="single" w:sz="6" w:space="0" w:color="auto"/>
               <w:left w:val="single" w:sz="6" w:space="0" w:color="auto"/>
               <w:bottom w:val="single" w:sz="6" w:space="0" w:color="auto"/>
-              <w:right w:val="double" w:sz="4" w:space="0" w:color="auto"/>
-            </w:tcBorders>
-            <w:vAlign w:val="center"/>
-          </w:tcPr>
-          <w:p>
-            <w:pPr>
-              <w:pStyle w:val="a7"/>
-              <w:spacing w:line="240" w:lineRule="auto"/>
-              <w:jc w:val="center"/>
-              <w:rPr>
-                <w:rFonts w:asciiTheme="minorEastAsia" w:eastAsiaTheme="minorEastAsia" w:hAnsiTheme="minorEastAsia"/>
-                <w:b/>
-                <w:sz w:val="24"/>
-                <w:szCs w:val="24"/>
-              </w:rPr>
-            </w:pPr>
-            <w:r>
-              <w:rPr>
-                <w:rFonts w:asciiTheme="minorEastAsia" w:eastAsiaTheme="minorEastAsia" w:hAnsiTheme="minorEastAsia"/>
-                <w:b/>
-                <w:sz w:val="18"/>
-                <w:szCs w:val="18"/>
-              </w:rPr>
-              <w:t>{%근로자서명%}</w:t>
-            </w:r>
-          </w:p>
-        </w:tc>
-        <w:tc>
-          <w:tcPr>
-            <w:tcW w:w="723" w:type="dxa"/>
-            <w:tcBorders>
-              <w:top w:val="single" w:sz="6" w:space="0" w:color="auto"/>
-              <w:left w:val="double" w:sz="4" w:space="0" w:color="auto"/>
-              <w:bottom w:val="single" w:sz="6" w:space="0" w:color="auto"/>
-              <w:right w:val="single" w:sz="4" w:space="0" w:color="auto"/>
-            </w:tcBorders>
-            <w:vAlign w:val="center"/>
-          </w:tcPr>
-          <w:p>
-            <w:pPr>
-              <w:pStyle w:val="a7"/>
-              <w:spacing w:line="240" w:lineRule="auto"/>
-              <w:jc w:val="center"/>
-              <w:rPr>
-                <w:rFonts w:asciiTheme="minorEastAsia" w:eastAsiaTheme="minorEastAsia" w:hAnsiTheme="minorEastAsia"/>
-                <w:b/>
-                <w:sz w:val="24"/>
-                <w:szCs w:val="24"/>
-              </w:rPr>
-            </w:pPr>
-            <w:r>
-              <w:rPr>
-                <w:rFonts w:asciiTheme="minorEastAsia" w:eastAsiaTheme="minorEastAsia" w:hAnsiTheme="minorEastAsia" w:hint="eastAsia"/>
-                <w:b/>
-                <w:sz w:val="24"/>
-                <w:szCs w:val="24"/>
-              </w:rPr>
-              <w:t>40</w:t>
-            </w:r>
-          </w:p>
-        </w:tc>
-        <w:tc>
-          <w:tcPr>
-            <w:tcW w:w="844" w:type="dxa"/>
-            <w:tcBorders>
-              <w:top w:val="single" w:sz="6" w:space="0" w:color="auto"/>
-              <w:left w:val="single" w:sz="4" w:space="0" w:color="auto"/>
-              <w:bottom w:val="single" w:sz="6" w:space="0" w:color="auto"/>
               <w:right w:val="single" w:sz="6" w:space="0" w:color="auto"/>
             </w:tcBorders>
           </w:tcPr>
@@ -8225,62 +8299,7 @@
                 <w:sz w:val="18"/>
                 <w:szCs w:val="18"/>
               </w:rPr>
-              <w:t>직군</w:t>
-            </w:r>
-            <w:r>
-              <w:rPr>
-                <w:rFonts w:asciiTheme="minorEastAsia" w:eastAsiaTheme="minorEastAsia" w:hAnsiTheme="minorEastAsia"/>
-                <w:bCs/>
-                <w:color w:val="000000" w:themeColor="text1"/>
-                <w:sz w:val="18"/>
-                <w:szCs w:val="18"/>
-              </w:rPr>
-              <w:t>}}</w:t>
-            </w:r>
-          </w:p>
-        </w:tc>
-        <w:tc>
-          <w:tcPr>
-            <w:tcW w:w="1790" w:type="dxa"/>
-            <w:tcBorders>
-              <w:top w:val="single" w:sz="6" w:space="0" w:color="auto"/>
-              <w:left w:val="single" w:sz="6" w:space="0" w:color="auto"/>
-              <w:bottom w:val="single" w:sz="6" w:space="0" w:color="auto"/>
-              <w:right w:val="single" w:sz="6" w:space="0" w:color="auto"/>
-            </w:tcBorders>
-            <w:vAlign w:val="center"/>
-          </w:tcPr>
-          <w:p>
-            <w:pPr>
-              <w:pStyle w:val="a7"/>
-              <w:spacing w:line="240" w:lineRule="auto"/>
-              <w:jc w:val="center"/>
-              <w:rPr>
-                <w:rFonts w:asciiTheme="minorEastAsia" w:eastAsiaTheme="minorEastAsia" w:hAnsiTheme="minorEastAsia"/>
-                <w:b/>
-                <w:sz w:val="24"/>
-                <w:szCs w:val="24"/>
-              </w:rPr>
-            </w:pPr>
-            <w:r>
-              <w:rPr>
-                <w:rFonts w:asciiTheme="minorEastAsia" w:eastAsiaTheme="minorEastAsia" w:hAnsiTheme="minorEastAsia"/>
-                <w:bCs/>
-                <w:color w:val="000000" w:themeColor="text1"/>
-                <w:sz w:val="18"/>
-                <w:szCs w:val="18"/>
-              </w:rPr>
-              <w:t>{{</w:t>
-            </w:r>
-            <w:r>
-              <w:rPr>
-                <w:rFonts w:asciiTheme="minorEastAsia" w:eastAsiaTheme="minorEastAsia" w:hAnsiTheme="minorEastAsia" w:hint="eastAsia"/>
-                <w:bCs/>
-                <w:color w:val="000000" w:themeColor="text1"/>
-                <w:sz w:val="18"/>
-                <w:szCs w:val="18"/>
-              </w:rPr>
-              <w:t>이름</w:t>
+              <w:t>#이름</w:t>
             </w:r>
             <w:r>
               <w:rPr>
@@ -8431,6 +8450,60 @@
               <w:bottom w:val="single" w:sz="6" w:space="0" w:color="auto"/>
               <w:right w:val="single" w:sz="6" w:space="0" w:color="auto"/>
             </w:tcBorders>
+          </w:tcPr>
+          <w:p>
+            <w:pPr>
+              <w:pStyle w:val="a7"/>
+              <w:spacing w:line="240" w:lineRule="auto"/>
+              <w:jc w:val="center"/>
+              <w:rPr>
+                <w:rFonts w:asciiTheme="minorEastAsia" w:eastAsiaTheme="minorEastAsia" w:hAnsiTheme="minorEastAsia"/>
+                <w:b/>
+                <w:sz w:val="24"/>
+                <w:szCs w:val="24"/>
+              </w:rPr>
+            </w:pPr>
+            <w:r>
+              <w:rPr>
+                <w:rFonts w:asciiTheme="minorEastAsia" w:eastAsiaTheme="minorEastAsia" w:hAnsiTheme="minorEastAsia"/>
+                <w:bCs/>
+                <w:color w:val="000000" w:themeColor="text1"/>
+                <w:sz w:val="18"/>
+                <w:szCs w:val="18"/>
+              </w:rPr>
+              <w:t>{{</w:t>
+            </w:r>
+            <w:r>
+              <w:rPr>
+                <w:rFonts w:asciiTheme="minorEastAsia" w:eastAsiaTheme="minorEastAsia" w:hAnsiTheme="minorEastAsia" w:hint="eastAsia"/>
+                <w:bCs/>
+                <w:color w:val="000000" w:themeColor="text1"/>
+                <w:sz w:val="18"/>
+                <w:szCs w:val="18"/>
+              </w:rPr>
+              <w:t>#이름</w:t>
+            </w:r>
+            <w:r>
+              <w:rPr>
+                <w:rFonts w:asciiTheme="minorEastAsia" w:eastAsiaTheme="minorEastAsia" w:hAnsiTheme="minorEastAsia"/>
+                <w:bCs/>
+                <w:color w:val="000000" w:themeColor="text1"/>
+                <w:sz w:val="18"/>
+                <w:szCs w:val="18"/>
+              </w:rPr>
+              <w:t>}}</w:t>
+            </w:r>
+          </w:p>
+        </w:tc>
+        <w:tc>
+          <w:tcPr>
+            <w:tcW w:w="1563" w:type="dxa"/>
+            <w:tcBorders>
+              <w:top w:val="single" w:sz="6" w:space="0" w:color="auto"/>
+              <w:left w:val="single" w:sz="6" w:space="0" w:color="auto"/>
+              <w:bottom w:val="single" w:sz="6" w:space="0" w:color="auto"/>
+              <w:right w:val="double" w:sz="4" w:space="0" w:color="auto"/>
+            </w:tcBorders>
             <w:vAlign w:val="center"/>
           </w:tcPr>
           <w:p>
@@ -8448,6 +8521,73 @@
             <w:r>
               <w:rPr>
                 <w:rFonts w:asciiTheme="minorEastAsia" w:eastAsiaTheme="minorEastAsia" w:hAnsiTheme="minorEastAsia"/>
+                <w:b/>
+                <w:sz w:val="18"/>
+                <w:szCs w:val="18"/>
+              </w:rPr>
+              <w:t>{%근로자서명%}</w:t>
+            </w:r>
+          </w:p>
+        </w:tc>
+        <w:tc>
+          <w:tcPr>
+            <w:tcW w:w="723" w:type="dxa"/>
+            <w:tcBorders>
+              <w:top w:val="single" w:sz="6" w:space="0" w:color="auto"/>
+              <w:left w:val="double" w:sz="4" w:space="0" w:color="auto"/>
+              <w:bottom w:val="single" w:sz="6" w:space="0" w:color="auto"/>
+              <w:right w:val="single" w:sz="4" w:space="0" w:color="auto"/>
+            </w:tcBorders>
+            <w:vAlign w:val="center"/>
+          </w:tcPr>
+          <w:p>
+            <w:pPr>
+              <w:pStyle w:val="a7"/>
+              <w:spacing w:line="240" w:lineRule="auto"/>
+              <w:jc w:val="center"/>
+              <w:rPr>
+                <w:rFonts w:asciiTheme="minorEastAsia" w:eastAsiaTheme="minorEastAsia" w:hAnsiTheme="minorEastAsia"/>
+                <w:b/>
+                <w:sz w:val="24"/>
+                <w:szCs w:val="24"/>
+              </w:rPr>
+            </w:pPr>
+            <w:r>
+              <w:rPr>
+                <w:rFonts w:asciiTheme="minorEastAsia" w:eastAsiaTheme="minorEastAsia" w:hAnsiTheme="minorEastAsia" w:hint="eastAsia"/>
+                <w:b/>
+                <w:sz w:val="24"/>
+                <w:szCs w:val="24"/>
+              </w:rPr>
+              <w:t>41</w:t>
+            </w:r>
+          </w:p>
+        </w:tc>
+        <w:tc>
+          <w:tcPr>
+            <w:tcW w:w="844" w:type="dxa"/>
+            <w:tcBorders>
+              <w:top w:val="single" w:sz="6" w:space="0" w:color="auto"/>
+              <w:left w:val="single" w:sz="4" w:space="0" w:color="auto"/>
+              <w:bottom w:val="single" w:sz="6" w:space="0" w:color="auto"/>
+              <w:right w:val="single" w:sz="6" w:space="0" w:color="auto"/>
+            </w:tcBorders>
+          </w:tcPr>
+          <w:p>
+            <w:pPr>
+              <w:pStyle w:val="a7"/>
+              <w:spacing w:line="240" w:lineRule="auto"/>
+              <w:jc w:val="center"/>
+              <w:rPr>
+                <w:rFonts w:asciiTheme="minorEastAsia" w:eastAsiaTheme="minorEastAsia" w:hAnsiTheme="minorEastAsia"/>
+                <w:b/>
+                <w:sz w:val="24"/>
+                <w:szCs w:val="24"/>
+              </w:rPr>
+            </w:pPr>
+            <w:r>
+              <w:rPr>
+                <w:rFonts w:asciiTheme="minorEastAsia" w:eastAsiaTheme="minorEastAsia" w:hAnsiTheme="minorEastAsia"/>
                 <w:bCs/>
                 <w:color w:val="000000" w:themeColor="text1"/>
                 <w:sz w:val="18"/>
@@ -8463,7 +8603,7 @@
                 <w:sz w:val="18"/>
                 <w:szCs w:val="18"/>
               </w:rPr>
-              <w:t>이름</w:t>
+              <w:t>직군</w:t>
             </w:r>
             <w:r>
               <w:rPr>
@@ -8479,79 +8619,11 @@
         </w:tc>
         <w:tc>
           <w:tcPr>
-            <w:tcW w:w="1563" w:type="dxa"/>
+            <w:tcW w:w="1790" w:type="dxa"/>
             <w:tcBorders>
               <w:top w:val="single" w:sz="6" w:space="0" w:color="auto"/>
               <w:left w:val="single" w:sz="6" w:space="0" w:color="auto"/>
               <w:bottom w:val="single" w:sz="6" w:space="0" w:color="auto"/>
-              <w:right w:val="double" w:sz="4" w:space="0" w:color="auto"/>
-            </w:tcBorders>
-            <w:vAlign w:val="center"/>
-          </w:tcPr>
-          <w:p>
-            <w:pPr>
-              <w:pStyle w:val="a7"/>
-              <w:spacing w:line="240" w:lineRule="auto"/>
-              <w:jc w:val="center"/>
-              <w:rPr>
-                <w:rFonts w:asciiTheme="minorEastAsia" w:eastAsiaTheme="minorEastAsia" w:hAnsiTheme="minorEastAsia"/>
-                <w:b/>
-                <w:sz w:val="24"/>
-                <w:szCs w:val="24"/>
-              </w:rPr>
-            </w:pPr>
-            <w:r>
-              <w:rPr>
-                <w:rFonts w:asciiTheme="minorEastAsia" w:eastAsiaTheme="minorEastAsia" w:hAnsiTheme="minorEastAsia"/>
-                <w:b/>
-                <w:sz w:val="18"/>
-                <w:szCs w:val="18"/>
-              </w:rPr>
-              <w:t>{%근로자서명%}</w:t>
-            </w:r>
-          </w:p>
-        </w:tc>
-        <w:tc>
-          <w:tcPr>
-            <w:tcW w:w="723" w:type="dxa"/>
-            <w:tcBorders>
-              <w:top w:val="single" w:sz="6" w:space="0" w:color="auto"/>
-              <w:left w:val="double" w:sz="4" w:space="0" w:color="auto"/>
-              <w:bottom w:val="single" w:sz="6" w:space="0" w:color="auto"/>
-              <w:right w:val="single" w:sz="4" w:space="0" w:color="auto"/>
-            </w:tcBorders>
-            <w:vAlign w:val="center"/>
-          </w:tcPr>
-          <w:p>
-            <w:pPr>
-              <w:pStyle w:val="a7"/>
-              <w:spacing w:line="240" w:lineRule="auto"/>
-              <w:jc w:val="center"/>
-              <w:rPr>
-                <w:rFonts w:asciiTheme="minorEastAsia" w:eastAsiaTheme="minorEastAsia" w:hAnsiTheme="minorEastAsia"/>
-                <w:b/>
-                <w:sz w:val="24"/>
-                <w:szCs w:val="24"/>
-              </w:rPr>
-            </w:pPr>
-            <w:r>
-              <w:rPr>
-                <w:rFonts w:asciiTheme="minorEastAsia" w:eastAsiaTheme="minorEastAsia" w:hAnsiTheme="minorEastAsia" w:hint="eastAsia"/>
-                <w:b/>
-                <w:sz w:val="24"/>
-                <w:szCs w:val="24"/>
-              </w:rPr>
-              <w:t>41</w:t>
-            </w:r>
-          </w:p>
-        </w:tc>
-        <w:tc>
-          <w:tcPr>
-            <w:tcW w:w="844" w:type="dxa"/>
-            <w:tcBorders>
-              <w:top w:val="single" w:sz="6" w:space="0" w:color="auto"/>
-              <w:left w:val="single" w:sz="4" w:space="0" w:color="auto"/>
-              <w:bottom w:val="single" w:sz="6" w:space="0" w:color="auto"/>
               <w:right w:val="single" w:sz="6" w:space="0" w:color="auto"/>
             </w:tcBorders>
           </w:tcPr>
@@ -8585,62 +8657,7 @@
                 <w:sz w:val="18"/>
                 <w:szCs w:val="18"/>
               </w:rPr>
-              <w:t>직군</w:t>
-            </w:r>
-            <w:r>
-              <w:rPr>
-                <w:rFonts w:asciiTheme="minorEastAsia" w:eastAsiaTheme="minorEastAsia" w:hAnsiTheme="minorEastAsia"/>
-                <w:bCs/>
-                <w:color w:val="000000" w:themeColor="text1"/>
-                <w:sz w:val="18"/>
-                <w:szCs w:val="18"/>
-              </w:rPr>
-              <w:t>}}</w:t>
-            </w:r>
-          </w:p>
-        </w:tc>
-        <w:tc>
-          <w:tcPr>
-            <w:tcW w:w="1790" w:type="dxa"/>
-            <w:tcBorders>
-              <w:top w:val="single" w:sz="6" w:space="0" w:color="auto"/>
-              <w:left w:val="single" w:sz="6" w:space="0" w:color="auto"/>
-              <w:bottom w:val="single" w:sz="6" w:space="0" w:color="auto"/>
-              <w:right w:val="single" w:sz="6" w:space="0" w:color="auto"/>
-            </w:tcBorders>
-            <w:vAlign w:val="center"/>
-          </w:tcPr>
-          <w:p>
-            <w:pPr>
-              <w:pStyle w:val="a7"/>
-              <w:spacing w:line="240" w:lineRule="auto"/>
-              <w:jc w:val="center"/>
-              <w:rPr>
-                <w:rFonts w:asciiTheme="minorEastAsia" w:eastAsiaTheme="minorEastAsia" w:hAnsiTheme="minorEastAsia"/>
-                <w:b/>
-                <w:sz w:val="24"/>
-                <w:szCs w:val="24"/>
-              </w:rPr>
-            </w:pPr>
-            <w:r>
-              <w:rPr>
-                <w:rFonts w:asciiTheme="minorEastAsia" w:eastAsiaTheme="minorEastAsia" w:hAnsiTheme="minorEastAsia"/>
-                <w:bCs/>
-                <w:color w:val="000000" w:themeColor="text1"/>
-                <w:sz w:val="18"/>
-                <w:szCs w:val="18"/>
-              </w:rPr>
-              <w:t>{{</w:t>
-            </w:r>
-            <w:r>
-              <w:rPr>
-                <w:rFonts w:asciiTheme="minorEastAsia" w:eastAsiaTheme="minorEastAsia" w:hAnsiTheme="minorEastAsia" w:hint="eastAsia"/>
-                <w:bCs/>
-                <w:color w:val="000000" w:themeColor="text1"/>
-                <w:sz w:val="18"/>
-                <w:szCs w:val="18"/>
-              </w:rPr>
-              <w:t>이름</w:t>
+              <w:t>#이름</w:t>
             </w:r>
             <w:r>
               <w:rPr>
@@ -8791,6 +8808,60 @@
               <w:bottom w:val="single" w:sz="6" w:space="0" w:color="auto"/>
               <w:right w:val="single" w:sz="6" w:space="0" w:color="auto"/>
             </w:tcBorders>
+          </w:tcPr>
+          <w:p>
+            <w:pPr>
+              <w:pStyle w:val="a7"/>
+              <w:spacing w:line="240" w:lineRule="auto"/>
+              <w:jc w:val="center"/>
+              <w:rPr>
+                <w:rFonts w:asciiTheme="minorEastAsia" w:eastAsiaTheme="minorEastAsia" w:hAnsiTheme="minorEastAsia"/>
+                <w:b/>
+                <w:sz w:val="24"/>
+                <w:szCs w:val="24"/>
+              </w:rPr>
+            </w:pPr>
+            <w:r>
+              <w:rPr>
+                <w:rFonts w:asciiTheme="minorEastAsia" w:eastAsiaTheme="minorEastAsia" w:hAnsiTheme="minorEastAsia"/>
+                <w:bCs/>
+                <w:color w:val="000000" w:themeColor="text1"/>
+                <w:sz w:val="18"/>
+                <w:szCs w:val="18"/>
+              </w:rPr>
+              <w:t>{{</w:t>
+            </w:r>
+            <w:r>
+              <w:rPr>
+                <w:rFonts w:asciiTheme="minorEastAsia" w:eastAsiaTheme="minorEastAsia" w:hAnsiTheme="minorEastAsia" w:hint="eastAsia"/>
+                <w:bCs/>
+                <w:color w:val="000000" w:themeColor="text1"/>
+                <w:sz w:val="18"/>
+                <w:szCs w:val="18"/>
+              </w:rPr>
+              <w:t>#이름</w:t>
+            </w:r>
+            <w:r>
+              <w:rPr>
+                <w:rFonts w:asciiTheme="minorEastAsia" w:eastAsiaTheme="minorEastAsia" w:hAnsiTheme="minorEastAsia"/>
+                <w:bCs/>
+                <w:color w:val="000000" w:themeColor="text1"/>
+                <w:sz w:val="18"/>
+                <w:szCs w:val="18"/>
+              </w:rPr>
+              <w:t>}}</w:t>
+            </w:r>
+          </w:p>
+        </w:tc>
+        <w:tc>
+          <w:tcPr>
+            <w:tcW w:w="1563" w:type="dxa"/>
+            <w:tcBorders>
+              <w:top w:val="single" w:sz="6" w:space="0" w:color="auto"/>
+              <w:left w:val="single" w:sz="6" w:space="0" w:color="auto"/>
+              <w:bottom w:val="single" w:sz="6" w:space="0" w:color="auto"/>
+              <w:right w:val="double" w:sz="4" w:space="0" w:color="auto"/>
+            </w:tcBorders>
             <w:vAlign w:val="center"/>
           </w:tcPr>
           <w:p>
@@ -8808,6 +8879,73 @@
             <w:r>
               <w:rPr>
                 <w:rFonts w:asciiTheme="minorEastAsia" w:eastAsiaTheme="minorEastAsia" w:hAnsiTheme="minorEastAsia"/>
+                <w:b/>
+                <w:sz w:val="18"/>
+                <w:szCs w:val="18"/>
+              </w:rPr>
+              <w:t>{%근로자서명%}</w:t>
+            </w:r>
+          </w:p>
+        </w:tc>
+        <w:tc>
+          <w:tcPr>
+            <w:tcW w:w="723" w:type="dxa"/>
+            <w:tcBorders>
+              <w:top w:val="single" w:sz="6" w:space="0" w:color="auto"/>
+              <w:left w:val="double" w:sz="4" w:space="0" w:color="auto"/>
+              <w:bottom w:val="single" w:sz="6" w:space="0" w:color="auto"/>
+              <w:right w:val="single" w:sz="4" w:space="0" w:color="auto"/>
+            </w:tcBorders>
+            <w:vAlign w:val="center"/>
+          </w:tcPr>
+          <w:p>
+            <w:pPr>
+              <w:pStyle w:val="a7"/>
+              <w:spacing w:line="240" w:lineRule="auto"/>
+              <w:jc w:val="center"/>
+              <w:rPr>
+                <w:rFonts w:asciiTheme="minorEastAsia" w:eastAsiaTheme="minorEastAsia" w:hAnsiTheme="minorEastAsia"/>
+                <w:b/>
+                <w:sz w:val="24"/>
+                <w:szCs w:val="24"/>
+              </w:rPr>
+            </w:pPr>
+            <w:r>
+              <w:rPr>
+                <w:rFonts w:asciiTheme="minorEastAsia" w:eastAsiaTheme="minorEastAsia" w:hAnsiTheme="minorEastAsia" w:hint="eastAsia"/>
+                <w:b/>
+                <w:sz w:val="24"/>
+                <w:szCs w:val="24"/>
+              </w:rPr>
+              <w:t>42</w:t>
+            </w:r>
+          </w:p>
+        </w:tc>
+        <w:tc>
+          <w:tcPr>
+            <w:tcW w:w="844" w:type="dxa"/>
+            <w:tcBorders>
+              <w:top w:val="single" w:sz="6" w:space="0" w:color="auto"/>
+              <w:left w:val="single" w:sz="4" w:space="0" w:color="auto"/>
+              <w:bottom w:val="single" w:sz="6" w:space="0" w:color="auto"/>
+              <w:right w:val="single" w:sz="6" w:space="0" w:color="auto"/>
+            </w:tcBorders>
+          </w:tcPr>
+          <w:p>
+            <w:pPr>
+              <w:pStyle w:val="a7"/>
+              <w:spacing w:line="240" w:lineRule="auto"/>
+              <w:jc w:val="center"/>
+              <w:rPr>
+                <w:rFonts w:asciiTheme="minorEastAsia" w:eastAsiaTheme="minorEastAsia" w:hAnsiTheme="minorEastAsia"/>
+                <w:b/>
+                <w:sz w:val="24"/>
+                <w:szCs w:val="24"/>
+              </w:rPr>
+            </w:pPr>
+            <w:r>
+              <w:rPr>
+                <w:rFonts w:asciiTheme="minorEastAsia" w:eastAsiaTheme="minorEastAsia" w:hAnsiTheme="minorEastAsia"/>
                 <w:bCs/>
                 <w:color w:val="000000" w:themeColor="text1"/>
                 <w:sz w:val="18"/>
@@ -8823,7 +8961,7 @@
                 <w:sz w:val="18"/>
                 <w:szCs w:val="18"/>
               </w:rPr>
-              <w:t>이름</w:t>
+              <w:t>직군</w:t>
             </w:r>
             <w:r>
               <w:rPr>
@@ -8839,79 +8977,11 @@
         </w:tc>
         <w:tc>
           <w:tcPr>
-            <w:tcW w:w="1563" w:type="dxa"/>
+            <w:tcW w:w="1790" w:type="dxa"/>
             <w:tcBorders>
               <w:top w:val="single" w:sz="6" w:space="0" w:color="auto"/>
               <w:left w:val="single" w:sz="6" w:space="0" w:color="auto"/>
               <w:bottom w:val="single" w:sz="6" w:space="0" w:color="auto"/>
-              <w:right w:val="double" w:sz="4" w:space="0" w:color="auto"/>
-            </w:tcBorders>
-            <w:vAlign w:val="center"/>
-          </w:tcPr>
-          <w:p>
-            <w:pPr>
-              <w:pStyle w:val="a7"/>
-              <w:spacing w:line="240" w:lineRule="auto"/>
-              <w:jc w:val="center"/>
-              <w:rPr>
-                <w:rFonts w:asciiTheme="minorEastAsia" w:eastAsiaTheme="minorEastAsia" w:hAnsiTheme="minorEastAsia"/>
-                <w:b/>
-                <w:sz w:val="24"/>
-                <w:szCs w:val="24"/>
-              </w:rPr>
-            </w:pPr>
-            <w:r>
-              <w:rPr>
-                <w:rFonts w:asciiTheme="minorEastAsia" w:eastAsiaTheme="minorEastAsia" w:hAnsiTheme="minorEastAsia"/>
-                <w:b/>
-                <w:sz w:val="18"/>
-                <w:szCs w:val="18"/>
-              </w:rPr>
-              <w:t>{%근로자서명%}</w:t>
-            </w:r>
-          </w:p>
-        </w:tc>
-        <w:tc>
-          <w:tcPr>
-            <w:tcW w:w="723" w:type="dxa"/>
-            <w:tcBorders>
-              <w:top w:val="single" w:sz="6" w:space="0" w:color="auto"/>
-              <w:left w:val="double" w:sz="4" w:space="0" w:color="auto"/>
-              <w:bottom w:val="single" w:sz="6" w:space="0" w:color="auto"/>
-              <w:right w:val="single" w:sz="4" w:space="0" w:color="auto"/>
-            </w:tcBorders>
-            <w:vAlign w:val="center"/>
-          </w:tcPr>
-          <w:p>
-            <w:pPr>
-              <w:pStyle w:val="a7"/>
-              <w:spacing w:line="240" w:lineRule="auto"/>
-              <w:jc w:val="center"/>
-              <w:rPr>
-                <w:rFonts w:asciiTheme="minorEastAsia" w:eastAsiaTheme="minorEastAsia" w:hAnsiTheme="minorEastAsia"/>
-                <w:b/>
-                <w:sz w:val="24"/>
-                <w:szCs w:val="24"/>
-              </w:rPr>
-            </w:pPr>
-            <w:r>
-              <w:rPr>
-                <w:rFonts w:asciiTheme="minorEastAsia" w:eastAsiaTheme="minorEastAsia" w:hAnsiTheme="minorEastAsia" w:hint="eastAsia"/>
-                <w:b/>
-                <w:sz w:val="24"/>
-                <w:szCs w:val="24"/>
-              </w:rPr>
-              <w:t>42</w:t>
-            </w:r>
-          </w:p>
-        </w:tc>
-        <w:tc>
-          <w:tcPr>
-            <w:tcW w:w="844" w:type="dxa"/>
-            <w:tcBorders>
-              <w:top w:val="single" w:sz="6" w:space="0" w:color="auto"/>
-              <w:left w:val="single" w:sz="4" w:space="0" w:color="auto"/>
-              <w:bottom w:val="single" w:sz="6" w:space="0" w:color="auto"/>
               <w:right w:val="single" w:sz="6" w:space="0" w:color="auto"/>
             </w:tcBorders>
           </w:tcPr>
@@ -8945,62 +9015,7 @@
                 <w:sz w:val="18"/>
                 <w:szCs w:val="18"/>
               </w:rPr>
-              <w:t>직군</w:t>
-            </w:r>
-            <w:r>
-              <w:rPr>
-                <w:rFonts w:asciiTheme="minorEastAsia" w:eastAsiaTheme="minorEastAsia" w:hAnsiTheme="minorEastAsia"/>
-                <w:bCs/>
-                <w:color w:val="000000" w:themeColor="text1"/>
-                <w:sz w:val="18"/>
-                <w:szCs w:val="18"/>
-              </w:rPr>
-              <w:t>}}</w:t>
-            </w:r>
-          </w:p>
-        </w:tc>
-        <w:tc>
-          <w:tcPr>
-            <w:tcW w:w="1790" w:type="dxa"/>
-            <w:tcBorders>
-              <w:top w:val="single" w:sz="6" w:space="0" w:color="auto"/>
-              <w:left w:val="single" w:sz="6" w:space="0" w:color="auto"/>
-              <w:bottom w:val="single" w:sz="6" w:space="0" w:color="auto"/>
-              <w:right w:val="single" w:sz="6" w:space="0" w:color="auto"/>
-            </w:tcBorders>
-            <w:vAlign w:val="center"/>
-          </w:tcPr>
-          <w:p>
-            <w:pPr>
-              <w:pStyle w:val="a7"/>
-              <w:spacing w:line="240" w:lineRule="auto"/>
-              <w:jc w:val="center"/>
-              <w:rPr>
-                <w:rFonts w:asciiTheme="minorEastAsia" w:eastAsiaTheme="minorEastAsia" w:hAnsiTheme="minorEastAsia"/>
-                <w:b/>
-                <w:sz w:val="24"/>
-                <w:szCs w:val="24"/>
-              </w:rPr>
-            </w:pPr>
-            <w:r>
-              <w:rPr>
-                <w:rFonts w:asciiTheme="minorEastAsia" w:eastAsiaTheme="minorEastAsia" w:hAnsiTheme="minorEastAsia"/>
-                <w:bCs/>
-                <w:color w:val="000000" w:themeColor="text1"/>
-                <w:sz w:val="18"/>
-                <w:szCs w:val="18"/>
-              </w:rPr>
-              <w:t>{{</w:t>
-            </w:r>
-            <w:r>
-              <w:rPr>
-                <w:rFonts w:asciiTheme="minorEastAsia" w:eastAsiaTheme="minorEastAsia" w:hAnsiTheme="minorEastAsia" w:hint="eastAsia"/>
-                <w:bCs/>
-                <w:color w:val="000000" w:themeColor="text1"/>
-                <w:sz w:val="18"/>
-                <w:szCs w:val="18"/>
-              </w:rPr>
-              <w:t>이름</w:t>
+              <w:t>#이름</w:t>
             </w:r>
             <w:r>
               <w:rPr>
@@ -9151,6 +9166,60 @@
               <w:bottom w:val="single" w:sz="6" w:space="0" w:color="auto"/>
               <w:right w:val="single" w:sz="6" w:space="0" w:color="auto"/>
             </w:tcBorders>
+          </w:tcPr>
+          <w:p>
+            <w:pPr>
+              <w:pStyle w:val="a7"/>
+              <w:spacing w:line="240" w:lineRule="auto"/>
+              <w:jc w:val="center"/>
+              <w:rPr>
+                <w:rFonts w:asciiTheme="minorEastAsia" w:eastAsiaTheme="minorEastAsia" w:hAnsiTheme="minorEastAsia"/>
+                <w:b/>
+                <w:sz w:val="24"/>
+                <w:szCs w:val="24"/>
+              </w:rPr>
+            </w:pPr>
+            <w:r>
+              <w:rPr>
+                <w:rFonts w:asciiTheme="minorEastAsia" w:eastAsiaTheme="minorEastAsia" w:hAnsiTheme="minorEastAsia"/>
+                <w:bCs/>
+                <w:color w:val="000000" w:themeColor="text1"/>
+                <w:sz w:val="18"/>
+                <w:szCs w:val="18"/>
+              </w:rPr>
+              <w:t>{{</w:t>
+            </w:r>
+            <w:r>
+              <w:rPr>
+                <w:rFonts w:asciiTheme="minorEastAsia" w:eastAsiaTheme="minorEastAsia" w:hAnsiTheme="minorEastAsia" w:hint="eastAsia"/>
+                <w:bCs/>
+                <w:color w:val="000000" w:themeColor="text1"/>
+                <w:sz w:val="18"/>
+                <w:szCs w:val="18"/>
+              </w:rPr>
+              <w:t>#이름</w:t>
+            </w:r>
+            <w:r>
+              <w:rPr>
+                <w:rFonts w:asciiTheme="minorEastAsia" w:eastAsiaTheme="minorEastAsia" w:hAnsiTheme="minorEastAsia"/>
+                <w:bCs/>
+                <w:color w:val="000000" w:themeColor="text1"/>
+                <w:sz w:val="18"/>
+                <w:szCs w:val="18"/>
+              </w:rPr>
+              <w:t>}}</w:t>
+            </w:r>
+          </w:p>
+        </w:tc>
+        <w:tc>
+          <w:tcPr>
+            <w:tcW w:w="1563" w:type="dxa"/>
+            <w:tcBorders>
+              <w:top w:val="single" w:sz="6" w:space="0" w:color="auto"/>
+              <w:left w:val="single" w:sz="6" w:space="0" w:color="auto"/>
+              <w:bottom w:val="single" w:sz="6" w:space="0" w:color="auto"/>
+              <w:right w:val="double" w:sz="4" w:space="0" w:color="auto"/>
+            </w:tcBorders>
             <w:vAlign w:val="center"/>
           </w:tcPr>
           <w:p>
@@ -9168,6 +9237,73 @@
             <w:r>
               <w:rPr>
                 <w:rFonts w:asciiTheme="minorEastAsia" w:eastAsiaTheme="minorEastAsia" w:hAnsiTheme="minorEastAsia"/>
+                <w:b/>
+                <w:sz w:val="18"/>
+                <w:szCs w:val="18"/>
+              </w:rPr>
+              <w:t>{%근로자서명%}</w:t>
+            </w:r>
+          </w:p>
+        </w:tc>
+        <w:tc>
+          <w:tcPr>
+            <w:tcW w:w="723" w:type="dxa"/>
+            <w:tcBorders>
+              <w:top w:val="single" w:sz="6" w:space="0" w:color="auto"/>
+              <w:left w:val="double" w:sz="4" w:space="0" w:color="auto"/>
+              <w:bottom w:val="single" w:sz="6" w:space="0" w:color="auto"/>
+              <w:right w:val="single" w:sz="4" w:space="0" w:color="auto"/>
+            </w:tcBorders>
+            <w:vAlign w:val="center"/>
+          </w:tcPr>
+          <w:p>
+            <w:pPr>
+              <w:pStyle w:val="a7"/>
+              <w:spacing w:line="240" w:lineRule="auto"/>
+              <w:jc w:val="center"/>
+              <w:rPr>
+                <w:rFonts w:asciiTheme="minorEastAsia" w:eastAsiaTheme="minorEastAsia" w:hAnsiTheme="minorEastAsia"/>
+                <w:b/>
+                <w:sz w:val="24"/>
+                <w:szCs w:val="24"/>
+              </w:rPr>
+            </w:pPr>
+            <w:r>
+              <w:rPr>
+                <w:rFonts w:asciiTheme="minorEastAsia" w:eastAsiaTheme="minorEastAsia" w:hAnsiTheme="minorEastAsia" w:hint="eastAsia"/>
+                <w:b/>
+                <w:sz w:val="24"/>
+                <w:szCs w:val="24"/>
+              </w:rPr>
+              <w:t>43</w:t>
+            </w:r>
+          </w:p>
+        </w:tc>
+        <w:tc>
+          <w:tcPr>
+            <w:tcW w:w="844" w:type="dxa"/>
+            <w:tcBorders>
+              <w:top w:val="single" w:sz="6" w:space="0" w:color="auto"/>
+              <w:left w:val="single" w:sz="4" w:space="0" w:color="auto"/>
+              <w:bottom w:val="single" w:sz="6" w:space="0" w:color="auto"/>
+              <w:right w:val="single" w:sz="6" w:space="0" w:color="auto"/>
+            </w:tcBorders>
+          </w:tcPr>
+          <w:p>
+            <w:pPr>
+              <w:pStyle w:val="a7"/>
+              <w:spacing w:line="240" w:lineRule="auto"/>
+              <w:jc w:val="center"/>
+              <w:rPr>
+                <w:rFonts w:asciiTheme="minorEastAsia" w:eastAsiaTheme="minorEastAsia" w:hAnsiTheme="minorEastAsia"/>
+                <w:b/>
+                <w:sz w:val="24"/>
+                <w:szCs w:val="24"/>
+              </w:rPr>
+            </w:pPr>
+            <w:r>
+              <w:rPr>
+                <w:rFonts w:asciiTheme="minorEastAsia" w:eastAsiaTheme="minorEastAsia" w:hAnsiTheme="minorEastAsia"/>
                 <w:bCs/>
                 <w:color w:val="000000" w:themeColor="text1"/>
                 <w:sz w:val="18"/>
@@ -9183,7 +9319,7 @@
                 <w:sz w:val="18"/>
                 <w:szCs w:val="18"/>
               </w:rPr>
-              <w:t>이름</w:t>
+              <w:t>직군</w:t>
             </w:r>
             <w:r>
               <w:rPr>
@@ -9199,79 +9335,11 @@
         </w:tc>
         <w:tc>
           <w:tcPr>
-            <w:tcW w:w="1563" w:type="dxa"/>
+            <w:tcW w:w="1790" w:type="dxa"/>
             <w:tcBorders>
               <w:top w:val="single" w:sz="6" w:space="0" w:color="auto"/>
               <w:left w:val="single" w:sz="6" w:space="0" w:color="auto"/>
               <w:bottom w:val="single" w:sz="6" w:space="0" w:color="auto"/>
-              <w:right w:val="double" w:sz="4" w:space="0" w:color="auto"/>
-            </w:tcBorders>
-            <w:vAlign w:val="center"/>
-          </w:tcPr>
-          <w:p>
-            <w:pPr>
-              <w:pStyle w:val="a7"/>
-              <w:spacing w:line="240" w:lineRule="auto"/>
-              <w:jc w:val="center"/>
-              <w:rPr>
-                <w:rFonts w:asciiTheme="minorEastAsia" w:eastAsiaTheme="minorEastAsia" w:hAnsiTheme="minorEastAsia"/>
-                <w:b/>
-                <w:sz w:val="24"/>
-                <w:szCs w:val="24"/>
-              </w:rPr>
-            </w:pPr>
-            <w:r>
-              <w:rPr>
-                <w:rFonts w:asciiTheme="minorEastAsia" w:eastAsiaTheme="minorEastAsia" w:hAnsiTheme="minorEastAsia"/>
-                <w:b/>
-                <w:sz w:val="18"/>
-                <w:szCs w:val="18"/>
-              </w:rPr>
-              <w:t>{%근로자서명%}</w:t>
-            </w:r>
-          </w:p>
-        </w:tc>
-        <w:tc>
-          <w:tcPr>
-            <w:tcW w:w="723" w:type="dxa"/>
-            <w:tcBorders>
-              <w:top w:val="single" w:sz="6" w:space="0" w:color="auto"/>
-              <w:left w:val="double" w:sz="4" w:space="0" w:color="auto"/>
-              <w:bottom w:val="single" w:sz="6" w:space="0" w:color="auto"/>
-              <w:right w:val="single" w:sz="4" w:space="0" w:color="auto"/>
-            </w:tcBorders>
-            <w:vAlign w:val="center"/>
-          </w:tcPr>
-          <w:p>
-            <w:pPr>
-              <w:pStyle w:val="a7"/>
-              <w:spacing w:line="240" w:lineRule="auto"/>
-              <w:jc w:val="center"/>
-              <w:rPr>
-                <w:rFonts w:asciiTheme="minorEastAsia" w:eastAsiaTheme="minorEastAsia" w:hAnsiTheme="minorEastAsia"/>
-                <w:b/>
-                <w:sz w:val="24"/>
-                <w:szCs w:val="24"/>
-              </w:rPr>
-            </w:pPr>
-            <w:r>
-              <w:rPr>
-                <w:rFonts w:asciiTheme="minorEastAsia" w:eastAsiaTheme="minorEastAsia" w:hAnsiTheme="minorEastAsia" w:hint="eastAsia"/>
-                <w:b/>
-                <w:sz w:val="24"/>
-                <w:szCs w:val="24"/>
-              </w:rPr>
-              <w:t>43</w:t>
-            </w:r>
-          </w:p>
-        </w:tc>
-        <w:tc>
-          <w:tcPr>
-            <w:tcW w:w="844" w:type="dxa"/>
-            <w:tcBorders>
-              <w:top w:val="single" w:sz="6" w:space="0" w:color="auto"/>
-              <w:left w:val="single" w:sz="4" w:space="0" w:color="auto"/>
-              <w:bottom w:val="single" w:sz="6" w:space="0" w:color="auto"/>
               <w:right w:val="single" w:sz="6" w:space="0" w:color="auto"/>
             </w:tcBorders>
           </w:tcPr>
@@ -9305,62 +9373,7 @@
                 <w:sz w:val="18"/>
                 <w:szCs w:val="18"/>
               </w:rPr>
-              <w:t>직군</w:t>
-            </w:r>
-            <w:r>
-              <w:rPr>
-                <w:rFonts w:asciiTheme="minorEastAsia" w:eastAsiaTheme="minorEastAsia" w:hAnsiTheme="minorEastAsia"/>
-                <w:bCs/>
-                <w:color w:val="000000" w:themeColor="text1"/>
-                <w:sz w:val="18"/>
-                <w:szCs w:val="18"/>
-              </w:rPr>
-              <w:t>}}</w:t>
-            </w:r>
-          </w:p>
-        </w:tc>
-        <w:tc>
-          <w:tcPr>
-            <w:tcW w:w="1790" w:type="dxa"/>
-            <w:tcBorders>
-              <w:top w:val="single" w:sz="6" w:space="0" w:color="auto"/>
-              <w:left w:val="single" w:sz="6" w:space="0" w:color="auto"/>
-              <w:bottom w:val="single" w:sz="6" w:space="0" w:color="auto"/>
-              <w:right w:val="single" w:sz="6" w:space="0" w:color="auto"/>
-            </w:tcBorders>
-            <w:vAlign w:val="center"/>
-          </w:tcPr>
-          <w:p>
-            <w:pPr>
-              <w:pStyle w:val="a7"/>
-              <w:spacing w:line="240" w:lineRule="auto"/>
-              <w:jc w:val="center"/>
-              <w:rPr>
-                <w:rFonts w:asciiTheme="minorEastAsia" w:eastAsiaTheme="minorEastAsia" w:hAnsiTheme="minorEastAsia"/>
-                <w:b/>
-                <w:sz w:val="24"/>
-                <w:szCs w:val="24"/>
-              </w:rPr>
-            </w:pPr>
-            <w:r>
-              <w:rPr>
-                <w:rFonts w:asciiTheme="minorEastAsia" w:eastAsiaTheme="minorEastAsia" w:hAnsiTheme="minorEastAsia"/>
-                <w:bCs/>
-                <w:color w:val="000000" w:themeColor="text1"/>
-                <w:sz w:val="18"/>
-                <w:szCs w:val="18"/>
-              </w:rPr>
-              <w:t>{{</w:t>
-            </w:r>
-            <w:r>
-              <w:rPr>
-                <w:rFonts w:asciiTheme="minorEastAsia" w:eastAsiaTheme="minorEastAsia" w:hAnsiTheme="minorEastAsia" w:hint="eastAsia"/>
-                <w:bCs/>
-                <w:color w:val="000000" w:themeColor="text1"/>
-                <w:sz w:val="18"/>
-                <w:szCs w:val="18"/>
-              </w:rPr>
-              <w:t>이름</w:t>
+              <w:t>#이름</w:t>
             </w:r>
             <w:r>
               <w:rPr>
@@ -9511,6 +9524,60 @@
               <w:bottom w:val="single" w:sz="6" w:space="0" w:color="auto"/>
               <w:right w:val="single" w:sz="6" w:space="0" w:color="auto"/>
             </w:tcBorders>
+          </w:tcPr>
+          <w:p>
+            <w:pPr>
+              <w:pStyle w:val="a7"/>
+              <w:spacing w:line="240" w:lineRule="auto"/>
+              <w:jc w:val="center"/>
+              <w:rPr>
+                <w:rFonts w:asciiTheme="minorEastAsia" w:eastAsiaTheme="minorEastAsia" w:hAnsiTheme="minorEastAsia"/>
+                <w:b/>
+                <w:sz w:val="24"/>
+                <w:szCs w:val="24"/>
+              </w:rPr>
+            </w:pPr>
+            <w:r>
+              <w:rPr>
+                <w:rFonts w:asciiTheme="minorEastAsia" w:eastAsiaTheme="minorEastAsia" w:hAnsiTheme="minorEastAsia"/>
+                <w:bCs/>
+                <w:color w:val="000000" w:themeColor="text1"/>
+                <w:sz w:val="18"/>
+                <w:szCs w:val="18"/>
+              </w:rPr>
+              <w:t>{{</w:t>
+            </w:r>
+            <w:r>
+              <w:rPr>
+                <w:rFonts w:asciiTheme="minorEastAsia" w:eastAsiaTheme="minorEastAsia" w:hAnsiTheme="minorEastAsia" w:hint="eastAsia"/>
+                <w:bCs/>
+                <w:color w:val="000000" w:themeColor="text1"/>
+                <w:sz w:val="18"/>
+                <w:szCs w:val="18"/>
+              </w:rPr>
+              <w:t>#이름</w:t>
+            </w:r>
+            <w:r>
+              <w:rPr>
+                <w:rFonts w:asciiTheme="minorEastAsia" w:eastAsiaTheme="minorEastAsia" w:hAnsiTheme="minorEastAsia"/>
+                <w:bCs/>
+                <w:color w:val="000000" w:themeColor="text1"/>
+                <w:sz w:val="18"/>
+                <w:szCs w:val="18"/>
+              </w:rPr>
+              <w:t>}}</w:t>
+            </w:r>
+          </w:p>
+        </w:tc>
+        <w:tc>
+          <w:tcPr>
+            <w:tcW w:w="1563" w:type="dxa"/>
+            <w:tcBorders>
+              <w:top w:val="single" w:sz="6" w:space="0" w:color="auto"/>
+              <w:left w:val="single" w:sz="6" w:space="0" w:color="auto"/>
+              <w:bottom w:val="single" w:sz="6" w:space="0" w:color="auto"/>
+              <w:right w:val="double" w:sz="4" w:space="0" w:color="auto"/>
+            </w:tcBorders>
             <w:vAlign w:val="center"/>
           </w:tcPr>
           <w:p>
@@ -9528,6 +9595,73 @@
             <w:r>
               <w:rPr>
                 <w:rFonts w:asciiTheme="minorEastAsia" w:eastAsiaTheme="minorEastAsia" w:hAnsiTheme="minorEastAsia"/>
+                <w:b/>
+                <w:sz w:val="18"/>
+                <w:szCs w:val="18"/>
+              </w:rPr>
+              <w:t>{%근로자서명%}</w:t>
+            </w:r>
+          </w:p>
+        </w:tc>
+        <w:tc>
+          <w:tcPr>
+            <w:tcW w:w="723" w:type="dxa"/>
+            <w:tcBorders>
+              <w:top w:val="single" w:sz="6" w:space="0" w:color="auto"/>
+              <w:left w:val="double" w:sz="4" w:space="0" w:color="auto"/>
+              <w:bottom w:val="single" w:sz="6" w:space="0" w:color="auto"/>
+              <w:right w:val="single" w:sz="4" w:space="0" w:color="auto"/>
+            </w:tcBorders>
+            <w:vAlign w:val="center"/>
+          </w:tcPr>
+          <w:p>
+            <w:pPr>
+              <w:pStyle w:val="a7"/>
+              <w:spacing w:line="240" w:lineRule="auto"/>
+              <w:jc w:val="center"/>
+              <w:rPr>
+                <w:rFonts w:asciiTheme="minorEastAsia" w:eastAsiaTheme="minorEastAsia" w:hAnsiTheme="minorEastAsia"/>
+                <w:b/>
+                <w:sz w:val="24"/>
+                <w:szCs w:val="24"/>
+              </w:rPr>
+            </w:pPr>
+            <w:r>
+              <w:rPr>
+                <w:rFonts w:asciiTheme="minorEastAsia" w:eastAsiaTheme="minorEastAsia" w:hAnsiTheme="minorEastAsia" w:hint="eastAsia"/>
+                <w:b/>
+                <w:sz w:val="24"/>
+                <w:szCs w:val="24"/>
+              </w:rPr>
+              <w:t>44</w:t>
+            </w:r>
+          </w:p>
+        </w:tc>
+        <w:tc>
+          <w:tcPr>
+            <w:tcW w:w="844" w:type="dxa"/>
+            <w:tcBorders>
+              <w:top w:val="single" w:sz="6" w:space="0" w:color="auto"/>
+              <w:left w:val="single" w:sz="4" w:space="0" w:color="auto"/>
+              <w:bottom w:val="single" w:sz="6" w:space="0" w:color="auto"/>
+              <w:right w:val="single" w:sz="6" w:space="0" w:color="auto"/>
+            </w:tcBorders>
+          </w:tcPr>
+          <w:p>
+            <w:pPr>
+              <w:pStyle w:val="a7"/>
+              <w:spacing w:line="240" w:lineRule="auto"/>
+              <w:jc w:val="center"/>
+              <w:rPr>
+                <w:rFonts w:asciiTheme="minorEastAsia" w:eastAsiaTheme="minorEastAsia" w:hAnsiTheme="minorEastAsia"/>
+                <w:b/>
+                <w:sz w:val="24"/>
+                <w:szCs w:val="24"/>
+              </w:rPr>
+            </w:pPr>
+            <w:r>
+              <w:rPr>
+                <w:rFonts w:asciiTheme="minorEastAsia" w:eastAsiaTheme="minorEastAsia" w:hAnsiTheme="minorEastAsia"/>
                 <w:bCs/>
                 <w:color w:val="000000" w:themeColor="text1"/>
                 <w:sz w:val="18"/>
@@ -9543,7 +9677,7 @@
                 <w:sz w:val="18"/>
                 <w:szCs w:val="18"/>
               </w:rPr>
-              <w:t>이름</w:t>
+              <w:t>직군</w:t>
             </w:r>
             <w:r>
               <w:rPr>
@@ -9559,79 +9693,11 @@
         </w:tc>
         <w:tc>
           <w:tcPr>
-            <w:tcW w:w="1563" w:type="dxa"/>
+            <w:tcW w:w="1790" w:type="dxa"/>
             <w:tcBorders>
               <w:top w:val="single" w:sz="6" w:space="0" w:color="auto"/>
               <w:left w:val="single" w:sz="6" w:space="0" w:color="auto"/>
               <w:bottom w:val="single" w:sz="6" w:space="0" w:color="auto"/>
-              <w:right w:val="double" w:sz="4" w:space="0" w:color="auto"/>
-            </w:tcBorders>
-            <w:vAlign w:val="center"/>
-          </w:tcPr>
-          <w:p>
-            <w:pPr>
-              <w:pStyle w:val="a7"/>
-              <w:spacing w:line="240" w:lineRule="auto"/>
-              <w:jc w:val="center"/>
-              <w:rPr>
-                <w:rFonts w:asciiTheme="minorEastAsia" w:eastAsiaTheme="minorEastAsia" w:hAnsiTheme="minorEastAsia"/>
-                <w:b/>
-                <w:sz w:val="24"/>
-                <w:szCs w:val="24"/>
-              </w:rPr>
-            </w:pPr>
-            <w:r>
-              <w:rPr>
-                <w:rFonts w:asciiTheme="minorEastAsia" w:eastAsiaTheme="minorEastAsia" w:hAnsiTheme="minorEastAsia"/>
-                <w:b/>
-                <w:sz w:val="18"/>
-                <w:szCs w:val="18"/>
-              </w:rPr>
-              <w:t>{%근로자서명%}</w:t>
-            </w:r>
-          </w:p>
-        </w:tc>
-        <w:tc>
-          <w:tcPr>
-            <w:tcW w:w="723" w:type="dxa"/>
-            <w:tcBorders>
-              <w:top w:val="single" w:sz="6" w:space="0" w:color="auto"/>
-              <w:left w:val="double" w:sz="4" w:space="0" w:color="auto"/>
-              <w:bottom w:val="single" w:sz="6" w:space="0" w:color="auto"/>
-              <w:right w:val="single" w:sz="4" w:space="0" w:color="auto"/>
-            </w:tcBorders>
-            <w:vAlign w:val="center"/>
-          </w:tcPr>
-          <w:p>
-            <w:pPr>
-              <w:pStyle w:val="a7"/>
-              <w:spacing w:line="240" w:lineRule="auto"/>
-              <w:jc w:val="center"/>
-              <w:rPr>
-                <w:rFonts w:asciiTheme="minorEastAsia" w:eastAsiaTheme="minorEastAsia" w:hAnsiTheme="minorEastAsia"/>
-                <w:b/>
-                <w:sz w:val="24"/>
-                <w:szCs w:val="24"/>
-              </w:rPr>
-            </w:pPr>
-            <w:r>
-              <w:rPr>
-                <w:rFonts w:asciiTheme="minorEastAsia" w:eastAsiaTheme="minorEastAsia" w:hAnsiTheme="minorEastAsia" w:hint="eastAsia"/>
-                <w:b/>
-                <w:sz w:val="24"/>
-                <w:szCs w:val="24"/>
-              </w:rPr>
-              <w:t>44</w:t>
-            </w:r>
-          </w:p>
-        </w:tc>
-        <w:tc>
-          <w:tcPr>
-            <w:tcW w:w="844" w:type="dxa"/>
-            <w:tcBorders>
-              <w:top w:val="single" w:sz="6" w:space="0" w:color="auto"/>
-              <w:left w:val="single" w:sz="4" w:space="0" w:color="auto"/>
-              <w:bottom w:val="single" w:sz="6" w:space="0" w:color="auto"/>
               <w:right w:val="single" w:sz="6" w:space="0" w:color="auto"/>
             </w:tcBorders>
           </w:tcPr>
@@ -9665,62 +9731,7 @@
                 <w:sz w:val="18"/>
                 <w:szCs w:val="18"/>
               </w:rPr>
-              <w:t>직군</w:t>
-            </w:r>
-            <w:r>
-              <w:rPr>
-                <w:rFonts w:asciiTheme="minorEastAsia" w:eastAsiaTheme="minorEastAsia" w:hAnsiTheme="minorEastAsia"/>
-                <w:bCs/>
-                <w:color w:val="000000" w:themeColor="text1"/>
-                <w:sz w:val="18"/>
-                <w:szCs w:val="18"/>
-              </w:rPr>
-              <w:t>}}</w:t>
-            </w:r>
-          </w:p>
-        </w:tc>
-        <w:tc>
-          <w:tcPr>
-            <w:tcW w:w="1790" w:type="dxa"/>
-            <w:tcBorders>
-              <w:top w:val="single" w:sz="6" w:space="0" w:color="auto"/>
-              <w:left w:val="single" w:sz="6" w:space="0" w:color="auto"/>
-              <w:bottom w:val="single" w:sz="6" w:space="0" w:color="auto"/>
-              <w:right w:val="single" w:sz="6" w:space="0" w:color="auto"/>
-            </w:tcBorders>
-            <w:vAlign w:val="center"/>
-          </w:tcPr>
-          <w:p>
-            <w:pPr>
-              <w:pStyle w:val="a7"/>
-              <w:spacing w:line="240" w:lineRule="auto"/>
-              <w:jc w:val="center"/>
-              <w:rPr>
-                <w:rFonts w:asciiTheme="minorEastAsia" w:eastAsiaTheme="minorEastAsia" w:hAnsiTheme="minorEastAsia"/>
-                <w:b/>
-                <w:sz w:val="24"/>
-                <w:szCs w:val="24"/>
-              </w:rPr>
-            </w:pPr>
-            <w:r>
-              <w:rPr>
-                <w:rFonts w:asciiTheme="minorEastAsia" w:eastAsiaTheme="minorEastAsia" w:hAnsiTheme="minorEastAsia"/>
-                <w:bCs/>
-                <w:color w:val="000000" w:themeColor="text1"/>
-                <w:sz w:val="18"/>
-                <w:szCs w:val="18"/>
-              </w:rPr>
-              <w:t>{{</w:t>
-            </w:r>
-            <w:r>
-              <w:rPr>
-                <w:rFonts w:asciiTheme="minorEastAsia" w:eastAsiaTheme="minorEastAsia" w:hAnsiTheme="minorEastAsia" w:hint="eastAsia"/>
-                <w:bCs/>
-                <w:color w:val="000000" w:themeColor="text1"/>
-                <w:sz w:val="18"/>
-                <w:szCs w:val="18"/>
-              </w:rPr>
-              <w:t>이름</w:t>
+              <w:t>#이름</w:t>
             </w:r>
             <w:r>
               <w:rPr>
@@ -9871,6 +9882,60 @@
               <w:bottom w:val="single" w:sz="6" w:space="0" w:color="auto"/>
               <w:right w:val="single" w:sz="6" w:space="0" w:color="auto"/>
             </w:tcBorders>
+          </w:tcPr>
+          <w:p>
+            <w:pPr>
+              <w:pStyle w:val="a7"/>
+              <w:spacing w:line="240" w:lineRule="auto"/>
+              <w:jc w:val="center"/>
+              <w:rPr>
+                <w:rFonts w:asciiTheme="minorEastAsia" w:eastAsiaTheme="minorEastAsia" w:hAnsiTheme="minorEastAsia"/>
+                <w:b/>
+                <w:sz w:val="24"/>
+                <w:szCs w:val="24"/>
+              </w:rPr>
+            </w:pPr>
+            <w:r>
+              <w:rPr>
+                <w:rFonts w:asciiTheme="minorEastAsia" w:eastAsiaTheme="minorEastAsia" w:hAnsiTheme="minorEastAsia"/>
+                <w:bCs/>
+                <w:color w:val="000000" w:themeColor="text1"/>
+                <w:sz w:val="18"/>
+                <w:szCs w:val="18"/>
+              </w:rPr>
+              <w:t>{{</w:t>
+            </w:r>
+            <w:r>
+              <w:rPr>
+                <w:rFonts w:asciiTheme="minorEastAsia" w:eastAsiaTheme="minorEastAsia" w:hAnsiTheme="minorEastAsia" w:hint="eastAsia"/>
+                <w:bCs/>
+                <w:color w:val="000000" w:themeColor="text1"/>
+                <w:sz w:val="18"/>
+                <w:szCs w:val="18"/>
+              </w:rPr>
+              <w:t>#이름</w:t>
+            </w:r>
+            <w:r>
+              <w:rPr>
+                <w:rFonts w:asciiTheme="minorEastAsia" w:eastAsiaTheme="minorEastAsia" w:hAnsiTheme="minorEastAsia"/>
+                <w:bCs/>
+                <w:color w:val="000000" w:themeColor="text1"/>
+                <w:sz w:val="18"/>
+                <w:szCs w:val="18"/>
+              </w:rPr>
+              <w:t>}}</w:t>
+            </w:r>
+          </w:p>
+        </w:tc>
+        <w:tc>
+          <w:tcPr>
+            <w:tcW w:w="1563" w:type="dxa"/>
+            <w:tcBorders>
+              <w:top w:val="single" w:sz="6" w:space="0" w:color="auto"/>
+              <w:left w:val="single" w:sz="6" w:space="0" w:color="auto"/>
+              <w:bottom w:val="single" w:sz="6" w:space="0" w:color="auto"/>
+              <w:right w:val="double" w:sz="4" w:space="0" w:color="auto"/>
+            </w:tcBorders>
             <w:vAlign w:val="center"/>
           </w:tcPr>
           <w:p>
@@ -9888,6 +9953,73 @@
             <w:r>
               <w:rPr>
                 <w:rFonts w:asciiTheme="minorEastAsia" w:eastAsiaTheme="minorEastAsia" w:hAnsiTheme="minorEastAsia"/>
+                <w:b/>
+                <w:sz w:val="18"/>
+                <w:szCs w:val="18"/>
+              </w:rPr>
+              <w:t>{%근로자서명%}</w:t>
+            </w:r>
+          </w:p>
+        </w:tc>
+        <w:tc>
+          <w:tcPr>
+            <w:tcW w:w="723" w:type="dxa"/>
+            <w:tcBorders>
+              <w:top w:val="single" w:sz="6" w:space="0" w:color="auto"/>
+              <w:left w:val="double" w:sz="4" w:space="0" w:color="auto"/>
+              <w:bottom w:val="single" w:sz="6" w:space="0" w:color="auto"/>
+              <w:right w:val="single" w:sz="4" w:space="0" w:color="auto"/>
+            </w:tcBorders>
+            <w:vAlign w:val="center"/>
+          </w:tcPr>
+          <w:p>
+            <w:pPr>
+              <w:pStyle w:val="a7"/>
+              <w:spacing w:line="240" w:lineRule="auto"/>
+              <w:jc w:val="center"/>
+              <w:rPr>
+                <w:rFonts w:asciiTheme="minorEastAsia" w:eastAsiaTheme="minorEastAsia" w:hAnsiTheme="minorEastAsia"/>
+                <w:b/>
+                <w:sz w:val="24"/>
+                <w:szCs w:val="24"/>
+              </w:rPr>
+            </w:pPr>
+            <w:r>
+              <w:rPr>
+                <w:rFonts w:asciiTheme="minorEastAsia" w:eastAsiaTheme="minorEastAsia" w:hAnsiTheme="minorEastAsia" w:hint="eastAsia"/>
+                <w:b/>
+                <w:sz w:val="24"/>
+                <w:szCs w:val="24"/>
+              </w:rPr>
+              <w:t>45</w:t>
+            </w:r>
+          </w:p>
+        </w:tc>
+        <w:tc>
+          <w:tcPr>
+            <w:tcW w:w="844" w:type="dxa"/>
+            <w:tcBorders>
+              <w:top w:val="single" w:sz="6" w:space="0" w:color="auto"/>
+              <w:left w:val="single" w:sz="4" w:space="0" w:color="auto"/>
+              <w:bottom w:val="single" w:sz="6" w:space="0" w:color="auto"/>
+              <w:right w:val="single" w:sz="6" w:space="0" w:color="auto"/>
+            </w:tcBorders>
+          </w:tcPr>
+          <w:p>
+            <w:pPr>
+              <w:pStyle w:val="a7"/>
+              <w:spacing w:line="240" w:lineRule="auto"/>
+              <w:jc w:val="center"/>
+              <w:rPr>
+                <w:rFonts w:asciiTheme="minorEastAsia" w:eastAsiaTheme="minorEastAsia" w:hAnsiTheme="minorEastAsia"/>
+                <w:b/>
+                <w:sz w:val="24"/>
+                <w:szCs w:val="24"/>
+              </w:rPr>
+            </w:pPr>
+            <w:r>
+              <w:rPr>
+                <w:rFonts w:asciiTheme="minorEastAsia" w:eastAsiaTheme="minorEastAsia" w:hAnsiTheme="minorEastAsia"/>
                 <w:bCs/>
                 <w:color w:val="000000" w:themeColor="text1"/>
                 <w:sz w:val="18"/>
@@ -9903,7 +10035,7 @@
                 <w:sz w:val="18"/>
                 <w:szCs w:val="18"/>
               </w:rPr>
-              <w:t>이름</w:t>
+              <w:t>직군</w:t>
             </w:r>
             <w:r>
               <w:rPr>
@@ -9919,79 +10051,11 @@
         </w:tc>
         <w:tc>
           <w:tcPr>
-            <w:tcW w:w="1563" w:type="dxa"/>
+            <w:tcW w:w="1790" w:type="dxa"/>
             <w:tcBorders>
               <w:top w:val="single" w:sz="6" w:space="0" w:color="auto"/>
               <w:left w:val="single" w:sz="6" w:space="0" w:color="auto"/>
               <w:bottom w:val="single" w:sz="6" w:space="0" w:color="auto"/>
-              <w:right w:val="double" w:sz="4" w:space="0" w:color="auto"/>
-            </w:tcBorders>
-            <w:vAlign w:val="center"/>
-          </w:tcPr>
-          <w:p>
-            <w:pPr>
-              <w:pStyle w:val="a7"/>
-              <w:spacing w:line="240" w:lineRule="auto"/>
-              <w:jc w:val="center"/>
-              <w:rPr>
-                <w:rFonts w:asciiTheme="minorEastAsia" w:eastAsiaTheme="minorEastAsia" w:hAnsiTheme="minorEastAsia"/>
-                <w:b/>
-                <w:sz w:val="24"/>
-                <w:szCs w:val="24"/>
-              </w:rPr>
-            </w:pPr>
-            <w:r>
-              <w:rPr>
-                <w:rFonts w:asciiTheme="minorEastAsia" w:eastAsiaTheme="minorEastAsia" w:hAnsiTheme="minorEastAsia"/>
-                <w:b/>
-                <w:sz w:val="18"/>
-                <w:szCs w:val="18"/>
-              </w:rPr>
-              <w:t>{%근로자서명%}</w:t>
-            </w:r>
-          </w:p>
-        </w:tc>
-        <w:tc>
-          <w:tcPr>
-            <w:tcW w:w="723" w:type="dxa"/>
-            <w:tcBorders>
-              <w:top w:val="single" w:sz="6" w:space="0" w:color="auto"/>
-              <w:left w:val="double" w:sz="4" w:space="0" w:color="auto"/>
-              <w:bottom w:val="single" w:sz="6" w:space="0" w:color="auto"/>
-              <w:right w:val="single" w:sz="4" w:space="0" w:color="auto"/>
-            </w:tcBorders>
-            <w:vAlign w:val="center"/>
-          </w:tcPr>
-          <w:p>
-            <w:pPr>
-              <w:pStyle w:val="a7"/>
-              <w:spacing w:line="240" w:lineRule="auto"/>
-              <w:jc w:val="center"/>
-              <w:rPr>
-                <w:rFonts w:asciiTheme="minorEastAsia" w:eastAsiaTheme="minorEastAsia" w:hAnsiTheme="minorEastAsia"/>
-                <w:b/>
-                <w:sz w:val="24"/>
-                <w:szCs w:val="24"/>
-              </w:rPr>
-            </w:pPr>
-            <w:r>
-              <w:rPr>
-                <w:rFonts w:asciiTheme="minorEastAsia" w:eastAsiaTheme="minorEastAsia" w:hAnsiTheme="minorEastAsia" w:hint="eastAsia"/>
-                <w:b/>
-                <w:sz w:val="24"/>
-                <w:szCs w:val="24"/>
-              </w:rPr>
-              <w:t>45</w:t>
-            </w:r>
-          </w:p>
-        </w:tc>
-        <w:tc>
-          <w:tcPr>
-            <w:tcW w:w="844" w:type="dxa"/>
-            <w:tcBorders>
-              <w:top w:val="single" w:sz="6" w:space="0" w:color="auto"/>
-              <w:left w:val="single" w:sz="4" w:space="0" w:color="auto"/>
-              <w:bottom w:val="single" w:sz="6" w:space="0" w:color="auto"/>
               <w:right w:val="single" w:sz="6" w:space="0" w:color="auto"/>
             </w:tcBorders>
           </w:tcPr>
@@ -10025,62 +10089,7 @@
                 <w:sz w:val="18"/>
                 <w:szCs w:val="18"/>
               </w:rPr>
-              <w:t>직군</w:t>
-            </w:r>
-            <w:r>
-              <w:rPr>
-                <w:rFonts w:asciiTheme="minorEastAsia" w:eastAsiaTheme="minorEastAsia" w:hAnsiTheme="minorEastAsia"/>
-                <w:bCs/>
-                <w:color w:val="000000" w:themeColor="text1"/>
-                <w:sz w:val="18"/>
-                <w:szCs w:val="18"/>
-              </w:rPr>
-              <w:t>}}</w:t>
-            </w:r>
-          </w:p>
-        </w:tc>
-        <w:tc>
-          <w:tcPr>
-            <w:tcW w:w="1790" w:type="dxa"/>
-            <w:tcBorders>
-              <w:top w:val="single" w:sz="6" w:space="0" w:color="auto"/>
-              <w:left w:val="single" w:sz="6" w:space="0" w:color="auto"/>
-              <w:bottom w:val="single" w:sz="6" w:space="0" w:color="auto"/>
-              <w:right w:val="single" w:sz="6" w:space="0" w:color="auto"/>
-            </w:tcBorders>
-            <w:vAlign w:val="center"/>
-          </w:tcPr>
-          <w:p>
-            <w:pPr>
-              <w:pStyle w:val="a7"/>
-              <w:spacing w:line="240" w:lineRule="auto"/>
-              <w:jc w:val="center"/>
-              <w:rPr>
-                <w:rFonts w:asciiTheme="minorEastAsia" w:eastAsiaTheme="minorEastAsia" w:hAnsiTheme="minorEastAsia"/>
-                <w:b/>
-                <w:sz w:val="24"/>
-                <w:szCs w:val="24"/>
-              </w:rPr>
-            </w:pPr>
-            <w:r>
-              <w:rPr>
-                <w:rFonts w:asciiTheme="minorEastAsia" w:eastAsiaTheme="minorEastAsia" w:hAnsiTheme="minorEastAsia"/>
-                <w:bCs/>
-                <w:color w:val="000000" w:themeColor="text1"/>
-                <w:sz w:val="18"/>
-                <w:szCs w:val="18"/>
-              </w:rPr>
-              <w:t>{{</w:t>
-            </w:r>
-            <w:r>
-              <w:rPr>
-                <w:rFonts w:asciiTheme="minorEastAsia" w:eastAsiaTheme="minorEastAsia" w:hAnsiTheme="minorEastAsia" w:hint="eastAsia"/>
-                <w:bCs/>
-                <w:color w:val="000000" w:themeColor="text1"/>
-                <w:sz w:val="18"/>
-                <w:szCs w:val="18"/>
-              </w:rPr>
-              <w:t>이름</w:t>
+              <w:t>#이름</w:t>
             </w:r>
             <w:r>
               <w:rPr>
@@ -10231,6 +10240,60 @@
               <w:bottom w:val="single" w:sz="6" w:space="0" w:color="auto"/>
               <w:right w:val="single" w:sz="6" w:space="0" w:color="auto"/>
             </w:tcBorders>
+          </w:tcPr>
+          <w:p>
+            <w:pPr>
+              <w:pStyle w:val="a7"/>
+              <w:spacing w:line="240" w:lineRule="auto"/>
+              <w:jc w:val="center"/>
+              <w:rPr>
+                <w:rFonts w:asciiTheme="minorEastAsia" w:eastAsiaTheme="minorEastAsia" w:hAnsiTheme="minorEastAsia"/>
+                <w:b/>
+                <w:sz w:val="24"/>
+                <w:szCs w:val="24"/>
+              </w:rPr>
+            </w:pPr>
+            <w:r>
+              <w:rPr>
+                <w:rFonts w:asciiTheme="minorEastAsia" w:eastAsiaTheme="minorEastAsia" w:hAnsiTheme="minorEastAsia"/>
+                <w:bCs/>
+                <w:color w:val="000000" w:themeColor="text1"/>
+                <w:sz w:val="18"/>
+                <w:szCs w:val="18"/>
+              </w:rPr>
+              <w:t>{{</w:t>
+            </w:r>
+            <w:r>
+              <w:rPr>
+                <w:rFonts w:asciiTheme="minorEastAsia" w:eastAsiaTheme="minorEastAsia" w:hAnsiTheme="minorEastAsia" w:hint="eastAsia"/>
+                <w:bCs/>
+                <w:color w:val="000000" w:themeColor="text1"/>
+                <w:sz w:val="18"/>
+                <w:szCs w:val="18"/>
+              </w:rPr>
+              <w:t>#이름</w:t>
+            </w:r>
+            <w:r>
+              <w:rPr>
+                <w:rFonts w:asciiTheme="minorEastAsia" w:eastAsiaTheme="minorEastAsia" w:hAnsiTheme="minorEastAsia"/>
+                <w:bCs/>
+                <w:color w:val="000000" w:themeColor="text1"/>
+                <w:sz w:val="18"/>
+                <w:szCs w:val="18"/>
+              </w:rPr>
+              <w:t>}}</w:t>
+            </w:r>
+          </w:p>
+        </w:tc>
+        <w:tc>
+          <w:tcPr>
+            <w:tcW w:w="1563" w:type="dxa"/>
+            <w:tcBorders>
+              <w:top w:val="single" w:sz="6" w:space="0" w:color="auto"/>
+              <w:left w:val="single" w:sz="6" w:space="0" w:color="auto"/>
+              <w:bottom w:val="single" w:sz="6" w:space="0" w:color="auto"/>
+              <w:right w:val="double" w:sz="4" w:space="0" w:color="auto"/>
+            </w:tcBorders>
             <w:vAlign w:val="center"/>
           </w:tcPr>
           <w:p>
@@ -10248,6 +10311,73 @@
             <w:r>
               <w:rPr>
                 <w:rFonts w:asciiTheme="minorEastAsia" w:eastAsiaTheme="minorEastAsia" w:hAnsiTheme="minorEastAsia"/>
+                <w:b/>
+                <w:sz w:val="18"/>
+                <w:szCs w:val="18"/>
+              </w:rPr>
+              <w:t>{%근로자서명%}</w:t>
+            </w:r>
+          </w:p>
+        </w:tc>
+        <w:tc>
+          <w:tcPr>
+            <w:tcW w:w="723" w:type="dxa"/>
+            <w:tcBorders>
+              <w:top w:val="single" w:sz="6" w:space="0" w:color="auto"/>
+              <w:left w:val="double" w:sz="4" w:space="0" w:color="auto"/>
+              <w:bottom w:val="single" w:sz="6" w:space="0" w:color="auto"/>
+              <w:right w:val="single" w:sz="4" w:space="0" w:color="auto"/>
+            </w:tcBorders>
+            <w:vAlign w:val="center"/>
+          </w:tcPr>
+          <w:p>
+            <w:pPr>
+              <w:pStyle w:val="a7"/>
+              <w:spacing w:line="240" w:lineRule="auto"/>
+              <w:jc w:val="center"/>
+              <w:rPr>
+                <w:rFonts w:asciiTheme="minorEastAsia" w:eastAsiaTheme="minorEastAsia" w:hAnsiTheme="minorEastAsia"/>
+                <w:b/>
+                <w:sz w:val="24"/>
+                <w:szCs w:val="24"/>
+              </w:rPr>
+            </w:pPr>
+            <w:r>
+              <w:rPr>
+                <w:rFonts w:asciiTheme="minorEastAsia" w:eastAsiaTheme="minorEastAsia" w:hAnsiTheme="minorEastAsia" w:hint="eastAsia"/>
+                <w:b/>
+                <w:sz w:val="24"/>
+                <w:szCs w:val="24"/>
+              </w:rPr>
+              <w:t>46</w:t>
+            </w:r>
+          </w:p>
+        </w:tc>
+        <w:tc>
+          <w:tcPr>
+            <w:tcW w:w="844" w:type="dxa"/>
+            <w:tcBorders>
+              <w:top w:val="single" w:sz="6" w:space="0" w:color="auto"/>
+              <w:left w:val="single" w:sz="4" w:space="0" w:color="auto"/>
+              <w:bottom w:val="single" w:sz="6" w:space="0" w:color="auto"/>
+              <w:right w:val="single" w:sz="6" w:space="0" w:color="auto"/>
+            </w:tcBorders>
+          </w:tcPr>
+          <w:p>
+            <w:pPr>
+              <w:pStyle w:val="a7"/>
+              <w:spacing w:line="240" w:lineRule="auto"/>
+              <w:jc w:val="center"/>
+              <w:rPr>
+                <w:rFonts w:asciiTheme="minorEastAsia" w:eastAsiaTheme="minorEastAsia" w:hAnsiTheme="minorEastAsia"/>
+                <w:b/>
+                <w:sz w:val="24"/>
+                <w:szCs w:val="24"/>
+              </w:rPr>
+            </w:pPr>
+            <w:r>
+              <w:rPr>
+                <w:rFonts w:asciiTheme="minorEastAsia" w:eastAsiaTheme="minorEastAsia" w:hAnsiTheme="minorEastAsia"/>
                 <w:bCs/>
                 <w:color w:val="000000" w:themeColor="text1"/>
                 <w:sz w:val="18"/>
@@ -10263,7 +10393,7 @@
                 <w:sz w:val="18"/>
                 <w:szCs w:val="18"/>
               </w:rPr>
-              <w:t>이름</w:t>
+              <w:t>직군</w:t>
             </w:r>
             <w:r>
               <w:rPr>
@@ -10279,79 +10409,11 @@
         </w:tc>
         <w:tc>
           <w:tcPr>
-            <w:tcW w:w="1563" w:type="dxa"/>
+            <w:tcW w:w="1790" w:type="dxa"/>
             <w:tcBorders>
               <w:top w:val="single" w:sz="6" w:space="0" w:color="auto"/>
               <w:left w:val="single" w:sz="6" w:space="0" w:color="auto"/>
               <w:bottom w:val="single" w:sz="6" w:space="0" w:color="auto"/>
-              <w:right w:val="double" w:sz="4" w:space="0" w:color="auto"/>
-            </w:tcBorders>
-            <w:vAlign w:val="center"/>
-          </w:tcPr>
-          <w:p>
-            <w:pPr>
-              <w:pStyle w:val="a7"/>
-              <w:spacing w:line="240" w:lineRule="auto"/>
-              <w:jc w:val="center"/>
-              <w:rPr>
-                <w:rFonts w:asciiTheme="minorEastAsia" w:eastAsiaTheme="minorEastAsia" w:hAnsiTheme="minorEastAsia"/>
-                <w:b/>
-                <w:sz w:val="24"/>
-                <w:szCs w:val="24"/>
-              </w:rPr>
-            </w:pPr>
-            <w:r>
-              <w:rPr>
-                <w:rFonts w:asciiTheme="minorEastAsia" w:eastAsiaTheme="minorEastAsia" w:hAnsiTheme="minorEastAsia"/>
-                <w:b/>
-                <w:sz w:val="18"/>
-                <w:szCs w:val="18"/>
-              </w:rPr>
-              <w:t>{%근로자서명%}</w:t>
-            </w:r>
-          </w:p>
-        </w:tc>
-        <w:tc>
-          <w:tcPr>
-            <w:tcW w:w="723" w:type="dxa"/>
-            <w:tcBorders>
-              <w:top w:val="single" w:sz="6" w:space="0" w:color="auto"/>
-              <w:left w:val="double" w:sz="4" w:space="0" w:color="auto"/>
-              <w:bottom w:val="single" w:sz="6" w:space="0" w:color="auto"/>
-              <w:right w:val="single" w:sz="4" w:space="0" w:color="auto"/>
-            </w:tcBorders>
-            <w:vAlign w:val="center"/>
-          </w:tcPr>
-          <w:p>
-            <w:pPr>
-              <w:pStyle w:val="a7"/>
-              <w:spacing w:line="240" w:lineRule="auto"/>
-              <w:jc w:val="center"/>
-              <w:rPr>
-                <w:rFonts w:asciiTheme="minorEastAsia" w:eastAsiaTheme="minorEastAsia" w:hAnsiTheme="minorEastAsia"/>
-                <w:b/>
-                <w:sz w:val="24"/>
-                <w:szCs w:val="24"/>
-              </w:rPr>
-            </w:pPr>
-            <w:r>
-              <w:rPr>
-                <w:rFonts w:asciiTheme="minorEastAsia" w:eastAsiaTheme="minorEastAsia" w:hAnsiTheme="minorEastAsia" w:hint="eastAsia"/>
-                <w:b/>
-                <w:sz w:val="24"/>
-                <w:szCs w:val="24"/>
-              </w:rPr>
-              <w:t>46</w:t>
-            </w:r>
-          </w:p>
-        </w:tc>
-        <w:tc>
-          <w:tcPr>
-            <w:tcW w:w="844" w:type="dxa"/>
-            <w:tcBorders>
-              <w:top w:val="single" w:sz="6" w:space="0" w:color="auto"/>
-              <w:left w:val="single" w:sz="4" w:space="0" w:color="auto"/>
-              <w:bottom w:val="single" w:sz="6" w:space="0" w:color="auto"/>
               <w:right w:val="single" w:sz="6" w:space="0" w:color="auto"/>
             </w:tcBorders>
           </w:tcPr>
@@ -10385,62 +10447,7 @@
                 <w:sz w:val="18"/>
                 <w:szCs w:val="18"/>
               </w:rPr>
-              <w:t>직군</w:t>
-            </w:r>
-            <w:r>
-              <w:rPr>
-                <w:rFonts w:asciiTheme="minorEastAsia" w:eastAsiaTheme="minorEastAsia" w:hAnsiTheme="minorEastAsia"/>
-                <w:bCs/>
-                <w:color w:val="000000" w:themeColor="text1"/>
-                <w:sz w:val="18"/>
-                <w:szCs w:val="18"/>
-              </w:rPr>
-              <w:t>}}</w:t>
-            </w:r>
-          </w:p>
-        </w:tc>
-        <w:tc>
-          <w:tcPr>
-            <w:tcW w:w="1790" w:type="dxa"/>
-            <w:tcBorders>
-              <w:top w:val="single" w:sz="6" w:space="0" w:color="auto"/>
-              <w:left w:val="single" w:sz="6" w:space="0" w:color="auto"/>
-              <w:bottom w:val="single" w:sz="6" w:space="0" w:color="auto"/>
-              <w:right w:val="single" w:sz="6" w:space="0" w:color="auto"/>
-            </w:tcBorders>
-            <w:vAlign w:val="center"/>
-          </w:tcPr>
-          <w:p>
-            <w:pPr>
-              <w:pStyle w:val="a7"/>
-              <w:spacing w:line="240" w:lineRule="auto"/>
-              <w:jc w:val="center"/>
-              <w:rPr>
-                <w:rFonts w:asciiTheme="minorEastAsia" w:eastAsiaTheme="minorEastAsia" w:hAnsiTheme="minorEastAsia"/>
-                <w:b/>
-                <w:sz w:val="24"/>
-                <w:szCs w:val="24"/>
-              </w:rPr>
-            </w:pPr>
-            <w:r>
-              <w:rPr>
-                <w:rFonts w:asciiTheme="minorEastAsia" w:eastAsiaTheme="minorEastAsia" w:hAnsiTheme="minorEastAsia"/>
-                <w:bCs/>
-                <w:color w:val="000000" w:themeColor="text1"/>
-                <w:sz w:val="18"/>
-                <w:szCs w:val="18"/>
-              </w:rPr>
-              <w:t>{{</w:t>
-            </w:r>
-            <w:r>
-              <w:rPr>
-                <w:rFonts w:asciiTheme="minorEastAsia" w:eastAsiaTheme="minorEastAsia" w:hAnsiTheme="minorEastAsia" w:hint="eastAsia"/>
-                <w:bCs/>
-                <w:color w:val="000000" w:themeColor="text1"/>
-                <w:sz w:val="18"/>
-                <w:szCs w:val="18"/>
-              </w:rPr>
-              <w:t>이름</w:t>
+              <w:t>#이름</w:t>
             </w:r>
             <w:r>
               <w:rPr>
@@ -10591,6 +10598,60 @@
               <w:bottom w:val="single" w:sz="6" w:space="0" w:color="auto"/>
               <w:right w:val="single" w:sz="6" w:space="0" w:color="auto"/>
             </w:tcBorders>
+          </w:tcPr>
+          <w:p>
+            <w:pPr>
+              <w:pStyle w:val="a7"/>
+              <w:spacing w:line="240" w:lineRule="auto"/>
+              <w:jc w:val="center"/>
+              <w:rPr>
+                <w:rFonts w:asciiTheme="minorEastAsia" w:eastAsiaTheme="minorEastAsia" w:hAnsiTheme="minorEastAsia"/>
+                <w:b/>
+                <w:sz w:val="24"/>
+                <w:szCs w:val="24"/>
+              </w:rPr>
+            </w:pPr>
+            <w:r>
+              <w:rPr>
+                <w:rFonts w:asciiTheme="minorEastAsia" w:eastAsiaTheme="minorEastAsia" w:hAnsiTheme="minorEastAsia"/>
+                <w:bCs/>
+                <w:color w:val="000000" w:themeColor="text1"/>
+                <w:sz w:val="18"/>
+                <w:szCs w:val="18"/>
+              </w:rPr>
+              <w:t>{{</w:t>
+            </w:r>
+            <w:r>
+              <w:rPr>
+                <w:rFonts w:asciiTheme="minorEastAsia" w:eastAsiaTheme="minorEastAsia" w:hAnsiTheme="minorEastAsia" w:hint="eastAsia"/>
+                <w:bCs/>
+                <w:color w:val="000000" w:themeColor="text1"/>
+                <w:sz w:val="18"/>
+                <w:szCs w:val="18"/>
+              </w:rPr>
+              <w:t>#이름</w:t>
+            </w:r>
+            <w:r>
+              <w:rPr>
+                <w:rFonts w:asciiTheme="minorEastAsia" w:eastAsiaTheme="minorEastAsia" w:hAnsiTheme="minorEastAsia"/>
+                <w:bCs/>
+                <w:color w:val="000000" w:themeColor="text1"/>
+                <w:sz w:val="18"/>
+                <w:szCs w:val="18"/>
+              </w:rPr>
+              <w:t>}}</w:t>
+            </w:r>
+          </w:p>
+        </w:tc>
+        <w:tc>
+          <w:tcPr>
+            <w:tcW w:w="1563" w:type="dxa"/>
+            <w:tcBorders>
+              <w:top w:val="single" w:sz="6" w:space="0" w:color="auto"/>
+              <w:left w:val="single" w:sz="6" w:space="0" w:color="auto"/>
+              <w:bottom w:val="single" w:sz="6" w:space="0" w:color="auto"/>
+              <w:right w:val="double" w:sz="4" w:space="0" w:color="auto"/>
+            </w:tcBorders>
             <w:vAlign w:val="center"/>
           </w:tcPr>
           <w:p>
@@ -10608,6 +10669,73 @@
             <w:r>
               <w:rPr>
                 <w:rFonts w:asciiTheme="minorEastAsia" w:eastAsiaTheme="minorEastAsia" w:hAnsiTheme="minorEastAsia"/>
+                <w:b/>
+                <w:sz w:val="18"/>
+                <w:szCs w:val="18"/>
+              </w:rPr>
+              <w:t>{%근로자서명%}</w:t>
+            </w:r>
+          </w:p>
+        </w:tc>
+        <w:tc>
+          <w:tcPr>
+            <w:tcW w:w="723" w:type="dxa"/>
+            <w:tcBorders>
+              <w:top w:val="single" w:sz="6" w:space="0" w:color="auto"/>
+              <w:left w:val="double" w:sz="4" w:space="0" w:color="auto"/>
+              <w:bottom w:val="single" w:sz="6" w:space="0" w:color="auto"/>
+              <w:right w:val="single" w:sz="4" w:space="0" w:color="auto"/>
+            </w:tcBorders>
+            <w:vAlign w:val="center"/>
+          </w:tcPr>
+          <w:p>
+            <w:pPr>
+              <w:pStyle w:val="a7"/>
+              <w:spacing w:line="240" w:lineRule="auto"/>
+              <w:jc w:val="center"/>
+              <w:rPr>
+                <w:rFonts w:asciiTheme="minorEastAsia" w:eastAsiaTheme="minorEastAsia" w:hAnsiTheme="minorEastAsia"/>
+                <w:b/>
+                <w:sz w:val="24"/>
+                <w:szCs w:val="24"/>
+              </w:rPr>
+            </w:pPr>
+            <w:r>
+              <w:rPr>
+                <w:rFonts w:asciiTheme="minorEastAsia" w:eastAsiaTheme="minorEastAsia" w:hAnsiTheme="minorEastAsia" w:hint="eastAsia"/>
+                <w:b/>
+                <w:sz w:val="24"/>
+                <w:szCs w:val="24"/>
+              </w:rPr>
+              <w:t>47</w:t>
+            </w:r>
+          </w:p>
+        </w:tc>
+        <w:tc>
+          <w:tcPr>
+            <w:tcW w:w="844" w:type="dxa"/>
+            <w:tcBorders>
+              <w:top w:val="single" w:sz="6" w:space="0" w:color="auto"/>
+              <w:left w:val="single" w:sz="4" w:space="0" w:color="auto"/>
+              <w:bottom w:val="single" w:sz="6" w:space="0" w:color="auto"/>
+              <w:right w:val="single" w:sz="6" w:space="0" w:color="auto"/>
+            </w:tcBorders>
+          </w:tcPr>
+          <w:p>
+            <w:pPr>
+              <w:pStyle w:val="a7"/>
+              <w:spacing w:line="240" w:lineRule="auto"/>
+              <w:jc w:val="center"/>
+              <w:rPr>
+                <w:rFonts w:asciiTheme="minorEastAsia" w:eastAsiaTheme="minorEastAsia" w:hAnsiTheme="minorEastAsia"/>
+                <w:b/>
+                <w:sz w:val="24"/>
+                <w:szCs w:val="24"/>
+              </w:rPr>
+            </w:pPr>
+            <w:r>
+              <w:rPr>
+                <w:rFonts w:asciiTheme="minorEastAsia" w:eastAsiaTheme="minorEastAsia" w:hAnsiTheme="minorEastAsia"/>
                 <w:bCs/>
                 <w:color w:val="000000" w:themeColor="text1"/>
                 <w:sz w:val="18"/>
@@ -10623,7 +10751,7 @@
                 <w:sz w:val="18"/>
                 <w:szCs w:val="18"/>
               </w:rPr>
-              <w:t>이름</w:t>
+              <w:t>직군</w:t>
             </w:r>
             <w:r>
               <w:rPr>
@@ -10639,79 +10767,11 @@
         </w:tc>
         <w:tc>
           <w:tcPr>
-            <w:tcW w:w="1563" w:type="dxa"/>
+            <w:tcW w:w="1790" w:type="dxa"/>
             <w:tcBorders>
               <w:top w:val="single" w:sz="6" w:space="0" w:color="auto"/>
               <w:left w:val="single" w:sz="6" w:space="0" w:color="auto"/>
               <w:bottom w:val="single" w:sz="6" w:space="0" w:color="auto"/>
-              <w:right w:val="double" w:sz="4" w:space="0" w:color="auto"/>
-            </w:tcBorders>
-            <w:vAlign w:val="center"/>
-          </w:tcPr>
-          <w:p>
-            <w:pPr>
-              <w:pStyle w:val="a7"/>
-              <w:spacing w:line="240" w:lineRule="auto"/>
-              <w:jc w:val="center"/>
-              <w:rPr>
-                <w:rFonts w:asciiTheme="minorEastAsia" w:eastAsiaTheme="minorEastAsia" w:hAnsiTheme="minorEastAsia"/>
-                <w:b/>
-                <w:sz w:val="24"/>
-                <w:szCs w:val="24"/>
-              </w:rPr>
-            </w:pPr>
-            <w:r>
-              <w:rPr>
-                <w:rFonts w:asciiTheme="minorEastAsia" w:eastAsiaTheme="minorEastAsia" w:hAnsiTheme="minorEastAsia"/>
-                <w:b/>
-                <w:sz w:val="18"/>
-                <w:szCs w:val="18"/>
-              </w:rPr>
-              <w:t>{%근로자서명%}</w:t>
-            </w:r>
-          </w:p>
-        </w:tc>
-        <w:tc>
-          <w:tcPr>
-            <w:tcW w:w="723" w:type="dxa"/>
-            <w:tcBorders>
-              <w:top w:val="single" w:sz="6" w:space="0" w:color="auto"/>
-              <w:left w:val="double" w:sz="4" w:space="0" w:color="auto"/>
-              <w:bottom w:val="single" w:sz="6" w:space="0" w:color="auto"/>
-              <w:right w:val="single" w:sz="4" w:space="0" w:color="auto"/>
-            </w:tcBorders>
-            <w:vAlign w:val="center"/>
-          </w:tcPr>
-          <w:p>
-            <w:pPr>
-              <w:pStyle w:val="a7"/>
-              <w:spacing w:line="240" w:lineRule="auto"/>
-              <w:jc w:val="center"/>
-              <w:rPr>
-                <w:rFonts w:asciiTheme="minorEastAsia" w:eastAsiaTheme="minorEastAsia" w:hAnsiTheme="minorEastAsia"/>
-                <w:b/>
-                <w:sz w:val="24"/>
-                <w:szCs w:val="24"/>
-              </w:rPr>
-            </w:pPr>
-            <w:r>
-              <w:rPr>
-                <w:rFonts w:asciiTheme="minorEastAsia" w:eastAsiaTheme="minorEastAsia" w:hAnsiTheme="minorEastAsia" w:hint="eastAsia"/>
-                <w:b/>
-                <w:sz w:val="24"/>
-                <w:szCs w:val="24"/>
-              </w:rPr>
-              <w:t>47</w:t>
-            </w:r>
-          </w:p>
-        </w:tc>
-        <w:tc>
-          <w:tcPr>
-            <w:tcW w:w="844" w:type="dxa"/>
-            <w:tcBorders>
-              <w:top w:val="single" w:sz="6" w:space="0" w:color="auto"/>
-              <w:left w:val="single" w:sz="4" w:space="0" w:color="auto"/>
-              <w:bottom w:val="single" w:sz="6" w:space="0" w:color="auto"/>
               <w:right w:val="single" w:sz="6" w:space="0" w:color="auto"/>
             </w:tcBorders>
           </w:tcPr>
@@ -10745,62 +10805,7 @@
                 <w:sz w:val="18"/>
                 <w:szCs w:val="18"/>
               </w:rPr>
-              <w:t>직군</w:t>
-            </w:r>
-            <w:r>
-              <w:rPr>
-                <w:rFonts w:asciiTheme="minorEastAsia" w:eastAsiaTheme="minorEastAsia" w:hAnsiTheme="minorEastAsia"/>
-                <w:bCs/>
-                <w:color w:val="000000" w:themeColor="text1"/>
-                <w:sz w:val="18"/>
-                <w:szCs w:val="18"/>
-              </w:rPr>
-              <w:t>}}</w:t>
-            </w:r>
-          </w:p>
-        </w:tc>
-        <w:tc>
-          <w:tcPr>
-            <w:tcW w:w="1790" w:type="dxa"/>
-            <w:tcBorders>
-              <w:top w:val="single" w:sz="6" w:space="0" w:color="auto"/>
-              <w:left w:val="single" w:sz="6" w:space="0" w:color="auto"/>
-              <w:bottom w:val="single" w:sz="6" w:space="0" w:color="auto"/>
-              <w:right w:val="single" w:sz="6" w:space="0" w:color="auto"/>
-            </w:tcBorders>
-            <w:vAlign w:val="center"/>
-          </w:tcPr>
-          <w:p>
-            <w:pPr>
-              <w:pStyle w:val="a7"/>
-              <w:spacing w:line="240" w:lineRule="auto"/>
-              <w:jc w:val="center"/>
-              <w:rPr>
-                <w:rFonts w:asciiTheme="minorEastAsia" w:eastAsiaTheme="minorEastAsia" w:hAnsiTheme="minorEastAsia"/>
-                <w:b/>
-                <w:sz w:val="24"/>
-                <w:szCs w:val="24"/>
-              </w:rPr>
-            </w:pPr>
-            <w:r>
-              <w:rPr>
-                <w:rFonts w:asciiTheme="minorEastAsia" w:eastAsiaTheme="minorEastAsia" w:hAnsiTheme="minorEastAsia"/>
-                <w:bCs/>
-                <w:color w:val="000000" w:themeColor="text1"/>
-                <w:sz w:val="18"/>
-                <w:szCs w:val="18"/>
-              </w:rPr>
-              <w:t>{{</w:t>
-            </w:r>
-            <w:r>
-              <w:rPr>
-                <w:rFonts w:asciiTheme="minorEastAsia" w:eastAsiaTheme="minorEastAsia" w:hAnsiTheme="minorEastAsia" w:hint="eastAsia"/>
-                <w:bCs/>
-                <w:color w:val="000000" w:themeColor="text1"/>
-                <w:sz w:val="18"/>
-                <w:szCs w:val="18"/>
-              </w:rPr>
-              <w:t>이름</w:t>
+              <w:t>#이름</w:t>
             </w:r>
             <w:r>
               <w:rPr>
@@ -10951,6 +10956,60 @@
               <w:bottom w:val="single" w:sz="6" w:space="0" w:color="auto"/>
               <w:right w:val="single" w:sz="6" w:space="0" w:color="auto"/>
             </w:tcBorders>
+          </w:tcPr>
+          <w:p>
+            <w:pPr>
+              <w:pStyle w:val="a7"/>
+              <w:spacing w:line="240" w:lineRule="auto"/>
+              <w:jc w:val="center"/>
+              <w:rPr>
+                <w:rFonts w:asciiTheme="minorEastAsia" w:eastAsiaTheme="minorEastAsia" w:hAnsiTheme="minorEastAsia"/>
+                <w:b/>
+                <w:sz w:val="24"/>
+                <w:szCs w:val="24"/>
+              </w:rPr>
+            </w:pPr>
+            <w:r>
+              <w:rPr>
+                <w:rFonts w:asciiTheme="minorEastAsia" w:eastAsiaTheme="minorEastAsia" w:hAnsiTheme="minorEastAsia"/>
+                <w:bCs/>
+                <w:color w:val="000000" w:themeColor="text1"/>
+                <w:sz w:val="18"/>
+                <w:szCs w:val="18"/>
+              </w:rPr>
+              <w:t>{{</w:t>
+            </w:r>
+            <w:r>
+              <w:rPr>
+                <w:rFonts w:asciiTheme="minorEastAsia" w:eastAsiaTheme="minorEastAsia" w:hAnsiTheme="minorEastAsia" w:hint="eastAsia"/>
+                <w:bCs/>
+                <w:color w:val="000000" w:themeColor="text1"/>
+                <w:sz w:val="18"/>
+                <w:szCs w:val="18"/>
+              </w:rPr>
+              <w:t>#이름</w:t>
+            </w:r>
+            <w:r>
+              <w:rPr>
+                <w:rFonts w:asciiTheme="minorEastAsia" w:eastAsiaTheme="minorEastAsia" w:hAnsiTheme="minorEastAsia"/>
+                <w:bCs/>
+                <w:color w:val="000000" w:themeColor="text1"/>
+                <w:sz w:val="18"/>
+                <w:szCs w:val="18"/>
+              </w:rPr>
+              <w:t>}}</w:t>
+            </w:r>
+          </w:p>
+        </w:tc>
+        <w:tc>
+          <w:tcPr>
+            <w:tcW w:w="1563" w:type="dxa"/>
+            <w:tcBorders>
+              <w:top w:val="single" w:sz="6" w:space="0" w:color="auto"/>
+              <w:left w:val="single" w:sz="6" w:space="0" w:color="auto"/>
+              <w:bottom w:val="single" w:sz="6" w:space="0" w:color="auto"/>
+              <w:right w:val="double" w:sz="4" w:space="0" w:color="auto"/>
+            </w:tcBorders>
             <w:vAlign w:val="center"/>
           </w:tcPr>
           <w:p>
@@ -10968,6 +11027,73 @@
             <w:r>
               <w:rPr>
                 <w:rFonts w:asciiTheme="minorEastAsia" w:eastAsiaTheme="minorEastAsia" w:hAnsiTheme="minorEastAsia"/>
+                <w:b/>
+                <w:sz w:val="18"/>
+                <w:szCs w:val="18"/>
+              </w:rPr>
+              <w:t>{%근로자서명%}</w:t>
+            </w:r>
+          </w:p>
+        </w:tc>
+        <w:tc>
+          <w:tcPr>
+            <w:tcW w:w="723" w:type="dxa"/>
+            <w:tcBorders>
+              <w:top w:val="single" w:sz="6" w:space="0" w:color="auto"/>
+              <w:left w:val="double" w:sz="4" w:space="0" w:color="auto"/>
+              <w:bottom w:val="single" w:sz="6" w:space="0" w:color="auto"/>
+              <w:right w:val="single" w:sz="4" w:space="0" w:color="auto"/>
+            </w:tcBorders>
+            <w:vAlign w:val="center"/>
+          </w:tcPr>
+          <w:p>
+            <w:pPr>
+              <w:pStyle w:val="a7"/>
+              <w:spacing w:line="240" w:lineRule="auto"/>
+              <w:jc w:val="center"/>
+              <w:rPr>
+                <w:rFonts w:asciiTheme="minorEastAsia" w:eastAsiaTheme="minorEastAsia" w:hAnsiTheme="minorEastAsia"/>
+                <w:b/>
+                <w:sz w:val="24"/>
+                <w:szCs w:val="24"/>
+              </w:rPr>
+            </w:pPr>
+            <w:r>
+              <w:rPr>
+                <w:rFonts w:asciiTheme="minorEastAsia" w:eastAsiaTheme="minorEastAsia" w:hAnsiTheme="minorEastAsia" w:hint="eastAsia"/>
+                <w:b/>
+                <w:sz w:val="24"/>
+                <w:szCs w:val="24"/>
+              </w:rPr>
+              <w:t>48</w:t>
+            </w:r>
+          </w:p>
+        </w:tc>
+        <w:tc>
+          <w:tcPr>
+            <w:tcW w:w="844" w:type="dxa"/>
+            <w:tcBorders>
+              <w:top w:val="single" w:sz="6" w:space="0" w:color="auto"/>
+              <w:left w:val="single" w:sz="4" w:space="0" w:color="auto"/>
+              <w:bottom w:val="single" w:sz="6" w:space="0" w:color="auto"/>
+              <w:right w:val="single" w:sz="6" w:space="0" w:color="auto"/>
+            </w:tcBorders>
+          </w:tcPr>
+          <w:p>
+            <w:pPr>
+              <w:pStyle w:val="a7"/>
+              <w:spacing w:line="240" w:lineRule="auto"/>
+              <w:jc w:val="center"/>
+              <w:rPr>
+                <w:rFonts w:asciiTheme="minorEastAsia" w:eastAsiaTheme="minorEastAsia" w:hAnsiTheme="minorEastAsia"/>
+                <w:b/>
+                <w:sz w:val="24"/>
+                <w:szCs w:val="24"/>
+              </w:rPr>
+            </w:pPr>
+            <w:r>
+              <w:rPr>
+                <w:rFonts w:asciiTheme="minorEastAsia" w:eastAsiaTheme="minorEastAsia" w:hAnsiTheme="minorEastAsia"/>
                 <w:bCs/>
                 <w:color w:val="000000" w:themeColor="text1"/>
                 <w:sz w:val="18"/>
@@ -10983,7 +11109,7 @@
                 <w:sz w:val="18"/>
                 <w:szCs w:val="18"/>
               </w:rPr>
-              <w:t>이름</w:t>
+              <w:t>직군</w:t>
             </w:r>
             <w:r>
               <w:rPr>
@@ -10999,79 +11125,11 @@
         </w:tc>
         <w:tc>
           <w:tcPr>
-            <w:tcW w:w="1563" w:type="dxa"/>
+            <w:tcW w:w="1790" w:type="dxa"/>
             <w:tcBorders>
               <w:top w:val="single" w:sz="6" w:space="0" w:color="auto"/>
               <w:left w:val="single" w:sz="6" w:space="0" w:color="auto"/>
               <w:bottom w:val="single" w:sz="6" w:space="0" w:color="auto"/>
-              <w:right w:val="double" w:sz="4" w:space="0" w:color="auto"/>
-            </w:tcBorders>
-            <w:vAlign w:val="center"/>
-          </w:tcPr>
-          <w:p>
-            <w:pPr>
-              <w:pStyle w:val="a7"/>
-              <w:spacing w:line="240" w:lineRule="auto"/>
-              <w:jc w:val="center"/>
-              <w:rPr>
-                <w:rFonts w:asciiTheme="minorEastAsia" w:eastAsiaTheme="minorEastAsia" w:hAnsiTheme="minorEastAsia"/>
-                <w:b/>
-                <w:sz w:val="24"/>
-                <w:szCs w:val="24"/>
-              </w:rPr>
-            </w:pPr>
-            <w:r>
-              <w:rPr>
-                <w:rFonts w:asciiTheme="minorEastAsia" w:eastAsiaTheme="minorEastAsia" w:hAnsiTheme="minorEastAsia"/>
-                <w:b/>
-                <w:sz w:val="18"/>
-                <w:szCs w:val="18"/>
-              </w:rPr>
-              <w:t>{%근로자서명%}</w:t>
-            </w:r>
-          </w:p>
-        </w:tc>
-        <w:tc>
-          <w:tcPr>
-            <w:tcW w:w="723" w:type="dxa"/>
-            <w:tcBorders>
-              <w:top w:val="single" w:sz="6" w:space="0" w:color="auto"/>
-              <w:left w:val="double" w:sz="4" w:space="0" w:color="auto"/>
-              <w:bottom w:val="single" w:sz="6" w:space="0" w:color="auto"/>
-              <w:right w:val="single" w:sz="4" w:space="0" w:color="auto"/>
-            </w:tcBorders>
-            <w:vAlign w:val="center"/>
-          </w:tcPr>
-          <w:p>
-            <w:pPr>
-              <w:pStyle w:val="a7"/>
-              <w:spacing w:line="240" w:lineRule="auto"/>
-              <w:jc w:val="center"/>
-              <w:rPr>
-                <w:rFonts w:asciiTheme="minorEastAsia" w:eastAsiaTheme="minorEastAsia" w:hAnsiTheme="minorEastAsia"/>
-                <w:b/>
-                <w:sz w:val="24"/>
-                <w:szCs w:val="24"/>
-              </w:rPr>
-            </w:pPr>
-            <w:r>
-              <w:rPr>
-                <w:rFonts w:asciiTheme="minorEastAsia" w:eastAsiaTheme="minorEastAsia" w:hAnsiTheme="minorEastAsia" w:hint="eastAsia"/>
-                <w:b/>
-                <w:sz w:val="24"/>
-                <w:szCs w:val="24"/>
-              </w:rPr>
-              <w:t>48</w:t>
-            </w:r>
-          </w:p>
-        </w:tc>
-        <w:tc>
-          <w:tcPr>
-            <w:tcW w:w="844" w:type="dxa"/>
-            <w:tcBorders>
-              <w:top w:val="single" w:sz="6" w:space="0" w:color="auto"/>
-              <w:left w:val="single" w:sz="4" w:space="0" w:color="auto"/>
-              <w:bottom w:val="single" w:sz="6" w:space="0" w:color="auto"/>
               <w:right w:val="single" w:sz="6" w:space="0" w:color="auto"/>
             </w:tcBorders>
           </w:tcPr>
@@ -11105,62 +11163,7 @@
                 <w:sz w:val="18"/>
                 <w:szCs w:val="18"/>
               </w:rPr>
-              <w:t>직군</w:t>
-            </w:r>
-            <w:r>
-              <w:rPr>
-                <w:rFonts w:asciiTheme="minorEastAsia" w:eastAsiaTheme="minorEastAsia" w:hAnsiTheme="minorEastAsia"/>
-                <w:bCs/>
-                <w:color w:val="000000" w:themeColor="text1"/>
-                <w:sz w:val="18"/>
-                <w:szCs w:val="18"/>
-              </w:rPr>
-              <w:t>}}</w:t>
-            </w:r>
-          </w:p>
-        </w:tc>
-        <w:tc>
-          <w:tcPr>
-            <w:tcW w:w="1790" w:type="dxa"/>
-            <w:tcBorders>
-              <w:top w:val="single" w:sz="6" w:space="0" w:color="auto"/>
-              <w:left w:val="single" w:sz="6" w:space="0" w:color="auto"/>
-              <w:bottom w:val="single" w:sz="6" w:space="0" w:color="auto"/>
-              <w:right w:val="single" w:sz="6" w:space="0" w:color="auto"/>
-            </w:tcBorders>
-            <w:vAlign w:val="center"/>
-          </w:tcPr>
-          <w:p>
-            <w:pPr>
-              <w:pStyle w:val="a7"/>
-              <w:spacing w:line="240" w:lineRule="auto"/>
-              <w:jc w:val="center"/>
-              <w:rPr>
-                <w:rFonts w:asciiTheme="minorEastAsia" w:eastAsiaTheme="minorEastAsia" w:hAnsiTheme="minorEastAsia"/>
-                <w:b/>
-                <w:sz w:val="24"/>
-                <w:szCs w:val="24"/>
-              </w:rPr>
-            </w:pPr>
-            <w:r>
-              <w:rPr>
-                <w:rFonts w:asciiTheme="minorEastAsia" w:eastAsiaTheme="minorEastAsia" w:hAnsiTheme="minorEastAsia"/>
-                <w:bCs/>
-                <w:color w:val="000000" w:themeColor="text1"/>
-                <w:sz w:val="18"/>
-                <w:szCs w:val="18"/>
-              </w:rPr>
-              <w:t>{{</w:t>
-            </w:r>
-            <w:r>
-              <w:rPr>
-                <w:rFonts w:asciiTheme="minorEastAsia" w:eastAsiaTheme="minorEastAsia" w:hAnsiTheme="minorEastAsia" w:hint="eastAsia"/>
-                <w:bCs/>
-                <w:color w:val="000000" w:themeColor="text1"/>
-                <w:sz w:val="18"/>
-                <w:szCs w:val="18"/>
-              </w:rPr>
-              <w:t>이름</w:t>
+              <w:t>#이름</w:t>
             </w:r>
             <w:r>
               <w:rPr>
@@ -11311,6 +11314,60 @@
               <w:bottom w:val="single" w:sz="6" w:space="0" w:color="auto"/>
               <w:right w:val="single" w:sz="6" w:space="0" w:color="auto"/>
             </w:tcBorders>
+          </w:tcPr>
+          <w:p>
+            <w:pPr>
+              <w:pStyle w:val="a7"/>
+              <w:spacing w:line="240" w:lineRule="auto"/>
+              <w:jc w:val="center"/>
+              <w:rPr>
+                <w:rFonts w:asciiTheme="minorEastAsia" w:eastAsiaTheme="minorEastAsia" w:hAnsiTheme="minorEastAsia"/>
+                <w:b/>
+                <w:sz w:val="24"/>
+                <w:szCs w:val="24"/>
+              </w:rPr>
+            </w:pPr>
+            <w:r>
+              <w:rPr>
+                <w:rFonts w:asciiTheme="minorEastAsia" w:eastAsiaTheme="minorEastAsia" w:hAnsiTheme="minorEastAsia"/>
+                <w:bCs/>
+                <w:color w:val="000000" w:themeColor="text1"/>
+                <w:sz w:val="18"/>
+                <w:szCs w:val="18"/>
+              </w:rPr>
+              <w:t>{{</w:t>
+            </w:r>
+            <w:r>
+              <w:rPr>
+                <w:rFonts w:asciiTheme="minorEastAsia" w:eastAsiaTheme="minorEastAsia" w:hAnsiTheme="minorEastAsia" w:hint="eastAsia"/>
+                <w:bCs/>
+                <w:color w:val="000000" w:themeColor="text1"/>
+                <w:sz w:val="18"/>
+                <w:szCs w:val="18"/>
+              </w:rPr>
+              <w:t>#이름</w:t>
+            </w:r>
+            <w:r>
+              <w:rPr>
+                <w:rFonts w:asciiTheme="minorEastAsia" w:eastAsiaTheme="minorEastAsia" w:hAnsiTheme="minorEastAsia"/>
+                <w:bCs/>
+                <w:color w:val="000000" w:themeColor="text1"/>
+                <w:sz w:val="18"/>
+                <w:szCs w:val="18"/>
+              </w:rPr>
+              <w:t>}}</w:t>
+            </w:r>
+          </w:p>
+        </w:tc>
+        <w:tc>
+          <w:tcPr>
+            <w:tcW w:w="1563" w:type="dxa"/>
+            <w:tcBorders>
+              <w:top w:val="single" w:sz="6" w:space="0" w:color="auto"/>
+              <w:left w:val="single" w:sz="6" w:space="0" w:color="auto"/>
+              <w:bottom w:val="single" w:sz="6" w:space="0" w:color="auto"/>
+              <w:right w:val="double" w:sz="4" w:space="0" w:color="auto"/>
+            </w:tcBorders>
             <w:vAlign w:val="center"/>
           </w:tcPr>
           <w:p>
@@ -11328,6 +11385,73 @@
             <w:r>
               <w:rPr>
                 <w:rFonts w:asciiTheme="minorEastAsia" w:eastAsiaTheme="minorEastAsia" w:hAnsiTheme="minorEastAsia"/>
+                <w:b/>
+                <w:sz w:val="18"/>
+                <w:szCs w:val="18"/>
+              </w:rPr>
+              <w:t>{%근로자서명%}</w:t>
+            </w:r>
+          </w:p>
+        </w:tc>
+        <w:tc>
+          <w:tcPr>
+            <w:tcW w:w="723" w:type="dxa"/>
+            <w:tcBorders>
+              <w:top w:val="single" w:sz="6" w:space="0" w:color="auto"/>
+              <w:left w:val="double" w:sz="4" w:space="0" w:color="auto"/>
+              <w:bottom w:val="single" w:sz="6" w:space="0" w:color="auto"/>
+              <w:right w:val="single" w:sz="4" w:space="0" w:color="auto"/>
+            </w:tcBorders>
+            <w:vAlign w:val="center"/>
+          </w:tcPr>
+          <w:p>
+            <w:pPr>
+              <w:pStyle w:val="a7"/>
+              <w:spacing w:line="240" w:lineRule="auto"/>
+              <w:jc w:val="center"/>
+              <w:rPr>
+                <w:rFonts w:asciiTheme="minorEastAsia" w:eastAsiaTheme="minorEastAsia" w:hAnsiTheme="minorEastAsia"/>
+                <w:b/>
+                <w:sz w:val="24"/>
+                <w:szCs w:val="24"/>
+              </w:rPr>
+            </w:pPr>
+            <w:r>
+              <w:rPr>
+                <w:rFonts w:asciiTheme="minorEastAsia" w:eastAsiaTheme="minorEastAsia" w:hAnsiTheme="minorEastAsia" w:hint="eastAsia"/>
+                <w:b/>
+                <w:sz w:val="24"/>
+                <w:szCs w:val="24"/>
+              </w:rPr>
+              <w:t>49</w:t>
+            </w:r>
+          </w:p>
+        </w:tc>
+        <w:tc>
+          <w:tcPr>
+            <w:tcW w:w="844" w:type="dxa"/>
+            <w:tcBorders>
+              <w:top w:val="single" w:sz="6" w:space="0" w:color="auto"/>
+              <w:left w:val="single" w:sz="4" w:space="0" w:color="auto"/>
+              <w:bottom w:val="single" w:sz="6" w:space="0" w:color="auto"/>
+              <w:right w:val="single" w:sz="6" w:space="0" w:color="auto"/>
+            </w:tcBorders>
+          </w:tcPr>
+          <w:p>
+            <w:pPr>
+              <w:pStyle w:val="a7"/>
+              <w:spacing w:line="240" w:lineRule="auto"/>
+              <w:jc w:val="center"/>
+              <w:rPr>
+                <w:rFonts w:asciiTheme="minorEastAsia" w:eastAsiaTheme="minorEastAsia" w:hAnsiTheme="minorEastAsia"/>
+                <w:b/>
+                <w:sz w:val="24"/>
+                <w:szCs w:val="24"/>
+              </w:rPr>
+            </w:pPr>
+            <w:r>
+              <w:rPr>
+                <w:rFonts w:asciiTheme="minorEastAsia" w:eastAsiaTheme="minorEastAsia" w:hAnsiTheme="minorEastAsia"/>
                 <w:bCs/>
                 <w:color w:val="000000" w:themeColor="text1"/>
                 <w:sz w:val="18"/>
@@ -11343,7 +11467,7 @@
                 <w:sz w:val="18"/>
                 <w:szCs w:val="18"/>
               </w:rPr>
-              <w:t>이름</w:t>
+              <w:t>직군</w:t>
             </w:r>
             <w:r>
               <w:rPr>
@@ -11359,79 +11483,11 @@
         </w:tc>
         <w:tc>
           <w:tcPr>
-            <w:tcW w:w="1563" w:type="dxa"/>
+            <w:tcW w:w="1790" w:type="dxa"/>
             <w:tcBorders>
               <w:top w:val="single" w:sz="6" w:space="0" w:color="auto"/>
               <w:left w:val="single" w:sz="6" w:space="0" w:color="auto"/>
               <w:bottom w:val="single" w:sz="6" w:space="0" w:color="auto"/>
-              <w:right w:val="double" w:sz="4" w:space="0" w:color="auto"/>
-            </w:tcBorders>
-            <w:vAlign w:val="center"/>
-          </w:tcPr>
-          <w:p>
-            <w:pPr>
-              <w:pStyle w:val="a7"/>
-              <w:spacing w:line="240" w:lineRule="auto"/>
-              <w:jc w:val="center"/>
-              <w:rPr>
-                <w:rFonts w:asciiTheme="minorEastAsia" w:eastAsiaTheme="minorEastAsia" w:hAnsiTheme="minorEastAsia"/>
-                <w:b/>
-                <w:sz w:val="24"/>
-                <w:szCs w:val="24"/>
-              </w:rPr>
-            </w:pPr>
-            <w:r>
-              <w:rPr>
-                <w:rFonts w:asciiTheme="minorEastAsia" w:eastAsiaTheme="minorEastAsia" w:hAnsiTheme="minorEastAsia"/>
-                <w:b/>
-                <w:sz w:val="18"/>
-                <w:szCs w:val="18"/>
-              </w:rPr>
-              <w:t>{%근로자서명%}</w:t>
-            </w:r>
-          </w:p>
-        </w:tc>
-        <w:tc>
-          <w:tcPr>
-            <w:tcW w:w="723" w:type="dxa"/>
-            <w:tcBorders>
-              <w:top w:val="single" w:sz="6" w:space="0" w:color="auto"/>
-              <w:left w:val="double" w:sz="4" w:space="0" w:color="auto"/>
-              <w:bottom w:val="single" w:sz="6" w:space="0" w:color="auto"/>
-              <w:right w:val="single" w:sz="4" w:space="0" w:color="auto"/>
-            </w:tcBorders>
-            <w:vAlign w:val="center"/>
-          </w:tcPr>
-          <w:p>
-            <w:pPr>
-              <w:pStyle w:val="a7"/>
-              <w:spacing w:line="240" w:lineRule="auto"/>
-              <w:jc w:val="center"/>
-              <w:rPr>
-                <w:rFonts w:asciiTheme="minorEastAsia" w:eastAsiaTheme="minorEastAsia" w:hAnsiTheme="minorEastAsia"/>
-                <w:b/>
-                <w:sz w:val="24"/>
-                <w:szCs w:val="24"/>
-              </w:rPr>
-            </w:pPr>
-            <w:r>
-              <w:rPr>
-                <w:rFonts w:asciiTheme="minorEastAsia" w:eastAsiaTheme="minorEastAsia" w:hAnsiTheme="minorEastAsia" w:hint="eastAsia"/>
-                <w:b/>
-                <w:sz w:val="24"/>
-                <w:szCs w:val="24"/>
-              </w:rPr>
-              <w:t>49</w:t>
-            </w:r>
-          </w:p>
-        </w:tc>
-        <w:tc>
-          <w:tcPr>
-            <w:tcW w:w="844" w:type="dxa"/>
-            <w:tcBorders>
-              <w:top w:val="single" w:sz="6" w:space="0" w:color="auto"/>
-              <w:left w:val="single" w:sz="4" w:space="0" w:color="auto"/>
-              <w:bottom w:val="single" w:sz="6" w:space="0" w:color="auto"/>
               <w:right w:val="single" w:sz="6" w:space="0" w:color="auto"/>
             </w:tcBorders>
           </w:tcPr>
@@ -11465,62 +11521,7 @@
                 <w:sz w:val="18"/>
                 <w:szCs w:val="18"/>
               </w:rPr>
-              <w:t>직군</w:t>
-            </w:r>
-            <w:r>
-              <w:rPr>
-                <w:rFonts w:asciiTheme="minorEastAsia" w:eastAsiaTheme="minorEastAsia" w:hAnsiTheme="minorEastAsia"/>
-                <w:bCs/>
-                <w:color w:val="000000" w:themeColor="text1"/>
-                <w:sz w:val="18"/>
-                <w:szCs w:val="18"/>
-              </w:rPr>
-              <w:t>}}</w:t>
-            </w:r>
-          </w:p>
-        </w:tc>
-        <w:tc>
-          <w:tcPr>
-            <w:tcW w:w="1790" w:type="dxa"/>
-            <w:tcBorders>
-              <w:top w:val="single" w:sz="6" w:space="0" w:color="auto"/>
-              <w:left w:val="single" w:sz="6" w:space="0" w:color="auto"/>
-              <w:bottom w:val="single" w:sz="6" w:space="0" w:color="auto"/>
-              <w:right w:val="single" w:sz="6" w:space="0" w:color="auto"/>
-            </w:tcBorders>
-            <w:vAlign w:val="center"/>
-          </w:tcPr>
-          <w:p>
-            <w:pPr>
-              <w:pStyle w:val="a7"/>
-              <w:spacing w:line="240" w:lineRule="auto"/>
-              <w:jc w:val="center"/>
-              <w:rPr>
-                <w:rFonts w:asciiTheme="minorEastAsia" w:eastAsiaTheme="minorEastAsia" w:hAnsiTheme="minorEastAsia"/>
-                <w:b/>
-                <w:sz w:val="24"/>
-                <w:szCs w:val="24"/>
-              </w:rPr>
-            </w:pPr>
-            <w:r>
-              <w:rPr>
-                <w:rFonts w:asciiTheme="minorEastAsia" w:eastAsiaTheme="minorEastAsia" w:hAnsiTheme="minorEastAsia"/>
-                <w:bCs/>
-                <w:color w:val="000000" w:themeColor="text1"/>
-                <w:sz w:val="18"/>
-                <w:szCs w:val="18"/>
-              </w:rPr>
-              <w:t>{{</w:t>
-            </w:r>
-            <w:r>
-              <w:rPr>
-                <w:rFonts w:asciiTheme="minorEastAsia" w:eastAsiaTheme="minorEastAsia" w:hAnsiTheme="minorEastAsia" w:hint="eastAsia"/>
-                <w:bCs/>
-                <w:color w:val="000000" w:themeColor="text1"/>
-                <w:sz w:val="18"/>
-                <w:szCs w:val="18"/>
-              </w:rPr>
-              <w:t>이름</w:t>
+              <w:t>#이름</w:t>
             </w:r>
             <w:r>
               <w:rPr>
@@ -11671,7 +11672,6 @@
               <w:bottom w:val="single" w:sz="12" w:space="0" w:color="auto"/>
               <w:right w:val="single" w:sz="6" w:space="0" w:color="auto"/>
             </w:tcBorders>
-            <w:vAlign w:val="center"/>
           </w:tcPr>
           <w:p>
             <w:pPr>
@@ -11703,7 +11703,7 @@
                 <w:sz w:val="18"/>
                 <w:szCs w:val="18"/>
               </w:rPr>
-              <w:t>이름</w:t>
+              <w:t>#이름</w:t>
             </w:r>
             <w:r>
               <w:rPr>
@@ -11848,7 +11848,6 @@
               <w:bottom w:val="single" w:sz="12" w:space="0" w:color="auto"/>
               <w:right w:val="single" w:sz="6" w:space="0" w:color="auto"/>
             </w:tcBorders>
-            <w:vAlign w:val="center"/>
           </w:tcPr>
           <w:p>
             <w:pPr>
@@ -11880,7 +11879,7 @@
                 <w:sz w:val="18"/>
                 <w:szCs w:val="18"/>
               </w:rPr>
-              <w:t>이름</w:t>
+              <w:t>#이름</w:t>
             </w:r>
             <w:r>
               <w:rPr>
@@ -11987,8 +11986,8 @@
               <w:tblLook w:val="04A0" w:firstRow="1" w:lastRow="0" w:firstColumn="1" w:lastColumn="0" w:noHBand="0" w:noVBand="1"/>
             </w:tblPr>
             <w:tblGrid>
-              <w:gridCol w:w="4643"/>
-              <w:gridCol w:w="4641"/>
+              <w:gridCol w:w="4642"/>
+              <w:gridCol w:w="4642"/>
             </w:tblGrid>
             <w:tr>
               <w:trPr>
@@ -12139,12 +12138,21 @@
                     </w:rPr>
                     <w:t xml:space="preserve">  </w:t>
                   </w:r>
+                  <w:proofErr w:type="gramStart"/>
                   <w:r>
                     <w:rPr>
                       <w:rFonts w:asciiTheme="minorEastAsia" w:eastAsiaTheme="minorEastAsia" w:hAnsiTheme="minorEastAsia" w:hint="eastAsia"/>
                       <w:sz w:val="22"/>
                     </w:rPr>
-                    <w:t xml:space="preserve">일자 : </w:t>
+                    <w:t>일자 :</w:t>
+                  </w:r>
+                  <w:proofErr w:type="gramEnd"/>
+                  <w:r>
+                    <w:rPr>
+                      <w:rFonts w:asciiTheme="minorEastAsia" w:eastAsiaTheme="minorEastAsia" w:hAnsiTheme="minorEastAsia" w:hint="eastAsia"/>
+                      <w:sz w:val="22"/>
+                    </w:rPr>
+                    <w:t xml:space="preserve"> </w:t>
                   </w:r>
                   <w:r>
                     <w:rPr>
@@ -12205,6 +12213,15 @@
                       <w:szCs w:val="24"/>
                     </w:rPr>
                   </w:pPr>
+                  <w:r>
+                    <w:rPr>
+                      <w:rFonts w:ascii="가는각진제목체" w:eastAsia="가는각진제목체" w:hAnsi="굴림"/>
+                      <w:b/>
+                      <w:sz w:val="24"/>
+                      <w:szCs w:val="24"/>
+                    </w:rPr>
+                    <w:t>{%사진1%}</w:t>
+                  </w:r>
                 </w:p>
               </w:tc>
               <w:tc>
@@ -12219,12 +12236,41 @@
                 <w:p>
                   <w:pPr>
                     <w:spacing w:line="276" w:lineRule="auto"/>
+                    <w:jc w:val="center"/>
                     <w:rPr>
                       <w:rFonts w:ascii="가는각진제목체" w:eastAsia="가는각진제목체"/>
+                      <w:b/>
                       <w:sz w:val="24"/>
                       <w:szCs w:val="24"/>
                     </w:rPr>
                   </w:pPr>
+                  <w:r>
+                    <w:rPr>
+                      <w:rFonts w:ascii="가는각진제목체" w:eastAsia="가는각진제목체"/>
+                      <w:b/>
+                      <w:sz w:val="24"/>
+                      <w:szCs w:val="24"/>
+                    </w:rPr>
+                    <w:t>{%사진</w:t>
+                  </w:r>
+                  <w:r>
+                    <w:rPr>
+                      <w:rFonts w:ascii="가는각진제목체" w:eastAsia="가는각진제목체" w:hint="eastAsia"/>
+                      <w:b/>
+                      <w:sz w:val="24"/>
+                      <w:szCs w:val="24"/>
+                    </w:rPr>
+                    <w:t>2</w:t>
+                  </w:r>
+                  <w:r>
+                    <w:rPr>
+                      <w:rFonts w:ascii="가는각진제목체" w:eastAsia="가는각진제목체"/>
+                      <w:b/>
+                      <w:sz w:val="24"/>
+                      <w:szCs w:val="24"/>
+                    </w:rPr>
+                    <w:t>%}</w:t>
+                  </w:r>
                 </w:p>
               </w:tc>
             </w:tr>
@@ -12257,6 +12303,33 @@
                       <w:szCs w:val="24"/>
                     </w:rPr>
                   </w:pPr>
+                  <w:r>
+                    <w:rPr>
+                      <w:rFonts w:ascii="가는각진제목체" w:eastAsia="가는각진제목체" w:hAnsi="굴림"/>
+                      <w:b/>
+                      <w:sz w:val="24"/>
+                      <w:szCs w:val="24"/>
+                    </w:rPr>
+                    <w:t>{%사진</w:t>
+                  </w:r>
+                  <w:r>
+                    <w:rPr>
+                      <w:rFonts w:ascii="가는각진제목체" w:eastAsia="가는각진제목체" w:hAnsi="굴림" w:hint="eastAsia"/>
+                      <w:b/>
+                      <w:sz w:val="24"/>
+                      <w:szCs w:val="24"/>
+                    </w:rPr>
+                    <w:t>3</w:t>
+                  </w:r>
+                  <w:r>
+                    <w:rPr>
+                      <w:rFonts w:ascii="가는각진제목체" w:eastAsia="가는각진제목체" w:hAnsi="굴림"/>
+                      <w:b/>
+                      <w:sz w:val="24"/>
+                      <w:szCs w:val="24"/>
+                    </w:rPr>
+                    <w:t>%}</w:t>
+                  </w:r>
                 </w:p>
               </w:tc>
               <w:tc>
@@ -12271,12 +12344,41 @@
                 </w:tcPr>
                 <w:p>
                   <w:pPr>
+                    <w:jc w:val="center"/>
                     <w:rPr>
                       <w:rFonts w:ascii="가는각진제목체" w:eastAsia="가는각진제목체"/>
+                      <w:b/>
                       <w:sz w:val="24"/>
                       <w:szCs w:val="24"/>
                     </w:rPr>
                   </w:pPr>
+                  <w:r>
+                    <w:rPr>
+                      <w:rFonts w:ascii="가는각진제목체" w:eastAsia="가는각진제목체"/>
+                      <w:b/>
+                      <w:sz w:val="24"/>
+                      <w:szCs w:val="24"/>
+                    </w:rPr>
+                    <w:t>{%사진</w:t>
+                  </w:r>
+                  <w:r>
+                    <w:rPr>
+                      <w:rFonts w:ascii="가는각진제목체" w:eastAsia="가는각진제목체" w:hint="eastAsia"/>
+                      <w:b/>
+                      <w:sz w:val="24"/>
+                      <w:szCs w:val="24"/>
+                    </w:rPr>
+                    <w:t>4</w:t>
+                  </w:r>
+                  <w:r>
+                    <w:rPr>
+                      <w:rFonts w:ascii="가는각진제목체" w:eastAsia="가는각진제목체"/>
+                      <w:b/>
+                      <w:sz w:val="24"/>
+                      <w:szCs w:val="24"/>
+                    </w:rPr>
+                    <w:t>%}</w:t>
+                  </w:r>
                 </w:p>
               </w:tc>
             </w:tr>
@@ -12309,6 +12411,33 @@
                       <w:szCs w:val="24"/>
                     </w:rPr>
                   </w:pPr>
+                  <w:r>
+                    <w:rPr>
+                      <w:rFonts w:ascii="가는각진제목체" w:eastAsia="가는각진제목체" w:hAnsi="굴림"/>
+                      <w:b/>
+                      <w:sz w:val="24"/>
+                      <w:szCs w:val="24"/>
+                    </w:rPr>
+                    <w:t>{%사진</w:t>
+                  </w:r>
+                  <w:r>
+                    <w:rPr>
+                      <w:rFonts w:ascii="가는각진제목체" w:eastAsia="가는각진제목체" w:hAnsi="굴림" w:hint="eastAsia"/>
+                      <w:b/>
+                      <w:sz w:val="24"/>
+                      <w:szCs w:val="24"/>
+                    </w:rPr>
+                    <w:t>5</w:t>
+                  </w:r>
+                  <w:r>
+                    <w:rPr>
+                      <w:rFonts w:ascii="가는각진제목체" w:eastAsia="가는각진제목체" w:hAnsi="굴림"/>
+                      <w:b/>
+                      <w:sz w:val="24"/>
+                      <w:szCs w:val="24"/>
+                    </w:rPr>
+                    <w:t>%}</w:t>
+                  </w:r>
                 </w:p>
               </w:tc>
               <w:tc>
@@ -12322,12 +12451,41 @@
                 </w:tcPr>
                 <w:p>
                   <w:pPr>
+                    <w:jc w:val="center"/>
                     <w:rPr>
                       <w:rFonts w:ascii="가는각진제목체" w:eastAsia="가는각진제목체"/>
+                      <w:b/>
                       <w:sz w:val="24"/>
                       <w:szCs w:val="24"/>
                     </w:rPr>
                   </w:pPr>
+                  <w:r>
+                    <w:rPr>
+                      <w:rFonts w:ascii="가는각진제목체" w:eastAsia="가는각진제목체"/>
+                      <w:b/>
+                      <w:sz w:val="24"/>
+                      <w:szCs w:val="24"/>
+                    </w:rPr>
+                    <w:t>{%사진</w:t>
+                  </w:r>
+                  <w:r>
+                    <w:rPr>
+                      <w:rFonts w:ascii="가는각진제목체" w:eastAsia="가는각진제목체" w:hint="eastAsia"/>
+                      <w:b/>
+                      <w:sz w:val="24"/>
+                      <w:szCs w:val="24"/>
+                    </w:rPr>
+                    <w:t>6</w:t>
+                  </w:r>
+                  <w:r>
+                    <w:rPr>
+                      <w:rFonts w:ascii="가는각진제목체" w:eastAsia="가는각진제목체"/>
+                      <w:b/>
+                      <w:sz w:val="24"/>
+                      <w:szCs w:val="24"/>
+                    </w:rPr>
+                    <w:t>%}</w:t>
+                  </w:r>
                 </w:p>
               </w:tc>
             </w:tr>

--- a/public/templates/recruit_training_template.docx
+++ b/public/templates/recruit_training_template.docx
@@ -3109,7 +3109,7 @@
                 <w:sz w:val="18"/>
                 <w:szCs w:val="18"/>
               </w:rPr>
-              <w:t>#이름</w:t>
+              <w:t>이름</w:t>
             </w:r>
             <w:r>
               <w:rPr>
@@ -3153,7 +3153,25 @@
                 <w:sz w:val="18"/>
                 <w:szCs w:val="18"/>
               </w:rPr>
-              <w:t>{%근로자서명%}</w:t>
+              <w:t>{%</w:t>
+            </w:r>
+            <w:r>
+              <w:rPr>
+                <w:rFonts w:asciiTheme="minorEastAsia" w:eastAsiaTheme="minorEastAsia" w:hAnsiTheme="minorEastAsia" w:hint="eastAsia"/>
+                <w:b/>
+                <w:sz w:val="18"/>
+                <w:szCs w:val="18"/>
+              </w:rPr>
+              <w:t>본인</w:t>
+            </w:r>
+            <w:r>
+              <w:rPr>
+                <w:rFonts w:asciiTheme="minorEastAsia" w:eastAsiaTheme="minorEastAsia" w:hAnsiTheme="minorEastAsia"/>
+                <w:b/>
+                <w:sz w:val="18"/>
+                <w:szCs w:val="18"/>
+              </w:rPr>
+              <w:t>서명%}</w:t>
             </w:r>
           </w:p>
         </w:tc>
@@ -3180,15 +3198,6 @@
                 <w:szCs w:val="24"/>
               </w:rPr>
             </w:pPr>
-            <w:r>
-              <w:rPr>
-                <w:rFonts w:asciiTheme="minorEastAsia" w:eastAsiaTheme="minorEastAsia" w:hAnsiTheme="minorEastAsia" w:hint="eastAsia"/>
-                <w:b/>
-                <w:sz w:val="24"/>
-                <w:szCs w:val="24"/>
-              </w:rPr>
-              <w:t>26</w:t>
-            </w:r>
           </w:p>
         </w:tc>
         <w:tc>
@@ -3213,36 +3222,6 @@
                 <w:szCs w:val="24"/>
               </w:rPr>
             </w:pPr>
-            <w:r>
-              <w:rPr>
-                <w:rFonts w:asciiTheme="minorEastAsia" w:eastAsiaTheme="minorEastAsia" w:hAnsiTheme="minorEastAsia"/>
-                <w:bCs/>
-                <w:color w:val="000000" w:themeColor="text1"/>
-                <w:sz w:val="18"/>
-                <w:szCs w:val="18"/>
-              </w:rPr>
-              <w:t>{{</w:t>
-            </w:r>
-            <w:r>
-              <w:rPr>
-                <w:rFonts w:asciiTheme="minorEastAsia" w:eastAsiaTheme="minorEastAsia" w:hAnsiTheme="minorEastAsia" w:hint="eastAsia"/>
-                <w:bCs/>
-                <w:color w:val="000000" w:themeColor="text1"/>
-                <w:sz w:val="18"/>
-                <w:szCs w:val="18"/>
-              </w:rPr>
-              <w:t>직군</w:t>
-            </w:r>
-            <w:r>
-              <w:rPr>
-                <w:rFonts w:asciiTheme="minorEastAsia" w:eastAsiaTheme="minorEastAsia" w:hAnsiTheme="minorEastAsia"/>
-                <w:bCs/>
-                <w:color w:val="000000" w:themeColor="text1"/>
-                <w:sz w:val="18"/>
-                <w:szCs w:val="18"/>
-              </w:rPr>
-              <w:t>}}</w:t>
-            </w:r>
           </w:p>
         </w:tc>
         <w:tc>
@@ -3267,36 +3246,6 @@
                 <w:szCs w:val="24"/>
               </w:rPr>
             </w:pPr>
-            <w:r>
-              <w:rPr>
-                <w:rFonts w:asciiTheme="minorEastAsia" w:eastAsiaTheme="minorEastAsia" w:hAnsiTheme="minorEastAsia"/>
-                <w:bCs/>
-                <w:color w:val="000000" w:themeColor="text1"/>
-                <w:sz w:val="18"/>
-                <w:szCs w:val="18"/>
-              </w:rPr>
-              <w:t>{{</w:t>
-            </w:r>
-            <w:r>
-              <w:rPr>
-                <w:rFonts w:asciiTheme="minorEastAsia" w:eastAsiaTheme="minorEastAsia" w:hAnsiTheme="minorEastAsia" w:hint="eastAsia"/>
-                <w:bCs/>
-                <w:color w:val="000000" w:themeColor="text1"/>
-                <w:sz w:val="18"/>
-                <w:szCs w:val="18"/>
-              </w:rPr>
-              <w:t>#이름</w:t>
-            </w:r>
-            <w:r>
-              <w:rPr>
-                <w:rFonts w:asciiTheme="minorEastAsia" w:eastAsiaTheme="minorEastAsia" w:hAnsiTheme="minorEastAsia"/>
-                <w:bCs/>
-                <w:color w:val="000000" w:themeColor="text1"/>
-                <w:sz w:val="18"/>
-                <w:szCs w:val="18"/>
-              </w:rPr>
-              <w:t>}}</w:t>
-            </w:r>
           </w:p>
         </w:tc>
         <w:tc>
@@ -3322,15 +3271,6 @@
                 <w:szCs w:val="24"/>
               </w:rPr>
             </w:pPr>
-            <w:r>
-              <w:rPr>
-                <w:rFonts w:asciiTheme="minorEastAsia" w:eastAsiaTheme="minorEastAsia" w:hAnsiTheme="minorEastAsia"/>
-                <w:b/>
-                <w:sz w:val="18"/>
-                <w:szCs w:val="18"/>
-              </w:rPr>
-              <w:t>{%근로자서명%}</w:t>
-            </w:r>
           </w:p>
         </w:tc>
       </w:tr>
@@ -3362,15 +3302,6 @@
                 <w:szCs w:val="24"/>
               </w:rPr>
             </w:pPr>
-            <w:r>
-              <w:rPr>
-                <w:rFonts w:asciiTheme="minorEastAsia" w:eastAsiaTheme="minorEastAsia" w:hAnsiTheme="minorEastAsia" w:hint="eastAsia"/>
-                <w:b/>
-                <w:sz w:val="24"/>
-                <w:szCs w:val="24"/>
-              </w:rPr>
-              <w:t>2</w:t>
-            </w:r>
           </w:p>
         </w:tc>
         <w:tc>
@@ -3395,36 +3326,6 @@
                 <w:szCs w:val="24"/>
               </w:rPr>
             </w:pPr>
-            <w:r>
-              <w:rPr>
-                <w:rFonts w:asciiTheme="minorEastAsia" w:eastAsiaTheme="minorEastAsia" w:hAnsiTheme="minorEastAsia"/>
-                <w:bCs/>
-                <w:color w:val="000000" w:themeColor="text1"/>
-                <w:sz w:val="18"/>
-                <w:szCs w:val="18"/>
-              </w:rPr>
-              <w:t>{{</w:t>
-            </w:r>
-            <w:r>
-              <w:rPr>
-                <w:rFonts w:asciiTheme="minorEastAsia" w:eastAsiaTheme="minorEastAsia" w:hAnsiTheme="minorEastAsia" w:hint="eastAsia"/>
-                <w:bCs/>
-                <w:color w:val="000000" w:themeColor="text1"/>
-                <w:sz w:val="18"/>
-                <w:szCs w:val="18"/>
-              </w:rPr>
-              <w:t>직군</w:t>
-            </w:r>
-            <w:r>
-              <w:rPr>
-                <w:rFonts w:asciiTheme="minorEastAsia" w:eastAsiaTheme="minorEastAsia" w:hAnsiTheme="minorEastAsia"/>
-                <w:bCs/>
-                <w:color w:val="000000" w:themeColor="text1"/>
-                <w:sz w:val="18"/>
-                <w:szCs w:val="18"/>
-              </w:rPr>
-              <w:t>}}</w:t>
-            </w:r>
           </w:p>
         </w:tc>
         <w:tc>
@@ -3449,36 +3350,6 @@
                 <w:szCs w:val="24"/>
               </w:rPr>
             </w:pPr>
-            <w:r>
-              <w:rPr>
-                <w:rFonts w:asciiTheme="minorEastAsia" w:eastAsiaTheme="minorEastAsia" w:hAnsiTheme="minorEastAsia"/>
-                <w:bCs/>
-                <w:color w:val="000000" w:themeColor="text1"/>
-                <w:sz w:val="18"/>
-                <w:szCs w:val="18"/>
-              </w:rPr>
-              <w:t>{{</w:t>
-            </w:r>
-            <w:r>
-              <w:rPr>
-                <w:rFonts w:asciiTheme="minorEastAsia" w:eastAsiaTheme="minorEastAsia" w:hAnsiTheme="minorEastAsia" w:hint="eastAsia"/>
-                <w:bCs/>
-                <w:color w:val="000000" w:themeColor="text1"/>
-                <w:sz w:val="18"/>
-                <w:szCs w:val="18"/>
-              </w:rPr>
-              <w:t>#이름</w:t>
-            </w:r>
-            <w:r>
-              <w:rPr>
-                <w:rFonts w:asciiTheme="minorEastAsia" w:eastAsiaTheme="minorEastAsia" w:hAnsiTheme="minorEastAsia"/>
-                <w:bCs/>
-                <w:color w:val="000000" w:themeColor="text1"/>
-                <w:sz w:val="18"/>
-                <w:szCs w:val="18"/>
-              </w:rPr>
-              <w:t>}}</w:t>
-            </w:r>
           </w:p>
         </w:tc>
         <w:tc>
@@ -3504,15 +3375,6 @@
                 <w:szCs w:val="24"/>
               </w:rPr>
             </w:pPr>
-            <w:r>
-              <w:rPr>
-                <w:rFonts w:asciiTheme="minorEastAsia" w:eastAsiaTheme="minorEastAsia" w:hAnsiTheme="minorEastAsia"/>
-                <w:b/>
-                <w:sz w:val="18"/>
-                <w:szCs w:val="18"/>
-              </w:rPr>
-              <w:t>{%근로자서명%}</w:t>
-            </w:r>
           </w:p>
         </w:tc>
         <w:tc>
@@ -3538,15 +3400,6 @@
                 <w:szCs w:val="24"/>
               </w:rPr>
             </w:pPr>
-            <w:r>
-              <w:rPr>
-                <w:rFonts w:asciiTheme="minorEastAsia" w:eastAsiaTheme="minorEastAsia" w:hAnsiTheme="minorEastAsia" w:hint="eastAsia"/>
-                <w:b/>
-                <w:sz w:val="24"/>
-                <w:szCs w:val="24"/>
-              </w:rPr>
-              <w:t>27</w:t>
-            </w:r>
           </w:p>
         </w:tc>
         <w:tc>
@@ -3571,36 +3424,6 @@
                 <w:szCs w:val="24"/>
               </w:rPr>
             </w:pPr>
-            <w:r>
-              <w:rPr>
-                <w:rFonts w:asciiTheme="minorEastAsia" w:eastAsiaTheme="minorEastAsia" w:hAnsiTheme="minorEastAsia"/>
-                <w:bCs/>
-                <w:color w:val="000000" w:themeColor="text1"/>
-                <w:sz w:val="18"/>
-                <w:szCs w:val="18"/>
-              </w:rPr>
-              <w:t>{{</w:t>
-            </w:r>
-            <w:r>
-              <w:rPr>
-                <w:rFonts w:asciiTheme="minorEastAsia" w:eastAsiaTheme="minorEastAsia" w:hAnsiTheme="minorEastAsia" w:hint="eastAsia"/>
-                <w:bCs/>
-                <w:color w:val="000000" w:themeColor="text1"/>
-                <w:sz w:val="18"/>
-                <w:szCs w:val="18"/>
-              </w:rPr>
-              <w:t>직군</w:t>
-            </w:r>
-            <w:r>
-              <w:rPr>
-                <w:rFonts w:asciiTheme="minorEastAsia" w:eastAsiaTheme="minorEastAsia" w:hAnsiTheme="minorEastAsia"/>
-                <w:bCs/>
-                <w:color w:val="000000" w:themeColor="text1"/>
-                <w:sz w:val="18"/>
-                <w:szCs w:val="18"/>
-              </w:rPr>
-              <w:t>}}</w:t>
-            </w:r>
           </w:p>
         </w:tc>
         <w:tc>
@@ -3625,36 +3448,6 @@
                 <w:szCs w:val="24"/>
               </w:rPr>
             </w:pPr>
-            <w:r>
-              <w:rPr>
-                <w:rFonts w:asciiTheme="minorEastAsia" w:eastAsiaTheme="minorEastAsia" w:hAnsiTheme="minorEastAsia"/>
-                <w:bCs/>
-                <w:color w:val="000000" w:themeColor="text1"/>
-                <w:sz w:val="18"/>
-                <w:szCs w:val="18"/>
-              </w:rPr>
-              <w:t>{{</w:t>
-            </w:r>
-            <w:r>
-              <w:rPr>
-                <w:rFonts w:asciiTheme="minorEastAsia" w:eastAsiaTheme="minorEastAsia" w:hAnsiTheme="minorEastAsia" w:hint="eastAsia"/>
-                <w:bCs/>
-                <w:color w:val="000000" w:themeColor="text1"/>
-                <w:sz w:val="18"/>
-                <w:szCs w:val="18"/>
-              </w:rPr>
-              <w:t>#이름</w:t>
-            </w:r>
-            <w:r>
-              <w:rPr>
-                <w:rFonts w:asciiTheme="minorEastAsia" w:eastAsiaTheme="minorEastAsia" w:hAnsiTheme="minorEastAsia"/>
-                <w:bCs/>
-                <w:color w:val="000000" w:themeColor="text1"/>
-                <w:sz w:val="18"/>
-                <w:szCs w:val="18"/>
-              </w:rPr>
-              <w:t>}}</w:t>
-            </w:r>
           </w:p>
         </w:tc>
         <w:tc>
@@ -3680,15 +3473,6 @@
                 <w:szCs w:val="24"/>
               </w:rPr>
             </w:pPr>
-            <w:r>
-              <w:rPr>
-                <w:rFonts w:asciiTheme="minorEastAsia" w:eastAsiaTheme="minorEastAsia" w:hAnsiTheme="minorEastAsia"/>
-                <w:b/>
-                <w:sz w:val="18"/>
-                <w:szCs w:val="18"/>
-              </w:rPr>
-              <w:t>{%근로자서명%}</w:t>
-            </w:r>
           </w:p>
         </w:tc>
       </w:tr>
@@ -3720,15 +3504,6 @@
                 <w:szCs w:val="24"/>
               </w:rPr>
             </w:pPr>
-            <w:r>
-              <w:rPr>
-                <w:rFonts w:asciiTheme="minorEastAsia" w:eastAsiaTheme="minorEastAsia" w:hAnsiTheme="minorEastAsia" w:hint="eastAsia"/>
-                <w:b/>
-                <w:sz w:val="24"/>
-                <w:szCs w:val="24"/>
-              </w:rPr>
-              <w:t>3</w:t>
-            </w:r>
           </w:p>
         </w:tc>
         <w:tc>
@@ -3754,36 +3529,6 @@
                 <w:szCs w:val="24"/>
               </w:rPr>
             </w:pPr>
-            <w:r>
-              <w:rPr>
-                <w:rFonts w:asciiTheme="minorEastAsia" w:eastAsiaTheme="minorEastAsia" w:hAnsiTheme="minorEastAsia"/>
-                <w:bCs/>
-                <w:color w:val="000000" w:themeColor="text1"/>
-                <w:sz w:val="18"/>
-                <w:szCs w:val="18"/>
-              </w:rPr>
-              <w:t>{{</w:t>
-            </w:r>
-            <w:r>
-              <w:rPr>
-                <w:rFonts w:asciiTheme="minorEastAsia" w:eastAsiaTheme="minorEastAsia" w:hAnsiTheme="minorEastAsia" w:hint="eastAsia"/>
-                <w:bCs/>
-                <w:color w:val="000000" w:themeColor="text1"/>
-                <w:sz w:val="18"/>
-                <w:szCs w:val="18"/>
-              </w:rPr>
-              <w:t>직군</w:t>
-            </w:r>
-            <w:r>
-              <w:rPr>
-                <w:rFonts w:asciiTheme="minorEastAsia" w:eastAsiaTheme="minorEastAsia" w:hAnsiTheme="minorEastAsia"/>
-                <w:bCs/>
-                <w:color w:val="000000" w:themeColor="text1"/>
-                <w:sz w:val="18"/>
-                <w:szCs w:val="18"/>
-              </w:rPr>
-              <w:t>}}</w:t>
-            </w:r>
           </w:p>
         </w:tc>
         <w:tc>
@@ -3808,36 +3553,6 @@
                 <w:szCs w:val="24"/>
               </w:rPr>
             </w:pPr>
-            <w:r>
-              <w:rPr>
-                <w:rFonts w:asciiTheme="minorEastAsia" w:eastAsiaTheme="minorEastAsia" w:hAnsiTheme="minorEastAsia"/>
-                <w:bCs/>
-                <w:color w:val="000000" w:themeColor="text1"/>
-                <w:sz w:val="18"/>
-                <w:szCs w:val="18"/>
-              </w:rPr>
-              <w:t>{{</w:t>
-            </w:r>
-            <w:r>
-              <w:rPr>
-                <w:rFonts w:asciiTheme="minorEastAsia" w:eastAsiaTheme="minorEastAsia" w:hAnsiTheme="minorEastAsia" w:hint="eastAsia"/>
-                <w:bCs/>
-                <w:color w:val="000000" w:themeColor="text1"/>
-                <w:sz w:val="18"/>
-                <w:szCs w:val="18"/>
-              </w:rPr>
-              <w:t>#이름</w:t>
-            </w:r>
-            <w:r>
-              <w:rPr>
-                <w:rFonts w:asciiTheme="minorEastAsia" w:eastAsiaTheme="minorEastAsia" w:hAnsiTheme="minorEastAsia"/>
-                <w:bCs/>
-                <w:color w:val="000000" w:themeColor="text1"/>
-                <w:sz w:val="18"/>
-                <w:szCs w:val="18"/>
-              </w:rPr>
-              <w:t>}}</w:t>
-            </w:r>
           </w:p>
         </w:tc>
         <w:tc>
@@ -3863,15 +3578,6 @@
                 <w:szCs w:val="24"/>
               </w:rPr>
             </w:pPr>
-            <w:r>
-              <w:rPr>
-                <w:rFonts w:asciiTheme="minorEastAsia" w:eastAsiaTheme="minorEastAsia" w:hAnsiTheme="minorEastAsia"/>
-                <w:b/>
-                <w:sz w:val="18"/>
-                <w:szCs w:val="18"/>
-              </w:rPr>
-              <w:t>{%근로자서명%}</w:t>
-            </w:r>
           </w:p>
         </w:tc>
         <w:tc>
@@ -3897,15 +3603,6 @@
                 <w:szCs w:val="24"/>
               </w:rPr>
             </w:pPr>
-            <w:r>
-              <w:rPr>
-                <w:rFonts w:asciiTheme="minorEastAsia" w:eastAsiaTheme="minorEastAsia" w:hAnsiTheme="minorEastAsia" w:hint="eastAsia"/>
-                <w:b/>
-                <w:sz w:val="24"/>
-                <w:szCs w:val="24"/>
-              </w:rPr>
-              <w:t>28</w:t>
-            </w:r>
           </w:p>
         </w:tc>
         <w:tc>
@@ -3931,36 +3628,6 @@
                 <w:szCs w:val="24"/>
               </w:rPr>
             </w:pPr>
-            <w:r>
-              <w:rPr>
-                <w:rFonts w:asciiTheme="minorEastAsia" w:eastAsiaTheme="minorEastAsia" w:hAnsiTheme="minorEastAsia"/>
-                <w:bCs/>
-                <w:color w:val="000000" w:themeColor="text1"/>
-                <w:sz w:val="18"/>
-                <w:szCs w:val="18"/>
-              </w:rPr>
-              <w:t>{{</w:t>
-            </w:r>
-            <w:r>
-              <w:rPr>
-                <w:rFonts w:asciiTheme="minorEastAsia" w:eastAsiaTheme="minorEastAsia" w:hAnsiTheme="minorEastAsia" w:hint="eastAsia"/>
-                <w:bCs/>
-                <w:color w:val="000000" w:themeColor="text1"/>
-                <w:sz w:val="18"/>
-                <w:szCs w:val="18"/>
-              </w:rPr>
-              <w:t>직군</w:t>
-            </w:r>
-            <w:r>
-              <w:rPr>
-                <w:rFonts w:asciiTheme="minorEastAsia" w:eastAsiaTheme="minorEastAsia" w:hAnsiTheme="minorEastAsia"/>
-                <w:bCs/>
-                <w:color w:val="000000" w:themeColor="text1"/>
-                <w:sz w:val="18"/>
-                <w:szCs w:val="18"/>
-              </w:rPr>
-              <w:t>}}</w:t>
-            </w:r>
           </w:p>
         </w:tc>
         <w:tc>
@@ -3985,36 +3652,6 @@
                 <w:szCs w:val="24"/>
               </w:rPr>
             </w:pPr>
-            <w:r>
-              <w:rPr>
-                <w:rFonts w:asciiTheme="minorEastAsia" w:eastAsiaTheme="minorEastAsia" w:hAnsiTheme="minorEastAsia"/>
-                <w:bCs/>
-                <w:color w:val="000000" w:themeColor="text1"/>
-                <w:sz w:val="18"/>
-                <w:szCs w:val="18"/>
-              </w:rPr>
-              <w:t>{{</w:t>
-            </w:r>
-            <w:r>
-              <w:rPr>
-                <w:rFonts w:asciiTheme="minorEastAsia" w:eastAsiaTheme="minorEastAsia" w:hAnsiTheme="minorEastAsia" w:hint="eastAsia"/>
-                <w:bCs/>
-                <w:color w:val="000000" w:themeColor="text1"/>
-                <w:sz w:val="18"/>
-                <w:szCs w:val="18"/>
-              </w:rPr>
-              <w:t>#이름</w:t>
-            </w:r>
-            <w:r>
-              <w:rPr>
-                <w:rFonts w:asciiTheme="minorEastAsia" w:eastAsiaTheme="minorEastAsia" w:hAnsiTheme="minorEastAsia"/>
-                <w:bCs/>
-                <w:color w:val="000000" w:themeColor="text1"/>
-                <w:sz w:val="18"/>
-                <w:szCs w:val="18"/>
-              </w:rPr>
-              <w:t>}}</w:t>
-            </w:r>
           </w:p>
         </w:tc>
         <w:tc>
@@ -4040,15 +3677,6 @@
                 <w:szCs w:val="24"/>
               </w:rPr>
             </w:pPr>
-            <w:r>
-              <w:rPr>
-                <w:rFonts w:asciiTheme="minorEastAsia" w:eastAsiaTheme="minorEastAsia" w:hAnsiTheme="minorEastAsia"/>
-                <w:b/>
-                <w:sz w:val="18"/>
-                <w:szCs w:val="18"/>
-              </w:rPr>
-              <w:t>{%근로자서명%}</w:t>
-            </w:r>
           </w:p>
         </w:tc>
       </w:tr>
@@ -4080,15 +3708,6 @@
                 <w:szCs w:val="24"/>
               </w:rPr>
             </w:pPr>
-            <w:r>
-              <w:rPr>
-                <w:rFonts w:asciiTheme="minorEastAsia" w:eastAsiaTheme="minorEastAsia" w:hAnsiTheme="minorEastAsia" w:hint="eastAsia"/>
-                <w:b/>
-                <w:sz w:val="24"/>
-                <w:szCs w:val="24"/>
-              </w:rPr>
-              <w:t>4</w:t>
-            </w:r>
           </w:p>
         </w:tc>
         <w:tc>
@@ -4113,36 +3732,6 @@
                 <w:szCs w:val="24"/>
               </w:rPr>
             </w:pPr>
-            <w:r>
-              <w:rPr>
-                <w:rFonts w:asciiTheme="minorEastAsia" w:eastAsiaTheme="minorEastAsia" w:hAnsiTheme="minorEastAsia"/>
-                <w:bCs/>
-                <w:color w:val="000000" w:themeColor="text1"/>
-                <w:sz w:val="18"/>
-                <w:szCs w:val="18"/>
-              </w:rPr>
-              <w:t>{{</w:t>
-            </w:r>
-            <w:r>
-              <w:rPr>
-                <w:rFonts w:asciiTheme="minorEastAsia" w:eastAsiaTheme="minorEastAsia" w:hAnsiTheme="minorEastAsia" w:hint="eastAsia"/>
-                <w:bCs/>
-                <w:color w:val="000000" w:themeColor="text1"/>
-                <w:sz w:val="18"/>
-                <w:szCs w:val="18"/>
-              </w:rPr>
-              <w:t>직군</w:t>
-            </w:r>
-            <w:r>
-              <w:rPr>
-                <w:rFonts w:asciiTheme="minorEastAsia" w:eastAsiaTheme="minorEastAsia" w:hAnsiTheme="minorEastAsia"/>
-                <w:bCs/>
-                <w:color w:val="000000" w:themeColor="text1"/>
-                <w:sz w:val="18"/>
-                <w:szCs w:val="18"/>
-              </w:rPr>
-              <w:t>}}</w:t>
-            </w:r>
           </w:p>
         </w:tc>
         <w:tc>
@@ -4167,36 +3756,6 @@
                 <w:szCs w:val="24"/>
               </w:rPr>
             </w:pPr>
-            <w:r>
-              <w:rPr>
-                <w:rFonts w:asciiTheme="minorEastAsia" w:eastAsiaTheme="minorEastAsia" w:hAnsiTheme="minorEastAsia"/>
-                <w:bCs/>
-                <w:color w:val="000000" w:themeColor="text1"/>
-                <w:sz w:val="18"/>
-                <w:szCs w:val="18"/>
-              </w:rPr>
-              <w:t>{{</w:t>
-            </w:r>
-            <w:r>
-              <w:rPr>
-                <w:rFonts w:asciiTheme="minorEastAsia" w:eastAsiaTheme="minorEastAsia" w:hAnsiTheme="minorEastAsia" w:hint="eastAsia"/>
-                <w:bCs/>
-                <w:color w:val="000000" w:themeColor="text1"/>
-                <w:sz w:val="18"/>
-                <w:szCs w:val="18"/>
-              </w:rPr>
-              <w:t>#이름</w:t>
-            </w:r>
-            <w:r>
-              <w:rPr>
-                <w:rFonts w:asciiTheme="minorEastAsia" w:eastAsiaTheme="minorEastAsia" w:hAnsiTheme="minorEastAsia"/>
-                <w:bCs/>
-                <w:color w:val="000000" w:themeColor="text1"/>
-                <w:sz w:val="18"/>
-                <w:szCs w:val="18"/>
-              </w:rPr>
-              <w:t>}}</w:t>
-            </w:r>
           </w:p>
         </w:tc>
         <w:tc>
@@ -4222,15 +3781,6 @@
                 <w:szCs w:val="24"/>
               </w:rPr>
             </w:pPr>
-            <w:r>
-              <w:rPr>
-                <w:rFonts w:asciiTheme="minorEastAsia" w:eastAsiaTheme="minorEastAsia" w:hAnsiTheme="minorEastAsia"/>
-                <w:b/>
-                <w:sz w:val="18"/>
-                <w:szCs w:val="18"/>
-              </w:rPr>
-              <w:t>{%근로자서명%}</w:t>
-            </w:r>
           </w:p>
         </w:tc>
         <w:tc>
@@ -4256,15 +3806,6 @@
                 <w:szCs w:val="24"/>
               </w:rPr>
             </w:pPr>
-            <w:r>
-              <w:rPr>
-                <w:rFonts w:asciiTheme="minorEastAsia" w:eastAsiaTheme="minorEastAsia" w:hAnsiTheme="minorEastAsia" w:hint="eastAsia"/>
-                <w:b/>
-                <w:sz w:val="24"/>
-                <w:szCs w:val="24"/>
-              </w:rPr>
-              <w:t>29</w:t>
-            </w:r>
           </w:p>
         </w:tc>
         <w:tc>
@@ -4289,36 +3830,6 @@
                 <w:szCs w:val="24"/>
               </w:rPr>
             </w:pPr>
-            <w:r>
-              <w:rPr>
-                <w:rFonts w:asciiTheme="minorEastAsia" w:eastAsiaTheme="minorEastAsia" w:hAnsiTheme="minorEastAsia"/>
-                <w:bCs/>
-                <w:color w:val="000000" w:themeColor="text1"/>
-                <w:sz w:val="18"/>
-                <w:szCs w:val="18"/>
-              </w:rPr>
-              <w:t>{{</w:t>
-            </w:r>
-            <w:r>
-              <w:rPr>
-                <w:rFonts w:asciiTheme="minorEastAsia" w:eastAsiaTheme="minorEastAsia" w:hAnsiTheme="minorEastAsia" w:hint="eastAsia"/>
-                <w:bCs/>
-                <w:color w:val="000000" w:themeColor="text1"/>
-                <w:sz w:val="18"/>
-                <w:szCs w:val="18"/>
-              </w:rPr>
-              <w:t>직군</w:t>
-            </w:r>
-            <w:r>
-              <w:rPr>
-                <w:rFonts w:asciiTheme="minorEastAsia" w:eastAsiaTheme="minorEastAsia" w:hAnsiTheme="minorEastAsia"/>
-                <w:bCs/>
-                <w:color w:val="000000" w:themeColor="text1"/>
-                <w:sz w:val="18"/>
-                <w:szCs w:val="18"/>
-              </w:rPr>
-              <w:t>}}</w:t>
-            </w:r>
           </w:p>
         </w:tc>
         <w:tc>
@@ -4343,36 +3854,6 @@
                 <w:szCs w:val="24"/>
               </w:rPr>
             </w:pPr>
-            <w:r>
-              <w:rPr>
-                <w:rFonts w:asciiTheme="minorEastAsia" w:eastAsiaTheme="minorEastAsia" w:hAnsiTheme="minorEastAsia"/>
-                <w:bCs/>
-                <w:color w:val="000000" w:themeColor="text1"/>
-                <w:sz w:val="18"/>
-                <w:szCs w:val="18"/>
-              </w:rPr>
-              <w:t>{{</w:t>
-            </w:r>
-            <w:r>
-              <w:rPr>
-                <w:rFonts w:asciiTheme="minorEastAsia" w:eastAsiaTheme="minorEastAsia" w:hAnsiTheme="minorEastAsia" w:hint="eastAsia"/>
-                <w:bCs/>
-                <w:color w:val="000000" w:themeColor="text1"/>
-                <w:sz w:val="18"/>
-                <w:szCs w:val="18"/>
-              </w:rPr>
-              <w:t>#이름</w:t>
-            </w:r>
-            <w:r>
-              <w:rPr>
-                <w:rFonts w:asciiTheme="minorEastAsia" w:eastAsiaTheme="minorEastAsia" w:hAnsiTheme="minorEastAsia"/>
-                <w:bCs/>
-                <w:color w:val="000000" w:themeColor="text1"/>
-                <w:sz w:val="18"/>
-                <w:szCs w:val="18"/>
-              </w:rPr>
-              <w:t>}}</w:t>
-            </w:r>
           </w:p>
         </w:tc>
         <w:tc>
@@ -4398,15 +3879,6 @@
                 <w:szCs w:val="24"/>
               </w:rPr>
             </w:pPr>
-            <w:r>
-              <w:rPr>
-                <w:rFonts w:asciiTheme="minorEastAsia" w:eastAsiaTheme="minorEastAsia" w:hAnsiTheme="minorEastAsia"/>
-                <w:b/>
-                <w:sz w:val="18"/>
-                <w:szCs w:val="18"/>
-              </w:rPr>
-              <w:t>{%근로자서명%}</w:t>
-            </w:r>
           </w:p>
         </w:tc>
       </w:tr>
@@ -4438,15 +3910,6 @@
                 <w:szCs w:val="24"/>
               </w:rPr>
             </w:pPr>
-            <w:r>
-              <w:rPr>
-                <w:rFonts w:asciiTheme="minorEastAsia" w:eastAsiaTheme="minorEastAsia" w:hAnsiTheme="minorEastAsia" w:hint="eastAsia"/>
-                <w:b/>
-                <w:sz w:val="24"/>
-                <w:szCs w:val="24"/>
-              </w:rPr>
-              <w:t>5</w:t>
-            </w:r>
           </w:p>
         </w:tc>
         <w:tc>
@@ -4471,36 +3934,6 @@
                 <w:szCs w:val="24"/>
               </w:rPr>
             </w:pPr>
-            <w:r>
-              <w:rPr>
-                <w:rFonts w:asciiTheme="minorEastAsia" w:eastAsiaTheme="minorEastAsia" w:hAnsiTheme="minorEastAsia"/>
-                <w:bCs/>
-                <w:color w:val="000000" w:themeColor="text1"/>
-                <w:sz w:val="18"/>
-                <w:szCs w:val="18"/>
-              </w:rPr>
-              <w:t>{{</w:t>
-            </w:r>
-            <w:r>
-              <w:rPr>
-                <w:rFonts w:asciiTheme="minorEastAsia" w:eastAsiaTheme="minorEastAsia" w:hAnsiTheme="minorEastAsia" w:hint="eastAsia"/>
-                <w:bCs/>
-                <w:color w:val="000000" w:themeColor="text1"/>
-                <w:sz w:val="18"/>
-                <w:szCs w:val="18"/>
-              </w:rPr>
-              <w:t>직군</w:t>
-            </w:r>
-            <w:r>
-              <w:rPr>
-                <w:rFonts w:asciiTheme="minorEastAsia" w:eastAsiaTheme="minorEastAsia" w:hAnsiTheme="minorEastAsia"/>
-                <w:bCs/>
-                <w:color w:val="000000" w:themeColor="text1"/>
-                <w:sz w:val="18"/>
-                <w:szCs w:val="18"/>
-              </w:rPr>
-              <w:t>}}</w:t>
-            </w:r>
           </w:p>
         </w:tc>
         <w:tc>
@@ -4525,36 +3958,6 @@
                 <w:szCs w:val="24"/>
               </w:rPr>
             </w:pPr>
-            <w:r>
-              <w:rPr>
-                <w:rFonts w:asciiTheme="minorEastAsia" w:eastAsiaTheme="minorEastAsia" w:hAnsiTheme="minorEastAsia"/>
-                <w:bCs/>
-                <w:color w:val="000000" w:themeColor="text1"/>
-                <w:sz w:val="18"/>
-                <w:szCs w:val="18"/>
-              </w:rPr>
-              <w:t>{{</w:t>
-            </w:r>
-            <w:r>
-              <w:rPr>
-                <w:rFonts w:asciiTheme="minorEastAsia" w:eastAsiaTheme="minorEastAsia" w:hAnsiTheme="minorEastAsia" w:hint="eastAsia"/>
-                <w:bCs/>
-                <w:color w:val="000000" w:themeColor="text1"/>
-                <w:sz w:val="18"/>
-                <w:szCs w:val="18"/>
-              </w:rPr>
-              <w:t>#이름</w:t>
-            </w:r>
-            <w:r>
-              <w:rPr>
-                <w:rFonts w:asciiTheme="minorEastAsia" w:eastAsiaTheme="minorEastAsia" w:hAnsiTheme="minorEastAsia"/>
-                <w:bCs/>
-                <w:color w:val="000000" w:themeColor="text1"/>
-                <w:sz w:val="18"/>
-                <w:szCs w:val="18"/>
-              </w:rPr>
-              <w:t>}}</w:t>
-            </w:r>
           </w:p>
         </w:tc>
         <w:tc>
@@ -4580,15 +3983,6 @@
                 <w:szCs w:val="24"/>
               </w:rPr>
             </w:pPr>
-            <w:r>
-              <w:rPr>
-                <w:rFonts w:asciiTheme="minorEastAsia" w:eastAsiaTheme="minorEastAsia" w:hAnsiTheme="minorEastAsia"/>
-                <w:b/>
-                <w:sz w:val="18"/>
-                <w:szCs w:val="18"/>
-              </w:rPr>
-              <w:t>{%근로자서명%}</w:t>
-            </w:r>
           </w:p>
         </w:tc>
         <w:tc>
@@ -4614,15 +4008,6 @@
                 <w:szCs w:val="24"/>
               </w:rPr>
             </w:pPr>
-            <w:r>
-              <w:rPr>
-                <w:rFonts w:asciiTheme="minorEastAsia" w:eastAsiaTheme="minorEastAsia" w:hAnsiTheme="minorEastAsia" w:hint="eastAsia"/>
-                <w:b/>
-                <w:sz w:val="24"/>
-                <w:szCs w:val="24"/>
-              </w:rPr>
-              <w:t>30</w:t>
-            </w:r>
           </w:p>
         </w:tc>
         <w:tc>
@@ -4647,36 +4032,6 @@
                 <w:szCs w:val="24"/>
               </w:rPr>
             </w:pPr>
-            <w:r>
-              <w:rPr>
-                <w:rFonts w:asciiTheme="minorEastAsia" w:eastAsiaTheme="minorEastAsia" w:hAnsiTheme="minorEastAsia"/>
-                <w:bCs/>
-                <w:color w:val="000000" w:themeColor="text1"/>
-                <w:sz w:val="18"/>
-                <w:szCs w:val="18"/>
-              </w:rPr>
-              <w:t>{{</w:t>
-            </w:r>
-            <w:r>
-              <w:rPr>
-                <w:rFonts w:asciiTheme="minorEastAsia" w:eastAsiaTheme="minorEastAsia" w:hAnsiTheme="minorEastAsia" w:hint="eastAsia"/>
-                <w:bCs/>
-                <w:color w:val="000000" w:themeColor="text1"/>
-                <w:sz w:val="18"/>
-                <w:szCs w:val="18"/>
-              </w:rPr>
-              <w:t>직군</w:t>
-            </w:r>
-            <w:r>
-              <w:rPr>
-                <w:rFonts w:asciiTheme="minorEastAsia" w:eastAsiaTheme="minorEastAsia" w:hAnsiTheme="minorEastAsia"/>
-                <w:bCs/>
-                <w:color w:val="000000" w:themeColor="text1"/>
-                <w:sz w:val="18"/>
-                <w:szCs w:val="18"/>
-              </w:rPr>
-              <w:t>}}</w:t>
-            </w:r>
           </w:p>
         </w:tc>
         <w:tc>
@@ -4701,36 +4056,6 @@
                 <w:szCs w:val="24"/>
               </w:rPr>
             </w:pPr>
-            <w:r>
-              <w:rPr>
-                <w:rFonts w:asciiTheme="minorEastAsia" w:eastAsiaTheme="minorEastAsia" w:hAnsiTheme="minorEastAsia"/>
-                <w:bCs/>
-                <w:color w:val="000000" w:themeColor="text1"/>
-                <w:sz w:val="18"/>
-                <w:szCs w:val="18"/>
-              </w:rPr>
-              <w:t>{{</w:t>
-            </w:r>
-            <w:r>
-              <w:rPr>
-                <w:rFonts w:asciiTheme="minorEastAsia" w:eastAsiaTheme="minorEastAsia" w:hAnsiTheme="minorEastAsia" w:hint="eastAsia"/>
-                <w:bCs/>
-                <w:color w:val="000000" w:themeColor="text1"/>
-                <w:sz w:val="18"/>
-                <w:szCs w:val="18"/>
-              </w:rPr>
-              <w:t>#이름</w:t>
-            </w:r>
-            <w:r>
-              <w:rPr>
-                <w:rFonts w:asciiTheme="minorEastAsia" w:eastAsiaTheme="minorEastAsia" w:hAnsiTheme="minorEastAsia"/>
-                <w:bCs/>
-                <w:color w:val="000000" w:themeColor="text1"/>
-                <w:sz w:val="18"/>
-                <w:szCs w:val="18"/>
-              </w:rPr>
-              <w:t>}}</w:t>
-            </w:r>
           </w:p>
         </w:tc>
         <w:tc>
@@ -4756,15 +4081,6 @@
                 <w:szCs w:val="24"/>
               </w:rPr>
             </w:pPr>
-            <w:r>
-              <w:rPr>
-                <w:rFonts w:asciiTheme="minorEastAsia" w:eastAsiaTheme="minorEastAsia" w:hAnsiTheme="minorEastAsia"/>
-                <w:b/>
-                <w:sz w:val="18"/>
-                <w:szCs w:val="18"/>
-              </w:rPr>
-              <w:t>{%근로자서명%}</w:t>
-            </w:r>
           </w:p>
         </w:tc>
       </w:tr>
@@ -4796,15 +4112,6 @@
                 <w:szCs w:val="24"/>
               </w:rPr>
             </w:pPr>
-            <w:r>
-              <w:rPr>
-                <w:rFonts w:asciiTheme="minorEastAsia" w:eastAsiaTheme="minorEastAsia" w:hAnsiTheme="minorEastAsia" w:hint="eastAsia"/>
-                <w:b/>
-                <w:sz w:val="24"/>
-                <w:szCs w:val="24"/>
-              </w:rPr>
-              <w:t>6</w:t>
-            </w:r>
           </w:p>
         </w:tc>
         <w:tc>
@@ -4829,36 +4136,6 @@
                 <w:szCs w:val="24"/>
               </w:rPr>
             </w:pPr>
-            <w:r>
-              <w:rPr>
-                <w:rFonts w:asciiTheme="minorEastAsia" w:eastAsiaTheme="minorEastAsia" w:hAnsiTheme="minorEastAsia"/>
-                <w:bCs/>
-                <w:color w:val="000000" w:themeColor="text1"/>
-                <w:sz w:val="18"/>
-                <w:szCs w:val="18"/>
-              </w:rPr>
-              <w:t>{{</w:t>
-            </w:r>
-            <w:r>
-              <w:rPr>
-                <w:rFonts w:asciiTheme="minorEastAsia" w:eastAsiaTheme="minorEastAsia" w:hAnsiTheme="minorEastAsia" w:hint="eastAsia"/>
-                <w:bCs/>
-                <w:color w:val="000000" w:themeColor="text1"/>
-                <w:sz w:val="18"/>
-                <w:szCs w:val="18"/>
-              </w:rPr>
-              <w:t>직군</w:t>
-            </w:r>
-            <w:r>
-              <w:rPr>
-                <w:rFonts w:asciiTheme="minorEastAsia" w:eastAsiaTheme="minorEastAsia" w:hAnsiTheme="minorEastAsia"/>
-                <w:bCs/>
-                <w:color w:val="000000" w:themeColor="text1"/>
-                <w:sz w:val="18"/>
-                <w:szCs w:val="18"/>
-              </w:rPr>
-              <w:t>}}</w:t>
-            </w:r>
           </w:p>
         </w:tc>
         <w:tc>
@@ -4883,36 +4160,6 @@
                 <w:szCs w:val="24"/>
               </w:rPr>
             </w:pPr>
-            <w:r>
-              <w:rPr>
-                <w:rFonts w:asciiTheme="minorEastAsia" w:eastAsiaTheme="minorEastAsia" w:hAnsiTheme="minorEastAsia"/>
-                <w:bCs/>
-                <w:color w:val="000000" w:themeColor="text1"/>
-                <w:sz w:val="18"/>
-                <w:szCs w:val="18"/>
-              </w:rPr>
-              <w:t>{{</w:t>
-            </w:r>
-            <w:r>
-              <w:rPr>
-                <w:rFonts w:asciiTheme="minorEastAsia" w:eastAsiaTheme="minorEastAsia" w:hAnsiTheme="minorEastAsia" w:hint="eastAsia"/>
-                <w:bCs/>
-                <w:color w:val="000000" w:themeColor="text1"/>
-                <w:sz w:val="18"/>
-                <w:szCs w:val="18"/>
-              </w:rPr>
-              <w:t>#이름</w:t>
-            </w:r>
-            <w:r>
-              <w:rPr>
-                <w:rFonts w:asciiTheme="minorEastAsia" w:eastAsiaTheme="minorEastAsia" w:hAnsiTheme="minorEastAsia"/>
-                <w:bCs/>
-                <w:color w:val="000000" w:themeColor="text1"/>
-                <w:sz w:val="18"/>
-                <w:szCs w:val="18"/>
-              </w:rPr>
-              <w:t>}}</w:t>
-            </w:r>
           </w:p>
         </w:tc>
         <w:tc>
@@ -4938,15 +4185,6 @@
                 <w:szCs w:val="24"/>
               </w:rPr>
             </w:pPr>
-            <w:r>
-              <w:rPr>
-                <w:rFonts w:asciiTheme="minorEastAsia" w:eastAsiaTheme="minorEastAsia" w:hAnsiTheme="minorEastAsia"/>
-                <w:b/>
-                <w:sz w:val="18"/>
-                <w:szCs w:val="18"/>
-              </w:rPr>
-              <w:t>{%근로자서명%}</w:t>
-            </w:r>
           </w:p>
         </w:tc>
         <w:tc>
@@ -4972,15 +4210,6 @@
                 <w:szCs w:val="24"/>
               </w:rPr>
             </w:pPr>
-            <w:r>
-              <w:rPr>
-                <w:rFonts w:asciiTheme="minorEastAsia" w:eastAsiaTheme="minorEastAsia" w:hAnsiTheme="minorEastAsia" w:hint="eastAsia"/>
-                <w:b/>
-                <w:sz w:val="24"/>
-                <w:szCs w:val="24"/>
-              </w:rPr>
-              <w:t>31</w:t>
-            </w:r>
           </w:p>
         </w:tc>
         <w:tc>
@@ -5005,36 +4234,6 @@
                 <w:szCs w:val="24"/>
               </w:rPr>
             </w:pPr>
-            <w:r>
-              <w:rPr>
-                <w:rFonts w:asciiTheme="minorEastAsia" w:eastAsiaTheme="minorEastAsia" w:hAnsiTheme="minorEastAsia"/>
-                <w:bCs/>
-                <w:color w:val="000000" w:themeColor="text1"/>
-                <w:sz w:val="18"/>
-                <w:szCs w:val="18"/>
-              </w:rPr>
-              <w:t>{{</w:t>
-            </w:r>
-            <w:r>
-              <w:rPr>
-                <w:rFonts w:asciiTheme="minorEastAsia" w:eastAsiaTheme="minorEastAsia" w:hAnsiTheme="minorEastAsia" w:hint="eastAsia"/>
-                <w:bCs/>
-                <w:color w:val="000000" w:themeColor="text1"/>
-                <w:sz w:val="18"/>
-                <w:szCs w:val="18"/>
-              </w:rPr>
-              <w:t>직군</w:t>
-            </w:r>
-            <w:r>
-              <w:rPr>
-                <w:rFonts w:asciiTheme="minorEastAsia" w:eastAsiaTheme="minorEastAsia" w:hAnsiTheme="minorEastAsia"/>
-                <w:bCs/>
-                <w:color w:val="000000" w:themeColor="text1"/>
-                <w:sz w:val="18"/>
-                <w:szCs w:val="18"/>
-              </w:rPr>
-              <w:t>}}</w:t>
-            </w:r>
           </w:p>
         </w:tc>
         <w:tc>
@@ -5059,36 +4258,6 @@
                 <w:szCs w:val="24"/>
               </w:rPr>
             </w:pPr>
-            <w:r>
-              <w:rPr>
-                <w:rFonts w:asciiTheme="minorEastAsia" w:eastAsiaTheme="minorEastAsia" w:hAnsiTheme="minorEastAsia"/>
-                <w:bCs/>
-                <w:color w:val="000000" w:themeColor="text1"/>
-                <w:sz w:val="18"/>
-                <w:szCs w:val="18"/>
-              </w:rPr>
-              <w:t>{{</w:t>
-            </w:r>
-            <w:r>
-              <w:rPr>
-                <w:rFonts w:asciiTheme="minorEastAsia" w:eastAsiaTheme="minorEastAsia" w:hAnsiTheme="minorEastAsia" w:hint="eastAsia"/>
-                <w:bCs/>
-                <w:color w:val="000000" w:themeColor="text1"/>
-                <w:sz w:val="18"/>
-                <w:szCs w:val="18"/>
-              </w:rPr>
-              <w:t>#이름</w:t>
-            </w:r>
-            <w:r>
-              <w:rPr>
-                <w:rFonts w:asciiTheme="minorEastAsia" w:eastAsiaTheme="minorEastAsia" w:hAnsiTheme="minorEastAsia"/>
-                <w:bCs/>
-                <w:color w:val="000000" w:themeColor="text1"/>
-                <w:sz w:val="18"/>
-                <w:szCs w:val="18"/>
-              </w:rPr>
-              <w:t>}}</w:t>
-            </w:r>
           </w:p>
         </w:tc>
         <w:tc>
@@ -5114,15 +4283,6 @@
                 <w:szCs w:val="24"/>
               </w:rPr>
             </w:pPr>
-            <w:r>
-              <w:rPr>
-                <w:rFonts w:asciiTheme="minorEastAsia" w:eastAsiaTheme="minorEastAsia" w:hAnsiTheme="minorEastAsia"/>
-                <w:b/>
-                <w:sz w:val="18"/>
-                <w:szCs w:val="18"/>
-              </w:rPr>
-              <w:t>{%근로자서명%}</w:t>
-            </w:r>
           </w:p>
         </w:tc>
       </w:tr>
@@ -5154,15 +4314,6 @@
                 <w:szCs w:val="24"/>
               </w:rPr>
             </w:pPr>
-            <w:r>
-              <w:rPr>
-                <w:rFonts w:asciiTheme="minorEastAsia" w:eastAsiaTheme="minorEastAsia" w:hAnsiTheme="minorEastAsia" w:hint="eastAsia"/>
-                <w:b/>
-                <w:sz w:val="24"/>
-                <w:szCs w:val="24"/>
-              </w:rPr>
-              <w:t>7</w:t>
-            </w:r>
           </w:p>
         </w:tc>
         <w:tc>
@@ -5187,36 +4338,6 @@
                 <w:szCs w:val="24"/>
               </w:rPr>
             </w:pPr>
-            <w:r>
-              <w:rPr>
-                <w:rFonts w:asciiTheme="minorEastAsia" w:eastAsiaTheme="minorEastAsia" w:hAnsiTheme="minorEastAsia"/>
-                <w:bCs/>
-                <w:color w:val="000000" w:themeColor="text1"/>
-                <w:sz w:val="18"/>
-                <w:szCs w:val="18"/>
-              </w:rPr>
-              <w:t>{{</w:t>
-            </w:r>
-            <w:r>
-              <w:rPr>
-                <w:rFonts w:asciiTheme="minorEastAsia" w:eastAsiaTheme="minorEastAsia" w:hAnsiTheme="minorEastAsia" w:hint="eastAsia"/>
-                <w:bCs/>
-                <w:color w:val="000000" w:themeColor="text1"/>
-                <w:sz w:val="18"/>
-                <w:szCs w:val="18"/>
-              </w:rPr>
-              <w:t>직군</w:t>
-            </w:r>
-            <w:r>
-              <w:rPr>
-                <w:rFonts w:asciiTheme="minorEastAsia" w:eastAsiaTheme="minorEastAsia" w:hAnsiTheme="minorEastAsia"/>
-                <w:bCs/>
-                <w:color w:val="000000" w:themeColor="text1"/>
-                <w:sz w:val="18"/>
-                <w:szCs w:val="18"/>
-              </w:rPr>
-              <w:t>}}</w:t>
-            </w:r>
           </w:p>
         </w:tc>
         <w:tc>
@@ -5241,36 +4362,6 @@
                 <w:szCs w:val="24"/>
               </w:rPr>
             </w:pPr>
-            <w:r>
-              <w:rPr>
-                <w:rFonts w:asciiTheme="minorEastAsia" w:eastAsiaTheme="minorEastAsia" w:hAnsiTheme="minorEastAsia"/>
-                <w:bCs/>
-                <w:color w:val="000000" w:themeColor="text1"/>
-                <w:sz w:val="18"/>
-                <w:szCs w:val="18"/>
-              </w:rPr>
-              <w:t>{{</w:t>
-            </w:r>
-            <w:r>
-              <w:rPr>
-                <w:rFonts w:asciiTheme="minorEastAsia" w:eastAsiaTheme="minorEastAsia" w:hAnsiTheme="minorEastAsia" w:hint="eastAsia"/>
-                <w:bCs/>
-                <w:color w:val="000000" w:themeColor="text1"/>
-                <w:sz w:val="18"/>
-                <w:szCs w:val="18"/>
-              </w:rPr>
-              <w:t>#이름</w:t>
-            </w:r>
-            <w:r>
-              <w:rPr>
-                <w:rFonts w:asciiTheme="minorEastAsia" w:eastAsiaTheme="minorEastAsia" w:hAnsiTheme="minorEastAsia"/>
-                <w:bCs/>
-                <w:color w:val="000000" w:themeColor="text1"/>
-                <w:sz w:val="18"/>
-                <w:szCs w:val="18"/>
-              </w:rPr>
-              <w:t>}}</w:t>
-            </w:r>
           </w:p>
         </w:tc>
         <w:tc>
@@ -5296,15 +4387,6 @@
                 <w:szCs w:val="24"/>
               </w:rPr>
             </w:pPr>
-            <w:r>
-              <w:rPr>
-                <w:rFonts w:asciiTheme="minorEastAsia" w:eastAsiaTheme="minorEastAsia" w:hAnsiTheme="minorEastAsia"/>
-                <w:b/>
-                <w:sz w:val="18"/>
-                <w:szCs w:val="18"/>
-              </w:rPr>
-              <w:t>{%근로자서명%}</w:t>
-            </w:r>
           </w:p>
         </w:tc>
         <w:tc>
@@ -5330,15 +4412,6 @@
                 <w:szCs w:val="24"/>
               </w:rPr>
             </w:pPr>
-            <w:r>
-              <w:rPr>
-                <w:rFonts w:asciiTheme="minorEastAsia" w:eastAsiaTheme="minorEastAsia" w:hAnsiTheme="minorEastAsia" w:hint="eastAsia"/>
-                <w:b/>
-                <w:sz w:val="24"/>
-                <w:szCs w:val="24"/>
-              </w:rPr>
-              <w:t>32</w:t>
-            </w:r>
           </w:p>
         </w:tc>
         <w:tc>
@@ -5363,36 +4436,6 @@
                 <w:szCs w:val="24"/>
               </w:rPr>
             </w:pPr>
-            <w:r>
-              <w:rPr>
-                <w:rFonts w:asciiTheme="minorEastAsia" w:eastAsiaTheme="minorEastAsia" w:hAnsiTheme="minorEastAsia"/>
-                <w:bCs/>
-                <w:color w:val="000000" w:themeColor="text1"/>
-                <w:sz w:val="18"/>
-                <w:szCs w:val="18"/>
-              </w:rPr>
-              <w:t>{{</w:t>
-            </w:r>
-            <w:r>
-              <w:rPr>
-                <w:rFonts w:asciiTheme="minorEastAsia" w:eastAsiaTheme="minorEastAsia" w:hAnsiTheme="minorEastAsia" w:hint="eastAsia"/>
-                <w:bCs/>
-                <w:color w:val="000000" w:themeColor="text1"/>
-                <w:sz w:val="18"/>
-                <w:szCs w:val="18"/>
-              </w:rPr>
-              <w:t>직군</w:t>
-            </w:r>
-            <w:r>
-              <w:rPr>
-                <w:rFonts w:asciiTheme="minorEastAsia" w:eastAsiaTheme="minorEastAsia" w:hAnsiTheme="minorEastAsia"/>
-                <w:bCs/>
-                <w:color w:val="000000" w:themeColor="text1"/>
-                <w:sz w:val="18"/>
-                <w:szCs w:val="18"/>
-              </w:rPr>
-              <w:t>}}</w:t>
-            </w:r>
           </w:p>
         </w:tc>
         <w:tc>
@@ -5417,36 +4460,6 @@
                 <w:szCs w:val="24"/>
               </w:rPr>
             </w:pPr>
-            <w:r>
-              <w:rPr>
-                <w:rFonts w:asciiTheme="minorEastAsia" w:eastAsiaTheme="minorEastAsia" w:hAnsiTheme="minorEastAsia"/>
-                <w:bCs/>
-                <w:color w:val="000000" w:themeColor="text1"/>
-                <w:sz w:val="18"/>
-                <w:szCs w:val="18"/>
-              </w:rPr>
-              <w:t>{{</w:t>
-            </w:r>
-            <w:r>
-              <w:rPr>
-                <w:rFonts w:asciiTheme="minorEastAsia" w:eastAsiaTheme="minorEastAsia" w:hAnsiTheme="minorEastAsia" w:hint="eastAsia"/>
-                <w:bCs/>
-                <w:color w:val="000000" w:themeColor="text1"/>
-                <w:sz w:val="18"/>
-                <w:szCs w:val="18"/>
-              </w:rPr>
-              <w:t>#이름</w:t>
-            </w:r>
-            <w:r>
-              <w:rPr>
-                <w:rFonts w:asciiTheme="minorEastAsia" w:eastAsiaTheme="minorEastAsia" w:hAnsiTheme="minorEastAsia"/>
-                <w:bCs/>
-                <w:color w:val="000000" w:themeColor="text1"/>
-                <w:sz w:val="18"/>
-                <w:szCs w:val="18"/>
-              </w:rPr>
-              <w:t>}}</w:t>
-            </w:r>
           </w:p>
         </w:tc>
         <w:tc>
@@ -5472,15 +4485,6 @@
                 <w:szCs w:val="24"/>
               </w:rPr>
             </w:pPr>
-            <w:r>
-              <w:rPr>
-                <w:rFonts w:asciiTheme="minorEastAsia" w:eastAsiaTheme="minorEastAsia" w:hAnsiTheme="minorEastAsia"/>
-                <w:b/>
-                <w:sz w:val="18"/>
-                <w:szCs w:val="18"/>
-              </w:rPr>
-              <w:t>{%근로자서명%}</w:t>
-            </w:r>
           </w:p>
         </w:tc>
       </w:tr>
@@ -5512,15 +4516,6 @@
                 <w:szCs w:val="24"/>
               </w:rPr>
             </w:pPr>
-            <w:r>
-              <w:rPr>
-                <w:rFonts w:asciiTheme="minorEastAsia" w:eastAsiaTheme="minorEastAsia" w:hAnsiTheme="minorEastAsia" w:hint="eastAsia"/>
-                <w:b/>
-                <w:sz w:val="24"/>
-                <w:szCs w:val="24"/>
-              </w:rPr>
-              <w:t>8</w:t>
-            </w:r>
           </w:p>
         </w:tc>
         <w:tc>
@@ -5545,36 +4540,6 @@
                 <w:szCs w:val="24"/>
               </w:rPr>
             </w:pPr>
-            <w:r>
-              <w:rPr>
-                <w:rFonts w:asciiTheme="minorEastAsia" w:eastAsiaTheme="minorEastAsia" w:hAnsiTheme="minorEastAsia"/>
-                <w:bCs/>
-                <w:color w:val="000000" w:themeColor="text1"/>
-                <w:sz w:val="18"/>
-                <w:szCs w:val="18"/>
-              </w:rPr>
-              <w:t>{{</w:t>
-            </w:r>
-            <w:r>
-              <w:rPr>
-                <w:rFonts w:asciiTheme="minorEastAsia" w:eastAsiaTheme="minorEastAsia" w:hAnsiTheme="minorEastAsia" w:hint="eastAsia"/>
-                <w:bCs/>
-                <w:color w:val="000000" w:themeColor="text1"/>
-                <w:sz w:val="18"/>
-                <w:szCs w:val="18"/>
-              </w:rPr>
-              <w:t>직군</w:t>
-            </w:r>
-            <w:r>
-              <w:rPr>
-                <w:rFonts w:asciiTheme="minorEastAsia" w:eastAsiaTheme="minorEastAsia" w:hAnsiTheme="minorEastAsia"/>
-                <w:bCs/>
-                <w:color w:val="000000" w:themeColor="text1"/>
-                <w:sz w:val="18"/>
-                <w:szCs w:val="18"/>
-              </w:rPr>
-              <w:t>}}</w:t>
-            </w:r>
           </w:p>
         </w:tc>
         <w:tc>
@@ -5599,36 +4564,6 @@
                 <w:szCs w:val="24"/>
               </w:rPr>
             </w:pPr>
-            <w:r>
-              <w:rPr>
-                <w:rFonts w:asciiTheme="minorEastAsia" w:eastAsiaTheme="minorEastAsia" w:hAnsiTheme="minorEastAsia"/>
-                <w:bCs/>
-                <w:color w:val="000000" w:themeColor="text1"/>
-                <w:sz w:val="18"/>
-                <w:szCs w:val="18"/>
-              </w:rPr>
-              <w:t>{{</w:t>
-            </w:r>
-            <w:r>
-              <w:rPr>
-                <w:rFonts w:asciiTheme="minorEastAsia" w:eastAsiaTheme="minorEastAsia" w:hAnsiTheme="minorEastAsia" w:hint="eastAsia"/>
-                <w:bCs/>
-                <w:color w:val="000000" w:themeColor="text1"/>
-                <w:sz w:val="18"/>
-                <w:szCs w:val="18"/>
-              </w:rPr>
-              <w:t>#이름</w:t>
-            </w:r>
-            <w:r>
-              <w:rPr>
-                <w:rFonts w:asciiTheme="minorEastAsia" w:eastAsiaTheme="minorEastAsia" w:hAnsiTheme="minorEastAsia"/>
-                <w:bCs/>
-                <w:color w:val="000000" w:themeColor="text1"/>
-                <w:sz w:val="18"/>
-                <w:szCs w:val="18"/>
-              </w:rPr>
-              <w:t>}}</w:t>
-            </w:r>
           </w:p>
         </w:tc>
         <w:tc>
@@ -5654,15 +4589,6 @@
                 <w:szCs w:val="24"/>
               </w:rPr>
             </w:pPr>
-            <w:r>
-              <w:rPr>
-                <w:rFonts w:asciiTheme="minorEastAsia" w:eastAsiaTheme="minorEastAsia" w:hAnsiTheme="minorEastAsia"/>
-                <w:b/>
-                <w:sz w:val="18"/>
-                <w:szCs w:val="18"/>
-              </w:rPr>
-              <w:t>{%근로자서명%}</w:t>
-            </w:r>
           </w:p>
         </w:tc>
         <w:tc>
@@ -5688,15 +4614,6 @@
                 <w:szCs w:val="24"/>
               </w:rPr>
             </w:pPr>
-            <w:r>
-              <w:rPr>
-                <w:rFonts w:asciiTheme="minorEastAsia" w:eastAsiaTheme="minorEastAsia" w:hAnsiTheme="minorEastAsia" w:hint="eastAsia"/>
-                <w:b/>
-                <w:sz w:val="24"/>
-                <w:szCs w:val="24"/>
-              </w:rPr>
-              <w:t>33</w:t>
-            </w:r>
           </w:p>
         </w:tc>
         <w:tc>
@@ -5721,36 +4638,6 @@
                 <w:szCs w:val="24"/>
               </w:rPr>
             </w:pPr>
-            <w:r>
-              <w:rPr>
-                <w:rFonts w:asciiTheme="minorEastAsia" w:eastAsiaTheme="minorEastAsia" w:hAnsiTheme="minorEastAsia"/>
-                <w:bCs/>
-                <w:color w:val="000000" w:themeColor="text1"/>
-                <w:sz w:val="18"/>
-                <w:szCs w:val="18"/>
-              </w:rPr>
-              <w:t>{{</w:t>
-            </w:r>
-            <w:r>
-              <w:rPr>
-                <w:rFonts w:asciiTheme="minorEastAsia" w:eastAsiaTheme="minorEastAsia" w:hAnsiTheme="minorEastAsia" w:hint="eastAsia"/>
-                <w:bCs/>
-                <w:color w:val="000000" w:themeColor="text1"/>
-                <w:sz w:val="18"/>
-                <w:szCs w:val="18"/>
-              </w:rPr>
-              <w:t>직군</w:t>
-            </w:r>
-            <w:r>
-              <w:rPr>
-                <w:rFonts w:asciiTheme="minorEastAsia" w:eastAsiaTheme="minorEastAsia" w:hAnsiTheme="minorEastAsia"/>
-                <w:bCs/>
-                <w:color w:val="000000" w:themeColor="text1"/>
-                <w:sz w:val="18"/>
-                <w:szCs w:val="18"/>
-              </w:rPr>
-              <w:t>}}</w:t>
-            </w:r>
           </w:p>
         </w:tc>
         <w:tc>
@@ -5775,36 +4662,6 @@
                 <w:szCs w:val="24"/>
               </w:rPr>
             </w:pPr>
-            <w:r>
-              <w:rPr>
-                <w:rFonts w:asciiTheme="minorEastAsia" w:eastAsiaTheme="minorEastAsia" w:hAnsiTheme="minorEastAsia"/>
-                <w:bCs/>
-                <w:color w:val="000000" w:themeColor="text1"/>
-                <w:sz w:val="18"/>
-                <w:szCs w:val="18"/>
-              </w:rPr>
-              <w:t>{{</w:t>
-            </w:r>
-            <w:r>
-              <w:rPr>
-                <w:rFonts w:asciiTheme="minorEastAsia" w:eastAsiaTheme="minorEastAsia" w:hAnsiTheme="minorEastAsia" w:hint="eastAsia"/>
-                <w:bCs/>
-                <w:color w:val="000000" w:themeColor="text1"/>
-                <w:sz w:val="18"/>
-                <w:szCs w:val="18"/>
-              </w:rPr>
-              <w:t>#이름</w:t>
-            </w:r>
-            <w:r>
-              <w:rPr>
-                <w:rFonts w:asciiTheme="minorEastAsia" w:eastAsiaTheme="minorEastAsia" w:hAnsiTheme="minorEastAsia"/>
-                <w:bCs/>
-                <w:color w:val="000000" w:themeColor="text1"/>
-                <w:sz w:val="18"/>
-                <w:szCs w:val="18"/>
-              </w:rPr>
-              <w:t>}}</w:t>
-            </w:r>
           </w:p>
         </w:tc>
         <w:tc>
@@ -5830,15 +4687,6 @@
                 <w:szCs w:val="24"/>
               </w:rPr>
             </w:pPr>
-            <w:r>
-              <w:rPr>
-                <w:rFonts w:asciiTheme="minorEastAsia" w:eastAsiaTheme="minorEastAsia" w:hAnsiTheme="minorEastAsia"/>
-                <w:b/>
-                <w:sz w:val="18"/>
-                <w:szCs w:val="18"/>
-              </w:rPr>
-              <w:t>{%근로자서명%}</w:t>
-            </w:r>
           </w:p>
         </w:tc>
       </w:tr>
@@ -5870,15 +4718,6 @@
                 <w:szCs w:val="24"/>
               </w:rPr>
             </w:pPr>
-            <w:r>
-              <w:rPr>
-                <w:rFonts w:asciiTheme="minorEastAsia" w:eastAsiaTheme="minorEastAsia" w:hAnsiTheme="minorEastAsia" w:hint="eastAsia"/>
-                <w:b/>
-                <w:sz w:val="24"/>
-                <w:szCs w:val="24"/>
-              </w:rPr>
-              <w:t>9</w:t>
-            </w:r>
           </w:p>
         </w:tc>
         <w:tc>
@@ -5903,36 +4742,6 @@
                 <w:szCs w:val="24"/>
               </w:rPr>
             </w:pPr>
-            <w:r>
-              <w:rPr>
-                <w:rFonts w:asciiTheme="minorEastAsia" w:eastAsiaTheme="minorEastAsia" w:hAnsiTheme="minorEastAsia"/>
-                <w:bCs/>
-                <w:color w:val="000000" w:themeColor="text1"/>
-                <w:sz w:val="18"/>
-                <w:szCs w:val="18"/>
-              </w:rPr>
-              <w:t>{{</w:t>
-            </w:r>
-            <w:r>
-              <w:rPr>
-                <w:rFonts w:asciiTheme="minorEastAsia" w:eastAsiaTheme="minorEastAsia" w:hAnsiTheme="minorEastAsia" w:hint="eastAsia"/>
-                <w:bCs/>
-                <w:color w:val="000000" w:themeColor="text1"/>
-                <w:sz w:val="18"/>
-                <w:szCs w:val="18"/>
-              </w:rPr>
-              <w:t>직군</w:t>
-            </w:r>
-            <w:r>
-              <w:rPr>
-                <w:rFonts w:asciiTheme="minorEastAsia" w:eastAsiaTheme="minorEastAsia" w:hAnsiTheme="minorEastAsia"/>
-                <w:bCs/>
-                <w:color w:val="000000" w:themeColor="text1"/>
-                <w:sz w:val="18"/>
-                <w:szCs w:val="18"/>
-              </w:rPr>
-              <w:t>}}</w:t>
-            </w:r>
           </w:p>
         </w:tc>
         <w:tc>
@@ -5957,36 +4766,6 @@
                 <w:szCs w:val="24"/>
               </w:rPr>
             </w:pPr>
-            <w:r>
-              <w:rPr>
-                <w:rFonts w:asciiTheme="minorEastAsia" w:eastAsiaTheme="minorEastAsia" w:hAnsiTheme="minorEastAsia"/>
-                <w:bCs/>
-                <w:color w:val="000000" w:themeColor="text1"/>
-                <w:sz w:val="18"/>
-                <w:szCs w:val="18"/>
-              </w:rPr>
-              <w:t>{{</w:t>
-            </w:r>
-            <w:r>
-              <w:rPr>
-                <w:rFonts w:asciiTheme="minorEastAsia" w:eastAsiaTheme="minorEastAsia" w:hAnsiTheme="minorEastAsia" w:hint="eastAsia"/>
-                <w:bCs/>
-                <w:color w:val="000000" w:themeColor="text1"/>
-                <w:sz w:val="18"/>
-                <w:szCs w:val="18"/>
-              </w:rPr>
-              <w:t>#이름</w:t>
-            </w:r>
-            <w:r>
-              <w:rPr>
-                <w:rFonts w:asciiTheme="minorEastAsia" w:eastAsiaTheme="minorEastAsia" w:hAnsiTheme="minorEastAsia"/>
-                <w:bCs/>
-                <w:color w:val="000000" w:themeColor="text1"/>
-                <w:sz w:val="18"/>
-                <w:szCs w:val="18"/>
-              </w:rPr>
-              <w:t>}}</w:t>
-            </w:r>
           </w:p>
         </w:tc>
         <w:tc>
@@ -6012,15 +4791,6 @@
                 <w:szCs w:val="24"/>
               </w:rPr>
             </w:pPr>
-            <w:r>
-              <w:rPr>
-                <w:rFonts w:asciiTheme="minorEastAsia" w:eastAsiaTheme="minorEastAsia" w:hAnsiTheme="minorEastAsia"/>
-                <w:b/>
-                <w:sz w:val="18"/>
-                <w:szCs w:val="18"/>
-              </w:rPr>
-              <w:t>{%근로자서명%}</w:t>
-            </w:r>
           </w:p>
         </w:tc>
         <w:tc>
@@ -6046,15 +4816,6 @@
                 <w:szCs w:val="24"/>
               </w:rPr>
             </w:pPr>
-            <w:r>
-              <w:rPr>
-                <w:rFonts w:asciiTheme="minorEastAsia" w:eastAsiaTheme="minorEastAsia" w:hAnsiTheme="minorEastAsia" w:hint="eastAsia"/>
-                <w:b/>
-                <w:sz w:val="24"/>
-                <w:szCs w:val="24"/>
-              </w:rPr>
-              <w:t>34</w:t>
-            </w:r>
           </w:p>
         </w:tc>
         <w:tc>
@@ -6079,36 +4840,6 @@
                 <w:szCs w:val="24"/>
               </w:rPr>
             </w:pPr>
-            <w:r>
-              <w:rPr>
-                <w:rFonts w:asciiTheme="minorEastAsia" w:eastAsiaTheme="minorEastAsia" w:hAnsiTheme="minorEastAsia"/>
-                <w:bCs/>
-                <w:color w:val="000000" w:themeColor="text1"/>
-                <w:sz w:val="18"/>
-                <w:szCs w:val="18"/>
-              </w:rPr>
-              <w:t>{{</w:t>
-            </w:r>
-            <w:r>
-              <w:rPr>
-                <w:rFonts w:asciiTheme="minorEastAsia" w:eastAsiaTheme="minorEastAsia" w:hAnsiTheme="minorEastAsia" w:hint="eastAsia"/>
-                <w:bCs/>
-                <w:color w:val="000000" w:themeColor="text1"/>
-                <w:sz w:val="18"/>
-                <w:szCs w:val="18"/>
-              </w:rPr>
-              <w:t>직군</w:t>
-            </w:r>
-            <w:r>
-              <w:rPr>
-                <w:rFonts w:asciiTheme="minorEastAsia" w:eastAsiaTheme="minorEastAsia" w:hAnsiTheme="minorEastAsia"/>
-                <w:bCs/>
-                <w:color w:val="000000" w:themeColor="text1"/>
-                <w:sz w:val="18"/>
-                <w:szCs w:val="18"/>
-              </w:rPr>
-              <w:t>}}</w:t>
-            </w:r>
           </w:p>
         </w:tc>
         <w:tc>
@@ -6133,36 +4864,6 @@
                 <w:szCs w:val="24"/>
               </w:rPr>
             </w:pPr>
-            <w:r>
-              <w:rPr>
-                <w:rFonts w:asciiTheme="minorEastAsia" w:eastAsiaTheme="minorEastAsia" w:hAnsiTheme="minorEastAsia"/>
-                <w:bCs/>
-                <w:color w:val="000000" w:themeColor="text1"/>
-                <w:sz w:val="18"/>
-                <w:szCs w:val="18"/>
-              </w:rPr>
-              <w:t>{{</w:t>
-            </w:r>
-            <w:r>
-              <w:rPr>
-                <w:rFonts w:asciiTheme="minorEastAsia" w:eastAsiaTheme="minorEastAsia" w:hAnsiTheme="minorEastAsia" w:hint="eastAsia"/>
-                <w:bCs/>
-                <w:color w:val="000000" w:themeColor="text1"/>
-                <w:sz w:val="18"/>
-                <w:szCs w:val="18"/>
-              </w:rPr>
-              <w:t>#이름</w:t>
-            </w:r>
-            <w:r>
-              <w:rPr>
-                <w:rFonts w:asciiTheme="minorEastAsia" w:eastAsiaTheme="minorEastAsia" w:hAnsiTheme="minorEastAsia"/>
-                <w:bCs/>
-                <w:color w:val="000000" w:themeColor="text1"/>
-                <w:sz w:val="18"/>
-                <w:szCs w:val="18"/>
-              </w:rPr>
-              <w:t>}}</w:t>
-            </w:r>
           </w:p>
         </w:tc>
         <w:tc>
@@ -6188,15 +4889,6 @@
                 <w:szCs w:val="24"/>
               </w:rPr>
             </w:pPr>
-            <w:r>
-              <w:rPr>
-                <w:rFonts w:asciiTheme="minorEastAsia" w:eastAsiaTheme="minorEastAsia" w:hAnsiTheme="minorEastAsia"/>
-                <w:b/>
-                <w:sz w:val="18"/>
-                <w:szCs w:val="18"/>
-              </w:rPr>
-              <w:t>{%근로자서명%}</w:t>
-            </w:r>
           </w:p>
         </w:tc>
       </w:tr>
@@ -6228,15 +4920,6 @@
                 <w:szCs w:val="24"/>
               </w:rPr>
             </w:pPr>
-            <w:r>
-              <w:rPr>
-                <w:rFonts w:asciiTheme="minorEastAsia" w:eastAsiaTheme="minorEastAsia" w:hAnsiTheme="minorEastAsia" w:hint="eastAsia"/>
-                <w:b/>
-                <w:sz w:val="24"/>
-                <w:szCs w:val="24"/>
-              </w:rPr>
-              <w:t>10</w:t>
-            </w:r>
           </w:p>
         </w:tc>
         <w:tc>
@@ -6261,36 +4944,6 @@
                 <w:szCs w:val="24"/>
               </w:rPr>
             </w:pPr>
-            <w:r>
-              <w:rPr>
-                <w:rFonts w:asciiTheme="minorEastAsia" w:eastAsiaTheme="minorEastAsia" w:hAnsiTheme="minorEastAsia"/>
-                <w:bCs/>
-                <w:color w:val="000000" w:themeColor="text1"/>
-                <w:sz w:val="18"/>
-                <w:szCs w:val="18"/>
-              </w:rPr>
-              <w:t>{{</w:t>
-            </w:r>
-            <w:r>
-              <w:rPr>
-                <w:rFonts w:asciiTheme="minorEastAsia" w:eastAsiaTheme="minorEastAsia" w:hAnsiTheme="minorEastAsia" w:hint="eastAsia"/>
-                <w:bCs/>
-                <w:color w:val="000000" w:themeColor="text1"/>
-                <w:sz w:val="18"/>
-                <w:szCs w:val="18"/>
-              </w:rPr>
-              <w:t>직군</w:t>
-            </w:r>
-            <w:r>
-              <w:rPr>
-                <w:rFonts w:asciiTheme="minorEastAsia" w:eastAsiaTheme="minorEastAsia" w:hAnsiTheme="minorEastAsia"/>
-                <w:bCs/>
-                <w:color w:val="000000" w:themeColor="text1"/>
-                <w:sz w:val="18"/>
-                <w:szCs w:val="18"/>
-              </w:rPr>
-              <w:t>}}</w:t>
-            </w:r>
           </w:p>
         </w:tc>
         <w:tc>
@@ -6315,36 +4968,6 @@
                 <w:szCs w:val="24"/>
               </w:rPr>
             </w:pPr>
-            <w:r>
-              <w:rPr>
-                <w:rFonts w:asciiTheme="minorEastAsia" w:eastAsiaTheme="minorEastAsia" w:hAnsiTheme="minorEastAsia"/>
-                <w:bCs/>
-                <w:color w:val="000000" w:themeColor="text1"/>
-                <w:sz w:val="18"/>
-                <w:szCs w:val="18"/>
-              </w:rPr>
-              <w:t>{{</w:t>
-            </w:r>
-            <w:r>
-              <w:rPr>
-                <w:rFonts w:asciiTheme="minorEastAsia" w:eastAsiaTheme="minorEastAsia" w:hAnsiTheme="minorEastAsia" w:hint="eastAsia"/>
-                <w:bCs/>
-                <w:color w:val="000000" w:themeColor="text1"/>
-                <w:sz w:val="18"/>
-                <w:szCs w:val="18"/>
-              </w:rPr>
-              <w:t>#이름</w:t>
-            </w:r>
-            <w:r>
-              <w:rPr>
-                <w:rFonts w:asciiTheme="minorEastAsia" w:eastAsiaTheme="minorEastAsia" w:hAnsiTheme="minorEastAsia"/>
-                <w:bCs/>
-                <w:color w:val="000000" w:themeColor="text1"/>
-                <w:sz w:val="18"/>
-                <w:szCs w:val="18"/>
-              </w:rPr>
-              <w:t>}}</w:t>
-            </w:r>
           </w:p>
         </w:tc>
         <w:tc>
@@ -6370,15 +4993,6 @@
                 <w:szCs w:val="24"/>
               </w:rPr>
             </w:pPr>
-            <w:r>
-              <w:rPr>
-                <w:rFonts w:asciiTheme="minorEastAsia" w:eastAsiaTheme="minorEastAsia" w:hAnsiTheme="minorEastAsia"/>
-                <w:b/>
-                <w:sz w:val="18"/>
-                <w:szCs w:val="18"/>
-              </w:rPr>
-              <w:t>{%근로자서명%}</w:t>
-            </w:r>
           </w:p>
         </w:tc>
         <w:tc>
@@ -6404,15 +5018,6 @@
                 <w:szCs w:val="24"/>
               </w:rPr>
             </w:pPr>
-            <w:r>
-              <w:rPr>
-                <w:rFonts w:asciiTheme="minorEastAsia" w:eastAsiaTheme="minorEastAsia" w:hAnsiTheme="minorEastAsia" w:hint="eastAsia"/>
-                <w:b/>
-                <w:sz w:val="24"/>
-                <w:szCs w:val="24"/>
-              </w:rPr>
-              <w:t>35</w:t>
-            </w:r>
           </w:p>
         </w:tc>
         <w:tc>
@@ -6437,36 +5042,6 @@
                 <w:szCs w:val="24"/>
               </w:rPr>
             </w:pPr>
-            <w:r>
-              <w:rPr>
-                <w:rFonts w:asciiTheme="minorEastAsia" w:eastAsiaTheme="minorEastAsia" w:hAnsiTheme="minorEastAsia"/>
-                <w:bCs/>
-                <w:color w:val="000000" w:themeColor="text1"/>
-                <w:sz w:val="18"/>
-                <w:szCs w:val="18"/>
-              </w:rPr>
-              <w:t>{{</w:t>
-            </w:r>
-            <w:r>
-              <w:rPr>
-                <w:rFonts w:asciiTheme="minorEastAsia" w:eastAsiaTheme="minorEastAsia" w:hAnsiTheme="minorEastAsia" w:hint="eastAsia"/>
-                <w:bCs/>
-                <w:color w:val="000000" w:themeColor="text1"/>
-                <w:sz w:val="18"/>
-                <w:szCs w:val="18"/>
-              </w:rPr>
-              <w:t>직군</w:t>
-            </w:r>
-            <w:r>
-              <w:rPr>
-                <w:rFonts w:asciiTheme="minorEastAsia" w:eastAsiaTheme="minorEastAsia" w:hAnsiTheme="minorEastAsia"/>
-                <w:bCs/>
-                <w:color w:val="000000" w:themeColor="text1"/>
-                <w:sz w:val="18"/>
-                <w:szCs w:val="18"/>
-              </w:rPr>
-              <w:t>}}</w:t>
-            </w:r>
           </w:p>
         </w:tc>
         <w:tc>
@@ -6491,36 +5066,6 @@
                 <w:szCs w:val="24"/>
               </w:rPr>
             </w:pPr>
-            <w:r>
-              <w:rPr>
-                <w:rFonts w:asciiTheme="minorEastAsia" w:eastAsiaTheme="minorEastAsia" w:hAnsiTheme="minorEastAsia"/>
-                <w:bCs/>
-                <w:color w:val="000000" w:themeColor="text1"/>
-                <w:sz w:val="18"/>
-                <w:szCs w:val="18"/>
-              </w:rPr>
-              <w:t>{{</w:t>
-            </w:r>
-            <w:r>
-              <w:rPr>
-                <w:rFonts w:asciiTheme="minorEastAsia" w:eastAsiaTheme="minorEastAsia" w:hAnsiTheme="minorEastAsia" w:hint="eastAsia"/>
-                <w:bCs/>
-                <w:color w:val="000000" w:themeColor="text1"/>
-                <w:sz w:val="18"/>
-                <w:szCs w:val="18"/>
-              </w:rPr>
-              <w:t>#이름</w:t>
-            </w:r>
-            <w:r>
-              <w:rPr>
-                <w:rFonts w:asciiTheme="minorEastAsia" w:eastAsiaTheme="minorEastAsia" w:hAnsiTheme="minorEastAsia"/>
-                <w:bCs/>
-                <w:color w:val="000000" w:themeColor="text1"/>
-                <w:sz w:val="18"/>
-                <w:szCs w:val="18"/>
-              </w:rPr>
-              <w:t>}}</w:t>
-            </w:r>
           </w:p>
         </w:tc>
         <w:tc>
@@ -6546,15 +5091,6 @@
                 <w:szCs w:val="24"/>
               </w:rPr>
             </w:pPr>
-            <w:r>
-              <w:rPr>
-                <w:rFonts w:asciiTheme="minorEastAsia" w:eastAsiaTheme="minorEastAsia" w:hAnsiTheme="minorEastAsia"/>
-                <w:b/>
-                <w:sz w:val="18"/>
-                <w:szCs w:val="18"/>
-              </w:rPr>
-              <w:t>{%근로자서명%}</w:t>
-            </w:r>
           </w:p>
         </w:tc>
       </w:tr>
@@ -6586,15 +5122,6 @@
                 <w:szCs w:val="24"/>
               </w:rPr>
             </w:pPr>
-            <w:r>
-              <w:rPr>
-                <w:rFonts w:asciiTheme="minorEastAsia" w:eastAsiaTheme="minorEastAsia" w:hAnsiTheme="minorEastAsia" w:hint="eastAsia"/>
-                <w:b/>
-                <w:sz w:val="24"/>
-                <w:szCs w:val="24"/>
-              </w:rPr>
-              <w:t>11</w:t>
-            </w:r>
           </w:p>
         </w:tc>
         <w:tc>
@@ -6619,36 +5146,6 @@
                 <w:szCs w:val="24"/>
               </w:rPr>
             </w:pPr>
-            <w:r>
-              <w:rPr>
-                <w:rFonts w:asciiTheme="minorEastAsia" w:eastAsiaTheme="minorEastAsia" w:hAnsiTheme="minorEastAsia"/>
-                <w:bCs/>
-                <w:color w:val="000000" w:themeColor="text1"/>
-                <w:sz w:val="18"/>
-                <w:szCs w:val="18"/>
-              </w:rPr>
-              <w:t>{{</w:t>
-            </w:r>
-            <w:r>
-              <w:rPr>
-                <w:rFonts w:asciiTheme="minorEastAsia" w:eastAsiaTheme="minorEastAsia" w:hAnsiTheme="minorEastAsia" w:hint="eastAsia"/>
-                <w:bCs/>
-                <w:color w:val="000000" w:themeColor="text1"/>
-                <w:sz w:val="18"/>
-                <w:szCs w:val="18"/>
-              </w:rPr>
-              <w:t>직군</w:t>
-            </w:r>
-            <w:r>
-              <w:rPr>
-                <w:rFonts w:asciiTheme="minorEastAsia" w:eastAsiaTheme="minorEastAsia" w:hAnsiTheme="minorEastAsia"/>
-                <w:bCs/>
-                <w:color w:val="000000" w:themeColor="text1"/>
-                <w:sz w:val="18"/>
-                <w:szCs w:val="18"/>
-              </w:rPr>
-              <w:t>}}</w:t>
-            </w:r>
           </w:p>
         </w:tc>
         <w:tc>
@@ -6673,36 +5170,6 @@
                 <w:szCs w:val="24"/>
               </w:rPr>
             </w:pPr>
-            <w:r>
-              <w:rPr>
-                <w:rFonts w:asciiTheme="minorEastAsia" w:eastAsiaTheme="minorEastAsia" w:hAnsiTheme="minorEastAsia"/>
-                <w:bCs/>
-                <w:color w:val="000000" w:themeColor="text1"/>
-                <w:sz w:val="18"/>
-                <w:szCs w:val="18"/>
-              </w:rPr>
-              <w:t>{{</w:t>
-            </w:r>
-            <w:r>
-              <w:rPr>
-                <w:rFonts w:asciiTheme="minorEastAsia" w:eastAsiaTheme="minorEastAsia" w:hAnsiTheme="minorEastAsia" w:hint="eastAsia"/>
-                <w:bCs/>
-                <w:color w:val="000000" w:themeColor="text1"/>
-                <w:sz w:val="18"/>
-                <w:szCs w:val="18"/>
-              </w:rPr>
-              <w:t>#이름</w:t>
-            </w:r>
-            <w:r>
-              <w:rPr>
-                <w:rFonts w:asciiTheme="minorEastAsia" w:eastAsiaTheme="minorEastAsia" w:hAnsiTheme="minorEastAsia"/>
-                <w:bCs/>
-                <w:color w:val="000000" w:themeColor="text1"/>
-                <w:sz w:val="18"/>
-                <w:szCs w:val="18"/>
-              </w:rPr>
-              <w:t>}}</w:t>
-            </w:r>
           </w:p>
         </w:tc>
         <w:tc>
@@ -6728,15 +5195,6 @@
                 <w:szCs w:val="24"/>
               </w:rPr>
             </w:pPr>
-            <w:r>
-              <w:rPr>
-                <w:rFonts w:asciiTheme="minorEastAsia" w:eastAsiaTheme="minorEastAsia" w:hAnsiTheme="minorEastAsia"/>
-                <w:b/>
-                <w:sz w:val="18"/>
-                <w:szCs w:val="18"/>
-              </w:rPr>
-              <w:t>{%근로자서명%}</w:t>
-            </w:r>
           </w:p>
         </w:tc>
         <w:tc>
@@ -6762,15 +5220,6 @@
                 <w:szCs w:val="24"/>
               </w:rPr>
             </w:pPr>
-            <w:r>
-              <w:rPr>
-                <w:rFonts w:asciiTheme="minorEastAsia" w:eastAsiaTheme="minorEastAsia" w:hAnsiTheme="minorEastAsia" w:hint="eastAsia"/>
-                <w:b/>
-                <w:sz w:val="24"/>
-                <w:szCs w:val="24"/>
-              </w:rPr>
-              <w:t>36</w:t>
-            </w:r>
           </w:p>
         </w:tc>
         <w:tc>
@@ -6795,36 +5244,6 @@
                 <w:szCs w:val="24"/>
               </w:rPr>
             </w:pPr>
-            <w:r>
-              <w:rPr>
-                <w:rFonts w:asciiTheme="minorEastAsia" w:eastAsiaTheme="minorEastAsia" w:hAnsiTheme="minorEastAsia"/>
-                <w:bCs/>
-                <w:color w:val="000000" w:themeColor="text1"/>
-                <w:sz w:val="18"/>
-                <w:szCs w:val="18"/>
-              </w:rPr>
-              <w:t>{{</w:t>
-            </w:r>
-            <w:r>
-              <w:rPr>
-                <w:rFonts w:asciiTheme="minorEastAsia" w:eastAsiaTheme="minorEastAsia" w:hAnsiTheme="minorEastAsia" w:hint="eastAsia"/>
-                <w:bCs/>
-                <w:color w:val="000000" w:themeColor="text1"/>
-                <w:sz w:val="18"/>
-                <w:szCs w:val="18"/>
-              </w:rPr>
-              <w:t>직군</w:t>
-            </w:r>
-            <w:r>
-              <w:rPr>
-                <w:rFonts w:asciiTheme="minorEastAsia" w:eastAsiaTheme="minorEastAsia" w:hAnsiTheme="minorEastAsia"/>
-                <w:bCs/>
-                <w:color w:val="000000" w:themeColor="text1"/>
-                <w:sz w:val="18"/>
-                <w:szCs w:val="18"/>
-              </w:rPr>
-              <w:t>}}</w:t>
-            </w:r>
           </w:p>
         </w:tc>
         <w:tc>
@@ -6849,36 +5268,6 @@
                 <w:szCs w:val="24"/>
               </w:rPr>
             </w:pPr>
-            <w:r>
-              <w:rPr>
-                <w:rFonts w:asciiTheme="minorEastAsia" w:eastAsiaTheme="minorEastAsia" w:hAnsiTheme="minorEastAsia"/>
-                <w:bCs/>
-                <w:color w:val="000000" w:themeColor="text1"/>
-                <w:sz w:val="18"/>
-                <w:szCs w:val="18"/>
-              </w:rPr>
-              <w:t>{{</w:t>
-            </w:r>
-            <w:r>
-              <w:rPr>
-                <w:rFonts w:asciiTheme="minorEastAsia" w:eastAsiaTheme="minorEastAsia" w:hAnsiTheme="minorEastAsia" w:hint="eastAsia"/>
-                <w:bCs/>
-                <w:color w:val="000000" w:themeColor="text1"/>
-                <w:sz w:val="18"/>
-                <w:szCs w:val="18"/>
-              </w:rPr>
-              <w:t>#이름</w:t>
-            </w:r>
-            <w:r>
-              <w:rPr>
-                <w:rFonts w:asciiTheme="minorEastAsia" w:eastAsiaTheme="minorEastAsia" w:hAnsiTheme="minorEastAsia"/>
-                <w:bCs/>
-                <w:color w:val="000000" w:themeColor="text1"/>
-                <w:sz w:val="18"/>
-                <w:szCs w:val="18"/>
-              </w:rPr>
-              <w:t>}}</w:t>
-            </w:r>
           </w:p>
         </w:tc>
         <w:tc>
@@ -6904,15 +5293,6 @@
                 <w:szCs w:val="24"/>
               </w:rPr>
             </w:pPr>
-            <w:r>
-              <w:rPr>
-                <w:rFonts w:asciiTheme="minorEastAsia" w:eastAsiaTheme="minorEastAsia" w:hAnsiTheme="minorEastAsia"/>
-                <w:b/>
-                <w:sz w:val="18"/>
-                <w:szCs w:val="18"/>
-              </w:rPr>
-              <w:t>{%근로자서명%}</w:t>
-            </w:r>
           </w:p>
         </w:tc>
       </w:tr>
@@ -6944,15 +5324,6 @@
                 <w:szCs w:val="24"/>
               </w:rPr>
             </w:pPr>
-            <w:r>
-              <w:rPr>
-                <w:rFonts w:asciiTheme="minorEastAsia" w:eastAsiaTheme="minorEastAsia" w:hAnsiTheme="minorEastAsia" w:hint="eastAsia"/>
-                <w:b/>
-                <w:sz w:val="24"/>
-                <w:szCs w:val="24"/>
-              </w:rPr>
-              <w:t>12</w:t>
-            </w:r>
           </w:p>
         </w:tc>
         <w:tc>
@@ -6977,36 +5348,6 @@
                 <w:szCs w:val="24"/>
               </w:rPr>
             </w:pPr>
-            <w:r>
-              <w:rPr>
-                <w:rFonts w:asciiTheme="minorEastAsia" w:eastAsiaTheme="minorEastAsia" w:hAnsiTheme="minorEastAsia"/>
-                <w:bCs/>
-                <w:color w:val="000000" w:themeColor="text1"/>
-                <w:sz w:val="18"/>
-                <w:szCs w:val="18"/>
-              </w:rPr>
-              <w:t>{{</w:t>
-            </w:r>
-            <w:r>
-              <w:rPr>
-                <w:rFonts w:asciiTheme="minorEastAsia" w:eastAsiaTheme="minorEastAsia" w:hAnsiTheme="minorEastAsia" w:hint="eastAsia"/>
-                <w:bCs/>
-                <w:color w:val="000000" w:themeColor="text1"/>
-                <w:sz w:val="18"/>
-                <w:szCs w:val="18"/>
-              </w:rPr>
-              <w:t>직군</w:t>
-            </w:r>
-            <w:r>
-              <w:rPr>
-                <w:rFonts w:asciiTheme="minorEastAsia" w:eastAsiaTheme="minorEastAsia" w:hAnsiTheme="minorEastAsia"/>
-                <w:bCs/>
-                <w:color w:val="000000" w:themeColor="text1"/>
-                <w:sz w:val="18"/>
-                <w:szCs w:val="18"/>
-              </w:rPr>
-              <w:t>}}</w:t>
-            </w:r>
           </w:p>
         </w:tc>
         <w:tc>
@@ -7031,36 +5372,6 @@
                 <w:szCs w:val="24"/>
               </w:rPr>
             </w:pPr>
-            <w:r>
-              <w:rPr>
-                <w:rFonts w:asciiTheme="minorEastAsia" w:eastAsiaTheme="minorEastAsia" w:hAnsiTheme="minorEastAsia"/>
-                <w:bCs/>
-                <w:color w:val="000000" w:themeColor="text1"/>
-                <w:sz w:val="18"/>
-                <w:szCs w:val="18"/>
-              </w:rPr>
-              <w:t>{{</w:t>
-            </w:r>
-            <w:r>
-              <w:rPr>
-                <w:rFonts w:asciiTheme="minorEastAsia" w:eastAsiaTheme="minorEastAsia" w:hAnsiTheme="minorEastAsia" w:hint="eastAsia"/>
-                <w:bCs/>
-                <w:color w:val="000000" w:themeColor="text1"/>
-                <w:sz w:val="18"/>
-                <w:szCs w:val="18"/>
-              </w:rPr>
-              <w:t>#이름</w:t>
-            </w:r>
-            <w:r>
-              <w:rPr>
-                <w:rFonts w:asciiTheme="minorEastAsia" w:eastAsiaTheme="minorEastAsia" w:hAnsiTheme="minorEastAsia"/>
-                <w:bCs/>
-                <w:color w:val="000000" w:themeColor="text1"/>
-                <w:sz w:val="18"/>
-                <w:szCs w:val="18"/>
-              </w:rPr>
-              <w:t>}}</w:t>
-            </w:r>
           </w:p>
         </w:tc>
         <w:tc>
@@ -7086,15 +5397,6 @@
                 <w:szCs w:val="24"/>
               </w:rPr>
             </w:pPr>
-            <w:r>
-              <w:rPr>
-                <w:rFonts w:asciiTheme="minorEastAsia" w:eastAsiaTheme="minorEastAsia" w:hAnsiTheme="minorEastAsia"/>
-                <w:b/>
-                <w:sz w:val="18"/>
-                <w:szCs w:val="18"/>
-              </w:rPr>
-              <w:t>{%근로자서명%}</w:t>
-            </w:r>
           </w:p>
         </w:tc>
         <w:tc>
@@ -7120,15 +5422,6 @@
                 <w:szCs w:val="24"/>
               </w:rPr>
             </w:pPr>
-            <w:r>
-              <w:rPr>
-                <w:rFonts w:asciiTheme="minorEastAsia" w:eastAsiaTheme="minorEastAsia" w:hAnsiTheme="minorEastAsia" w:hint="eastAsia"/>
-                <w:b/>
-                <w:sz w:val="24"/>
-                <w:szCs w:val="24"/>
-              </w:rPr>
-              <w:t>37</w:t>
-            </w:r>
           </w:p>
         </w:tc>
         <w:tc>
@@ -7153,36 +5446,6 @@
                 <w:szCs w:val="24"/>
               </w:rPr>
             </w:pPr>
-            <w:r>
-              <w:rPr>
-                <w:rFonts w:asciiTheme="minorEastAsia" w:eastAsiaTheme="minorEastAsia" w:hAnsiTheme="minorEastAsia"/>
-                <w:bCs/>
-                <w:color w:val="000000" w:themeColor="text1"/>
-                <w:sz w:val="18"/>
-                <w:szCs w:val="18"/>
-              </w:rPr>
-              <w:t>{{</w:t>
-            </w:r>
-            <w:r>
-              <w:rPr>
-                <w:rFonts w:asciiTheme="minorEastAsia" w:eastAsiaTheme="minorEastAsia" w:hAnsiTheme="minorEastAsia" w:hint="eastAsia"/>
-                <w:bCs/>
-                <w:color w:val="000000" w:themeColor="text1"/>
-                <w:sz w:val="18"/>
-                <w:szCs w:val="18"/>
-              </w:rPr>
-              <w:t>직군</w:t>
-            </w:r>
-            <w:r>
-              <w:rPr>
-                <w:rFonts w:asciiTheme="minorEastAsia" w:eastAsiaTheme="minorEastAsia" w:hAnsiTheme="minorEastAsia"/>
-                <w:bCs/>
-                <w:color w:val="000000" w:themeColor="text1"/>
-                <w:sz w:val="18"/>
-                <w:szCs w:val="18"/>
-              </w:rPr>
-              <w:t>}}</w:t>
-            </w:r>
           </w:p>
         </w:tc>
         <w:tc>
@@ -7207,36 +5470,6 @@
                 <w:szCs w:val="24"/>
               </w:rPr>
             </w:pPr>
-            <w:r>
-              <w:rPr>
-                <w:rFonts w:asciiTheme="minorEastAsia" w:eastAsiaTheme="minorEastAsia" w:hAnsiTheme="minorEastAsia"/>
-                <w:bCs/>
-                <w:color w:val="000000" w:themeColor="text1"/>
-                <w:sz w:val="18"/>
-                <w:szCs w:val="18"/>
-              </w:rPr>
-              <w:t>{{</w:t>
-            </w:r>
-            <w:r>
-              <w:rPr>
-                <w:rFonts w:asciiTheme="minorEastAsia" w:eastAsiaTheme="minorEastAsia" w:hAnsiTheme="minorEastAsia" w:hint="eastAsia"/>
-                <w:bCs/>
-                <w:color w:val="000000" w:themeColor="text1"/>
-                <w:sz w:val="18"/>
-                <w:szCs w:val="18"/>
-              </w:rPr>
-              <w:t>#이름</w:t>
-            </w:r>
-            <w:r>
-              <w:rPr>
-                <w:rFonts w:asciiTheme="minorEastAsia" w:eastAsiaTheme="minorEastAsia" w:hAnsiTheme="minorEastAsia"/>
-                <w:bCs/>
-                <w:color w:val="000000" w:themeColor="text1"/>
-                <w:sz w:val="18"/>
-                <w:szCs w:val="18"/>
-              </w:rPr>
-              <w:t>}}</w:t>
-            </w:r>
           </w:p>
         </w:tc>
         <w:tc>
@@ -7262,15 +5495,6 @@
                 <w:szCs w:val="24"/>
               </w:rPr>
             </w:pPr>
-            <w:r>
-              <w:rPr>
-                <w:rFonts w:asciiTheme="minorEastAsia" w:eastAsiaTheme="minorEastAsia" w:hAnsiTheme="minorEastAsia"/>
-                <w:b/>
-                <w:sz w:val="18"/>
-                <w:szCs w:val="18"/>
-              </w:rPr>
-              <w:t>{%근로자서명%}</w:t>
-            </w:r>
           </w:p>
         </w:tc>
       </w:tr>
@@ -7302,15 +5526,6 @@
                 <w:szCs w:val="24"/>
               </w:rPr>
             </w:pPr>
-            <w:r>
-              <w:rPr>
-                <w:rFonts w:asciiTheme="minorEastAsia" w:eastAsiaTheme="minorEastAsia" w:hAnsiTheme="minorEastAsia" w:hint="eastAsia"/>
-                <w:b/>
-                <w:sz w:val="24"/>
-                <w:szCs w:val="24"/>
-              </w:rPr>
-              <w:t>13</w:t>
-            </w:r>
           </w:p>
         </w:tc>
         <w:tc>
@@ -7335,36 +5550,6 @@
                 <w:szCs w:val="24"/>
               </w:rPr>
             </w:pPr>
-            <w:r>
-              <w:rPr>
-                <w:rFonts w:asciiTheme="minorEastAsia" w:eastAsiaTheme="minorEastAsia" w:hAnsiTheme="minorEastAsia"/>
-                <w:bCs/>
-                <w:color w:val="000000" w:themeColor="text1"/>
-                <w:sz w:val="18"/>
-                <w:szCs w:val="18"/>
-              </w:rPr>
-              <w:t>{{</w:t>
-            </w:r>
-            <w:r>
-              <w:rPr>
-                <w:rFonts w:asciiTheme="minorEastAsia" w:eastAsiaTheme="minorEastAsia" w:hAnsiTheme="minorEastAsia" w:hint="eastAsia"/>
-                <w:bCs/>
-                <w:color w:val="000000" w:themeColor="text1"/>
-                <w:sz w:val="18"/>
-                <w:szCs w:val="18"/>
-              </w:rPr>
-              <w:t>직군</w:t>
-            </w:r>
-            <w:r>
-              <w:rPr>
-                <w:rFonts w:asciiTheme="minorEastAsia" w:eastAsiaTheme="minorEastAsia" w:hAnsiTheme="minorEastAsia"/>
-                <w:bCs/>
-                <w:color w:val="000000" w:themeColor="text1"/>
-                <w:sz w:val="18"/>
-                <w:szCs w:val="18"/>
-              </w:rPr>
-              <w:t>}}</w:t>
-            </w:r>
           </w:p>
         </w:tc>
         <w:tc>
@@ -7389,36 +5574,6 @@
                 <w:szCs w:val="24"/>
               </w:rPr>
             </w:pPr>
-            <w:r>
-              <w:rPr>
-                <w:rFonts w:asciiTheme="minorEastAsia" w:eastAsiaTheme="minorEastAsia" w:hAnsiTheme="minorEastAsia"/>
-                <w:bCs/>
-                <w:color w:val="000000" w:themeColor="text1"/>
-                <w:sz w:val="18"/>
-                <w:szCs w:val="18"/>
-              </w:rPr>
-              <w:t>{{</w:t>
-            </w:r>
-            <w:r>
-              <w:rPr>
-                <w:rFonts w:asciiTheme="minorEastAsia" w:eastAsiaTheme="minorEastAsia" w:hAnsiTheme="minorEastAsia" w:hint="eastAsia"/>
-                <w:bCs/>
-                <w:color w:val="000000" w:themeColor="text1"/>
-                <w:sz w:val="18"/>
-                <w:szCs w:val="18"/>
-              </w:rPr>
-              <w:t>#이름</w:t>
-            </w:r>
-            <w:r>
-              <w:rPr>
-                <w:rFonts w:asciiTheme="minorEastAsia" w:eastAsiaTheme="minorEastAsia" w:hAnsiTheme="minorEastAsia"/>
-                <w:bCs/>
-                <w:color w:val="000000" w:themeColor="text1"/>
-                <w:sz w:val="18"/>
-                <w:szCs w:val="18"/>
-              </w:rPr>
-              <w:t>}}</w:t>
-            </w:r>
           </w:p>
         </w:tc>
         <w:tc>
@@ -7444,15 +5599,6 @@
                 <w:szCs w:val="24"/>
               </w:rPr>
             </w:pPr>
-            <w:r>
-              <w:rPr>
-                <w:rFonts w:asciiTheme="minorEastAsia" w:eastAsiaTheme="minorEastAsia" w:hAnsiTheme="minorEastAsia"/>
-                <w:b/>
-                <w:sz w:val="18"/>
-                <w:szCs w:val="18"/>
-              </w:rPr>
-              <w:t>{%근로자서명%}</w:t>
-            </w:r>
           </w:p>
         </w:tc>
         <w:tc>
@@ -7478,15 +5624,6 @@
                 <w:szCs w:val="24"/>
               </w:rPr>
             </w:pPr>
-            <w:r>
-              <w:rPr>
-                <w:rFonts w:asciiTheme="minorEastAsia" w:eastAsiaTheme="minorEastAsia" w:hAnsiTheme="minorEastAsia" w:hint="eastAsia"/>
-                <w:b/>
-                <w:sz w:val="24"/>
-                <w:szCs w:val="24"/>
-              </w:rPr>
-              <w:t>38</w:t>
-            </w:r>
           </w:p>
         </w:tc>
         <w:tc>
@@ -7511,36 +5648,6 @@
                 <w:szCs w:val="24"/>
               </w:rPr>
             </w:pPr>
-            <w:r>
-              <w:rPr>
-                <w:rFonts w:asciiTheme="minorEastAsia" w:eastAsiaTheme="minorEastAsia" w:hAnsiTheme="minorEastAsia"/>
-                <w:bCs/>
-                <w:color w:val="000000" w:themeColor="text1"/>
-                <w:sz w:val="18"/>
-                <w:szCs w:val="18"/>
-              </w:rPr>
-              <w:t>{{</w:t>
-            </w:r>
-            <w:r>
-              <w:rPr>
-                <w:rFonts w:asciiTheme="minorEastAsia" w:eastAsiaTheme="minorEastAsia" w:hAnsiTheme="minorEastAsia" w:hint="eastAsia"/>
-                <w:bCs/>
-                <w:color w:val="000000" w:themeColor="text1"/>
-                <w:sz w:val="18"/>
-                <w:szCs w:val="18"/>
-              </w:rPr>
-              <w:t>직군</w:t>
-            </w:r>
-            <w:r>
-              <w:rPr>
-                <w:rFonts w:asciiTheme="minorEastAsia" w:eastAsiaTheme="minorEastAsia" w:hAnsiTheme="minorEastAsia"/>
-                <w:bCs/>
-                <w:color w:val="000000" w:themeColor="text1"/>
-                <w:sz w:val="18"/>
-                <w:szCs w:val="18"/>
-              </w:rPr>
-              <w:t>}}</w:t>
-            </w:r>
           </w:p>
         </w:tc>
         <w:tc>
@@ -7565,36 +5672,6 @@
                 <w:szCs w:val="24"/>
               </w:rPr>
             </w:pPr>
-            <w:r>
-              <w:rPr>
-                <w:rFonts w:asciiTheme="minorEastAsia" w:eastAsiaTheme="minorEastAsia" w:hAnsiTheme="minorEastAsia"/>
-                <w:bCs/>
-                <w:color w:val="000000" w:themeColor="text1"/>
-                <w:sz w:val="18"/>
-                <w:szCs w:val="18"/>
-              </w:rPr>
-              <w:t>{{</w:t>
-            </w:r>
-            <w:r>
-              <w:rPr>
-                <w:rFonts w:asciiTheme="minorEastAsia" w:eastAsiaTheme="minorEastAsia" w:hAnsiTheme="minorEastAsia" w:hint="eastAsia"/>
-                <w:bCs/>
-                <w:color w:val="000000" w:themeColor="text1"/>
-                <w:sz w:val="18"/>
-                <w:szCs w:val="18"/>
-              </w:rPr>
-              <w:t>#이름</w:t>
-            </w:r>
-            <w:r>
-              <w:rPr>
-                <w:rFonts w:asciiTheme="minorEastAsia" w:eastAsiaTheme="minorEastAsia" w:hAnsiTheme="minorEastAsia"/>
-                <w:bCs/>
-                <w:color w:val="000000" w:themeColor="text1"/>
-                <w:sz w:val="18"/>
-                <w:szCs w:val="18"/>
-              </w:rPr>
-              <w:t>}}</w:t>
-            </w:r>
           </w:p>
         </w:tc>
         <w:tc>
@@ -7620,15 +5697,6 @@
                 <w:szCs w:val="24"/>
               </w:rPr>
             </w:pPr>
-            <w:r>
-              <w:rPr>
-                <w:rFonts w:asciiTheme="minorEastAsia" w:eastAsiaTheme="minorEastAsia" w:hAnsiTheme="minorEastAsia"/>
-                <w:b/>
-                <w:sz w:val="18"/>
-                <w:szCs w:val="18"/>
-              </w:rPr>
-              <w:t>{%근로자서명%}</w:t>
-            </w:r>
           </w:p>
         </w:tc>
       </w:tr>
@@ -7660,15 +5728,6 @@
                 <w:szCs w:val="24"/>
               </w:rPr>
             </w:pPr>
-            <w:r>
-              <w:rPr>
-                <w:rFonts w:asciiTheme="minorEastAsia" w:eastAsiaTheme="minorEastAsia" w:hAnsiTheme="minorEastAsia" w:hint="eastAsia"/>
-                <w:b/>
-                <w:sz w:val="24"/>
-                <w:szCs w:val="24"/>
-              </w:rPr>
-              <w:t>14</w:t>
-            </w:r>
           </w:p>
         </w:tc>
         <w:tc>
@@ -7693,36 +5752,6 @@
                 <w:szCs w:val="24"/>
               </w:rPr>
             </w:pPr>
-            <w:r>
-              <w:rPr>
-                <w:rFonts w:asciiTheme="minorEastAsia" w:eastAsiaTheme="minorEastAsia" w:hAnsiTheme="minorEastAsia"/>
-                <w:bCs/>
-                <w:color w:val="000000" w:themeColor="text1"/>
-                <w:sz w:val="18"/>
-                <w:szCs w:val="18"/>
-              </w:rPr>
-              <w:t>{{</w:t>
-            </w:r>
-            <w:r>
-              <w:rPr>
-                <w:rFonts w:asciiTheme="minorEastAsia" w:eastAsiaTheme="minorEastAsia" w:hAnsiTheme="minorEastAsia" w:hint="eastAsia"/>
-                <w:bCs/>
-                <w:color w:val="000000" w:themeColor="text1"/>
-                <w:sz w:val="18"/>
-                <w:szCs w:val="18"/>
-              </w:rPr>
-              <w:t>직군</w:t>
-            </w:r>
-            <w:r>
-              <w:rPr>
-                <w:rFonts w:asciiTheme="minorEastAsia" w:eastAsiaTheme="minorEastAsia" w:hAnsiTheme="minorEastAsia"/>
-                <w:bCs/>
-                <w:color w:val="000000" w:themeColor="text1"/>
-                <w:sz w:val="18"/>
-                <w:szCs w:val="18"/>
-              </w:rPr>
-              <w:t>}}</w:t>
-            </w:r>
           </w:p>
         </w:tc>
         <w:tc>
@@ -7747,36 +5776,6 @@
                 <w:szCs w:val="24"/>
               </w:rPr>
             </w:pPr>
-            <w:r>
-              <w:rPr>
-                <w:rFonts w:asciiTheme="minorEastAsia" w:eastAsiaTheme="minorEastAsia" w:hAnsiTheme="minorEastAsia"/>
-                <w:bCs/>
-                <w:color w:val="000000" w:themeColor="text1"/>
-                <w:sz w:val="18"/>
-                <w:szCs w:val="18"/>
-              </w:rPr>
-              <w:t>{{</w:t>
-            </w:r>
-            <w:r>
-              <w:rPr>
-                <w:rFonts w:asciiTheme="minorEastAsia" w:eastAsiaTheme="minorEastAsia" w:hAnsiTheme="minorEastAsia" w:hint="eastAsia"/>
-                <w:bCs/>
-                <w:color w:val="000000" w:themeColor="text1"/>
-                <w:sz w:val="18"/>
-                <w:szCs w:val="18"/>
-              </w:rPr>
-              <w:t>#이름</w:t>
-            </w:r>
-            <w:r>
-              <w:rPr>
-                <w:rFonts w:asciiTheme="minorEastAsia" w:eastAsiaTheme="minorEastAsia" w:hAnsiTheme="minorEastAsia"/>
-                <w:bCs/>
-                <w:color w:val="000000" w:themeColor="text1"/>
-                <w:sz w:val="18"/>
-                <w:szCs w:val="18"/>
-              </w:rPr>
-              <w:t>}}</w:t>
-            </w:r>
           </w:p>
         </w:tc>
         <w:tc>
@@ -7802,15 +5801,6 @@
                 <w:szCs w:val="24"/>
               </w:rPr>
             </w:pPr>
-            <w:r>
-              <w:rPr>
-                <w:rFonts w:asciiTheme="minorEastAsia" w:eastAsiaTheme="minorEastAsia" w:hAnsiTheme="minorEastAsia"/>
-                <w:b/>
-                <w:sz w:val="18"/>
-                <w:szCs w:val="18"/>
-              </w:rPr>
-              <w:t>{%근로자서명%}</w:t>
-            </w:r>
           </w:p>
         </w:tc>
         <w:tc>
@@ -7836,15 +5826,6 @@
                 <w:szCs w:val="24"/>
               </w:rPr>
             </w:pPr>
-            <w:r>
-              <w:rPr>
-                <w:rFonts w:asciiTheme="minorEastAsia" w:eastAsiaTheme="minorEastAsia" w:hAnsiTheme="minorEastAsia" w:hint="eastAsia"/>
-                <w:b/>
-                <w:sz w:val="24"/>
-                <w:szCs w:val="24"/>
-              </w:rPr>
-              <w:t>39</w:t>
-            </w:r>
           </w:p>
         </w:tc>
         <w:tc>
@@ -7869,36 +5850,6 @@
                 <w:szCs w:val="24"/>
               </w:rPr>
             </w:pPr>
-            <w:r>
-              <w:rPr>
-                <w:rFonts w:asciiTheme="minorEastAsia" w:eastAsiaTheme="minorEastAsia" w:hAnsiTheme="minorEastAsia"/>
-                <w:bCs/>
-                <w:color w:val="000000" w:themeColor="text1"/>
-                <w:sz w:val="18"/>
-                <w:szCs w:val="18"/>
-              </w:rPr>
-              <w:t>{{</w:t>
-            </w:r>
-            <w:r>
-              <w:rPr>
-                <w:rFonts w:asciiTheme="minorEastAsia" w:eastAsiaTheme="minorEastAsia" w:hAnsiTheme="minorEastAsia" w:hint="eastAsia"/>
-                <w:bCs/>
-                <w:color w:val="000000" w:themeColor="text1"/>
-                <w:sz w:val="18"/>
-                <w:szCs w:val="18"/>
-              </w:rPr>
-              <w:t>직군</w:t>
-            </w:r>
-            <w:r>
-              <w:rPr>
-                <w:rFonts w:asciiTheme="minorEastAsia" w:eastAsiaTheme="minorEastAsia" w:hAnsiTheme="minorEastAsia"/>
-                <w:bCs/>
-                <w:color w:val="000000" w:themeColor="text1"/>
-                <w:sz w:val="18"/>
-                <w:szCs w:val="18"/>
-              </w:rPr>
-              <w:t>}}</w:t>
-            </w:r>
           </w:p>
         </w:tc>
         <w:tc>
@@ -7923,36 +5874,6 @@
                 <w:szCs w:val="24"/>
               </w:rPr>
             </w:pPr>
-            <w:r>
-              <w:rPr>
-                <w:rFonts w:asciiTheme="minorEastAsia" w:eastAsiaTheme="minorEastAsia" w:hAnsiTheme="minorEastAsia"/>
-                <w:bCs/>
-                <w:color w:val="000000" w:themeColor="text1"/>
-                <w:sz w:val="18"/>
-                <w:szCs w:val="18"/>
-              </w:rPr>
-              <w:t>{{</w:t>
-            </w:r>
-            <w:r>
-              <w:rPr>
-                <w:rFonts w:asciiTheme="minorEastAsia" w:eastAsiaTheme="minorEastAsia" w:hAnsiTheme="minorEastAsia" w:hint="eastAsia"/>
-                <w:bCs/>
-                <w:color w:val="000000" w:themeColor="text1"/>
-                <w:sz w:val="18"/>
-                <w:szCs w:val="18"/>
-              </w:rPr>
-              <w:t>#이름</w:t>
-            </w:r>
-            <w:r>
-              <w:rPr>
-                <w:rFonts w:asciiTheme="minorEastAsia" w:eastAsiaTheme="minorEastAsia" w:hAnsiTheme="minorEastAsia"/>
-                <w:bCs/>
-                <w:color w:val="000000" w:themeColor="text1"/>
-                <w:sz w:val="18"/>
-                <w:szCs w:val="18"/>
-              </w:rPr>
-              <w:t>}}</w:t>
-            </w:r>
           </w:p>
         </w:tc>
         <w:tc>
@@ -7978,15 +5899,6 @@
                 <w:szCs w:val="24"/>
               </w:rPr>
             </w:pPr>
-            <w:r>
-              <w:rPr>
-                <w:rFonts w:asciiTheme="minorEastAsia" w:eastAsiaTheme="minorEastAsia" w:hAnsiTheme="minorEastAsia"/>
-                <w:b/>
-                <w:sz w:val="18"/>
-                <w:szCs w:val="18"/>
-              </w:rPr>
-              <w:t>{%근로자서명%}</w:t>
-            </w:r>
           </w:p>
         </w:tc>
       </w:tr>
@@ -8018,15 +5930,6 @@
                 <w:szCs w:val="24"/>
               </w:rPr>
             </w:pPr>
-            <w:r>
-              <w:rPr>
-                <w:rFonts w:asciiTheme="minorEastAsia" w:eastAsiaTheme="minorEastAsia" w:hAnsiTheme="minorEastAsia" w:hint="eastAsia"/>
-                <w:b/>
-                <w:sz w:val="24"/>
-                <w:szCs w:val="24"/>
-              </w:rPr>
-              <w:t>15</w:t>
-            </w:r>
           </w:p>
         </w:tc>
         <w:tc>
@@ -8051,36 +5954,6 @@
                 <w:szCs w:val="24"/>
               </w:rPr>
             </w:pPr>
-            <w:r>
-              <w:rPr>
-                <w:rFonts w:asciiTheme="minorEastAsia" w:eastAsiaTheme="minorEastAsia" w:hAnsiTheme="minorEastAsia"/>
-                <w:bCs/>
-                <w:color w:val="000000" w:themeColor="text1"/>
-                <w:sz w:val="18"/>
-                <w:szCs w:val="18"/>
-              </w:rPr>
-              <w:t>{{</w:t>
-            </w:r>
-            <w:r>
-              <w:rPr>
-                <w:rFonts w:asciiTheme="minorEastAsia" w:eastAsiaTheme="minorEastAsia" w:hAnsiTheme="minorEastAsia" w:hint="eastAsia"/>
-                <w:bCs/>
-                <w:color w:val="000000" w:themeColor="text1"/>
-                <w:sz w:val="18"/>
-                <w:szCs w:val="18"/>
-              </w:rPr>
-              <w:t>직군</w:t>
-            </w:r>
-            <w:r>
-              <w:rPr>
-                <w:rFonts w:asciiTheme="minorEastAsia" w:eastAsiaTheme="minorEastAsia" w:hAnsiTheme="minorEastAsia"/>
-                <w:bCs/>
-                <w:color w:val="000000" w:themeColor="text1"/>
-                <w:sz w:val="18"/>
-                <w:szCs w:val="18"/>
-              </w:rPr>
-              <w:t>}}</w:t>
-            </w:r>
           </w:p>
         </w:tc>
         <w:tc>
@@ -8105,36 +5978,6 @@
                 <w:szCs w:val="24"/>
               </w:rPr>
             </w:pPr>
-            <w:r>
-              <w:rPr>
-                <w:rFonts w:asciiTheme="minorEastAsia" w:eastAsiaTheme="minorEastAsia" w:hAnsiTheme="minorEastAsia"/>
-                <w:bCs/>
-                <w:color w:val="000000" w:themeColor="text1"/>
-                <w:sz w:val="18"/>
-                <w:szCs w:val="18"/>
-              </w:rPr>
-              <w:t>{{</w:t>
-            </w:r>
-            <w:r>
-              <w:rPr>
-                <w:rFonts w:asciiTheme="minorEastAsia" w:eastAsiaTheme="minorEastAsia" w:hAnsiTheme="minorEastAsia" w:hint="eastAsia"/>
-                <w:bCs/>
-                <w:color w:val="000000" w:themeColor="text1"/>
-                <w:sz w:val="18"/>
-                <w:szCs w:val="18"/>
-              </w:rPr>
-              <w:t>#이름</w:t>
-            </w:r>
-            <w:r>
-              <w:rPr>
-                <w:rFonts w:asciiTheme="minorEastAsia" w:eastAsiaTheme="minorEastAsia" w:hAnsiTheme="minorEastAsia"/>
-                <w:bCs/>
-                <w:color w:val="000000" w:themeColor="text1"/>
-                <w:sz w:val="18"/>
-                <w:szCs w:val="18"/>
-              </w:rPr>
-              <w:t>}}</w:t>
-            </w:r>
           </w:p>
         </w:tc>
         <w:tc>
@@ -8160,15 +6003,6 @@
                 <w:szCs w:val="24"/>
               </w:rPr>
             </w:pPr>
-            <w:r>
-              <w:rPr>
-                <w:rFonts w:asciiTheme="minorEastAsia" w:eastAsiaTheme="minorEastAsia" w:hAnsiTheme="minorEastAsia"/>
-                <w:b/>
-                <w:sz w:val="18"/>
-                <w:szCs w:val="18"/>
-              </w:rPr>
-              <w:t>{%근로자서명%}</w:t>
-            </w:r>
           </w:p>
         </w:tc>
         <w:tc>
@@ -8194,15 +6028,6 @@
                 <w:szCs w:val="24"/>
               </w:rPr>
             </w:pPr>
-            <w:r>
-              <w:rPr>
-                <w:rFonts w:asciiTheme="minorEastAsia" w:eastAsiaTheme="minorEastAsia" w:hAnsiTheme="minorEastAsia" w:hint="eastAsia"/>
-                <w:b/>
-                <w:sz w:val="24"/>
-                <w:szCs w:val="24"/>
-              </w:rPr>
-              <w:t>40</w:t>
-            </w:r>
           </w:p>
         </w:tc>
         <w:tc>
@@ -8227,36 +6052,6 @@
                 <w:szCs w:val="24"/>
               </w:rPr>
             </w:pPr>
-            <w:r>
-              <w:rPr>
-                <w:rFonts w:asciiTheme="minorEastAsia" w:eastAsiaTheme="minorEastAsia" w:hAnsiTheme="minorEastAsia"/>
-                <w:bCs/>
-                <w:color w:val="000000" w:themeColor="text1"/>
-                <w:sz w:val="18"/>
-                <w:szCs w:val="18"/>
-              </w:rPr>
-              <w:t>{{</w:t>
-            </w:r>
-            <w:r>
-              <w:rPr>
-                <w:rFonts w:asciiTheme="minorEastAsia" w:eastAsiaTheme="minorEastAsia" w:hAnsiTheme="minorEastAsia" w:hint="eastAsia"/>
-                <w:bCs/>
-                <w:color w:val="000000" w:themeColor="text1"/>
-                <w:sz w:val="18"/>
-                <w:szCs w:val="18"/>
-              </w:rPr>
-              <w:t>직군</w:t>
-            </w:r>
-            <w:r>
-              <w:rPr>
-                <w:rFonts w:asciiTheme="minorEastAsia" w:eastAsiaTheme="minorEastAsia" w:hAnsiTheme="minorEastAsia"/>
-                <w:bCs/>
-                <w:color w:val="000000" w:themeColor="text1"/>
-                <w:sz w:val="18"/>
-                <w:szCs w:val="18"/>
-              </w:rPr>
-              <w:t>}}</w:t>
-            </w:r>
           </w:p>
         </w:tc>
         <w:tc>
@@ -8281,36 +6076,6 @@
                 <w:szCs w:val="24"/>
               </w:rPr>
             </w:pPr>
-            <w:r>
-              <w:rPr>
-                <w:rFonts w:asciiTheme="minorEastAsia" w:eastAsiaTheme="minorEastAsia" w:hAnsiTheme="minorEastAsia"/>
-                <w:bCs/>
-                <w:color w:val="000000" w:themeColor="text1"/>
-                <w:sz w:val="18"/>
-                <w:szCs w:val="18"/>
-              </w:rPr>
-              <w:t>{{</w:t>
-            </w:r>
-            <w:r>
-              <w:rPr>
-                <w:rFonts w:asciiTheme="minorEastAsia" w:eastAsiaTheme="minorEastAsia" w:hAnsiTheme="minorEastAsia" w:hint="eastAsia"/>
-                <w:bCs/>
-                <w:color w:val="000000" w:themeColor="text1"/>
-                <w:sz w:val="18"/>
-                <w:szCs w:val="18"/>
-              </w:rPr>
-              <w:t>#이름</w:t>
-            </w:r>
-            <w:r>
-              <w:rPr>
-                <w:rFonts w:asciiTheme="minorEastAsia" w:eastAsiaTheme="minorEastAsia" w:hAnsiTheme="minorEastAsia"/>
-                <w:bCs/>
-                <w:color w:val="000000" w:themeColor="text1"/>
-                <w:sz w:val="18"/>
-                <w:szCs w:val="18"/>
-              </w:rPr>
-              <w:t>}}</w:t>
-            </w:r>
           </w:p>
         </w:tc>
         <w:tc>
@@ -8336,15 +6101,6 @@
                 <w:szCs w:val="24"/>
               </w:rPr>
             </w:pPr>
-            <w:r>
-              <w:rPr>
-                <w:rFonts w:asciiTheme="minorEastAsia" w:eastAsiaTheme="minorEastAsia" w:hAnsiTheme="minorEastAsia"/>
-                <w:b/>
-                <w:sz w:val="18"/>
-                <w:szCs w:val="18"/>
-              </w:rPr>
-              <w:t>{%근로자서명%}</w:t>
-            </w:r>
           </w:p>
         </w:tc>
       </w:tr>
@@ -8376,15 +6132,6 @@
                 <w:szCs w:val="24"/>
               </w:rPr>
             </w:pPr>
-            <w:r>
-              <w:rPr>
-                <w:rFonts w:asciiTheme="minorEastAsia" w:eastAsiaTheme="minorEastAsia" w:hAnsiTheme="minorEastAsia" w:hint="eastAsia"/>
-                <w:b/>
-                <w:sz w:val="24"/>
-                <w:szCs w:val="24"/>
-              </w:rPr>
-              <w:t>16</w:t>
-            </w:r>
           </w:p>
         </w:tc>
         <w:tc>
@@ -8409,36 +6156,6 @@
                 <w:szCs w:val="24"/>
               </w:rPr>
             </w:pPr>
-            <w:r>
-              <w:rPr>
-                <w:rFonts w:asciiTheme="minorEastAsia" w:eastAsiaTheme="minorEastAsia" w:hAnsiTheme="minorEastAsia"/>
-                <w:bCs/>
-                <w:color w:val="000000" w:themeColor="text1"/>
-                <w:sz w:val="18"/>
-                <w:szCs w:val="18"/>
-              </w:rPr>
-              <w:t>{{</w:t>
-            </w:r>
-            <w:r>
-              <w:rPr>
-                <w:rFonts w:asciiTheme="minorEastAsia" w:eastAsiaTheme="minorEastAsia" w:hAnsiTheme="minorEastAsia" w:hint="eastAsia"/>
-                <w:bCs/>
-                <w:color w:val="000000" w:themeColor="text1"/>
-                <w:sz w:val="18"/>
-                <w:szCs w:val="18"/>
-              </w:rPr>
-              <w:t>직군</w:t>
-            </w:r>
-            <w:r>
-              <w:rPr>
-                <w:rFonts w:asciiTheme="minorEastAsia" w:eastAsiaTheme="minorEastAsia" w:hAnsiTheme="minorEastAsia"/>
-                <w:bCs/>
-                <w:color w:val="000000" w:themeColor="text1"/>
-                <w:sz w:val="18"/>
-                <w:szCs w:val="18"/>
-              </w:rPr>
-              <w:t>}}</w:t>
-            </w:r>
           </w:p>
         </w:tc>
         <w:tc>
@@ -8463,36 +6180,6 @@
                 <w:szCs w:val="24"/>
               </w:rPr>
             </w:pPr>
-            <w:r>
-              <w:rPr>
-                <w:rFonts w:asciiTheme="minorEastAsia" w:eastAsiaTheme="minorEastAsia" w:hAnsiTheme="minorEastAsia"/>
-                <w:bCs/>
-                <w:color w:val="000000" w:themeColor="text1"/>
-                <w:sz w:val="18"/>
-                <w:szCs w:val="18"/>
-              </w:rPr>
-              <w:t>{{</w:t>
-            </w:r>
-            <w:r>
-              <w:rPr>
-                <w:rFonts w:asciiTheme="minorEastAsia" w:eastAsiaTheme="minorEastAsia" w:hAnsiTheme="minorEastAsia" w:hint="eastAsia"/>
-                <w:bCs/>
-                <w:color w:val="000000" w:themeColor="text1"/>
-                <w:sz w:val="18"/>
-                <w:szCs w:val="18"/>
-              </w:rPr>
-              <w:t>#이름</w:t>
-            </w:r>
-            <w:r>
-              <w:rPr>
-                <w:rFonts w:asciiTheme="minorEastAsia" w:eastAsiaTheme="minorEastAsia" w:hAnsiTheme="minorEastAsia"/>
-                <w:bCs/>
-                <w:color w:val="000000" w:themeColor="text1"/>
-                <w:sz w:val="18"/>
-                <w:szCs w:val="18"/>
-              </w:rPr>
-              <w:t>}}</w:t>
-            </w:r>
           </w:p>
         </w:tc>
         <w:tc>
@@ -8518,15 +6205,6 @@
                 <w:szCs w:val="24"/>
               </w:rPr>
             </w:pPr>
-            <w:r>
-              <w:rPr>
-                <w:rFonts w:asciiTheme="minorEastAsia" w:eastAsiaTheme="minorEastAsia" w:hAnsiTheme="minorEastAsia"/>
-                <w:b/>
-                <w:sz w:val="18"/>
-                <w:szCs w:val="18"/>
-              </w:rPr>
-              <w:t>{%근로자서명%}</w:t>
-            </w:r>
           </w:p>
         </w:tc>
         <w:tc>
@@ -8552,15 +6230,6 @@
                 <w:szCs w:val="24"/>
               </w:rPr>
             </w:pPr>
-            <w:r>
-              <w:rPr>
-                <w:rFonts w:asciiTheme="minorEastAsia" w:eastAsiaTheme="minorEastAsia" w:hAnsiTheme="minorEastAsia" w:hint="eastAsia"/>
-                <w:b/>
-                <w:sz w:val="24"/>
-                <w:szCs w:val="24"/>
-              </w:rPr>
-              <w:t>41</w:t>
-            </w:r>
           </w:p>
         </w:tc>
         <w:tc>
@@ -8585,36 +6254,6 @@
                 <w:szCs w:val="24"/>
               </w:rPr>
             </w:pPr>
-            <w:r>
-              <w:rPr>
-                <w:rFonts w:asciiTheme="minorEastAsia" w:eastAsiaTheme="minorEastAsia" w:hAnsiTheme="minorEastAsia"/>
-                <w:bCs/>
-                <w:color w:val="000000" w:themeColor="text1"/>
-                <w:sz w:val="18"/>
-                <w:szCs w:val="18"/>
-              </w:rPr>
-              <w:t>{{</w:t>
-            </w:r>
-            <w:r>
-              <w:rPr>
-                <w:rFonts w:asciiTheme="minorEastAsia" w:eastAsiaTheme="minorEastAsia" w:hAnsiTheme="minorEastAsia" w:hint="eastAsia"/>
-                <w:bCs/>
-                <w:color w:val="000000" w:themeColor="text1"/>
-                <w:sz w:val="18"/>
-                <w:szCs w:val="18"/>
-              </w:rPr>
-              <w:t>직군</w:t>
-            </w:r>
-            <w:r>
-              <w:rPr>
-                <w:rFonts w:asciiTheme="minorEastAsia" w:eastAsiaTheme="minorEastAsia" w:hAnsiTheme="minorEastAsia"/>
-                <w:bCs/>
-                <w:color w:val="000000" w:themeColor="text1"/>
-                <w:sz w:val="18"/>
-                <w:szCs w:val="18"/>
-              </w:rPr>
-              <w:t>}}</w:t>
-            </w:r>
           </w:p>
         </w:tc>
         <w:tc>
@@ -8639,36 +6278,6 @@
                 <w:szCs w:val="24"/>
               </w:rPr>
             </w:pPr>
-            <w:r>
-              <w:rPr>
-                <w:rFonts w:asciiTheme="minorEastAsia" w:eastAsiaTheme="minorEastAsia" w:hAnsiTheme="minorEastAsia"/>
-                <w:bCs/>
-                <w:color w:val="000000" w:themeColor="text1"/>
-                <w:sz w:val="18"/>
-                <w:szCs w:val="18"/>
-              </w:rPr>
-              <w:t>{{</w:t>
-            </w:r>
-            <w:r>
-              <w:rPr>
-                <w:rFonts w:asciiTheme="minorEastAsia" w:eastAsiaTheme="minorEastAsia" w:hAnsiTheme="minorEastAsia" w:hint="eastAsia"/>
-                <w:bCs/>
-                <w:color w:val="000000" w:themeColor="text1"/>
-                <w:sz w:val="18"/>
-                <w:szCs w:val="18"/>
-              </w:rPr>
-              <w:t>#이름</w:t>
-            </w:r>
-            <w:r>
-              <w:rPr>
-                <w:rFonts w:asciiTheme="minorEastAsia" w:eastAsiaTheme="minorEastAsia" w:hAnsiTheme="minorEastAsia"/>
-                <w:bCs/>
-                <w:color w:val="000000" w:themeColor="text1"/>
-                <w:sz w:val="18"/>
-                <w:szCs w:val="18"/>
-              </w:rPr>
-              <w:t>}}</w:t>
-            </w:r>
           </w:p>
         </w:tc>
         <w:tc>
@@ -8694,15 +6303,6 @@
                 <w:szCs w:val="24"/>
               </w:rPr>
             </w:pPr>
-            <w:r>
-              <w:rPr>
-                <w:rFonts w:asciiTheme="minorEastAsia" w:eastAsiaTheme="minorEastAsia" w:hAnsiTheme="minorEastAsia"/>
-                <w:b/>
-                <w:sz w:val="18"/>
-                <w:szCs w:val="18"/>
-              </w:rPr>
-              <w:t>{%근로자서명%}</w:t>
-            </w:r>
           </w:p>
         </w:tc>
       </w:tr>
@@ -8734,15 +6334,6 @@
                 <w:szCs w:val="24"/>
               </w:rPr>
             </w:pPr>
-            <w:r>
-              <w:rPr>
-                <w:rFonts w:asciiTheme="minorEastAsia" w:eastAsiaTheme="minorEastAsia" w:hAnsiTheme="minorEastAsia" w:hint="eastAsia"/>
-                <w:b/>
-                <w:sz w:val="24"/>
-                <w:szCs w:val="24"/>
-              </w:rPr>
-              <w:t>17</w:t>
-            </w:r>
           </w:p>
         </w:tc>
         <w:tc>
@@ -8767,36 +6358,6 @@
                 <w:szCs w:val="24"/>
               </w:rPr>
             </w:pPr>
-            <w:r>
-              <w:rPr>
-                <w:rFonts w:asciiTheme="minorEastAsia" w:eastAsiaTheme="minorEastAsia" w:hAnsiTheme="minorEastAsia"/>
-                <w:bCs/>
-                <w:color w:val="000000" w:themeColor="text1"/>
-                <w:sz w:val="18"/>
-                <w:szCs w:val="18"/>
-              </w:rPr>
-              <w:t>{{</w:t>
-            </w:r>
-            <w:r>
-              <w:rPr>
-                <w:rFonts w:asciiTheme="minorEastAsia" w:eastAsiaTheme="minorEastAsia" w:hAnsiTheme="minorEastAsia" w:hint="eastAsia"/>
-                <w:bCs/>
-                <w:color w:val="000000" w:themeColor="text1"/>
-                <w:sz w:val="18"/>
-                <w:szCs w:val="18"/>
-              </w:rPr>
-              <w:t>직군</w:t>
-            </w:r>
-            <w:r>
-              <w:rPr>
-                <w:rFonts w:asciiTheme="minorEastAsia" w:eastAsiaTheme="minorEastAsia" w:hAnsiTheme="minorEastAsia"/>
-                <w:bCs/>
-                <w:color w:val="000000" w:themeColor="text1"/>
-                <w:sz w:val="18"/>
-                <w:szCs w:val="18"/>
-              </w:rPr>
-              <w:t>}}</w:t>
-            </w:r>
           </w:p>
         </w:tc>
         <w:tc>
@@ -8821,36 +6382,6 @@
                 <w:szCs w:val="24"/>
               </w:rPr>
             </w:pPr>
-            <w:r>
-              <w:rPr>
-                <w:rFonts w:asciiTheme="minorEastAsia" w:eastAsiaTheme="minorEastAsia" w:hAnsiTheme="minorEastAsia"/>
-                <w:bCs/>
-                <w:color w:val="000000" w:themeColor="text1"/>
-                <w:sz w:val="18"/>
-                <w:szCs w:val="18"/>
-              </w:rPr>
-              <w:t>{{</w:t>
-            </w:r>
-            <w:r>
-              <w:rPr>
-                <w:rFonts w:asciiTheme="minorEastAsia" w:eastAsiaTheme="minorEastAsia" w:hAnsiTheme="minorEastAsia" w:hint="eastAsia"/>
-                <w:bCs/>
-                <w:color w:val="000000" w:themeColor="text1"/>
-                <w:sz w:val="18"/>
-                <w:szCs w:val="18"/>
-              </w:rPr>
-              <w:t>#이름</w:t>
-            </w:r>
-            <w:r>
-              <w:rPr>
-                <w:rFonts w:asciiTheme="minorEastAsia" w:eastAsiaTheme="minorEastAsia" w:hAnsiTheme="minorEastAsia"/>
-                <w:bCs/>
-                <w:color w:val="000000" w:themeColor="text1"/>
-                <w:sz w:val="18"/>
-                <w:szCs w:val="18"/>
-              </w:rPr>
-              <w:t>}}</w:t>
-            </w:r>
           </w:p>
         </w:tc>
         <w:tc>
@@ -8876,15 +6407,6 @@
                 <w:szCs w:val="24"/>
               </w:rPr>
             </w:pPr>
-            <w:r>
-              <w:rPr>
-                <w:rFonts w:asciiTheme="minorEastAsia" w:eastAsiaTheme="minorEastAsia" w:hAnsiTheme="minorEastAsia"/>
-                <w:b/>
-                <w:sz w:val="18"/>
-                <w:szCs w:val="18"/>
-              </w:rPr>
-              <w:t>{%근로자서명%}</w:t>
-            </w:r>
           </w:p>
         </w:tc>
         <w:tc>
@@ -8910,15 +6432,6 @@
                 <w:szCs w:val="24"/>
               </w:rPr>
             </w:pPr>
-            <w:r>
-              <w:rPr>
-                <w:rFonts w:asciiTheme="minorEastAsia" w:eastAsiaTheme="minorEastAsia" w:hAnsiTheme="minorEastAsia" w:hint="eastAsia"/>
-                <w:b/>
-                <w:sz w:val="24"/>
-                <w:szCs w:val="24"/>
-              </w:rPr>
-              <w:t>42</w:t>
-            </w:r>
           </w:p>
         </w:tc>
         <w:tc>
@@ -8943,36 +6456,6 @@
                 <w:szCs w:val="24"/>
               </w:rPr>
             </w:pPr>
-            <w:r>
-              <w:rPr>
-                <w:rFonts w:asciiTheme="minorEastAsia" w:eastAsiaTheme="minorEastAsia" w:hAnsiTheme="minorEastAsia"/>
-                <w:bCs/>
-                <w:color w:val="000000" w:themeColor="text1"/>
-                <w:sz w:val="18"/>
-                <w:szCs w:val="18"/>
-              </w:rPr>
-              <w:t>{{</w:t>
-            </w:r>
-            <w:r>
-              <w:rPr>
-                <w:rFonts w:asciiTheme="minorEastAsia" w:eastAsiaTheme="minorEastAsia" w:hAnsiTheme="minorEastAsia" w:hint="eastAsia"/>
-                <w:bCs/>
-                <w:color w:val="000000" w:themeColor="text1"/>
-                <w:sz w:val="18"/>
-                <w:szCs w:val="18"/>
-              </w:rPr>
-              <w:t>직군</w:t>
-            </w:r>
-            <w:r>
-              <w:rPr>
-                <w:rFonts w:asciiTheme="minorEastAsia" w:eastAsiaTheme="minorEastAsia" w:hAnsiTheme="minorEastAsia"/>
-                <w:bCs/>
-                <w:color w:val="000000" w:themeColor="text1"/>
-                <w:sz w:val="18"/>
-                <w:szCs w:val="18"/>
-              </w:rPr>
-              <w:t>}}</w:t>
-            </w:r>
           </w:p>
         </w:tc>
         <w:tc>
@@ -8997,36 +6480,6 @@
                 <w:szCs w:val="24"/>
               </w:rPr>
             </w:pPr>
-            <w:r>
-              <w:rPr>
-                <w:rFonts w:asciiTheme="minorEastAsia" w:eastAsiaTheme="minorEastAsia" w:hAnsiTheme="minorEastAsia"/>
-                <w:bCs/>
-                <w:color w:val="000000" w:themeColor="text1"/>
-                <w:sz w:val="18"/>
-                <w:szCs w:val="18"/>
-              </w:rPr>
-              <w:t>{{</w:t>
-            </w:r>
-            <w:r>
-              <w:rPr>
-                <w:rFonts w:asciiTheme="minorEastAsia" w:eastAsiaTheme="minorEastAsia" w:hAnsiTheme="minorEastAsia" w:hint="eastAsia"/>
-                <w:bCs/>
-                <w:color w:val="000000" w:themeColor="text1"/>
-                <w:sz w:val="18"/>
-                <w:szCs w:val="18"/>
-              </w:rPr>
-              <w:t>#이름</w:t>
-            </w:r>
-            <w:r>
-              <w:rPr>
-                <w:rFonts w:asciiTheme="minorEastAsia" w:eastAsiaTheme="minorEastAsia" w:hAnsiTheme="minorEastAsia"/>
-                <w:bCs/>
-                <w:color w:val="000000" w:themeColor="text1"/>
-                <w:sz w:val="18"/>
-                <w:szCs w:val="18"/>
-              </w:rPr>
-              <w:t>}}</w:t>
-            </w:r>
           </w:p>
         </w:tc>
         <w:tc>
@@ -9052,15 +6505,6 @@
                 <w:szCs w:val="24"/>
               </w:rPr>
             </w:pPr>
-            <w:r>
-              <w:rPr>
-                <w:rFonts w:asciiTheme="minorEastAsia" w:eastAsiaTheme="minorEastAsia" w:hAnsiTheme="minorEastAsia"/>
-                <w:b/>
-                <w:sz w:val="18"/>
-                <w:szCs w:val="18"/>
-              </w:rPr>
-              <w:t>{%근로자서명%}</w:t>
-            </w:r>
           </w:p>
         </w:tc>
       </w:tr>
@@ -9092,15 +6536,6 @@
                 <w:szCs w:val="24"/>
               </w:rPr>
             </w:pPr>
-            <w:r>
-              <w:rPr>
-                <w:rFonts w:asciiTheme="minorEastAsia" w:eastAsiaTheme="minorEastAsia" w:hAnsiTheme="minorEastAsia" w:hint="eastAsia"/>
-                <w:b/>
-                <w:sz w:val="24"/>
-                <w:szCs w:val="24"/>
-              </w:rPr>
-              <w:t>18</w:t>
-            </w:r>
           </w:p>
         </w:tc>
         <w:tc>
@@ -9125,36 +6560,6 @@
                 <w:szCs w:val="24"/>
               </w:rPr>
             </w:pPr>
-            <w:r>
-              <w:rPr>
-                <w:rFonts w:asciiTheme="minorEastAsia" w:eastAsiaTheme="minorEastAsia" w:hAnsiTheme="minorEastAsia"/>
-                <w:bCs/>
-                <w:color w:val="000000" w:themeColor="text1"/>
-                <w:sz w:val="18"/>
-                <w:szCs w:val="18"/>
-              </w:rPr>
-              <w:t>{{</w:t>
-            </w:r>
-            <w:r>
-              <w:rPr>
-                <w:rFonts w:asciiTheme="minorEastAsia" w:eastAsiaTheme="minorEastAsia" w:hAnsiTheme="minorEastAsia" w:hint="eastAsia"/>
-                <w:bCs/>
-                <w:color w:val="000000" w:themeColor="text1"/>
-                <w:sz w:val="18"/>
-                <w:szCs w:val="18"/>
-              </w:rPr>
-              <w:t>직군</w:t>
-            </w:r>
-            <w:r>
-              <w:rPr>
-                <w:rFonts w:asciiTheme="minorEastAsia" w:eastAsiaTheme="minorEastAsia" w:hAnsiTheme="minorEastAsia"/>
-                <w:bCs/>
-                <w:color w:val="000000" w:themeColor="text1"/>
-                <w:sz w:val="18"/>
-                <w:szCs w:val="18"/>
-              </w:rPr>
-              <w:t>}}</w:t>
-            </w:r>
           </w:p>
         </w:tc>
         <w:tc>
@@ -9179,36 +6584,6 @@
                 <w:szCs w:val="24"/>
               </w:rPr>
             </w:pPr>
-            <w:r>
-              <w:rPr>
-                <w:rFonts w:asciiTheme="minorEastAsia" w:eastAsiaTheme="minorEastAsia" w:hAnsiTheme="minorEastAsia"/>
-                <w:bCs/>
-                <w:color w:val="000000" w:themeColor="text1"/>
-                <w:sz w:val="18"/>
-                <w:szCs w:val="18"/>
-              </w:rPr>
-              <w:t>{{</w:t>
-            </w:r>
-            <w:r>
-              <w:rPr>
-                <w:rFonts w:asciiTheme="minorEastAsia" w:eastAsiaTheme="minorEastAsia" w:hAnsiTheme="minorEastAsia" w:hint="eastAsia"/>
-                <w:bCs/>
-                <w:color w:val="000000" w:themeColor="text1"/>
-                <w:sz w:val="18"/>
-                <w:szCs w:val="18"/>
-              </w:rPr>
-              <w:t>#이름</w:t>
-            </w:r>
-            <w:r>
-              <w:rPr>
-                <w:rFonts w:asciiTheme="minorEastAsia" w:eastAsiaTheme="minorEastAsia" w:hAnsiTheme="minorEastAsia"/>
-                <w:bCs/>
-                <w:color w:val="000000" w:themeColor="text1"/>
-                <w:sz w:val="18"/>
-                <w:szCs w:val="18"/>
-              </w:rPr>
-              <w:t>}}</w:t>
-            </w:r>
           </w:p>
         </w:tc>
         <w:tc>
@@ -9234,15 +6609,6 @@
                 <w:szCs w:val="24"/>
               </w:rPr>
             </w:pPr>
-            <w:r>
-              <w:rPr>
-                <w:rFonts w:asciiTheme="minorEastAsia" w:eastAsiaTheme="minorEastAsia" w:hAnsiTheme="minorEastAsia"/>
-                <w:b/>
-                <w:sz w:val="18"/>
-                <w:szCs w:val="18"/>
-              </w:rPr>
-              <w:t>{%근로자서명%}</w:t>
-            </w:r>
           </w:p>
         </w:tc>
         <w:tc>
@@ -9268,15 +6634,6 @@
                 <w:szCs w:val="24"/>
               </w:rPr>
             </w:pPr>
-            <w:r>
-              <w:rPr>
-                <w:rFonts w:asciiTheme="minorEastAsia" w:eastAsiaTheme="minorEastAsia" w:hAnsiTheme="minorEastAsia" w:hint="eastAsia"/>
-                <w:b/>
-                <w:sz w:val="24"/>
-                <w:szCs w:val="24"/>
-              </w:rPr>
-              <w:t>43</w:t>
-            </w:r>
           </w:p>
         </w:tc>
         <w:tc>
@@ -9301,36 +6658,6 @@
                 <w:szCs w:val="24"/>
               </w:rPr>
             </w:pPr>
-            <w:r>
-              <w:rPr>
-                <w:rFonts w:asciiTheme="minorEastAsia" w:eastAsiaTheme="minorEastAsia" w:hAnsiTheme="minorEastAsia"/>
-                <w:bCs/>
-                <w:color w:val="000000" w:themeColor="text1"/>
-                <w:sz w:val="18"/>
-                <w:szCs w:val="18"/>
-              </w:rPr>
-              <w:t>{{</w:t>
-            </w:r>
-            <w:r>
-              <w:rPr>
-                <w:rFonts w:asciiTheme="minorEastAsia" w:eastAsiaTheme="minorEastAsia" w:hAnsiTheme="minorEastAsia" w:hint="eastAsia"/>
-                <w:bCs/>
-                <w:color w:val="000000" w:themeColor="text1"/>
-                <w:sz w:val="18"/>
-                <w:szCs w:val="18"/>
-              </w:rPr>
-              <w:t>직군</w:t>
-            </w:r>
-            <w:r>
-              <w:rPr>
-                <w:rFonts w:asciiTheme="minorEastAsia" w:eastAsiaTheme="minorEastAsia" w:hAnsiTheme="minorEastAsia"/>
-                <w:bCs/>
-                <w:color w:val="000000" w:themeColor="text1"/>
-                <w:sz w:val="18"/>
-                <w:szCs w:val="18"/>
-              </w:rPr>
-              <w:t>}}</w:t>
-            </w:r>
           </w:p>
         </w:tc>
         <w:tc>
@@ -9355,36 +6682,6 @@
                 <w:szCs w:val="24"/>
               </w:rPr>
             </w:pPr>
-            <w:r>
-              <w:rPr>
-                <w:rFonts w:asciiTheme="minorEastAsia" w:eastAsiaTheme="minorEastAsia" w:hAnsiTheme="minorEastAsia"/>
-                <w:bCs/>
-                <w:color w:val="000000" w:themeColor="text1"/>
-                <w:sz w:val="18"/>
-                <w:szCs w:val="18"/>
-              </w:rPr>
-              <w:t>{{</w:t>
-            </w:r>
-            <w:r>
-              <w:rPr>
-                <w:rFonts w:asciiTheme="minorEastAsia" w:eastAsiaTheme="minorEastAsia" w:hAnsiTheme="minorEastAsia" w:hint="eastAsia"/>
-                <w:bCs/>
-                <w:color w:val="000000" w:themeColor="text1"/>
-                <w:sz w:val="18"/>
-                <w:szCs w:val="18"/>
-              </w:rPr>
-              <w:t>#이름</w:t>
-            </w:r>
-            <w:r>
-              <w:rPr>
-                <w:rFonts w:asciiTheme="minorEastAsia" w:eastAsiaTheme="minorEastAsia" w:hAnsiTheme="minorEastAsia"/>
-                <w:bCs/>
-                <w:color w:val="000000" w:themeColor="text1"/>
-                <w:sz w:val="18"/>
-                <w:szCs w:val="18"/>
-              </w:rPr>
-              <w:t>}}</w:t>
-            </w:r>
           </w:p>
         </w:tc>
         <w:tc>
@@ -9410,15 +6707,6 @@
                 <w:szCs w:val="24"/>
               </w:rPr>
             </w:pPr>
-            <w:r>
-              <w:rPr>
-                <w:rFonts w:asciiTheme="minorEastAsia" w:eastAsiaTheme="minorEastAsia" w:hAnsiTheme="minorEastAsia"/>
-                <w:b/>
-                <w:sz w:val="18"/>
-                <w:szCs w:val="18"/>
-              </w:rPr>
-              <w:t>{%근로자서명%}</w:t>
-            </w:r>
           </w:p>
         </w:tc>
       </w:tr>
@@ -9450,15 +6738,6 @@
                 <w:szCs w:val="24"/>
               </w:rPr>
             </w:pPr>
-            <w:r>
-              <w:rPr>
-                <w:rFonts w:asciiTheme="minorEastAsia" w:eastAsiaTheme="minorEastAsia" w:hAnsiTheme="minorEastAsia" w:hint="eastAsia"/>
-                <w:b/>
-                <w:sz w:val="24"/>
-                <w:szCs w:val="24"/>
-              </w:rPr>
-              <w:t>19</w:t>
-            </w:r>
           </w:p>
         </w:tc>
         <w:tc>
@@ -9483,36 +6762,6 @@
                 <w:szCs w:val="24"/>
               </w:rPr>
             </w:pPr>
-            <w:r>
-              <w:rPr>
-                <w:rFonts w:asciiTheme="minorEastAsia" w:eastAsiaTheme="minorEastAsia" w:hAnsiTheme="minorEastAsia"/>
-                <w:bCs/>
-                <w:color w:val="000000" w:themeColor="text1"/>
-                <w:sz w:val="18"/>
-                <w:szCs w:val="18"/>
-              </w:rPr>
-              <w:t>{{</w:t>
-            </w:r>
-            <w:r>
-              <w:rPr>
-                <w:rFonts w:asciiTheme="minorEastAsia" w:eastAsiaTheme="minorEastAsia" w:hAnsiTheme="minorEastAsia" w:hint="eastAsia"/>
-                <w:bCs/>
-                <w:color w:val="000000" w:themeColor="text1"/>
-                <w:sz w:val="18"/>
-                <w:szCs w:val="18"/>
-              </w:rPr>
-              <w:t>직군</w:t>
-            </w:r>
-            <w:r>
-              <w:rPr>
-                <w:rFonts w:asciiTheme="minorEastAsia" w:eastAsiaTheme="minorEastAsia" w:hAnsiTheme="minorEastAsia"/>
-                <w:bCs/>
-                <w:color w:val="000000" w:themeColor="text1"/>
-                <w:sz w:val="18"/>
-                <w:szCs w:val="18"/>
-              </w:rPr>
-              <w:t>}}</w:t>
-            </w:r>
           </w:p>
         </w:tc>
         <w:tc>
@@ -9537,36 +6786,6 @@
                 <w:szCs w:val="24"/>
               </w:rPr>
             </w:pPr>
-            <w:r>
-              <w:rPr>
-                <w:rFonts w:asciiTheme="minorEastAsia" w:eastAsiaTheme="minorEastAsia" w:hAnsiTheme="minorEastAsia"/>
-                <w:bCs/>
-                <w:color w:val="000000" w:themeColor="text1"/>
-                <w:sz w:val="18"/>
-                <w:szCs w:val="18"/>
-              </w:rPr>
-              <w:t>{{</w:t>
-            </w:r>
-            <w:r>
-              <w:rPr>
-                <w:rFonts w:asciiTheme="minorEastAsia" w:eastAsiaTheme="minorEastAsia" w:hAnsiTheme="minorEastAsia" w:hint="eastAsia"/>
-                <w:bCs/>
-                <w:color w:val="000000" w:themeColor="text1"/>
-                <w:sz w:val="18"/>
-                <w:szCs w:val="18"/>
-              </w:rPr>
-              <w:t>#이름</w:t>
-            </w:r>
-            <w:r>
-              <w:rPr>
-                <w:rFonts w:asciiTheme="minorEastAsia" w:eastAsiaTheme="minorEastAsia" w:hAnsiTheme="minorEastAsia"/>
-                <w:bCs/>
-                <w:color w:val="000000" w:themeColor="text1"/>
-                <w:sz w:val="18"/>
-                <w:szCs w:val="18"/>
-              </w:rPr>
-              <w:t>}}</w:t>
-            </w:r>
           </w:p>
         </w:tc>
         <w:tc>
@@ -9592,15 +6811,6 @@
                 <w:szCs w:val="24"/>
               </w:rPr>
             </w:pPr>
-            <w:r>
-              <w:rPr>
-                <w:rFonts w:asciiTheme="minorEastAsia" w:eastAsiaTheme="minorEastAsia" w:hAnsiTheme="minorEastAsia"/>
-                <w:b/>
-                <w:sz w:val="18"/>
-                <w:szCs w:val="18"/>
-              </w:rPr>
-              <w:t>{%근로자서명%}</w:t>
-            </w:r>
           </w:p>
         </w:tc>
         <w:tc>
@@ -9626,15 +6836,6 @@
                 <w:szCs w:val="24"/>
               </w:rPr>
             </w:pPr>
-            <w:r>
-              <w:rPr>
-                <w:rFonts w:asciiTheme="minorEastAsia" w:eastAsiaTheme="minorEastAsia" w:hAnsiTheme="minorEastAsia" w:hint="eastAsia"/>
-                <w:b/>
-                <w:sz w:val="24"/>
-                <w:szCs w:val="24"/>
-              </w:rPr>
-              <w:t>44</w:t>
-            </w:r>
           </w:p>
         </w:tc>
         <w:tc>
@@ -9659,36 +6860,6 @@
                 <w:szCs w:val="24"/>
               </w:rPr>
             </w:pPr>
-            <w:r>
-              <w:rPr>
-                <w:rFonts w:asciiTheme="minorEastAsia" w:eastAsiaTheme="minorEastAsia" w:hAnsiTheme="minorEastAsia"/>
-                <w:bCs/>
-                <w:color w:val="000000" w:themeColor="text1"/>
-                <w:sz w:val="18"/>
-                <w:szCs w:val="18"/>
-              </w:rPr>
-              <w:t>{{</w:t>
-            </w:r>
-            <w:r>
-              <w:rPr>
-                <w:rFonts w:asciiTheme="minorEastAsia" w:eastAsiaTheme="minorEastAsia" w:hAnsiTheme="minorEastAsia" w:hint="eastAsia"/>
-                <w:bCs/>
-                <w:color w:val="000000" w:themeColor="text1"/>
-                <w:sz w:val="18"/>
-                <w:szCs w:val="18"/>
-              </w:rPr>
-              <w:t>직군</w:t>
-            </w:r>
-            <w:r>
-              <w:rPr>
-                <w:rFonts w:asciiTheme="minorEastAsia" w:eastAsiaTheme="minorEastAsia" w:hAnsiTheme="minorEastAsia"/>
-                <w:bCs/>
-                <w:color w:val="000000" w:themeColor="text1"/>
-                <w:sz w:val="18"/>
-                <w:szCs w:val="18"/>
-              </w:rPr>
-              <w:t>}}</w:t>
-            </w:r>
           </w:p>
         </w:tc>
         <w:tc>
@@ -9713,36 +6884,6 @@
                 <w:szCs w:val="24"/>
               </w:rPr>
             </w:pPr>
-            <w:r>
-              <w:rPr>
-                <w:rFonts w:asciiTheme="minorEastAsia" w:eastAsiaTheme="minorEastAsia" w:hAnsiTheme="minorEastAsia"/>
-                <w:bCs/>
-                <w:color w:val="000000" w:themeColor="text1"/>
-                <w:sz w:val="18"/>
-                <w:szCs w:val="18"/>
-              </w:rPr>
-              <w:t>{{</w:t>
-            </w:r>
-            <w:r>
-              <w:rPr>
-                <w:rFonts w:asciiTheme="minorEastAsia" w:eastAsiaTheme="minorEastAsia" w:hAnsiTheme="minorEastAsia" w:hint="eastAsia"/>
-                <w:bCs/>
-                <w:color w:val="000000" w:themeColor="text1"/>
-                <w:sz w:val="18"/>
-                <w:szCs w:val="18"/>
-              </w:rPr>
-              <w:t>#이름</w:t>
-            </w:r>
-            <w:r>
-              <w:rPr>
-                <w:rFonts w:asciiTheme="minorEastAsia" w:eastAsiaTheme="minorEastAsia" w:hAnsiTheme="minorEastAsia"/>
-                <w:bCs/>
-                <w:color w:val="000000" w:themeColor="text1"/>
-                <w:sz w:val="18"/>
-                <w:szCs w:val="18"/>
-              </w:rPr>
-              <w:t>}}</w:t>
-            </w:r>
           </w:p>
         </w:tc>
         <w:tc>
@@ -9768,15 +6909,6 @@
                 <w:szCs w:val="24"/>
               </w:rPr>
             </w:pPr>
-            <w:r>
-              <w:rPr>
-                <w:rFonts w:asciiTheme="minorEastAsia" w:eastAsiaTheme="minorEastAsia" w:hAnsiTheme="minorEastAsia"/>
-                <w:b/>
-                <w:sz w:val="18"/>
-                <w:szCs w:val="18"/>
-              </w:rPr>
-              <w:t>{%근로자서명%}</w:t>
-            </w:r>
           </w:p>
         </w:tc>
       </w:tr>
@@ -9808,15 +6940,6 @@
                 <w:szCs w:val="24"/>
               </w:rPr>
             </w:pPr>
-            <w:r>
-              <w:rPr>
-                <w:rFonts w:asciiTheme="minorEastAsia" w:eastAsiaTheme="minorEastAsia" w:hAnsiTheme="minorEastAsia" w:hint="eastAsia"/>
-                <w:b/>
-                <w:sz w:val="24"/>
-                <w:szCs w:val="24"/>
-              </w:rPr>
-              <w:t>20</w:t>
-            </w:r>
           </w:p>
         </w:tc>
         <w:tc>
@@ -9841,36 +6964,6 @@
                 <w:szCs w:val="24"/>
               </w:rPr>
             </w:pPr>
-            <w:r>
-              <w:rPr>
-                <w:rFonts w:asciiTheme="minorEastAsia" w:eastAsiaTheme="minorEastAsia" w:hAnsiTheme="minorEastAsia"/>
-                <w:bCs/>
-                <w:color w:val="000000" w:themeColor="text1"/>
-                <w:sz w:val="18"/>
-                <w:szCs w:val="18"/>
-              </w:rPr>
-              <w:t>{{</w:t>
-            </w:r>
-            <w:r>
-              <w:rPr>
-                <w:rFonts w:asciiTheme="minorEastAsia" w:eastAsiaTheme="minorEastAsia" w:hAnsiTheme="minorEastAsia" w:hint="eastAsia"/>
-                <w:bCs/>
-                <w:color w:val="000000" w:themeColor="text1"/>
-                <w:sz w:val="18"/>
-                <w:szCs w:val="18"/>
-              </w:rPr>
-              <w:t>직군</w:t>
-            </w:r>
-            <w:r>
-              <w:rPr>
-                <w:rFonts w:asciiTheme="minorEastAsia" w:eastAsiaTheme="minorEastAsia" w:hAnsiTheme="minorEastAsia"/>
-                <w:bCs/>
-                <w:color w:val="000000" w:themeColor="text1"/>
-                <w:sz w:val="18"/>
-                <w:szCs w:val="18"/>
-              </w:rPr>
-              <w:t>}}</w:t>
-            </w:r>
           </w:p>
         </w:tc>
         <w:tc>
@@ -9895,36 +6988,6 @@
                 <w:szCs w:val="24"/>
               </w:rPr>
             </w:pPr>
-            <w:r>
-              <w:rPr>
-                <w:rFonts w:asciiTheme="minorEastAsia" w:eastAsiaTheme="minorEastAsia" w:hAnsiTheme="minorEastAsia"/>
-                <w:bCs/>
-                <w:color w:val="000000" w:themeColor="text1"/>
-                <w:sz w:val="18"/>
-                <w:szCs w:val="18"/>
-              </w:rPr>
-              <w:t>{{</w:t>
-            </w:r>
-            <w:r>
-              <w:rPr>
-                <w:rFonts w:asciiTheme="minorEastAsia" w:eastAsiaTheme="minorEastAsia" w:hAnsiTheme="minorEastAsia" w:hint="eastAsia"/>
-                <w:bCs/>
-                <w:color w:val="000000" w:themeColor="text1"/>
-                <w:sz w:val="18"/>
-                <w:szCs w:val="18"/>
-              </w:rPr>
-              <w:t>#이름</w:t>
-            </w:r>
-            <w:r>
-              <w:rPr>
-                <w:rFonts w:asciiTheme="minorEastAsia" w:eastAsiaTheme="minorEastAsia" w:hAnsiTheme="minorEastAsia"/>
-                <w:bCs/>
-                <w:color w:val="000000" w:themeColor="text1"/>
-                <w:sz w:val="18"/>
-                <w:szCs w:val="18"/>
-              </w:rPr>
-              <w:t>}}</w:t>
-            </w:r>
           </w:p>
         </w:tc>
         <w:tc>
@@ -9950,15 +7013,6 @@
                 <w:szCs w:val="24"/>
               </w:rPr>
             </w:pPr>
-            <w:r>
-              <w:rPr>
-                <w:rFonts w:asciiTheme="minorEastAsia" w:eastAsiaTheme="minorEastAsia" w:hAnsiTheme="minorEastAsia"/>
-                <w:b/>
-                <w:sz w:val="18"/>
-                <w:szCs w:val="18"/>
-              </w:rPr>
-              <w:t>{%근로자서명%}</w:t>
-            </w:r>
           </w:p>
         </w:tc>
         <w:tc>
@@ -9984,15 +7038,6 @@
                 <w:szCs w:val="24"/>
               </w:rPr>
             </w:pPr>
-            <w:r>
-              <w:rPr>
-                <w:rFonts w:asciiTheme="minorEastAsia" w:eastAsiaTheme="minorEastAsia" w:hAnsiTheme="minorEastAsia" w:hint="eastAsia"/>
-                <w:b/>
-                <w:sz w:val="24"/>
-                <w:szCs w:val="24"/>
-              </w:rPr>
-              <w:t>45</w:t>
-            </w:r>
           </w:p>
         </w:tc>
         <w:tc>
@@ -10017,36 +7062,6 @@
                 <w:szCs w:val="24"/>
               </w:rPr>
             </w:pPr>
-            <w:r>
-              <w:rPr>
-                <w:rFonts w:asciiTheme="minorEastAsia" w:eastAsiaTheme="minorEastAsia" w:hAnsiTheme="minorEastAsia"/>
-                <w:bCs/>
-                <w:color w:val="000000" w:themeColor="text1"/>
-                <w:sz w:val="18"/>
-                <w:szCs w:val="18"/>
-              </w:rPr>
-              <w:t>{{</w:t>
-            </w:r>
-            <w:r>
-              <w:rPr>
-                <w:rFonts w:asciiTheme="minorEastAsia" w:eastAsiaTheme="minorEastAsia" w:hAnsiTheme="minorEastAsia" w:hint="eastAsia"/>
-                <w:bCs/>
-                <w:color w:val="000000" w:themeColor="text1"/>
-                <w:sz w:val="18"/>
-                <w:szCs w:val="18"/>
-              </w:rPr>
-              <w:t>직군</w:t>
-            </w:r>
-            <w:r>
-              <w:rPr>
-                <w:rFonts w:asciiTheme="minorEastAsia" w:eastAsiaTheme="minorEastAsia" w:hAnsiTheme="minorEastAsia"/>
-                <w:bCs/>
-                <w:color w:val="000000" w:themeColor="text1"/>
-                <w:sz w:val="18"/>
-                <w:szCs w:val="18"/>
-              </w:rPr>
-              <w:t>}}</w:t>
-            </w:r>
           </w:p>
         </w:tc>
         <w:tc>
@@ -10071,36 +7086,6 @@
                 <w:szCs w:val="24"/>
               </w:rPr>
             </w:pPr>
-            <w:r>
-              <w:rPr>
-                <w:rFonts w:asciiTheme="minorEastAsia" w:eastAsiaTheme="minorEastAsia" w:hAnsiTheme="minorEastAsia"/>
-                <w:bCs/>
-                <w:color w:val="000000" w:themeColor="text1"/>
-                <w:sz w:val="18"/>
-                <w:szCs w:val="18"/>
-              </w:rPr>
-              <w:t>{{</w:t>
-            </w:r>
-            <w:r>
-              <w:rPr>
-                <w:rFonts w:asciiTheme="minorEastAsia" w:eastAsiaTheme="minorEastAsia" w:hAnsiTheme="minorEastAsia" w:hint="eastAsia"/>
-                <w:bCs/>
-                <w:color w:val="000000" w:themeColor="text1"/>
-                <w:sz w:val="18"/>
-                <w:szCs w:val="18"/>
-              </w:rPr>
-              <w:t>#이름</w:t>
-            </w:r>
-            <w:r>
-              <w:rPr>
-                <w:rFonts w:asciiTheme="minorEastAsia" w:eastAsiaTheme="minorEastAsia" w:hAnsiTheme="minorEastAsia"/>
-                <w:bCs/>
-                <w:color w:val="000000" w:themeColor="text1"/>
-                <w:sz w:val="18"/>
-                <w:szCs w:val="18"/>
-              </w:rPr>
-              <w:t>}}</w:t>
-            </w:r>
           </w:p>
         </w:tc>
         <w:tc>
@@ -10126,15 +7111,6 @@
                 <w:szCs w:val="24"/>
               </w:rPr>
             </w:pPr>
-            <w:r>
-              <w:rPr>
-                <w:rFonts w:asciiTheme="minorEastAsia" w:eastAsiaTheme="minorEastAsia" w:hAnsiTheme="minorEastAsia"/>
-                <w:b/>
-                <w:sz w:val="18"/>
-                <w:szCs w:val="18"/>
-              </w:rPr>
-              <w:t>{%근로자서명%}</w:t>
-            </w:r>
           </w:p>
         </w:tc>
       </w:tr>
@@ -10166,15 +7142,6 @@
                 <w:szCs w:val="24"/>
               </w:rPr>
             </w:pPr>
-            <w:r>
-              <w:rPr>
-                <w:rFonts w:asciiTheme="minorEastAsia" w:eastAsiaTheme="minorEastAsia" w:hAnsiTheme="minorEastAsia" w:hint="eastAsia"/>
-                <w:b/>
-                <w:sz w:val="24"/>
-                <w:szCs w:val="24"/>
-              </w:rPr>
-              <w:t>21</w:t>
-            </w:r>
           </w:p>
         </w:tc>
         <w:tc>
@@ -10199,36 +7166,6 @@
                 <w:szCs w:val="24"/>
               </w:rPr>
             </w:pPr>
-            <w:r>
-              <w:rPr>
-                <w:rFonts w:asciiTheme="minorEastAsia" w:eastAsiaTheme="minorEastAsia" w:hAnsiTheme="minorEastAsia"/>
-                <w:bCs/>
-                <w:color w:val="000000" w:themeColor="text1"/>
-                <w:sz w:val="18"/>
-                <w:szCs w:val="18"/>
-              </w:rPr>
-              <w:t>{{</w:t>
-            </w:r>
-            <w:r>
-              <w:rPr>
-                <w:rFonts w:asciiTheme="minorEastAsia" w:eastAsiaTheme="minorEastAsia" w:hAnsiTheme="minorEastAsia" w:hint="eastAsia"/>
-                <w:bCs/>
-                <w:color w:val="000000" w:themeColor="text1"/>
-                <w:sz w:val="18"/>
-                <w:szCs w:val="18"/>
-              </w:rPr>
-              <w:t>직군</w:t>
-            </w:r>
-            <w:r>
-              <w:rPr>
-                <w:rFonts w:asciiTheme="minorEastAsia" w:eastAsiaTheme="minorEastAsia" w:hAnsiTheme="minorEastAsia"/>
-                <w:bCs/>
-                <w:color w:val="000000" w:themeColor="text1"/>
-                <w:sz w:val="18"/>
-                <w:szCs w:val="18"/>
-              </w:rPr>
-              <w:t>}}</w:t>
-            </w:r>
           </w:p>
         </w:tc>
         <w:tc>
@@ -10253,36 +7190,6 @@
                 <w:szCs w:val="24"/>
               </w:rPr>
             </w:pPr>
-            <w:r>
-              <w:rPr>
-                <w:rFonts w:asciiTheme="minorEastAsia" w:eastAsiaTheme="minorEastAsia" w:hAnsiTheme="minorEastAsia"/>
-                <w:bCs/>
-                <w:color w:val="000000" w:themeColor="text1"/>
-                <w:sz w:val="18"/>
-                <w:szCs w:val="18"/>
-              </w:rPr>
-              <w:t>{{</w:t>
-            </w:r>
-            <w:r>
-              <w:rPr>
-                <w:rFonts w:asciiTheme="minorEastAsia" w:eastAsiaTheme="minorEastAsia" w:hAnsiTheme="minorEastAsia" w:hint="eastAsia"/>
-                <w:bCs/>
-                <w:color w:val="000000" w:themeColor="text1"/>
-                <w:sz w:val="18"/>
-                <w:szCs w:val="18"/>
-              </w:rPr>
-              <w:t>#이름</w:t>
-            </w:r>
-            <w:r>
-              <w:rPr>
-                <w:rFonts w:asciiTheme="minorEastAsia" w:eastAsiaTheme="minorEastAsia" w:hAnsiTheme="minorEastAsia"/>
-                <w:bCs/>
-                <w:color w:val="000000" w:themeColor="text1"/>
-                <w:sz w:val="18"/>
-                <w:szCs w:val="18"/>
-              </w:rPr>
-              <w:t>}}</w:t>
-            </w:r>
           </w:p>
         </w:tc>
         <w:tc>
@@ -10308,15 +7215,6 @@
                 <w:szCs w:val="24"/>
               </w:rPr>
             </w:pPr>
-            <w:r>
-              <w:rPr>
-                <w:rFonts w:asciiTheme="minorEastAsia" w:eastAsiaTheme="minorEastAsia" w:hAnsiTheme="minorEastAsia"/>
-                <w:b/>
-                <w:sz w:val="18"/>
-                <w:szCs w:val="18"/>
-              </w:rPr>
-              <w:t>{%근로자서명%}</w:t>
-            </w:r>
           </w:p>
         </w:tc>
         <w:tc>
@@ -10342,15 +7240,6 @@
                 <w:szCs w:val="24"/>
               </w:rPr>
             </w:pPr>
-            <w:r>
-              <w:rPr>
-                <w:rFonts w:asciiTheme="minorEastAsia" w:eastAsiaTheme="minorEastAsia" w:hAnsiTheme="minorEastAsia" w:hint="eastAsia"/>
-                <w:b/>
-                <w:sz w:val="24"/>
-                <w:szCs w:val="24"/>
-              </w:rPr>
-              <w:t>46</w:t>
-            </w:r>
           </w:p>
         </w:tc>
         <w:tc>
@@ -10375,36 +7264,6 @@
                 <w:szCs w:val="24"/>
               </w:rPr>
             </w:pPr>
-            <w:r>
-              <w:rPr>
-                <w:rFonts w:asciiTheme="minorEastAsia" w:eastAsiaTheme="minorEastAsia" w:hAnsiTheme="minorEastAsia"/>
-                <w:bCs/>
-                <w:color w:val="000000" w:themeColor="text1"/>
-                <w:sz w:val="18"/>
-                <w:szCs w:val="18"/>
-              </w:rPr>
-              <w:t>{{</w:t>
-            </w:r>
-            <w:r>
-              <w:rPr>
-                <w:rFonts w:asciiTheme="minorEastAsia" w:eastAsiaTheme="minorEastAsia" w:hAnsiTheme="minorEastAsia" w:hint="eastAsia"/>
-                <w:bCs/>
-                <w:color w:val="000000" w:themeColor="text1"/>
-                <w:sz w:val="18"/>
-                <w:szCs w:val="18"/>
-              </w:rPr>
-              <w:t>직군</w:t>
-            </w:r>
-            <w:r>
-              <w:rPr>
-                <w:rFonts w:asciiTheme="minorEastAsia" w:eastAsiaTheme="minorEastAsia" w:hAnsiTheme="minorEastAsia"/>
-                <w:bCs/>
-                <w:color w:val="000000" w:themeColor="text1"/>
-                <w:sz w:val="18"/>
-                <w:szCs w:val="18"/>
-              </w:rPr>
-              <w:t>}}</w:t>
-            </w:r>
           </w:p>
         </w:tc>
         <w:tc>
@@ -10429,36 +7288,6 @@
                 <w:szCs w:val="24"/>
               </w:rPr>
             </w:pPr>
-            <w:r>
-              <w:rPr>
-                <w:rFonts w:asciiTheme="minorEastAsia" w:eastAsiaTheme="minorEastAsia" w:hAnsiTheme="minorEastAsia"/>
-                <w:bCs/>
-                <w:color w:val="000000" w:themeColor="text1"/>
-                <w:sz w:val="18"/>
-                <w:szCs w:val="18"/>
-              </w:rPr>
-              <w:t>{{</w:t>
-            </w:r>
-            <w:r>
-              <w:rPr>
-                <w:rFonts w:asciiTheme="minorEastAsia" w:eastAsiaTheme="minorEastAsia" w:hAnsiTheme="minorEastAsia" w:hint="eastAsia"/>
-                <w:bCs/>
-                <w:color w:val="000000" w:themeColor="text1"/>
-                <w:sz w:val="18"/>
-                <w:szCs w:val="18"/>
-              </w:rPr>
-              <w:t>#이름</w:t>
-            </w:r>
-            <w:r>
-              <w:rPr>
-                <w:rFonts w:asciiTheme="minorEastAsia" w:eastAsiaTheme="minorEastAsia" w:hAnsiTheme="minorEastAsia"/>
-                <w:bCs/>
-                <w:color w:val="000000" w:themeColor="text1"/>
-                <w:sz w:val="18"/>
-                <w:szCs w:val="18"/>
-              </w:rPr>
-              <w:t>}}</w:t>
-            </w:r>
           </w:p>
         </w:tc>
         <w:tc>
@@ -10484,15 +7313,6 @@
                 <w:szCs w:val="24"/>
               </w:rPr>
             </w:pPr>
-            <w:r>
-              <w:rPr>
-                <w:rFonts w:asciiTheme="minorEastAsia" w:eastAsiaTheme="minorEastAsia" w:hAnsiTheme="minorEastAsia"/>
-                <w:b/>
-                <w:sz w:val="18"/>
-                <w:szCs w:val="18"/>
-              </w:rPr>
-              <w:t>{%근로자서명%}</w:t>
-            </w:r>
           </w:p>
         </w:tc>
       </w:tr>
@@ -10524,15 +7344,6 @@
                 <w:szCs w:val="24"/>
               </w:rPr>
             </w:pPr>
-            <w:r>
-              <w:rPr>
-                <w:rFonts w:asciiTheme="minorEastAsia" w:eastAsiaTheme="minorEastAsia" w:hAnsiTheme="minorEastAsia" w:hint="eastAsia"/>
-                <w:b/>
-                <w:sz w:val="24"/>
-                <w:szCs w:val="24"/>
-              </w:rPr>
-              <w:t>22</w:t>
-            </w:r>
           </w:p>
         </w:tc>
         <w:tc>
@@ -10557,36 +7368,6 @@
                 <w:szCs w:val="24"/>
               </w:rPr>
             </w:pPr>
-            <w:r>
-              <w:rPr>
-                <w:rFonts w:asciiTheme="minorEastAsia" w:eastAsiaTheme="minorEastAsia" w:hAnsiTheme="minorEastAsia"/>
-                <w:bCs/>
-                <w:color w:val="000000" w:themeColor="text1"/>
-                <w:sz w:val="18"/>
-                <w:szCs w:val="18"/>
-              </w:rPr>
-              <w:t>{{</w:t>
-            </w:r>
-            <w:r>
-              <w:rPr>
-                <w:rFonts w:asciiTheme="minorEastAsia" w:eastAsiaTheme="minorEastAsia" w:hAnsiTheme="minorEastAsia" w:hint="eastAsia"/>
-                <w:bCs/>
-                <w:color w:val="000000" w:themeColor="text1"/>
-                <w:sz w:val="18"/>
-                <w:szCs w:val="18"/>
-              </w:rPr>
-              <w:t>직군</w:t>
-            </w:r>
-            <w:r>
-              <w:rPr>
-                <w:rFonts w:asciiTheme="minorEastAsia" w:eastAsiaTheme="minorEastAsia" w:hAnsiTheme="minorEastAsia"/>
-                <w:bCs/>
-                <w:color w:val="000000" w:themeColor="text1"/>
-                <w:sz w:val="18"/>
-                <w:szCs w:val="18"/>
-              </w:rPr>
-              <w:t>}}</w:t>
-            </w:r>
           </w:p>
         </w:tc>
         <w:tc>
@@ -10611,36 +7392,6 @@
                 <w:szCs w:val="24"/>
               </w:rPr>
             </w:pPr>
-            <w:r>
-              <w:rPr>
-                <w:rFonts w:asciiTheme="minorEastAsia" w:eastAsiaTheme="minorEastAsia" w:hAnsiTheme="minorEastAsia"/>
-                <w:bCs/>
-                <w:color w:val="000000" w:themeColor="text1"/>
-                <w:sz w:val="18"/>
-                <w:szCs w:val="18"/>
-              </w:rPr>
-              <w:t>{{</w:t>
-            </w:r>
-            <w:r>
-              <w:rPr>
-                <w:rFonts w:asciiTheme="minorEastAsia" w:eastAsiaTheme="minorEastAsia" w:hAnsiTheme="minorEastAsia" w:hint="eastAsia"/>
-                <w:bCs/>
-                <w:color w:val="000000" w:themeColor="text1"/>
-                <w:sz w:val="18"/>
-                <w:szCs w:val="18"/>
-              </w:rPr>
-              <w:t>#이름</w:t>
-            </w:r>
-            <w:r>
-              <w:rPr>
-                <w:rFonts w:asciiTheme="minorEastAsia" w:eastAsiaTheme="minorEastAsia" w:hAnsiTheme="minorEastAsia"/>
-                <w:bCs/>
-                <w:color w:val="000000" w:themeColor="text1"/>
-                <w:sz w:val="18"/>
-                <w:szCs w:val="18"/>
-              </w:rPr>
-              <w:t>}}</w:t>
-            </w:r>
           </w:p>
         </w:tc>
         <w:tc>
@@ -10666,15 +7417,6 @@
                 <w:szCs w:val="24"/>
               </w:rPr>
             </w:pPr>
-            <w:r>
-              <w:rPr>
-                <w:rFonts w:asciiTheme="minorEastAsia" w:eastAsiaTheme="minorEastAsia" w:hAnsiTheme="minorEastAsia"/>
-                <w:b/>
-                <w:sz w:val="18"/>
-                <w:szCs w:val="18"/>
-              </w:rPr>
-              <w:t>{%근로자서명%}</w:t>
-            </w:r>
           </w:p>
         </w:tc>
         <w:tc>
@@ -10700,15 +7442,6 @@
                 <w:szCs w:val="24"/>
               </w:rPr>
             </w:pPr>
-            <w:r>
-              <w:rPr>
-                <w:rFonts w:asciiTheme="minorEastAsia" w:eastAsiaTheme="minorEastAsia" w:hAnsiTheme="minorEastAsia" w:hint="eastAsia"/>
-                <w:b/>
-                <w:sz w:val="24"/>
-                <w:szCs w:val="24"/>
-              </w:rPr>
-              <w:t>47</w:t>
-            </w:r>
           </w:p>
         </w:tc>
         <w:tc>
@@ -10733,36 +7466,6 @@
                 <w:szCs w:val="24"/>
               </w:rPr>
             </w:pPr>
-            <w:r>
-              <w:rPr>
-                <w:rFonts w:asciiTheme="minorEastAsia" w:eastAsiaTheme="minorEastAsia" w:hAnsiTheme="minorEastAsia"/>
-                <w:bCs/>
-                <w:color w:val="000000" w:themeColor="text1"/>
-                <w:sz w:val="18"/>
-                <w:szCs w:val="18"/>
-              </w:rPr>
-              <w:t>{{</w:t>
-            </w:r>
-            <w:r>
-              <w:rPr>
-                <w:rFonts w:asciiTheme="minorEastAsia" w:eastAsiaTheme="minorEastAsia" w:hAnsiTheme="minorEastAsia" w:hint="eastAsia"/>
-                <w:bCs/>
-                <w:color w:val="000000" w:themeColor="text1"/>
-                <w:sz w:val="18"/>
-                <w:szCs w:val="18"/>
-              </w:rPr>
-              <w:t>직군</w:t>
-            </w:r>
-            <w:r>
-              <w:rPr>
-                <w:rFonts w:asciiTheme="minorEastAsia" w:eastAsiaTheme="minorEastAsia" w:hAnsiTheme="minorEastAsia"/>
-                <w:bCs/>
-                <w:color w:val="000000" w:themeColor="text1"/>
-                <w:sz w:val="18"/>
-                <w:szCs w:val="18"/>
-              </w:rPr>
-              <w:t>}}</w:t>
-            </w:r>
           </w:p>
         </w:tc>
         <w:tc>
@@ -10787,36 +7490,6 @@
                 <w:szCs w:val="24"/>
               </w:rPr>
             </w:pPr>
-            <w:r>
-              <w:rPr>
-                <w:rFonts w:asciiTheme="minorEastAsia" w:eastAsiaTheme="minorEastAsia" w:hAnsiTheme="minorEastAsia"/>
-                <w:bCs/>
-                <w:color w:val="000000" w:themeColor="text1"/>
-                <w:sz w:val="18"/>
-                <w:szCs w:val="18"/>
-              </w:rPr>
-              <w:t>{{</w:t>
-            </w:r>
-            <w:r>
-              <w:rPr>
-                <w:rFonts w:asciiTheme="minorEastAsia" w:eastAsiaTheme="minorEastAsia" w:hAnsiTheme="minorEastAsia" w:hint="eastAsia"/>
-                <w:bCs/>
-                <w:color w:val="000000" w:themeColor="text1"/>
-                <w:sz w:val="18"/>
-                <w:szCs w:val="18"/>
-              </w:rPr>
-              <w:t>#이름</w:t>
-            </w:r>
-            <w:r>
-              <w:rPr>
-                <w:rFonts w:asciiTheme="minorEastAsia" w:eastAsiaTheme="minorEastAsia" w:hAnsiTheme="minorEastAsia"/>
-                <w:bCs/>
-                <w:color w:val="000000" w:themeColor="text1"/>
-                <w:sz w:val="18"/>
-                <w:szCs w:val="18"/>
-              </w:rPr>
-              <w:t>}}</w:t>
-            </w:r>
           </w:p>
         </w:tc>
         <w:tc>
@@ -10842,15 +7515,6 @@
                 <w:szCs w:val="24"/>
               </w:rPr>
             </w:pPr>
-            <w:r>
-              <w:rPr>
-                <w:rFonts w:asciiTheme="minorEastAsia" w:eastAsiaTheme="minorEastAsia" w:hAnsiTheme="minorEastAsia"/>
-                <w:b/>
-                <w:sz w:val="18"/>
-                <w:szCs w:val="18"/>
-              </w:rPr>
-              <w:t>{%근로자서명%}</w:t>
-            </w:r>
           </w:p>
         </w:tc>
       </w:tr>
@@ -10882,15 +7546,6 @@
                 <w:szCs w:val="24"/>
               </w:rPr>
             </w:pPr>
-            <w:r>
-              <w:rPr>
-                <w:rFonts w:asciiTheme="minorEastAsia" w:eastAsiaTheme="minorEastAsia" w:hAnsiTheme="minorEastAsia" w:hint="eastAsia"/>
-                <w:b/>
-                <w:sz w:val="24"/>
-                <w:szCs w:val="24"/>
-              </w:rPr>
-              <w:t>23</w:t>
-            </w:r>
           </w:p>
         </w:tc>
         <w:tc>
@@ -10915,36 +7570,6 @@
                 <w:szCs w:val="24"/>
               </w:rPr>
             </w:pPr>
-            <w:r>
-              <w:rPr>
-                <w:rFonts w:asciiTheme="minorEastAsia" w:eastAsiaTheme="minorEastAsia" w:hAnsiTheme="minorEastAsia"/>
-                <w:bCs/>
-                <w:color w:val="000000" w:themeColor="text1"/>
-                <w:sz w:val="18"/>
-                <w:szCs w:val="18"/>
-              </w:rPr>
-              <w:t>{{</w:t>
-            </w:r>
-            <w:r>
-              <w:rPr>
-                <w:rFonts w:asciiTheme="minorEastAsia" w:eastAsiaTheme="minorEastAsia" w:hAnsiTheme="minorEastAsia" w:hint="eastAsia"/>
-                <w:bCs/>
-                <w:color w:val="000000" w:themeColor="text1"/>
-                <w:sz w:val="18"/>
-                <w:szCs w:val="18"/>
-              </w:rPr>
-              <w:t>직군</w:t>
-            </w:r>
-            <w:r>
-              <w:rPr>
-                <w:rFonts w:asciiTheme="minorEastAsia" w:eastAsiaTheme="minorEastAsia" w:hAnsiTheme="minorEastAsia"/>
-                <w:bCs/>
-                <w:color w:val="000000" w:themeColor="text1"/>
-                <w:sz w:val="18"/>
-                <w:szCs w:val="18"/>
-              </w:rPr>
-              <w:t>}}</w:t>
-            </w:r>
           </w:p>
         </w:tc>
         <w:tc>
@@ -10969,36 +7594,6 @@
                 <w:szCs w:val="24"/>
               </w:rPr>
             </w:pPr>
-            <w:r>
-              <w:rPr>
-                <w:rFonts w:asciiTheme="minorEastAsia" w:eastAsiaTheme="minorEastAsia" w:hAnsiTheme="minorEastAsia"/>
-                <w:bCs/>
-                <w:color w:val="000000" w:themeColor="text1"/>
-                <w:sz w:val="18"/>
-                <w:szCs w:val="18"/>
-              </w:rPr>
-              <w:t>{{</w:t>
-            </w:r>
-            <w:r>
-              <w:rPr>
-                <w:rFonts w:asciiTheme="minorEastAsia" w:eastAsiaTheme="minorEastAsia" w:hAnsiTheme="minorEastAsia" w:hint="eastAsia"/>
-                <w:bCs/>
-                <w:color w:val="000000" w:themeColor="text1"/>
-                <w:sz w:val="18"/>
-                <w:szCs w:val="18"/>
-              </w:rPr>
-              <w:t>#이름</w:t>
-            </w:r>
-            <w:r>
-              <w:rPr>
-                <w:rFonts w:asciiTheme="minorEastAsia" w:eastAsiaTheme="minorEastAsia" w:hAnsiTheme="minorEastAsia"/>
-                <w:bCs/>
-                <w:color w:val="000000" w:themeColor="text1"/>
-                <w:sz w:val="18"/>
-                <w:szCs w:val="18"/>
-              </w:rPr>
-              <w:t>}}</w:t>
-            </w:r>
           </w:p>
         </w:tc>
         <w:tc>
@@ -11024,15 +7619,6 @@
                 <w:szCs w:val="24"/>
               </w:rPr>
             </w:pPr>
-            <w:r>
-              <w:rPr>
-                <w:rFonts w:asciiTheme="minorEastAsia" w:eastAsiaTheme="minorEastAsia" w:hAnsiTheme="minorEastAsia"/>
-                <w:b/>
-                <w:sz w:val="18"/>
-                <w:szCs w:val="18"/>
-              </w:rPr>
-              <w:t>{%근로자서명%}</w:t>
-            </w:r>
           </w:p>
         </w:tc>
         <w:tc>
@@ -11058,15 +7644,6 @@
                 <w:szCs w:val="24"/>
               </w:rPr>
             </w:pPr>
-            <w:r>
-              <w:rPr>
-                <w:rFonts w:asciiTheme="minorEastAsia" w:eastAsiaTheme="minorEastAsia" w:hAnsiTheme="minorEastAsia" w:hint="eastAsia"/>
-                <w:b/>
-                <w:sz w:val="24"/>
-                <w:szCs w:val="24"/>
-              </w:rPr>
-              <w:t>48</w:t>
-            </w:r>
           </w:p>
         </w:tc>
         <w:tc>
@@ -11091,36 +7668,6 @@
                 <w:szCs w:val="24"/>
               </w:rPr>
             </w:pPr>
-            <w:r>
-              <w:rPr>
-                <w:rFonts w:asciiTheme="minorEastAsia" w:eastAsiaTheme="minorEastAsia" w:hAnsiTheme="minorEastAsia"/>
-                <w:bCs/>
-                <w:color w:val="000000" w:themeColor="text1"/>
-                <w:sz w:val="18"/>
-                <w:szCs w:val="18"/>
-              </w:rPr>
-              <w:t>{{</w:t>
-            </w:r>
-            <w:r>
-              <w:rPr>
-                <w:rFonts w:asciiTheme="minorEastAsia" w:eastAsiaTheme="minorEastAsia" w:hAnsiTheme="minorEastAsia" w:hint="eastAsia"/>
-                <w:bCs/>
-                <w:color w:val="000000" w:themeColor="text1"/>
-                <w:sz w:val="18"/>
-                <w:szCs w:val="18"/>
-              </w:rPr>
-              <w:t>직군</w:t>
-            </w:r>
-            <w:r>
-              <w:rPr>
-                <w:rFonts w:asciiTheme="minorEastAsia" w:eastAsiaTheme="minorEastAsia" w:hAnsiTheme="minorEastAsia"/>
-                <w:bCs/>
-                <w:color w:val="000000" w:themeColor="text1"/>
-                <w:sz w:val="18"/>
-                <w:szCs w:val="18"/>
-              </w:rPr>
-              <w:t>}}</w:t>
-            </w:r>
           </w:p>
         </w:tc>
         <w:tc>
@@ -11145,36 +7692,6 @@
                 <w:szCs w:val="24"/>
               </w:rPr>
             </w:pPr>
-            <w:r>
-              <w:rPr>
-                <w:rFonts w:asciiTheme="minorEastAsia" w:eastAsiaTheme="minorEastAsia" w:hAnsiTheme="minorEastAsia"/>
-                <w:bCs/>
-                <w:color w:val="000000" w:themeColor="text1"/>
-                <w:sz w:val="18"/>
-                <w:szCs w:val="18"/>
-              </w:rPr>
-              <w:t>{{</w:t>
-            </w:r>
-            <w:r>
-              <w:rPr>
-                <w:rFonts w:asciiTheme="minorEastAsia" w:eastAsiaTheme="minorEastAsia" w:hAnsiTheme="minorEastAsia" w:hint="eastAsia"/>
-                <w:bCs/>
-                <w:color w:val="000000" w:themeColor="text1"/>
-                <w:sz w:val="18"/>
-                <w:szCs w:val="18"/>
-              </w:rPr>
-              <w:t>#이름</w:t>
-            </w:r>
-            <w:r>
-              <w:rPr>
-                <w:rFonts w:asciiTheme="minorEastAsia" w:eastAsiaTheme="minorEastAsia" w:hAnsiTheme="minorEastAsia"/>
-                <w:bCs/>
-                <w:color w:val="000000" w:themeColor="text1"/>
-                <w:sz w:val="18"/>
-                <w:szCs w:val="18"/>
-              </w:rPr>
-              <w:t>}}</w:t>
-            </w:r>
           </w:p>
         </w:tc>
         <w:tc>
@@ -11200,15 +7717,6 @@
                 <w:szCs w:val="24"/>
               </w:rPr>
             </w:pPr>
-            <w:r>
-              <w:rPr>
-                <w:rFonts w:asciiTheme="minorEastAsia" w:eastAsiaTheme="minorEastAsia" w:hAnsiTheme="minorEastAsia"/>
-                <w:b/>
-                <w:sz w:val="18"/>
-                <w:szCs w:val="18"/>
-              </w:rPr>
-              <w:t>{%근로자서명%}</w:t>
-            </w:r>
           </w:p>
         </w:tc>
       </w:tr>
@@ -11240,15 +7748,6 @@
                 <w:szCs w:val="24"/>
               </w:rPr>
             </w:pPr>
-            <w:r>
-              <w:rPr>
-                <w:rFonts w:asciiTheme="minorEastAsia" w:eastAsiaTheme="minorEastAsia" w:hAnsiTheme="minorEastAsia" w:hint="eastAsia"/>
-                <w:b/>
-                <w:sz w:val="24"/>
-                <w:szCs w:val="24"/>
-              </w:rPr>
-              <w:t>24</w:t>
-            </w:r>
           </w:p>
         </w:tc>
         <w:tc>
@@ -11273,36 +7772,6 @@
                 <w:szCs w:val="24"/>
               </w:rPr>
             </w:pPr>
-            <w:r>
-              <w:rPr>
-                <w:rFonts w:asciiTheme="minorEastAsia" w:eastAsiaTheme="minorEastAsia" w:hAnsiTheme="minorEastAsia"/>
-                <w:bCs/>
-                <w:color w:val="000000" w:themeColor="text1"/>
-                <w:sz w:val="18"/>
-                <w:szCs w:val="18"/>
-              </w:rPr>
-              <w:t>{{</w:t>
-            </w:r>
-            <w:r>
-              <w:rPr>
-                <w:rFonts w:asciiTheme="minorEastAsia" w:eastAsiaTheme="minorEastAsia" w:hAnsiTheme="minorEastAsia" w:hint="eastAsia"/>
-                <w:bCs/>
-                <w:color w:val="000000" w:themeColor="text1"/>
-                <w:sz w:val="18"/>
-                <w:szCs w:val="18"/>
-              </w:rPr>
-              <w:t>직군</w:t>
-            </w:r>
-            <w:r>
-              <w:rPr>
-                <w:rFonts w:asciiTheme="minorEastAsia" w:eastAsiaTheme="minorEastAsia" w:hAnsiTheme="minorEastAsia"/>
-                <w:bCs/>
-                <w:color w:val="000000" w:themeColor="text1"/>
-                <w:sz w:val="18"/>
-                <w:szCs w:val="18"/>
-              </w:rPr>
-              <w:t>}}</w:t>
-            </w:r>
           </w:p>
         </w:tc>
         <w:tc>
@@ -11327,36 +7796,6 @@
                 <w:szCs w:val="24"/>
               </w:rPr>
             </w:pPr>
-            <w:r>
-              <w:rPr>
-                <w:rFonts w:asciiTheme="minorEastAsia" w:eastAsiaTheme="minorEastAsia" w:hAnsiTheme="minorEastAsia"/>
-                <w:bCs/>
-                <w:color w:val="000000" w:themeColor="text1"/>
-                <w:sz w:val="18"/>
-                <w:szCs w:val="18"/>
-              </w:rPr>
-              <w:t>{{</w:t>
-            </w:r>
-            <w:r>
-              <w:rPr>
-                <w:rFonts w:asciiTheme="minorEastAsia" w:eastAsiaTheme="minorEastAsia" w:hAnsiTheme="minorEastAsia" w:hint="eastAsia"/>
-                <w:bCs/>
-                <w:color w:val="000000" w:themeColor="text1"/>
-                <w:sz w:val="18"/>
-                <w:szCs w:val="18"/>
-              </w:rPr>
-              <w:t>#이름</w:t>
-            </w:r>
-            <w:r>
-              <w:rPr>
-                <w:rFonts w:asciiTheme="minorEastAsia" w:eastAsiaTheme="minorEastAsia" w:hAnsiTheme="minorEastAsia"/>
-                <w:bCs/>
-                <w:color w:val="000000" w:themeColor="text1"/>
-                <w:sz w:val="18"/>
-                <w:szCs w:val="18"/>
-              </w:rPr>
-              <w:t>}}</w:t>
-            </w:r>
           </w:p>
         </w:tc>
         <w:tc>
@@ -11382,15 +7821,6 @@
                 <w:szCs w:val="24"/>
               </w:rPr>
             </w:pPr>
-            <w:r>
-              <w:rPr>
-                <w:rFonts w:asciiTheme="minorEastAsia" w:eastAsiaTheme="minorEastAsia" w:hAnsiTheme="minorEastAsia"/>
-                <w:b/>
-                <w:sz w:val="18"/>
-                <w:szCs w:val="18"/>
-              </w:rPr>
-              <w:t>{%근로자서명%}</w:t>
-            </w:r>
           </w:p>
         </w:tc>
         <w:tc>
@@ -11416,15 +7846,6 @@
                 <w:szCs w:val="24"/>
               </w:rPr>
             </w:pPr>
-            <w:r>
-              <w:rPr>
-                <w:rFonts w:asciiTheme="minorEastAsia" w:eastAsiaTheme="minorEastAsia" w:hAnsiTheme="minorEastAsia" w:hint="eastAsia"/>
-                <w:b/>
-                <w:sz w:val="24"/>
-                <w:szCs w:val="24"/>
-              </w:rPr>
-              <w:t>49</w:t>
-            </w:r>
           </w:p>
         </w:tc>
         <w:tc>
@@ -11449,36 +7870,6 @@
                 <w:szCs w:val="24"/>
               </w:rPr>
             </w:pPr>
-            <w:r>
-              <w:rPr>
-                <w:rFonts w:asciiTheme="minorEastAsia" w:eastAsiaTheme="minorEastAsia" w:hAnsiTheme="minorEastAsia"/>
-                <w:bCs/>
-                <w:color w:val="000000" w:themeColor="text1"/>
-                <w:sz w:val="18"/>
-                <w:szCs w:val="18"/>
-              </w:rPr>
-              <w:t>{{</w:t>
-            </w:r>
-            <w:r>
-              <w:rPr>
-                <w:rFonts w:asciiTheme="minorEastAsia" w:eastAsiaTheme="minorEastAsia" w:hAnsiTheme="minorEastAsia" w:hint="eastAsia"/>
-                <w:bCs/>
-                <w:color w:val="000000" w:themeColor="text1"/>
-                <w:sz w:val="18"/>
-                <w:szCs w:val="18"/>
-              </w:rPr>
-              <w:t>직군</w:t>
-            </w:r>
-            <w:r>
-              <w:rPr>
-                <w:rFonts w:asciiTheme="minorEastAsia" w:eastAsiaTheme="minorEastAsia" w:hAnsiTheme="minorEastAsia"/>
-                <w:bCs/>
-                <w:color w:val="000000" w:themeColor="text1"/>
-                <w:sz w:val="18"/>
-                <w:szCs w:val="18"/>
-              </w:rPr>
-              <w:t>}}</w:t>
-            </w:r>
           </w:p>
         </w:tc>
         <w:tc>
@@ -11503,36 +7894,6 @@
                 <w:szCs w:val="24"/>
               </w:rPr>
             </w:pPr>
-            <w:r>
-              <w:rPr>
-                <w:rFonts w:asciiTheme="minorEastAsia" w:eastAsiaTheme="minorEastAsia" w:hAnsiTheme="minorEastAsia"/>
-                <w:bCs/>
-                <w:color w:val="000000" w:themeColor="text1"/>
-                <w:sz w:val="18"/>
-                <w:szCs w:val="18"/>
-              </w:rPr>
-              <w:t>{{</w:t>
-            </w:r>
-            <w:r>
-              <w:rPr>
-                <w:rFonts w:asciiTheme="minorEastAsia" w:eastAsiaTheme="minorEastAsia" w:hAnsiTheme="minorEastAsia" w:hint="eastAsia"/>
-                <w:bCs/>
-                <w:color w:val="000000" w:themeColor="text1"/>
-                <w:sz w:val="18"/>
-                <w:szCs w:val="18"/>
-              </w:rPr>
-              <w:t>#이름</w:t>
-            </w:r>
-            <w:r>
-              <w:rPr>
-                <w:rFonts w:asciiTheme="minorEastAsia" w:eastAsiaTheme="minorEastAsia" w:hAnsiTheme="minorEastAsia"/>
-                <w:bCs/>
-                <w:color w:val="000000" w:themeColor="text1"/>
-                <w:sz w:val="18"/>
-                <w:szCs w:val="18"/>
-              </w:rPr>
-              <w:t>}}</w:t>
-            </w:r>
           </w:p>
         </w:tc>
         <w:tc>
@@ -11558,15 +7919,6 @@
                 <w:szCs w:val="24"/>
               </w:rPr>
             </w:pPr>
-            <w:r>
-              <w:rPr>
-                <w:rFonts w:asciiTheme="minorEastAsia" w:eastAsiaTheme="minorEastAsia" w:hAnsiTheme="minorEastAsia"/>
-                <w:b/>
-                <w:sz w:val="18"/>
-                <w:szCs w:val="18"/>
-              </w:rPr>
-              <w:t>{%근로자서명%}</w:t>
-            </w:r>
           </w:p>
         </w:tc>
       </w:tr>
@@ -11598,15 +7950,6 @@
                 <w:szCs w:val="24"/>
               </w:rPr>
             </w:pPr>
-            <w:r>
-              <w:rPr>
-                <w:rFonts w:asciiTheme="minorEastAsia" w:eastAsiaTheme="minorEastAsia" w:hAnsiTheme="minorEastAsia" w:hint="eastAsia"/>
-                <w:b/>
-                <w:sz w:val="24"/>
-                <w:szCs w:val="24"/>
-              </w:rPr>
-              <w:t>25</w:t>
-            </w:r>
           </w:p>
         </w:tc>
         <w:tc>
@@ -11631,36 +7974,6 @@
                 <w:szCs w:val="24"/>
               </w:rPr>
             </w:pPr>
-            <w:r>
-              <w:rPr>
-                <w:rFonts w:asciiTheme="minorEastAsia" w:eastAsiaTheme="minorEastAsia" w:hAnsiTheme="minorEastAsia"/>
-                <w:bCs/>
-                <w:color w:val="000000" w:themeColor="text1"/>
-                <w:sz w:val="18"/>
-                <w:szCs w:val="18"/>
-              </w:rPr>
-              <w:t>{{</w:t>
-            </w:r>
-            <w:r>
-              <w:rPr>
-                <w:rFonts w:asciiTheme="minorEastAsia" w:eastAsiaTheme="minorEastAsia" w:hAnsiTheme="minorEastAsia" w:hint="eastAsia"/>
-                <w:bCs/>
-                <w:color w:val="000000" w:themeColor="text1"/>
-                <w:sz w:val="18"/>
-                <w:szCs w:val="18"/>
-              </w:rPr>
-              <w:t>직군</w:t>
-            </w:r>
-            <w:r>
-              <w:rPr>
-                <w:rFonts w:asciiTheme="minorEastAsia" w:eastAsiaTheme="minorEastAsia" w:hAnsiTheme="minorEastAsia"/>
-                <w:bCs/>
-                <w:color w:val="000000" w:themeColor="text1"/>
-                <w:sz w:val="18"/>
-                <w:szCs w:val="18"/>
-              </w:rPr>
-              <w:t>}}</w:t>
-            </w:r>
           </w:p>
         </w:tc>
         <w:tc>
@@ -11685,36 +7998,6 @@
                 <w:szCs w:val="24"/>
               </w:rPr>
             </w:pPr>
-            <w:r>
-              <w:rPr>
-                <w:rFonts w:asciiTheme="minorEastAsia" w:eastAsiaTheme="minorEastAsia" w:hAnsiTheme="minorEastAsia"/>
-                <w:bCs/>
-                <w:color w:val="000000" w:themeColor="text1"/>
-                <w:sz w:val="18"/>
-                <w:szCs w:val="18"/>
-              </w:rPr>
-              <w:t>{{</w:t>
-            </w:r>
-            <w:r>
-              <w:rPr>
-                <w:rFonts w:asciiTheme="minorEastAsia" w:eastAsiaTheme="minorEastAsia" w:hAnsiTheme="minorEastAsia" w:hint="eastAsia"/>
-                <w:bCs/>
-                <w:color w:val="000000" w:themeColor="text1"/>
-                <w:sz w:val="18"/>
-                <w:szCs w:val="18"/>
-              </w:rPr>
-              <w:t>#이름</w:t>
-            </w:r>
-            <w:r>
-              <w:rPr>
-                <w:rFonts w:asciiTheme="minorEastAsia" w:eastAsiaTheme="minorEastAsia" w:hAnsiTheme="minorEastAsia"/>
-                <w:bCs/>
-                <w:color w:val="000000" w:themeColor="text1"/>
-                <w:sz w:val="18"/>
-                <w:szCs w:val="18"/>
-              </w:rPr>
-              <w:t>}}</w:t>
-            </w:r>
           </w:p>
         </w:tc>
         <w:tc>
@@ -11740,15 +8023,6 @@
                 <w:szCs w:val="24"/>
               </w:rPr>
             </w:pPr>
-            <w:r>
-              <w:rPr>
-                <w:rFonts w:asciiTheme="minorEastAsia" w:eastAsiaTheme="minorEastAsia" w:hAnsiTheme="minorEastAsia"/>
-                <w:b/>
-                <w:sz w:val="18"/>
-                <w:szCs w:val="18"/>
-              </w:rPr>
-              <w:t>{%근로자서명%}</w:t>
-            </w:r>
           </w:p>
         </w:tc>
         <w:tc>
@@ -11774,15 +8048,6 @@
                 <w:szCs w:val="24"/>
               </w:rPr>
             </w:pPr>
-            <w:r>
-              <w:rPr>
-                <w:rFonts w:asciiTheme="minorEastAsia" w:eastAsiaTheme="minorEastAsia" w:hAnsiTheme="minorEastAsia" w:hint="eastAsia"/>
-                <w:b/>
-                <w:sz w:val="24"/>
-                <w:szCs w:val="24"/>
-              </w:rPr>
-              <w:t>50</w:t>
-            </w:r>
           </w:p>
         </w:tc>
         <w:tc>
@@ -11807,36 +8072,6 @@
                 <w:szCs w:val="24"/>
               </w:rPr>
             </w:pPr>
-            <w:r>
-              <w:rPr>
-                <w:rFonts w:asciiTheme="minorEastAsia" w:eastAsiaTheme="minorEastAsia" w:hAnsiTheme="minorEastAsia"/>
-                <w:bCs/>
-                <w:color w:val="000000" w:themeColor="text1"/>
-                <w:sz w:val="18"/>
-                <w:szCs w:val="18"/>
-              </w:rPr>
-              <w:t>{{</w:t>
-            </w:r>
-            <w:r>
-              <w:rPr>
-                <w:rFonts w:asciiTheme="minorEastAsia" w:eastAsiaTheme="minorEastAsia" w:hAnsiTheme="minorEastAsia" w:hint="eastAsia"/>
-                <w:bCs/>
-                <w:color w:val="000000" w:themeColor="text1"/>
-                <w:sz w:val="18"/>
-                <w:szCs w:val="18"/>
-              </w:rPr>
-              <w:t>직군</w:t>
-            </w:r>
-            <w:r>
-              <w:rPr>
-                <w:rFonts w:asciiTheme="minorEastAsia" w:eastAsiaTheme="minorEastAsia" w:hAnsiTheme="minorEastAsia"/>
-                <w:bCs/>
-                <w:color w:val="000000" w:themeColor="text1"/>
-                <w:sz w:val="18"/>
-                <w:szCs w:val="18"/>
-              </w:rPr>
-              <w:t>}}</w:t>
-            </w:r>
           </w:p>
         </w:tc>
         <w:tc>
@@ -11861,36 +8096,6 @@
                 <w:szCs w:val="24"/>
               </w:rPr>
             </w:pPr>
-            <w:r>
-              <w:rPr>
-                <w:rFonts w:asciiTheme="minorEastAsia" w:eastAsiaTheme="minorEastAsia" w:hAnsiTheme="minorEastAsia"/>
-                <w:bCs/>
-                <w:color w:val="000000" w:themeColor="text1"/>
-                <w:sz w:val="18"/>
-                <w:szCs w:val="18"/>
-              </w:rPr>
-              <w:t>{{</w:t>
-            </w:r>
-            <w:r>
-              <w:rPr>
-                <w:rFonts w:asciiTheme="minorEastAsia" w:eastAsiaTheme="minorEastAsia" w:hAnsiTheme="minorEastAsia" w:hint="eastAsia"/>
-                <w:bCs/>
-                <w:color w:val="000000" w:themeColor="text1"/>
-                <w:sz w:val="18"/>
-                <w:szCs w:val="18"/>
-              </w:rPr>
-              <w:t>#이름</w:t>
-            </w:r>
-            <w:r>
-              <w:rPr>
-                <w:rFonts w:asciiTheme="minorEastAsia" w:eastAsiaTheme="minorEastAsia" w:hAnsiTheme="minorEastAsia"/>
-                <w:bCs/>
-                <w:color w:val="000000" w:themeColor="text1"/>
-                <w:sz w:val="18"/>
-                <w:szCs w:val="18"/>
-              </w:rPr>
-              <w:t>}}</w:t>
-            </w:r>
           </w:p>
         </w:tc>
         <w:tc>
@@ -11916,15 +8121,6 @@
                 <w:szCs w:val="24"/>
               </w:rPr>
             </w:pPr>
-            <w:r>
-              <w:rPr>
-                <w:rFonts w:asciiTheme="minorEastAsia" w:eastAsiaTheme="minorEastAsia" w:hAnsiTheme="minorEastAsia"/>
-                <w:b/>
-                <w:sz w:val="18"/>
-                <w:szCs w:val="18"/>
-              </w:rPr>
-              <w:t>{%근로자서명%}</w:t>
-            </w:r>
           </w:p>
         </w:tc>
       </w:tr>
@@ -13372,6 +9568,7 @@
   <w:style w:type="character" w:default="1" w:styleId="a0">
     <w:name w:val="Default Paragraph Font"/>
     <w:uiPriority w:val="1"/>
+    <w:semiHidden/>
     <w:unhideWhenUsed/>
   </w:style>
   <w:style w:type="table" w:default="1" w:styleId="a1">

--- a/public/templates/recruit_training_template.docx
+++ b/public/templates/recruit_training_template.docx
@@ -2757,7 +2757,7 @@
                 <w:b/>
                 <w:sz w:val="24"/>
               </w:rPr>
-              <w:t>소속</w:t>
+              <w:t>직군1</w:t>
             </w:r>
           </w:p>
         </w:tc>
@@ -2897,7 +2897,7 @@
                 <w:b/>
                 <w:sz w:val="24"/>
               </w:rPr>
-              <w:t>소속</w:t>
+              <w:t>직군2</w:t>
             </w:r>
           </w:p>
         </w:tc>
@@ -3054,7 +3054,7 @@
                 <w:sz w:val="18"/>
                 <w:szCs w:val="18"/>
               </w:rPr>
-              <w:t>직군</w:t>
+              <w:t>직군3</w:t>
             </w:r>
             <w:r>
               <w:rPr>
@@ -3109,7 +3109,7 @@
                 <w:sz w:val="18"/>
                 <w:szCs w:val="18"/>
               </w:rPr>
-              <w:t>이름</w:t>
+              <w:t>이름1</w:t>
             </w:r>
             <w:r>
               <w:rPr>

--- a/public/templates/recruit_training_template.docx
+++ b/public/templates/recruit_training_template.docx
@@ -2757,7 +2757,7 @@
                 <w:b/>
                 <w:sz w:val="24"/>
               </w:rPr>
-              <w:t>직군1</w:t>
+              <w:t>소속</w:t>
             </w:r>
           </w:p>
         </w:tc>
@@ -2897,7 +2897,7 @@
                 <w:b/>
                 <w:sz w:val="24"/>
               </w:rPr>
-              <w:t>직군2</w:t>
+              <w:t>소속</w:t>
             </w:r>
           </w:p>
         </w:tc>
@@ -2998,18 +2998,19 @@
               <w:rPr>
                 <w:rFonts w:asciiTheme="minorEastAsia" w:eastAsiaTheme="minorEastAsia" w:hAnsiTheme="minorEastAsia"/>
                 <w:b/>
-                <w:sz w:val="24"/>
-                <w:szCs w:val="24"/>
+                <w:sz w:val="18"/>
+                <w:szCs w:val="18"/>
               </w:rPr>
             </w:pPr>
             <w:r>
               <w:rPr>
-                <w:rFonts w:asciiTheme="minorEastAsia" w:eastAsiaTheme="minorEastAsia" w:hAnsiTheme="minorEastAsia" w:hint="eastAsia"/>
-                <w:b/>
-                <w:sz w:val="24"/>
-                <w:szCs w:val="24"/>
-              </w:rPr>
-              <w:t>1</w:t>
+                <w:rFonts w:asciiTheme="minorEastAsia" w:eastAsiaTheme="minorEastAsia" w:hAnsiTheme="minorEastAsia"/>
+                <w:b/>
+                <w:bCs/>
+                <w:sz w:val="18"/>
+                <w:szCs w:val="18"/>
+              </w:rPr>
+              <w:t>{{순번}}</w:t>
             </w:r>
           </w:p>
         </w:tc>
@@ -3054,7 +3055,7 @@
                 <w:sz w:val="18"/>
                 <w:szCs w:val="18"/>
               </w:rPr>
-              <w:t>직군3</w:t>
+              <w:t>직군</w:t>
             </w:r>
             <w:r>
               <w:rPr>
@@ -3109,7 +3110,7 @@
                 <w:sz w:val="18"/>
                 <w:szCs w:val="18"/>
               </w:rPr>
-              <w:t>이름1</w:t>
+              <w:t>이름</w:t>
             </w:r>
             <w:r>
               <w:rPr>
@@ -9568,7 +9569,6 @@
   <w:style w:type="character" w:default="1" w:styleId="a0">
     <w:name w:val="Default Paragraph Font"/>
     <w:uiPriority w:val="1"/>
-    <w:semiHidden/>
     <w:unhideWhenUsed/>
   </w:style>
   <w:style w:type="table" w:default="1" w:styleId="a1">
